--- a/fuentes/CF7_621209_DU.docx
+++ b/fuentes/CF7_621209_DU.docx
@@ -593,11 +593,11 @@
         </w:numPr>
         <w:ind w:left="708"/>
         <w:rPr>
-          <w:rFonts w:cs="Calibri"/>
           <w:noProof/>
         </w:rPr>
       </w:pPr>
       <w:bookmarkStart w:id="0" w:name="_Toc231933207"/>
+      <w:bookmarkStart w:id="1" w:name="_Toc232406887"/>
       <w:r>
         <w:rPr>
           <w:rFonts w:cs="Calibri"/>
@@ -606,6 +606,7 @@
         <w:t>Tabla de contenido</w:t>
       </w:r>
       <w:bookmarkEnd w:id="0"/>
+      <w:bookmarkEnd w:id="1"/>
       <w:r>
         <w:rPr>
           <w:rFonts w:eastAsia="Calibri" w:cs="Calibri"/>
@@ -632,7 +633,7 @@
       <w:pPr>
         <w:pStyle w:val="TDC1"/>
         <w:rPr>
-          <w:rFonts w:eastAsiaTheme="minorEastAsia" w:cs="Calibri"/>
+          <w:rFonts w:asciiTheme="minorHAnsi" w:eastAsiaTheme="minorEastAsia" w:hAnsiTheme="minorHAnsi" w:cstheme="minorBidi"/>
           <w:noProof/>
           <w:sz w:val="24"/>
           <w:szCs w:val="24"/>
@@ -640,7 +641,7 @@
           <w14:ligatures w14:val="standardContextual"/>
         </w:rPr>
       </w:pPr>
-      <w:hyperlink w:anchor="_Toc231933208" w:history="1">
+      <w:hyperlink w:anchor="_Toc232406888" w:history="1">
         <w:r>
           <w:rPr>
             <w:rStyle w:val="Hipervnculo"/>
@@ -651,7 +652,6 @@
         </w:r>
         <w:r>
           <w:rPr>
-            <w:rFonts w:cs="Calibri"/>
             <w:noProof/>
             <w:webHidden/>
           </w:rPr>
@@ -659,7 +659,6 @@
         </w:r>
         <w:r>
           <w:rPr>
-            <w:rFonts w:cs="Calibri"/>
             <w:noProof/>
             <w:webHidden/>
           </w:rPr>
@@ -667,22 +666,19 @@
         </w:r>
         <w:r>
           <w:rPr>
-            <w:rFonts w:cs="Calibri"/>
             <w:noProof/>
             <w:webHidden/>
           </w:rPr>
-          <w:instrText xml:space="preserve"> PAGEREF _Toc231933208 \h </w:instrText>
+          <w:instrText xml:space="preserve"> PAGEREF _Toc232406888 \h </w:instrText>
         </w:r>
         <w:r>
           <w:rPr>
-            <w:rFonts w:cs="Calibri"/>
             <w:noProof/>
             <w:webHidden/>
           </w:rPr>
         </w:r>
         <w:r>
           <w:rPr>
-            <w:rFonts w:cs="Calibri"/>
             <w:noProof/>
             <w:webHidden/>
           </w:rPr>
@@ -690,7 +686,6 @@
         </w:r>
         <w:r>
           <w:rPr>
-            <w:rFonts w:cs="Calibri"/>
             <w:noProof/>
             <w:webHidden/>
           </w:rPr>
@@ -698,7 +693,6 @@
         </w:r>
         <w:r>
           <w:rPr>
-            <w:rFonts w:cs="Calibri"/>
             <w:noProof/>
             <w:webHidden/>
           </w:rPr>
@@ -710,7 +704,7 @@
       <w:pPr>
         <w:pStyle w:val="TDC1"/>
         <w:rPr>
-          <w:rFonts w:eastAsiaTheme="minorEastAsia" w:cs="Calibri"/>
+          <w:rFonts w:asciiTheme="minorHAnsi" w:eastAsiaTheme="minorEastAsia" w:hAnsiTheme="minorHAnsi" w:cstheme="minorBidi"/>
           <w:noProof/>
           <w:sz w:val="24"/>
           <w:szCs w:val="24"/>
@@ -718,18 +712,19 @@
           <w14:ligatures w14:val="standardContextual"/>
         </w:rPr>
       </w:pPr>
-      <w:hyperlink w:anchor="_Toc231933209" w:history="1">
+      <w:hyperlink w:anchor="_Toc232406889" w:history="1">
         <w:r>
           <w:rPr>
             <w:rStyle w:val="Hipervnculo"/>
-            <w:rFonts w:cs="Calibri"/>
             <w:noProof/>
+            <w:spacing w:val="20"/>
+            <w:lang w:val="en-US"/>
           </w:rPr>
           <w:t>1.</w:t>
         </w:r>
         <w:r>
           <w:rPr>
-            <w:rFonts w:eastAsiaTheme="minorEastAsia" w:cs="Calibri"/>
+            <w:rFonts w:asciiTheme="minorHAnsi" w:eastAsiaTheme="minorEastAsia" w:hAnsiTheme="minorHAnsi" w:cstheme="minorBidi"/>
             <w:noProof/>
             <w:sz w:val="24"/>
             <w:szCs w:val="24"/>
@@ -741,14 +736,14 @@
         <w:r>
           <w:rPr>
             <w:rStyle w:val="Hipervnculo"/>
-            <w:rFonts w:cs="Calibri"/>
             <w:noProof/>
+            <w:spacing w:val="20"/>
+            <w:lang w:val="en-US"/>
           </w:rPr>
           <w:t>Retail</w:t>
         </w:r>
         <w:r>
           <w:rPr>
-            <w:rFonts w:cs="Calibri"/>
             <w:noProof/>
             <w:webHidden/>
           </w:rPr>
@@ -756,7 +751,6 @@
         </w:r>
         <w:r>
           <w:rPr>
-            <w:rFonts w:cs="Calibri"/>
             <w:noProof/>
             <w:webHidden/>
           </w:rPr>
@@ -764,22 +758,19 @@
         </w:r>
         <w:r>
           <w:rPr>
-            <w:rFonts w:cs="Calibri"/>
             <w:noProof/>
             <w:webHidden/>
           </w:rPr>
-          <w:instrText xml:space="preserve"> PAGEREF _Toc231933209 \h </w:instrText>
+          <w:instrText xml:space="preserve"> PAGEREF _Toc232406889 \h </w:instrText>
         </w:r>
         <w:r>
           <w:rPr>
-            <w:rFonts w:cs="Calibri"/>
             <w:noProof/>
             <w:webHidden/>
           </w:rPr>
         </w:r>
         <w:r>
           <w:rPr>
-            <w:rFonts w:cs="Calibri"/>
             <w:noProof/>
             <w:webHidden/>
           </w:rPr>
@@ -787,7 +778,6 @@
         </w:r>
         <w:r>
           <w:rPr>
-            <w:rFonts w:cs="Calibri"/>
             <w:noProof/>
             <w:webHidden/>
           </w:rPr>
@@ -795,7 +785,6 @@
         </w:r>
         <w:r>
           <w:rPr>
-            <w:rFonts w:cs="Calibri"/>
             <w:noProof/>
             <w:webHidden/>
           </w:rPr>
@@ -806,13 +795,8 @@
     <w:p>
       <w:pPr>
         <w:pStyle w:val="TDC2"/>
-        <w:tabs>
-          <w:tab w:val="left" w:pos="1680"/>
-          <w:tab w:val="right" w:leader="dot" w:pos="9962"/>
-        </w:tabs>
-        <w:spacing w:before="0" w:after="0"/>
-        <w:rPr>
-          <w:rFonts w:eastAsiaTheme="minorEastAsia" w:cs="Calibri"/>
+        <w:rPr>
+          <w:rFonts w:asciiTheme="minorHAnsi" w:eastAsiaTheme="minorEastAsia" w:hAnsiTheme="minorHAnsi" w:cstheme="minorBidi"/>
           <w:noProof/>
           <w:sz w:val="24"/>
           <w:szCs w:val="24"/>
@@ -820,18 +804,17 @@
           <w14:ligatures w14:val="standardContextual"/>
         </w:rPr>
       </w:pPr>
-      <w:hyperlink w:anchor="_Toc231933210" w:history="1">
+      <w:hyperlink w:anchor="_Toc232406890" w:history="1">
         <w:r>
           <w:rPr>
             <w:rStyle w:val="Hipervnculo"/>
-            <w:rFonts w:cs="Calibri"/>
             <w:noProof/>
           </w:rPr>
           <w:t>1.1.</w:t>
         </w:r>
         <w:r>
           <w:rPr>
-            <w:rFonts w:eastAsiaTheme="minorEastAsia" w:cs="Calibri"/>
+            <w:rFonts w:asciiTheme="minorHAnsi" w:eastAsiaTheme="minorEastAsia" w:hAnsiTheme="minorHAnsi" w:cstheme="minorBidi"/>
             <w:noProof/>
             <w:sz w:val="24"/>
             <w:szCs w:val="24"/>
@@ -843,14 +826,12 @@
         <w:r>
           <w:rPr>
             <w:rStyle w:val="Hipervnculo"/>
-            <w:rFonts w:cs="Calibri"/>
             <w:noProof/>
           </w:rPr>
           <w:t>Establecimiento comercial</w:t>
         </w:r>
         <w:r>
           <w:rPr>
-            <w:rFonts w:cs="Calibri"/>
             <w:noProof/>
             <w:webHidden/>
           </w:rPr>
@@ -858,7 +839,6 @@
         </w:r>
         <w:r>
           <w:rPr>
-            <w:rFonts w:cs="Calibri"/>
             <w:noProof/>
             <w:webHidden/>
           </w:rPr>
@@ -866,22 +846,19 @@
         </w:r>
         <w:r>
           <w:rPr>
-            <w:rFonts w:cs="Calibri"/>
             <w:noProof/>
             <w:webHidden/>
           </w:rPr>
-          <w:instrText xml:space="preserve"> PAGEREF _Toc231933210 \h </w:instrText>
+          <w:instrText xml:space="preserve"> PAGEREF _Toc232406890 \h </w:instrText>
         </w:r>
         <w:r>
           <w:rPr>
-            <w:rFonts w:cs="Calibri"/>
             <w:noProof/>
             <w:webHidden/>
           </w:rPr>
         </w:r>
         <w:r>
           <w:rPr>
-            <w:rFonts w:cs="Calibri"/>
             <w:noProof/>
             <w:webHidden/>
           </w:rPr>
@@ -889,7 +866,6 @@
         </w:r>
         <w:r>
           <w:rPr>
-            <w:rFonts w:cs="Calibri"/>
             <w:noProof/>
             <w:webHidden/>
           </w:rPr>
@@ -897,7 +873,6 @@
         </w:r>
         <w:r>
           <w:rPr>
-            <w:rFonts w:cs="Calibri"/>
             <w:noProof/>
             <w:webHidden/>
           </w:rPr>
@@ -908,13 +883,8 @@
     <w:p>
       <w:pPr>
         <w:pStyle w:val="TDC2"/>
-        <w:tabs>
-          <w:tab w:val="left" w:pos="1680"/>
-          <w:tab w:val="right" w:leader="dot" w:pos="9962"/>
-        </w:tabs>
-        <w:spacing w:before="0" w:after="0"/>
-        <w:rPr>
-          <w:rFonts w:eastAsiaTheme="minorEastAsia" w:cs="Calibri"/>
+        <w:rPr>
+          <w:rFonts w:asciiTheme="minorHAnsi" w:eastAsiaTheme="minorEastAsia" w:hAnsiTheme="minorHAnsi" w:cstheme="minorBidi"/>
           <w:noProof/>
           <w:sz w:val="24"/>
           <w:szCs w:val="24"/>
@@ -922,18 +892,17 @@
           <w14:ligatures w14:val="standardContextual"/>
         </w:rPr>
       </w:pPr>
-      <w:hyperlink w:anchor="_Toc231933211" w:history="1">
+      <w:hyperlink w:anchor="_Toc232406891" w:history="1">
         <w:r>
           <w:rPr>
             <w:rStyle w:val="Hipervnculo"/>
-            <w:rFonts w:cs="Calibri"/>
             <w:noProof/>
           </w:rPr>
           <w:t>1.2.</w:t>
         </w:r>
         <w:r>
           <w:rPr>
-            <w:rFonts w:eastAsiaTheme="minorEastAsia" w:cs="Calibri"/>
+            <w:rFonts w:asciiTheme="minorHAnsi" w:eastAsiaTheme="minorEastAsia" w:hAnsiTheme="minorHAnsi" w:cstheme="minorBidi"/>
             <w:noProof/>
             <w:sz w:val="24"/>
             <w:szCs w:val="24"/>
@@ -945,14 +914,12 @@
         <w:r>
           <w:rPr>
             <w:rStyle w:val="Hipervnculo"/>
-            <w:rFonts w:cs="Calibri"/>
             <w:noProof/>
           </w:rPr>
           <w:t>Formatos comerciales</w:t>
         </w:r>
         <w:r>
           <w:rPr>
-            <w:rFonts w:cs="Calibri"/>
             <w:noProof/>
             <w:webHidden/>
           </w:rPr>
@@ -960,7 +927,6 @@
         </w:r>
         <w:r>
           <w:rPr>
-            <w:rFonts w:cs="Calibri"/>
             <w:noProof/>
             <w:webHidden/>
           </w:rPr>
@@ -968,22 +934,19 @@
         </w:r>
         <w:r>
           <w:rPr>
-            <w:rFonts w:cs="Calibri"/>
             <w:noProof/>
             <w:webHidden/>
           </w:rPr>
-          <w:instrText xml:space="preserve"> PAGEREF _Toc231933211 \h </w:instrText>
+          <w:instrText xml:space="preserve"> PAGEREF _Toc232406891 \h </w:instrText>
         </w:r>
         <w:r>
           <w:rPr>
-            <w:rFonts w:cs="Calibri"/>
             <w:noProof/>
             <w:webHidden/>
           </w:rPr>
         </w:r>
         <w:r>
           <w:rPr>
-            <w:rFonts w:cs="Calibri"/>
             <w:noProof/>
             <w:webHidden/>
           </w:rPr>
@@ -991,7 +954,6 @@
         </w:r>
         <w:r>
           <w:rPr>
-            <w:rFonts w:cs="Calibri"/>
             <w:noProof/>
             <w:webHidden/>
           </w:rPr>
@@ -999,7 +961,6 @@
         </w:r>
         <w:r>
           <w:rPr>
-            <w:rFonts w:cs="Calibri"/>
             <w:noProof/>
             <w:webHidden/>
           </w:rPr>
@@ -1010,13 +971,8 @@
     <w:p>
       <w:pPr>
         <w:pStyle w:val="TDC2"/>
-        <w:tabs>
-          <w:tab w:val="left" w:pos="1680"/>
-          <w:tab w:val="right" w:leader="dot" w:pos="9962"/>
-        </w:tabs>
-        <w:spacing w:before="0" w:after="0"/>
-        <w:rPr>
-          <w:rFonts w:eastAsiaTheme="minorEastAsia" w:cs="Calibri"/>
+        <w:rPr>
+          <w:rFonts w:asciiTheme="minorHAnsi" w:eastAsiaTheme="minorEastAsia" w:hAnsiTheme="minorHAnsi" w:cstheme="minorBidi"/>
           <w:noProof/>
           <w:sz w:val="24"/>
           <w:szCs w:val="24"/>
@@ -1024,18 +980,17 @@
           <w14:ligatures w14:val="standardContextual"/>
         </w:rPr>
       </w:pPr>
-      <w:hyperlink w:anchor="_Toc231933212" w:history="1">
+      <w:hyperlink w:anchor="_Toc232406892" w:history="1">
         <w:r>
           <w:rPr>
             <w:rStyle w:val="Hipervnculo"/>
-            <w:rFonts w:cs="Calibri"/>
             <w:noProof/>
           </w:rPr>
           <w:t>1.3.</w:t>
         </w:r>
         <w:r>
           <w:rPr>
-            <w:rFonts w:eastAsiaTheme="minorEastAsia" w:cs="Calibri"/>
+            <w:rFonts w:asciiTheme="minorHAnsi" w:eastAsiaTheme="minorEastAsia" w:hAnsiTheme="minorHAnsi" w:cstheme="minorBidi"/>
             <w:noProof/>
             <w:sz w:val="24"/>
             <w:szCs w:val="24"/>
@@ -1047,14 +1002,12 @@
         <w:r>
           <w:rPr>
             <w:rStyle w:val="Hipervnculo"/>
-            <w:rFonts w:cs="Calibri"/>
             <w:noProof/>
           </w:rPr>
           <w:t>Arquitectura del establecimiento</w:t>
         </w:r>
         <w:r>
           <w:rPr>
-            <w:rFonts w:cs="Calibri"/>
             <w:noProof/>
             <w:webHidden/>
           </w:rPr>
@@ -1062,7 +1015,6 @@
         </w:r>
         <w:r>
           <w:rPr>
-            <w:rFonts w:cs="Calibri"/>
             <w:noProof/>
             <w:webHidden/>
           </w:rPr>
@@ -1070,22 +1022,19 @@
         </w:r>
         <w:r>
           <w:rPr>
-            <w:rFonts w:cs="Calibri"/>
             <w:noProof/>
             <w:webHidden/>
           </w:rPr>
-          <w:instrText xml:space="preserve"> PAGEREF _Toc231933212 \h </w:instrText>
+          <w:instrText xml:space="preserve"> PAGEREF _Toc232406892 \h </w:instrText>
         </w:r>
         <w:r>
           <w:rPr>
-            <w:rFonts w:cs="Calibri"/>
             <w:noProof/>
             <w:webHidden/>
           </w:rPr>
         </w:r>
         <w:r>
           <w:rPr>
-            <w:rFonts w:cs="Calibri"/>
             <w:noProof/>
             <w:webHidden/>
           </w:rPr>
@@ -1093,7 +1042,6 @@
         </w:r>
         <w:r>
           <w:rPr>
-            <w:rFonts w:cs="Calibri"/>
             <w:noProof/>
             <w:webHidden/>
           </w:rPr>
@@ -1101,7 +1049,6 @@
         </w:r>
         <w:r>
           <w:rPr>
-            <w:rFonts w:cs="Calibri"/>
             <w:noProof/>
             <w:webHidden/>
           </w:rPr>
@@ -1113,7 +1060,7 @@
       <w:pPr>
         <w:pStyle w:val="TDC1"/>
         <w:rPr>
-          <w:rFonts w:eastAsiaTheme="minorEastAsia" w:cs="Calibri"/>
+          <w:rFonts w:asciiTheme="minorHAnsi" w:eastAsiaTheme="minorEastAsia" w:hAnsiTheme="minorHAnsi" w:cstheme="minorBidi"/>
           <w:noProof/>
           <w:sz w:val="24"/>
           <w:szCs w:val="24"/>
@@ -1121,7 +1068,7 @@
           <w14:ligatures w14:val="standardContextual"/>
         </w:rPr>
       </w:pPr>
-      <w:hyperlink w:anchor="_Toc231933213" w:history="1">
+      <w:hyperlink w:anchor="_Toc232406893" w:history="1">
         <w:r>
           <w:rPr>
             <w:rStyle w:val="Hipervnculo"/>
@@ -1132,7 +1079,7 @@
         </w:r>
         <w:r>
           <w:rPr>
-            <w:rFonts w:eastAsiaTheme="minorEastAsia" w:cs="Calibri"/>
+            <w:rFonts w:asciiTheme="minorHAnsi" w:eastAsiaTheme="minorEastAsia" w:hAnsiTheme="minorHAnsi" w:cstheme="minorBidi"/>
             <w:noProof/>
             <w:sz w:val="24"/>
             <w:szCs w:val="24"/>
@@ -1151,7 +1098,6 @@
         </w:r>
         <w:r>
           <w:rPr>
-            <w:rFonts w:cs="Calibri"/>
             <w:noProof/>
             <w:webHidden/>
           </w:rPr>
@@ -1159,7 +1105,6 @@
         </w:r>
         <w:r>
           <w:rPr>
-            <w:rFonts w:cs="Calibri"/>
             <w:noProof/>
             <w:webHidden/>
           </w:rPr>
@@ -1167,22 +1112,19 @@
         </w:r>
         <w:r>
           <w:rPr>
-            <w:rFonts w:cs="Calibri"/>
             <w:noProof/>
             <w:webHidden/>
           </w:rPr>
-          <w:instrText xml:space="preserve"> PAGEREF _Toc231933213 \h </w:instrText>
+          <w:instrText xml:space="preserve"> PAGEREF _Toc232406893 \h </w:instrText>
         </w:r>
         <w:r>
           <w:rPr>
-            <w:rFonts w:cs="Calibri"/>
             <w:noProof/>
             <w:webHidden/>
           </w:rPr>
         </w:r>
         <w:r>
           <w:rPr>
-            <w:rFonts w:cs="Calibri"/>
             <w:noProof/>
             <w:webHidden/>
           </w:rPr>
@@ -1190,7 +1132,6 @@
         </w:r>
         <w:r>
           <w:rPr>
-            <w:rFonts w:cs="Calibri"/>
             <w:noProof/>
             <w:webHidden/>
           </w:rPr>
@@ -1198,7 +1139,6 @@
         </w:r>
         <w:r>
           <w:rPr>
-            <w:rFonts w:cs="Calibri"/>
             <w:noProof/>
             <w:webHidden/>
           </w:rPr>
@@ -1209,13 +1149,8 @@
     <w:p>
       <w:pPr>
         <w:pStyle w:val="TDC2"/>
-        <w:tabs>
-          <w:tab w:val="left" w:pos="1680"/>
-          <w:tab w:val="right" w:leader="dot" w:pos="9962"/>
-        </w:tabs>
-        <w:spacing w:before="0" w:after="0"/>
-        <w:rPr>
-          <w:rFonts w:eastAsiaTheme="minorEastAsia" w:cs="Calibri"/>
+        <w:rPr>
+          <w:rFonts w:asciiTheme="minorHAnsi" w:eastAsiaTheme="minorEastAsia" w:hAnsiTheme="minorHAnsi" w:cstheme="minorBidi"/>
           <w:noProof/>
           <w:sz w:val="24"/>
           <w:szCs w:val="24"/>
@@ -1223,18 +1158,17 @@
           <w14:ligatures w14:val="standardContextual"/>
         </w:rPr>
       </w:pPr>
-      <w:hyperlink w:anchor="_Toc231933214" w:history="1">
+      <w:hyperlink w:anchor="_Toc232406894" w:history="1">
         <w:r>
           <w:rPr>
             <w:rStyle w:val="Hipervnculo"/>
-            <w:rFonts w:cs="Calibri"/>
             <w:noProof/>
           </w:rPr>
           <w:t>2.1.</w:t>
         </w:r>
         <w:r>
           <w:rPr>
-            <w:rFonts w:eastAsiaTheme="minorEastAsia" w:cs="Calibri"/>
+            <w:rFonts w:asciiTheme="minorHAnsi" w:eastAsiaTheme="minorEastAsia" w:hAnsiTheme="minorHAnsi" w:cstheme="minorBidi"/>
             <w:noProof/>
             <w:sz w:val="24"/>
             <w:szCs w:val="24"/>
@@ -1246,14 +1180,12 @@
         <w:r>
           <w:rPr>
             <w:rStyle w:val="Hipervnculo"/>
-            <w:rFonts w:cs="Calibri"/>
             <w:noProof/>
           </w:rPr>
           <w:t>Estructura del surtido</w:t>
         </w:r>
         <w:r>
           <w:rPr>
-            <w:rFonts w:cs="Calibri"/>
             <w:noProof/>
             <w:webHidden/>
           </w:rPr>
@@ -1261,7 +1193,6 @@
         </w:r>
         <w:r>
           <w:rPr>
-            <w:rFonts w:cs="Calibri"/>
             <w:noProof/>
             <w:webHidden/>
           </w:rPr>
@@ -1269,22 +1200,19 @@
         </w:r>
         <w:r>
           <w:rPr>
-            <w:rFonts w:cs="Calibri"/>
             <w:noProof/>
             <w:webHidden/>
           </w:rPr>
-          <w:instrText xml:space="preserve"> PAGEREF _Toc231933214 \h </w:instrText>
+          <w:instrText xml:space="preserve"> PAGEREF _Toc232406894 \h </w:instrText>
         </w:r>
         <w:r>
           <w:rPr>
-            <w:rFonts w:cs="Calibri"/>
             <w:noProof/>
             <w:webHidden/>
           </w:rPr>
         </w:r>
         <w:r>
           <w:rPr>
-            <w:rFonts w:cs="Calibri"/>
             <w:noProof/>
             <w:webHidden/>
           </w:rPr>
@@ -1292,7 +1220,6 @@
         </w:r>
         <w:r>
           <w:rPr>
-            <w:rFonts w:cs="Calibri"/>
             <w:noProof/>
             <w:webHidden/>
           </w:rPr>
@@ -1300,7 +1227,6 @@
         </w:r>
         <w:r>
           <w:rPr>
-            <w:rFonts w:cs="Calibri"/>
             <w:noProof/>
             <w:webHidden/>
           </w:rPr>
@@ -1311,13 +1237,8 @@
     <w:p>
       <w:pPr>
         <w:pStyle w:val="TDC2"/>
-        <w:tabs>
-          <w:tab w:val="left" w:pos="1680"/>
-          <w:tab w:val="right" w:leader="dot" w:pos="9962"/>
-        </w:tabs>
-        <w:spacing w:before="0" w:after="0"/>
-        <w:rPr>
-          <w:rFonts w:eastAsiaTheme="minorEastAsia" w:cs="Calibri"/>
+        <w:rPr>
+          <w:rFonts w:asciiTheme="minorHAnsi" w:eastAsiaTheme="minorEastAsia" w:hAnsiTheme="minorHAnsi" w:cstheme="minorBidi"/>
           <w:noProof/>
           <w:sz w:val="24"/>
           <w:szCs w:val="24"/>
@@ -1325,18 +1246,17 @@
           <w14:ligatures w14:val="standardContextual"/>
         </w:rPr>
       </w:pPr>
-      <w:hyperlink w:anchor="_Toc231933215" w:history="1">
+      <w:hyperlink w:anchor="_Toc232406895" w:history="1">
         <w:r>
           <w:rPr>
             <w:rStyle w:val="Hipervnculo"/>
-            <w:rFonts w:cs="Calibri"/>
             <w:noProof/>
           </w:rPr>
           <w:t>2.2.</w:t>
         </w:r>
         <w:r>
           <w:rPr>
-            <w:rFonts w:eastAsiaTheme="minorEastAsia" w:cs="Calibri"/>
+            <w:rFonts w:asciiTheme="minorHAnsi" w:eastAsiaTheme="minorEastAsia" w:hAnsiTheme="minorHAnsi" w:cstheme="minorBidi"/>
             <w:noProof/>
             <w:sz w:val="24"/>
             <w:szCs w:val="24"/>
@@ -1348,14 +1268,12 @@
         <w:r>
           <w:rPr>
             <w:rStyle w:val="Hipervnculo"/>
-            <w:rFonts w:cs="Calibri"/>
             <w:noProof/>
           </w:rPr>
           <w:t>Planograma o planimetría</w:t>
         </w:r>
         <w:r>
           <w:rPr>
-            <w:rFonts w:cs="Calibri"/>
             <w:noProof/>
             <w:webHidden/>
           </w:rPr>
@@ -1363,7 +1281,6 @@
         </w:r>
         <w:r>
           <w:rPr>
-            <w:rFonts w:cs="Calibri"/>
             <w:noProof/>
             <w:webHidden/>
           </w:rPr>
@@ -1371,22 +1288,19 @@
         </w:r>
         <w:r>
           <w:rPr>
-            <w:rFonts w:cs="Calibri"/>
             <w:noProof/>
             <w:webHidden/>
           </w:rPr>
-          <w:instrText xml:space="preserve"> PAGEREF _Toc231933215 \h </w:instrText>
+          <w:instrText xml:space="preserve"> PAGEREF _Toc232406895 \h </w:instrText>
         </w:r>
         <w:r>
           <w:rPr>
-            <w:rFonts w:cs="Calibri"/>
             <w:noProof/>
             <w:webHidden/>
           </w:rPr>
         </w:r>
         <w:r>
           <w:rPr>
-            <w:rFonts w:cs="Calibri"/>
             <w:noProof/>
             <w:webHidden/>
           </w:rPr>
@@ -1394,15 +1308,13 @@
         </w:r>
         <w:r>
           <w:rPr>
-            <w:rFonts w:cs="Calibri"/>
             <w:noProof/>
             <w:webHidden/>
           </w:rPr>
-          <w:t>24</w:t>
+          <w:t>27</w:t>
         </w:r>
         <w:r>
           <w:rPr>
-            <w:rFonts w:cs="Calibri"/>
             <w:noProof/>
             <w:webHidden/>
           </w:rPr>
@@ -1413,13 +1325,8 @@
     <w:p>
       <w:pPr>
         <w:pStyle w:val="TDC2"/>
-        <w:tabs>
-          <w:tab w:val="left" w:pos="1920"/>
-          <w:tab w:val="right" w:leader="dot" w:pos="9962"/>
-        </w:tabs>
-        <w:spacing w:before="0" w:after="0"/>
-        <w:rPr>
-          <w:rFonts w:eastAsiaTheme="minorEastAsia" w:cs="Calibri"/>
+        <w:rPr>
+          <w:rFonts w:asciiTheme="minorHAnsi" w:eastAsiaTheme="minorEastAsia" w:hAnsiTheme="minorHAnsi" w:cstheme="minorBidi"/>
           <w:noProof/>
           <w:sz w:val="24"/>
           <w:szCs w:val="24"/>
@@ -1427,11 +1334,10 @@
           <w14:ligatures w14:val="standardContextual"/>
         </w:rPr>
       </w:pPr>
-      <w:hyperlink w:anchor="_Toc231933216" w:history="1">
+      <w:hyperlink w:anchor="_Toc232406896" w:history="1">
         <w:r>
           <w:rPr>
             <w:rStyle w:val="Hipervnculo"/>
-            <w:rFonts w:cs="Calibri"/>
             <w:noProof/>
             <w:spacing w:val="20"/>
             <w:lang w:val="en-US"/>
@@ -1440,7 +1346,7 @@
         </w:r>
         <w:r>
           <w:rPr>
-            <w:rFonts w:eastAsiaTheme="minorEastAsia" w:cs="Calibri"/>
+            <w:rFonts w:asciiTheme="minorHAnsi" w:eastAsiaTheme="minorEastAsia" w:hAnsiTheme="minorHAnsi" w:cstheme="minorBidi"/>
             <w:noProof/>
             <w:sz w:val="24"/>
             <w:szCs w:val="24"/>
@@ -1452,7 +1358,6 @@
         <w:r>
           <w:rPr>
             <w:rStyle w:val="Hipervnculo"/>
-            <w:rFonts w:cs="Calibri"/>
             <w:noProof/>
             <w:spacing w:val="20"/>
             <w:lang w:val="en-US"/>
@@ -1461,7 +1366,6 @@
         </w:r>
         <w:r>
           <w:rPr>
-            <w:rFonts w:cs="Calibri"/>
             <w:noProof/>
             <w:webHidden/>
           </w:rPr>
@@ -1469,7 +1373,6 @@
         </w:r>
         <w:r>
           <w:rPr>
-            <w:rFonts w:cs="Calibri"/>
             <w:noProof/>
             <w:webHidden/>
           </w:rPr>
@@ -1477,22 +1380,19 @@
         </w:r>
         <w:r>
           <w:rPr>
-            <w:rFonts w:cs="Calibri"/>
             <w:noProof/>
             <w:webHidden/>
           </w:rPr>
-          <w:instrText xml:space="preserve"> PAGEREF _Toc231933216 \h </w:instrText>
+          <w:instrText xml:space="preserve"> PAGEREF _Toc232406896 \h </w:instrText>
         </w:r>
         <w:r>
           <w:rPr>
-            <w:rFonts w:cs="Calibri"/>
             <w:noProof/>
             <w:webHidden/>
           </w:rPr>
         </w:r>
         <w:r>
           <w:rPr>
-            <w:rFonts w:cs="Calibri"/>
             <w:noProof/>
             <w:webHidden/>
           </w:rPr>
@@ -1500,15 +1400,13 @@
         </w:r>
         <w:r>
           <w:rPr>
-            <w:rFonts w:cs="Calibri"/>
             <w:noProof/>
             <w:webHidden/>
           </w:rPr>
-          <w:t>28</w:t>
+          <w:t>31</w:t>
         </w:r>
         <w:r>
           <w:rPr>
-            <w:rFonts w:cs="Calibri"/>
             <w:noProof/>
             <w:webHidden/>
           </w:rPr>
@@ -1519,13 +1417,8 @@
     <w:p>
       <w:pPr>
         <w:pStyle w:val="TDC2"/>
-        <w:tabs>
-          <w:tab w:val="left" w:pos="1680"/>
-          <w:tab w:val="right" w:leader="dot" w:pos="9962"/>
-        </w:tabs>
-        <w:spacing w:before="0" w:after="0"/>
-        <w:rPr>
-          <w:rFonts w:eastAsiaTheme="minorEastAsia" w:cs="Calibri"/>
+        <w:rPr>
+          <w:rFonts w:asciiTheme="minorHAnsi" w:eastAsiaTheme="minorEastAsia" w:hAnsiTheme="minorHAnsi" w:cstheme="minorBidi"/>
           <w:noProof/>
           <w:sz w:val="24"/>
           <w:szCs w:val="24"/>
@@ -1533,18 +1426,17 @@
           <w14:ligatures w14:val="standardContextual"/>
         </w:rPr>
       </w:pPr>
-      <w:hyperlink w:anchor="_Toc231933217" w:history="1">
+      <w:hyperlink w:anchor="_Toc232406897" w:history="1">
         <w:r>
           <w:rPr>
             <w:rStyle w:val="Hipervnculo"/>
-            <w:rFonts w:cs="Calibri"/>
             <w:noProof/>
           </w:rPr>
           <w:t>2.4.</w:t>
         </w:r>
         <w:r>
           <w:rPr>
-            <w:rFonts w:eastAsiaTheme="minorEastAsia" w:cs="Calibri"/>
+            <w:rFonts w:asciiTheme="minorHAnsi" w:eastAsiaTheme="minorEastAsia" w:hAnsiTheme="minorHAnsi" w:cstheme="minorBidi"/>
             <w:noProof/>
             <w:sz w:val="24"/>
             <w:szCs w:val="24"/>
@@ -1556,14 +1448,12 @@
         <w:r>
           <w:rPr>
             <w:rStyle w:val="Hipervnculo"/>
-            <w:rFonts w:cs="Calibri"/>
             <w:noProof/>
           </w:rPr>
           <w:t>La exhibición de productos</w:t>
         </w:r>
         <w:r>
           <w:rPr>
-            <w:rFonts w:cs="Calibri"/>
             <w:noProof/>
             <w:webHidden/>
           </w:rPr>
@@ -1571,7 +1461,6 @@
         </w:r>
         <w:r>
           <w:rPr>
-            <w:rFonts w:cs="Calibri"/>
             <w:noProof/>
             <w:webHidden/>
           </w:rPr>
@@ -1579,22 +1468,19 @@
         </w:r>
         <w:r>
           <w:rPr>
-            <w:rFonts w:cs="Calibri"/>
             <w:noProof/>
             <w:webHidden/>
           </w:rPr>
-          <w:instrText xml:space="preserve"> PAGEREF _Toc231933217 \h </w:instrText>
+          <w:instrText xml:space="preserve"> PAGEREF _Toc232406897 \h </w:instrText>
         </w:r>
         <w:r>
           <w:rPr>
-            <w:rFonts w:cs="Calibri"/>
             <w:noProof/>
             <w:webHidden/>
           </w:rPr>
         </w:r>
         <w:r>
           <w:rPr>
-            <w:rFonts w:cs="Calibri"/>
             <w:noProof/>
             <w:webHidden/>
           </w:rPr>
@@ -1602,15 +1488,13 @@
         </w:r>
         <w:r>
           <w:rPr>
-            <w:rFonts w:cs="Calibri"/>
             <w:noProof/>
             <w:webHidden/>
           </w:rPr>
-          <w:t>34</w:t>
+          <w:t>37</w:t>
         </w:r>
         <w:r>
           <w:rPr>
-            <w:rFonts w:cs="Calibri"/>
             <w:noProof/>
             <w:webHidden/>
           </w:rPr>
@@ -1621,13 +1505,8 @@
     <w:p>
       <w:pPr>
         <w:pStyle w:val="TDC2"/>
-        <w:tabs>
-          <w:tab w:val="left" w:pos="1920"/>
-          <w:tab w:val="right" w:leader="dot" w:pos="9962"/>
-        </w:tabs>
-        <w:spacing w:before="0" w:after="0"/>
-        <w:rPr>
-          <w:rFonts w:eastAsiaTheme="minorEastAsia" w:cs="Calibri"/>
+        <w:rPr>
+          <w:rFonts w:asciiTheme="minorHAnsi" w:eastAsiaTheme="minorEastAsia" w:hAnsiTheme="minorHAnsi" w:cstheme="minorBidi"/>
           <w:noProof/>
           <w:sz w:val="24"/>
           <w:szCs w:val="24"/>
@@ -1635,11 +1514,10 @@
           <w14:ligatures w14:val="standardContextual"/>
         </w:rPr>
       </w:pPr>
-      <w:hyperlink w:anchor="_Toc231933218" w:history="1">
+      <w:hyperlink w:anchor="_Toc232406898" w:history="1">
         <w:r>
           <w:rPr>
             <w:rStyle w:val="Hipervnculo"/>
-            <w:rFonts w:cs="Calibri"/>
             <w:noProof/>
             <w:spacing w:val="20"/>
             <w:lang w:val="en-US"/>
@@ -1648,7 +1526,7 @@
         </w:r>
         <w:r>
           <w:rPr>
-            <w:rFonts w:eastAsiaTheme="minorEastAsia" w:cs="Calibri"/>
+            <w:rFonts w:asciiTheme="minorHAnsi" w:eastAsiaTheme="minorEastAsia" w:hAnsiTheme="minorHAnsi" w:cstheme="minorBidi"/>
             <w:noProof/>
             <w:sz w:val="24"/>
             <w:szCs w:val="24"/>
@@ -1660,7 +1538,6 @@
         <w:r>
           <w:rPr>
             <w:rStyle w:val="Hipervnculo"/>
-            <w:rFonts w:cs="Calibri"/>
             <w:noProof/>
           </w:rPr>
           <w:t xml:space="preserve">Vitrinismo o visual </w:t>
@@ -1668,7 +1545,6 @@
         <w:r>
           <w:rPr>
             <w:rStyle w:val="Hipervnculo"/>
-            <w:rFonts w:cs="Calibri"/>
             <w:noProof/>
             <w:spacing w:val="20"/>
             <w:lang w:val="en-US"/>
@@ -1677,7 +1553,6 @@
         </w:r>
         <w:r>
           <w:rPr>
-            <w:rFonts w:cs="Calibri"/>
             <w:noProof/>
             <w:webHidden/>
           </w:rPr>
@@ -1685,7 +1560,6 @@
         </w:r>
         <w:r>
           <w:rPr>
-            <w:rFonts w:cs="Calibri"/>
             <w:noProof/>
             <w:webHidden/>
           </w:rPr>
@@ -1693,22 +1567,19 @@
         </w:r>
         <w:r>
           <w:rPr>
-            <w:rFonts w:cs="Calibri"/>
             <w:noProof/>
             <w:webHidden/>
           </w:rPr>
-          <w:instrText xml:space="preserve"> PAGEREF _Toc231933218 \h </w:instrText>
+          <w:instrText xml:space="preserve"> PAGEREF _Toc232406898 \h </w:instrText>
         </w:r>
         <w:r>
           <w:rPr>
-            <w:rFonts w:cs="Calibri"/>
             <w:noProof/>
             <w:webHidden/>
           </w:rPr>
         </w:r>
         <w:r>
           <w:rPr>
-            <w:rFonts w:cs="Calibri"/>
             <w:noProof/>
             <w:webHidden/>
           </w:rPr>
@@ -1716,15 +1587,13 @@
         </w:r>
         <w:r>
           <w:rPr>
-            <w:rFonts w:cs="Calibri"/>
             <w:noProof/>
             <w:webHidden/>
           </w:rPr>
-          <w:t>38</w:t>
+          <w:t>41</w:t>
         </w:r>
         <w:r>
           <w:rPr>
-            <w:rFonts w:cs="Calibri"/>
             <w:noProof/>
             <w:webHidden/>
           </w:rPr>
@@ -1735,13 +1604,8 @@
     <w:p>
       <w:pPr>
         <w:pStyle w:val="TDC2"/>
-        <w:tabs>
-          <w:tab w:val="left" w:pos="1920"/>
-          <w:tab w:val="right" w:leader="dot" w:pos="9962"/>
-        </w:tabs>
-        <w:spacing w:before="0" w:after="0"/>
-        <w:rPr>
-          <w:rFonts w:eastAsiaTheme="minorEastAsia" w:cs="Calibri"/>
+        <w:rPr>
+          <w:rFonts w:asciiTheme="minorHAnsi" w:eastAsiaTheme="minorEastAsia" w:hAnsiTheme="minorHAnsi" w:cstheme="minorBidi"/>
           <w:noProof/>
           <w:sz w:val="24"/>
           <w:szCs w:val="24"/>
@@ -1749,11 +1613,10 @@
           <w14:ligatures w14:val="standardContextual"/>
         </w:rPr>
       </w:pPr>
-      <w:hyperlink w:anchor="_Toc231933219" w:history="1">
+      <w:hyperlink w:anchor="_Toc232406899" w:history="1">
         <w:r>
           <w:rPr>
             <w:rStyle w:val="Hipervnculo"/>
-            <w:rFonts w:cs="Calibri"/>
             <w:noProof/>
             <w:spacing w:val="20"/>
             <w:lang w:val="en-US"/>
@@ -1762,7 +1625,7 @@
         </w:r>
         <w:r>
           <w:rPr>
-            <w:rFonts w:eastAsiaTheme="minorEastAsia" w:cs="Calibri"/>
+            <w:rFonts w:asciiTheme="minorHAnsi" w:eastAsiaTheme="minorEastAsia" w:hAnsiTheme="minorHAnsi" w:cstheme="minorBidi"/>
             <w:noProof/>
             <w:sz w:val="24"/>
             <w:szCs w:val="24"/>
@@ -1774,7 +1637,6 @@
         <w:r>
           <w:rPr>
             <w:rStyle w:val="Hipervnculo"/>
-            <w:rFonts w:cs="Calibri"/>
             <w:noProof/>
             <w:spacing w:val="20"/>
             <w:lang w:val="en-US"/>
@@ -1783,7 +1645,6 @@
         </w:r>
         <w:r>
           <w:rPr>
-            <w:rFonts w:cs="Calibri"/>
             <w:noProof/>
             <w:webHidden/>
           </w:rPr>
@@ -1791,7 +1652,6 @@
         </w:r>
         <w:r>
           <w:rPr>
-            <w:rFonts w:cs="Calibri"/>
             <w:noProof/>
             <w:webHidden/>
           </w:rPr>
@@ -1799,22 +1659,19 @@
         </w:r>
         <w:r>
           <w:rPr>
-            <w:rFonts w:cs="Calibri"/>
             <w:noProof/>
             <w:webHidden/>
           </w:rPr>
-          <w:instrText xml:space="preserve"> PAGEREF _Toc231933219 \h </w:instrText>
+          <w:instrText xml:space="preserve"> PAGEREF _Toc232406899 \h </w:instrText>
         </w:r>
         <w:r>
           <w:rPr>
-            <w:rFonts w:cs="Calibri"/>
             <w:noProof/>
             <w:webHidden/>
           </w:rPr>
         </w:r>
         <w:r>
           <w:rPr>
-            <w:rFonts w:cs="Calibri"/>
             <w:noProof/>
             <w:webHidden/>
           </w:rPr>
@@ -1822,15 +1679,13 @@
         </w:r>
         <w:r>
           <w:rPr>
-            <w:rFonts w:cs="Calibri"/>
             <w:noProof/>
             <w:webHidden/>
           </w:rPr>
-          <w:t>41</w:t>
+          <w:t>45</w:t>
         </w:r>
         <w:r>
           <w:rPr>
-            <w:rFonts w:cs="Calibri"/>
             <w:noProof/>
             <w:webHidden/>
           </w:rPr>
@@ -1841,13 +1696,8 @@
     <w:p>
       <w:pPr>
         <w:pStyle w:val="TDC2"/>
-        <w:tabs>
-          <w:tab w:val="left" w:pos="1680"/>
-          <w:tab w:val="right" w:leader="dot" w:pos="9962"/>
-        </w:tabs>
-        <w:spacing w:before="0" w:after="0"/>
-        <w:rPr>
-          <w:rFonts w:eastAsiaTheme="minorEastAsia" w:cs="Calibri"/>
+        <w:rPr>
+          <w:rFonts w:asciiTheme="minorHAnsi" w:eastAsiaTheme="minorEastAsia" w:hAnsiTheme="minorHAnsi" w:cstheme="minorBidi"/>
           <w:noProof/>
           <w:sz w:val="24"/>
           <w:szCs w:val="24"/>
@@ -1855,18 +1705,17 @@
           <w14:ligatures w14:val="standardContextual"/>
         </w:rPr>
       </w:pPr>
-      <w:hyperlink w:anchor="_Toc231933220" w:history="1">
+      <w:hyperlink w:anchor="_Toc232406900" w:history="1">
         <w:r>
           <w:rPr>
             <w:rStyle w:val="Hipervnculo"/>
-            <w:rFonts w:cs="Calibri"/>
             <w:noProof/>
           </w:rPr>
           <w:t>2.7.</w:t>
         </w:r>
         <w:r>
           <w:rPr>
-            <w:rFonts w:eastAsiaTheme="minorEastAsia" w:cs="Calibri"/>
+            <w:rFonts w:asciiTheme="minorHAnsi" w:eastAsiaTheme="minorEastAsia" w:hAnsiTheme="minorHAnsi" w:cstheme="minorBidi"/>
             <w:noProof/>
             <w:sz w:val="24"/>
             <w:szCs w:val="24"/>
@@ -1878,14 +1727,12 @@
         <w:r>
           <w:rPr>
             <w:rStyle w:val="Hipervnculo"/>
-            <w:rFonts w:cs="Calibri"/>
             <w:noProof/>
           </w:rPr>
           <w:t>Señalización comercial</w:t>
         </w:r>
         <w:r>
           <w:rPr>
-            <w:rFonts w:cs="Calibri"/>
             <w:noProof/>
             <w:webHidden/>
           </w:rPr>
@@ -1893,7 +1740,6 @@
         </w:r>
         <w:r>
           <w:rPr>
-            <w:rFonts w:cs="Calibri"/>
             <w:noProof/>
             <w:webHidden/>
           </w:rPr>
@@ -1901,22 +1747,19 @@
         </w:r>
         <w:r>
           <w:rPr>
-            <w:rFonts w:cs="Calibri"/>
             <w:noProof/>
             <w:webHidden/>
           </w:rPr>
-          <w:instrText xml:space="preserve"> PAGEREF _Toc231933220 \h </w:instrText>
+          <w:instrText xml:space="preserve"> PAGEREF _Toc232406900 \h </w:instrText>
         </w:r>
         <w:r>
           <w:rPr>
-            <w:rFonts w:cs="Calibri"/>
             <w:noProof/>
             <w:webHidden/>
           </w:rPr>
         </w:r>
         <w:r>
           <w:rPr>
-            <w:rFonts w:cs="Calibri"/>
             <w:noProof/>
             <w:webHidden/>
           </w:rPr>
@@ -1924,15 +1767,13 @@
         </w:r>
         <w:r>
           <w:rPr>
-            <w:rFonts w:cs="Calibri"/>
             <w:noProof/>
             <w:webHidden/>
           </w:rPr>
-          <w:t>46</w:t>
+          <w:t>50</w:t>
         </w:r>
         <w:r>
           <w:rPr>
-            <w:rFonts w:cs="Calibri"/>
             <w:noProof/>
             <w:webHidden/>
           </w:rPr>
@@ -1943,13 +1784,8 @@
     <w:p>
       <w:pPr>
         <w:pStyle w:val="TDC2"/>
-        <w:tabs>
-          <w:tab w:val="left" w:pos="1680"/>
-          <w:tab w:val="right" w:leader="dot" w:pos="9962"/>
-        </w:tabs>
-        <w:spacing w:before="0" w:after="0"/>
-        <w:rPr>
-          <w:rFonts w:eastAsiaTheme="minorEastAsia" w:cs="Calibri"/>
+        <w:rPr>
+          <w:rFonts w:asciiTheme="minorHAnsi" w:eastAsiaTheme="minorEastAsia" w:hAnsiTheme="minorHAnsi" w:cstheme="minorBidi"/>
           <w:noProof/>
           <w:sz w:val="24"/>
           <w:szCs w:val="24"/>
@@ -1957,18 +1793,17 @@
           <w14:ligatures w14:val="standardContextual"/>
         </w:rPr>
       </w:pPr>
-      <w:hyperlink w:anchor="_Toc231933221" w:history="1">
+      <w:hyperlink w:anchor="_Toc232406901" w:history="1">
         <w:r>
           <w:rPr>
             <w:rStyle w:val="Hipervnculo"/>
-            <w:rFonts w:cs="Calibri"/>
             <w:noProof/>
           </w:rPr>
           <w:t>2.8.</w:t>
         </w:r>
         <w:r>
           <w:rPr>
-            <w:rFonts w:eastAsiaTheme="minorEastAsia" w:cs="Calibri"/>
+            <w:rFonts w:asciiTheme="minorHAnsi" w:eastAsiaTheme="minorEastAsia" w:hAnsiTheme="minorHAnsi" w:cstheme="minorBidi"/>
             <w:noProof/>
             <w:sz w:val="24"/>
             <w:szCs w:val="24"/>
@@ -1980,14 +1815,12 @@
         <w:r>
           <w:rPr>
             <w:rStyle w:val="Hipervnculo"/>
-            <w:rFonts w:cs="Calibri"/>
             <w:noProof/>
           </w:rPr>
           <w:t>Dispositivos de seguridad</w:t>
         </w:r>
         <w:r>
           <w:rPr>
-            <w:rFonts w:cs="Calibri"/>
             <w:noProof/>
             <w:webHidden/>
           </w:rPr>
@@ -1995,7 +1828,6 @@
         </w:r>
         <w:r>
           <w:rPr>
-            <w:rFonts w:cs="Calibri"/>
             <w:noProof/>
             <w:webHidden/>
           </w:rPr>
@@ -2003,22 +1835,19 @@
         </w:r>
         <w:r>
           <w:rPr>
-            <w:rFonts w:cs="Calibri"/>
             <w:noProof/>
             <w:webHidden/>
           </w:rPr>
-          <w:instrText xml:space="preserve"> PAGEREF _Toc231933221 \h </w:instrText>
+          <w:instrText xml:space="preserve"> PAGEREF _Toc232406901 \h </w:instrText>
         </w:r>
         <w:r>
           <w:rPr>
-            <w:rFonts w:cs="Calibri"/>
             <w:noProof/>
             <w:webHidden/>
           </w:rPr>
         </w:r>
         <w:r>
           <w:rPr>
-            <w:rFonts w:cs="Calibri"/>
             <w:noProof/>
             <w:webHidden/>
           </w:rPr>
@@ -2026,15 +1855,13 @@
         </w:r>
         <w:r>
           <w:rPr>
-            <w:rFonts w:cs="Calibri"/>
             <w:noProof/>
             <w:webHidden/>
           </w:rPr>
-          <w:t>52</w:t>
+          <w:t>55</w:t>
         </w:r>
         <w:r>
           <w:rPr>
-            <w:rFonts w:cs="Calibri"/>
             <w:noProof/>
             <w:webHidden/>
           </w:rPr>
@@ -2046,7 +1873,7 @@
       <w:pPr>
         <w:pStyle w:val="TDC1"/>
         <w:rPr>
-          <w:rFonts w:eastAsiaTheme="minorEastAsia" w:cs="Calibri"/>
+          <w:rFonts w:asciiTheme="minorHAnsi" w:eastAsiaTheme="minorEastAsia" w:hAnsiTheme="minorHAnsi" w:cstheme="minorBidi"/>
           <w:noProof/>
           <w:sz w:val="24"/>
           <w:szCs w:val="24"/>
@@ -2054,7 +1881,7 @@
           <w14:ligatures w14:val="standardContextual"/>
         </w:rPr>
       </w:pPr>
-      <w:hyperlink w:anchor="_Toc231933222" w:history="1">
+      <w:hyperlink w:anchor="_Toc232406902" w:history="1">
         <w:r>
           <w:rPr>
             <w:rStyle w:val="Hipervnculo"/>
@@ -2065,7 +1892,7 @@
         </w:r>
         <w:r>
           <w:rPr>
-            <w:rFonts w:eastAsiaTheme="minorEastAsia" w:cs="Calibri"/>
+            <w:rFonts w:asciiTheme="minorHAnsi" w:eastAsiaTheme="minorEastAsia" w:hAnsiTheme="minorHAnsi" w:cstheme="minorBidi"/>
             <w:noProof/>
             <w:sz w:val="24"/>
             <w:szCs w:val="24"/>
@@ -2084,7 +1911,6 @@
         </w:r>
         <w:r>
           <w:rPr>
-            <w:rFonts w:cs="Calibri"/>
             <w:noProof/>
             <w:webHidden/>
           </w:rPr>
@@ -2092,7 +1918,6 @@
         </w:r>
         <w:r>
           <w:rPr>
-            <w:rFonts w:cs="Calibri"/>
             <w:noProof/>
             <w:webHidden/>
           </w:rPr>
@@ -2100,22 +1925,19 @@
         </w:r>
         <w:r>
           <w:rPr>
-            <w:rFonts w:cs="Calibri"/>
             <w:noProof/>
             <w:webHidden/>
           </w:rPr>
-          <w:instrText xml:space="preserve"> PAGEREF _Toc231933222 \h </w:instrText>
+          <w:instrText xml:space="preserve"> PAGEREF _Toc232406902 \h </w:instrText>
         </w:r>
         <w:r>
           <w:rPr>
-            <w:rFonts w:cs="Calibri"/>
             <w:noProof/>
             <w:webHidden/>
           </w:rPr>
         </w:r>
         <w:r>
           <w:rPr>
-            <w:rFonts w:cs="Calibri"/>
             <w:noProof/>
             <w:webHidden/>
           </w:rPr>
@@ -2123,15 +1945,13 @@
         </w:r>
         <w:r>
           <w:rPr>
-            <w:rFonts w:cs="Calibri"/>
             <w:noProof/>
             <w:webHidden/>
           </w:rPr>
-          <w:t>56</w:t>
+          <w:t>60</w:t>
         </w:r>
         <w:r>
           <w:rPr>
-            <w:rFonts w:cs="Calibri"/>
             <w:noProof/>
             <w:webHidden/>
           </w:rPr>
@@ -2142,13 +1962,8 @@
     <w:p>
       <w:pPr>
         <w:pStyle w:val="TDC2"/>
-        <w:tabs>
-          <w:tab w:val="left" w:pos="1680"/>
-          <w:tab w:val="right" w:leader="dot" w:pos="9962"/>
-        </w:tabs>
-        <w:spacing w:before="0" w:after="0"/>
-        <w:rPr>
-          <w:rFonts w:eastAsiaTheme="minorEastAsia" w:cs="Calibri"/>
+        <w:rPr>
+          <w:rFonts w:asciiTheme="minorHAnsi" w:eastAsiaTheme="minorEastAsia" w:hAnsiTheme="minorHAnsi" w:cstheme="minorBidi"/>
           <w:noProof/>
           <w:sz w:val="24"/>
           <w:szCs w:val="24"/>
@@ -2156,18 +1971,17 @@
           <w14:ligatures w14:val="standardContextual"/>
         </w:rPr>
       </w:pPr>
-      <w:hyperlink w:anchor="_Toc231933223" w:history="1">
+      <w:hyperlink w:anchor="_Toc232406903" w:history="1">
         <w:r>
           <w:rPr>
             <w:rStyle w:val="Hipervnculo"/>
-            <w:rFonts w:cs="Calibri"/>
             <w:noProof/>
           </w:rPr>
           <w:t>3.1.</w:t>
         </w:r>
         <w:r>
           <w:rPr>
-            <w:rFonts w:eastAsiaTheme="minorEastAsia" w:cs="Calibri"/>
+            <w:rFonts w:asciiTheme="minorHAnsi" w:eastAsiaTheme="minorEastAsia" w:hAnsiTheme="minorHAnsi" w:cstheme="minorBidi"/>
             <w:noProof/>
             <w:sz w:val="24"/>
             <w:szCs w:val="24"/>
@@ -2179,14 +1993,12 @@
         <w:r>
           <w:rPr>
             <w:rStyle w:val="Hipervnculo"/>
-            <w:rFonts w:cs="Calibri"/>
             <w:noProof/>
           </w:rPr>
           <w:t>Tipos de muebles</w:t>
         </w:r>
         <w:r>
           <w:rPr>
-            <w:rFonts w:cs="Calibri"/>
             <w:noProof/>
             <w:webHidden/>
           </w:rPr>
@@ -2194,7 +2006,6 @@
         </w:r>
         <w:r>
           <w:rPr>
-            <w:rFonts w:cs="Calibri"/>
             <w:noProof/>
             <w:webHidden/>
           </w:rPr>
@@ -2202,22 +2013,19 @@
         </w:r>
         <w:r>
           <w:rPr>
-            <w:rFonts w:cs="Calibri"/>
             <w:noProof/>
             <w:webHidden/>
           </w:rPr>
-          <w:instrText xml:space="preserve"> PAGEREF _Toc231933223 \h </w:instrText>
+          <w:instrText xml:space="preserve"> PAGEREF _Toc232406903 \h </w:instrText>
         </w:r>
         <w:r>
           <w:rPr>
-            <w:rFonts w:cs="Calibri"/>
             <w:noProof/>
             <w:webHidden/>
           </w:rPr>
         </w:r>
         <w:r>
           <w:rPr>
-            <w:rFonts w:cs="Calibri"/>
             <w:noProof/>
             <w:webHidden/>
           </w:rPr>
@@ -2225,15 +2033,13 @@
         </w:r>
         <w:r>
           <w:rPr>
-            <w:rFonts w:cs="Calibri"/>
             <w:noProof/>
             <w:webHidden/>
           </w:rPr>
-          <w:t>57</w:t>
+          <w:t>60</w:t>
         </w:r>
         <w:r>
           <w:rPr>
-            <w:rFonts w:cs="Calibri"/>
             <w:noProof/>
             <w:webHidden/>
           </w:rPr>
@@ -2244,13 +2050,8 @@
     <w:p>
       <w:pPr>
         <w:pStyle w:val="TDC2"/>
-        <w:tabs>
-          <w:tab w:val="left" w:pos="1680"/>
-          <w:tab w:val="right" w:leader="dot" w:pos="9962"/>
-        </w:tabs>
-        <w:spacing w:before="0" w:after="0"/>
-        <w:rPr>
-          <w:rFonts w:eastAsiaTheme="minorEastAsia" w:cs="Calibri"/>
+        <w:rPr>
+          <w:rFonts w:asciiTheme="minorHAnsi" w:eastAsiaTheme="minorEastAsia" w:hAnsiTheme="minorHAnsi" w:cstheme="minorBidi"/>
           <w:noProof/>
           <w:sz w:val="24"/>
           <w:szCs w:val="24"/>
@@ -2258,18 +2059,17 @@
           <w14:ligatures w14:val="standardContextual"/>
         </w:rPr>
       </w:pPr>
-      <w:hyperlink w:anchor="_Toc231933224" w:history="1">
+      <w:hyperlink w:anchor="_Toc232406904" w:history="1">
         <w:r>
           <w:rPr>
             <w:rStyle w:val="Hipervnculo"/>
-            <w:rFonts w:cs="Calibri"/>
             <w:noProof/>
           </w:rPr>
           <w:t>3.2.</w:t>
         </w:r>
         <w:r>
           <w:rPr>
-            <w:rFonts w:eastAsiaTheme="minorEastAsia" w:cs="Calibri"/>
+            <w:rFonts w:asciiTheme="minorHAnsi" w:eastAsiaTheme="minorEastAsia" w:hAnsiTheme="minorHAnsi" w:cstheme="minorBidi"/>
             <w:noProof/>
             <w:sz w:val="24"/>
             <w:szCs w:val="24"/>
@@ -2281,14 +2081,12 @@
         <w:r>
           <w:rPr>
             <w:rStyle w:val="Hipervnculo"/>
-            <w:rFonts w:cs="Calibri"/>
             <w:noProof/>
           </w:rPr>
           <w:t>Rotación de las categorías</w:t>
         </w:r>
         <w:r>
           <w:rPr>
-            <w:rFonts w:cs="Calibri"/>
             <w:noProof/>
             <w:webHidden/>
           </w:rPr>
@@ -2296,7 +2094,6 @@
         </w:r>
         <w:r>
           <w:rPr>
-            <w:rFonts w:cs="Calibri"/>
             <w:noProof/>
             <w:webHidden/>
           </w:rPr>
@@ -2304,22 +2101,19 @@
         </w:r>
         <w:r>
           <w:rPr>
-            <w:rFonts w:cs="Calibri"/>
             <w:noProof/>
             <w:webHidden/>
           </w:rPr>
-          <w:instrText xml:space="preserve"> PAGEREF _Toc231933224 \h </w:instrText>
+          <w:instrText xml:space="preserve"> PAGEREF _Toc232406904 \h </w:instrText>
         </w:r>
         <w:r>
           <w:rPr>
-            <w:rFonts w:cs="Calibri"/>
             <w:noProof/>
             <w:webHidden/>
           </w:rPr>
         </w:r>
         <w:r>
           <w:rPr>
-            <w:rFonts w:cs="Calibri"/>
             <w:noProof/>
             <w:webHidden/>
           </w:rPr>
@@ -2327,15 +2121,13 @@
         </w:r>
         <w:r>
           <w:rPr>
-            <w:rFonts w:cs="Calibri"/>
             <w:noProof/>
             <w:webHidden/>
           </w:rPr>
-          <w:t>59</w:t>
+          <w:t>62</w:t>
         </w:r>
         <w:r>
           <w:rPr>
-            <w:rFonts w:cs="Calibri"/>
             <w:noProof/>
             <w:webHidden/>
           </w:rPr>
@@ -2346,13 +2138,8 @@
     <w:p>
       <w:pPr>
         <w:pStyle w:val="TDC2"/>
-        <w:tabs>
-          <w:tab w:val="left" w:pos="1680"/>
-          <w:tab w:val="right" w:leader="dot" w:pos="9962"/>
-        </w:tabs>
-        <w:spacing w:before="0" w:after="0"/>
-        <w:rPr>
-          <w:rFonts w:eastAsiaTheme="minorEastAsia" w:cs="Calibri"/>
+        <w:rPr>
+          <w:rFonts w:asciiTheme="minorHAnsi" w:eastAsiaTheme="minorEastAsia" w:hAnsiTheme="minorHAnsi" w:cstheme="minorBidi"/>
           <w:noProof/>
           <w:sz w:val="24"/>
           <w:szCs w:val="24"/>
@@ -2360,18 +2147,17 @@
           <w14:ligatures w14:val="standardContextual"/>
         </w:rPr>
       </w:pPr>
-      <w:hyperlink w:anchor="_Toc231933225" w:history="1">
+      <w:hyperlink w:anchor="_Toc232406905" w:history="1">
         <w:r>
           <w:rPr>
             <w:rStyle w:val="Hipervnculo"/>
-            <w:rFonts w:cs="Calibri"/>
             <w:noProof/>
           </w:rPr>
           <w:t>3.3.</w:t>
         </w:r>
         <w:r>
           <w:rPr>
-            <w:rFonts w:eastAsiaTheme="minorEastAsia" w:cs="Calibri"/>
+            <w:rFonts w:asciiTheme="minorHAnsi" w:eastAsiaTheme="minorEastAsia" w:hAnsiTheme="minorHAnsi" w:cstheme="minorBidi"/>
             <w:noProof/>
             <w:sz w:val="24"/>
             <w:szCs w:val="24"/>
@@ -2383,14 +2169,12 @@
         <w:r>
           <w:rPr>
             <w:rStyle w:val="Hipervnculo"/>
-            <w:rFonts w:cs="Calibri"/>
             <w:noProof/>
           </w:rPr>
           <w:t>Codificación de productos</w:t>
         </w:r>
         <w:r>
           <w:rPr>
-            <w:rFonts w:cs="Calibri"/>
             <w:noProof/>
             <w:webHidden/>
           </w:rPr>
@@ -2398,7 +2182,6 @@
         </w:r>
         <w:r>
           <w:rPr>
-            <w:rFonts w:cs="Calibri"/>
             <w:noProof/>
             <w:webHidden/>
           </w:rPr>
@@ -2406,22 +2189,19 @@
         </w:r>
         <w:r>
           <w:rPr>
-            <w:rFonts w:cs="Calibri"/>
             <w:noProof/>
             <w:webHidden/>
           </w:rPr>
-          <w:instrText xml:space="preserve"> PAGEREF _Toc231933225 \h </w:instrText>
+          <w:instrText xml:space="preserve"> PAGEREF _Toc232406905 \h </w:instrText>
         </w:r>
         <w:r>
           <w:rPr>
-            <w:rFonts w:cs="Calibri"/>
             <w:noProof/>
             <w:webHidden/>
           </w:rPr>
         </w:r>
         <w:r>
           <w:rPr>
-            <w:rFonts w:cs="Calibri"/>
             <w:noProof/>
             <w:webHidden/>
           </w:rPr>
@@ -2429,15 +2209,13 @@
         </w:r>
         <w:r>
           <w:rPr>
-            <w:rFonts w:cs="Calibri"/>
             <w:noProof/>
             <w:webHidden/>
           </w:rPr>
-          <w:t>63</w:t>
+          <w:t>66</w:t>
         </w:r>
         <w:r>
           <w:rPr>
-            <w:rFonts w:cs="Calibri"/>
             <w:noProof/>
             <w:webHidden/>
           </w:rPr>
@@ -2448,13 +2226,8 @@
     <w:p>
       <w:pPr>
         <w:pStyle w:val="TDC2"/>
-        <w:tabs>
-          <w:tab w:val="left" w:pos="1680"/>
-          <w:tab w:val="right" w:leader="dot" w:pos="9962"/>
-        </w:tabs>
-        <w:spacing w:before="0" w:after="0"/>
-        <w:rPr>
-          <w:rFonts w:eastAsiaTheme="minorEastAsia" w:cs="Calibri"/>
+        <w:rPr>
+          <w:rFonts w:asciiTheme="minorHAnsi" w:eastAsiaTheme="minorEastAsia" w:hAnsiTheme="minorHAnsi" w:cstheme="minorBidi"/>
           <w:noProof/>
           <w:sz w:val="24"/>
           <w:szCs w:val="24"/>
@@ -2462,18 +2235,17 @@
           <w14:ligatures w14:val="standardContextual"/>
         </w:rPr>
       </w:pPr>
-      <w:hyperlink w:anchor="_Toc231933226" w:history="1">
+      <w:hyperlink w:anchor="_Toc232406906" w:history="1">
         <w:r>
           <w:rPr>
             <w:rStyle w:val="Hipervnculo"/>
-            <w:rFonts w:cs="Calibri"/>
             <w:noProof/>
           </w:rPr>
           <w:t>3.4.</w:t>
         </w:r>
         <w:r>
           <w:rPr>
-            <w:rFonts w:eastAsiaTheme="minorEastAsia" w:cs="Calibri"/>
+            <w:rFonts w:asciiTheme="minorHAnsi" w:eastAsiaTheme="minorEastAsia" w:hAnsiTheme="minorHAnsi" w:cstheme="minorBidi"/>
             <w:noProof/>
             <w:sz w:val="24"/>
             <w:szCs w:val="24"/>
@@ -2485,14 +2257,12 @@
         <w:r>
           <w:rPr>
             <w:rStyle w:val="Hipervnculo"/>
-            <w:rFonts w:cs="Calibri"/>
             <w:noProof/>
           </w:rPr>
           <w:t>El precio</w:t>
         </w:r>
         <w:r>
           <w:rPr>
-            <w:rFonts w:cs="Calibri"/>
             <w:noProof/>
             <w:webHidden/>
           </w:rPr>
@@ -2500,7 +2270,6 @@
         </w:r>
         <w:r>
           <w:rPr>
-            <w:rFonts w:cs="Calibri"/>
             <w:noProof/>
             <w:webHidden/>
           </w:rPr>
@@ -2508,22 +2277,19 @@
         </w:r>
         <w:r>
           <w:rPr>
-            <w:rFonts w:cs="Calibri"/>
             <w:noProof/>
             <w:webHidden/>
           </w:rPr>
-          <w:instrText xml:space="preserve"> PAGEREF _Toc231933226 \h </w:instrText>
+          <w:instrText xml:space="preserve"> PAGEREF _Toc232406906 \h </w:instrText>
         </w:r>
         <w:r>
           <w:rPr>
-            <w:rFonts w:cs="Calibri"/>
             <w:noProof/>
             <w:webHidden/>
           </w:rPr>
         </w:r>
         <w:r>
           <w:rPr>
-            <w:rFonts w:cs="Calibri"/>
             <w:noProof/>
             <w:webHidden/>
           </w:rPr>
@@ -2531,15 +2297,13 @@
         </w:r>
         <w:r>
           <w:rPr>
-            <w:rFonts w:cs="Calibri"/>
             <w:noProof/>
             <w:webHidden/>
           </w:rPr>
-          <w:t>65</w:t>
+          <w:t>67</w:t>
         </w:r>
         <w:r>
           <w:rPr>
-            <w:rFonts w:cs="Calibri"/>
             <w:noProof/>
             <w:webHidden/>
           </w:rPr>
@@ -2550,13 +2314,8 @@
     <w:p>
       <w:pPr>
         <w:pStyle w:val="TDC2"/>
-        <w:tabs>
-          <w:tab w:val="left" w:pos="1680"/>
-          <w:tab w:val="right" w:leader="dot" w:pos="9962"/>
-        </w:tabs>
-        <w:spacing w:before="0" w:after="0"/>
-        <w:rPr>
-          <w:rFonts w:eastAsiaTheme="minorEastAsia" w:cs="Calibri"/>
+        <w:rPr>
+          <w:rFonts w:asciiTheme="minorHAnsi" w:eastAsiaTheme="minorEastAsia" w:hAnsiTheme="minorHAnsi" w:cstheme="minorBidi"/>
           <w:noProof/>
           <w:sz w:val="24"/>
           <w:szCs w:val="24"/>
@@ -2564,18 +2323,17 @@
           <w14:ligatures w14:val="standardContextual"/>
         </w:rPr>
       </w:pPr>
-      <w:hyperlink w:anchor="_Toc231933227" w:history="1">
+      <w:hyperlink w:anchor="_Toc232406907" w:history="1">
         <w:r>
           <w:rPr>
             <w:rStyle w:val="Hipervnculo"/>
-            <w:rFonts w:cs="Calibri"/>
             <w:noProof/>
           </w:rPr>
           <w:t>3.5.</w:t>
         </w:r>
         <w:r>
           <w:rPr>
-            <w:rFonts w:eastAsiaTheme="minorEastAsia" w:cs="Calibri"/>
+            <w:rFonts w:asciiTheme="minorHAnsi" w:eastAsiaTheme="minorEastAsia" w:hAnsiTheme="minorHAnsi" w:cstheme="minorBidi"/>
             <w:noProof/>
             <w:sz w:val="24"/>
             <w:szCs w:val="24"/>
@@ -2587,14 +2345,12 @@
         <w:r>
           <w:rPr>
             <w:rStyle w:val="Hipervnculo"/>
-            <w:rFonts w:cs="Calibri"/>
             <w:noProof/>
           </w:rPr>
           <w:t>Activación de marca</w:t>
         </w:r>
         <w:r>
           <w:rPr>
-            <w:rFonts w:cs="Calibri"/>
             <w:noProof/>
             <w:webHidden/>
           </w:rPr>
@@ -2602,7 +2358,6 @@
         </w:r>
         <w:r>
           <w:rPr>
-            <w:rFonts w:cs="Calibri"/>
             <w:noProof/>
             <w:webHidden/>
           </w:rPr>
@@ -2610,22 +2365,19 @@
         </w:r>
         <w:r>
           <w:rPr>
-            <w:rFonts w:cs="Calibri"/>
             <w:noProof/>
             <w:webHidden/>
           </w:rPr>
-          <w:instrText xml:space="preserve"> PAGEREF _Toc231933227 \h </w:instrText>
+          <w:instrText xml:space="preserve"> PAGEREF _Toc232406907 \h </w:instrText>
         </w:r>
         <w:r>
           <w:rPr>
-            <w:rFonts w:cs="Calibri"/>
             <w:noProof/>
             <w:webHidden/>
           </w:rPr>
         </w:r>
         <w:r>
           <w:rPr>
-            <w:rFonts w:cs="Calibri"/>
             <w:noProof/>
             <w:webHidden/>
           </w:rPr>
@@ -2633,15 +2385,13 @@
         </w:r>
         <w:r>
           <w:rPr>
-            <w:rFonts w:cs="Calibri"/>
             <w:noProof/>
             <w:webHidden/>
           </w:rPr>
-          <w:t>67</w:t>
+          <w:t>70</w:t>
         </w:r>
         <w:r>
           <w:rPr>
-            <w:rFonts w:cs="Calibri"/>
             <w:noProof/>
             <w:webHidden/>
           </w:rPr>
@@ -2653,7 +2403,7 @@
       <w:pPr>
         <w:pStyle w:val="TDC1"/>
         <w:rPr>
-          <w:rFonts w:eastAsiaTheme="minorEastAsia" w:cs="Calibri"/>
+          <w:rFonts w:asciiTheme="minorHAnsi" w:eastAsiaTheme="minorEastAsia" w:hAnsiTheme="minorHAnsi" w:cstheme="minorBidi"/>
           <w:noProof/>
           <w:sz w:val="24"/>
           <w:szCs w:val="24"/>
@@ -2661,7 +2411,7 @@
           <w14:ligatures w14:val="standardContextual"/>
         </w:rPr>
       </w:pPr>
-      <w:hyperlink w:anchor="_Toc231933228" w:history="1">
+      <w:hyperlink w:anchor="_Toc232406908" w:history="1">
         <w:r>
           <w:rPr>
             <w:rStyle w:val="Hipervnculo"/>
@@ -2672,7 +2422,6 @@
         </w:r>
         <w:r>
           <w:rPr>
-            <w:rFonts w:cs="Calibri"/>
             <w:noProof/>
             <w:webHidden/>
           </w:rPr>
@@ -2680,7 +2429,6 @@
         </w:r>
         <w:r>
           <w:rPr>
-            <w:rFonts w:cs="Calibri"/>
             <w:noProof/>
             <w:webHidden/>
           </w:rPr>
@@ -2688,22 +2436,19 @@
         </w:r>
         <w:r>
           <w:rPr>
-            <w:rFonts w:cs="Calibri"/>
             <w:noProof/>
             <w:webHidden/>
           </w:rPr>
-          <w:instrText xml:space="preserve"> PAGEREF _Toc231933228 \h </w:instrText>
+          <w:instrText xml:space="preserve"> PAGEREF _Toc232406908 \h </w:instrText>
         </w:r>
         <w:r>
           <w:rPr>
-            <w:rFonts w:cs="Calibri"/>
             <w:noProof/>
             <w:webHidden/>
           </w:rPr>
         </w:r>
         <w:r>
           <w:rPr>
-            <w:rFonts w:cs="Calibri"/>
             <w:noProof/>
             <w:webHidden/>
           </w:rPr>
@@ -2711,15 +2456,13 @@
         </w:r>
         <w:r>
           <w:rPr>
-            <w:rFonts w:cs="Calibri"/>
             <w:noProof/>
             <w:webHidden/>
           </w:rPr>
-          <w:t>73</w:t>
+          <w:t>76</w:t>
         </w:r>
         <w:r>
           <w:rPr>
-            <w:rFonts w:cs="Calibri"/>
             <w:noProof/>
             <w:webHidden/>
           </w:rPr>
@@ -2731,7 +2474,7 @@
       <w:pPr>
         <w:pStyle w:val="TDC1"/>
         <w:rPr>
-          <w:rFonts w:eastAsiaTheme="minorEastAsia" w:cs="Calibri"/>
+          <w:rFonts w:asciiTheme="minorHAnsi" w:eastAsiaTheme="minorEastAsia" w:hAnsiTheme="minorHAnsi" w:cstheme="minorBidi"/>
           <w:noProof/>
           <w:sz w:val="24"/>
           <w:szCs w:val="24"/>
@@ -2739,7 +2482,7 @@
           <w14:ligatures w14:val="standardContextual"/>
         </w:rPr>
       </w:pPr>
-      <w:hyperlink w:anchor="_Toc231933229" w:history="1">
+      <w:hyperlink w:anchor="_Toc232406909" w:history="1">
         <w:r>
           <w:rPr>
             <w:rStyle w:val="Hipervnculo"/>
@@ -2750,7 +2493,6 @@
         </w:r>
         <w:r>
           <w:rPr>
-            <w:rFonts w:cs="Calibri"/>
             <w:noProof/>
             <w:webHidden/>
           </w:rPr>
@@ -2758,7 +2500,6 @@
         </w:r>
         <w:r>
           <w:rPr>
-            <w:rFonts w:cs="Calibri"/>
             <w:noProof/>
             <w:webHidden/>
           </w:rPr>
@@ -2766,22 +2507,19 @@
         </w:r>
         <w:r>
           <w:rPr>
-            <w:rFonts w:cs="Calibri"/>
             <w:noProof/>
             <w:webHidden/>
           </w:rPr>
-          <w:instrText xml:space="preserve"> PAGEREF _Toc231933229 \h </w:instrText>
+          <w:instrText xml:space="preserve"> PAGEREF _Toc232406909 \h </w:instrText>
         </w:r>
         <w:r>
           <w:rPr>
-            <w:rFonts w:cs="Calibri"/>
             <w:noProof/>
             <w:webHidden/>
           </w:rPr>
         </w:r>
         <w:r>
           <w:rPr>
-            <w:rFonts w:cs="Calibri"/>
             <w:noProof/>
             <w:webHidden/>
           </w:rPr>
@@ -2789,15 +2527,13 @@
         </w:r>
         <w:r>
           <w:rPr>
-            <w:rFonts w:cs="Calibri"/>
             <w:noProof/>
             <w:webHidden/>
           </w:rPr>
-          <w:t>75</w:t>
+          <w:t>78</w:t>
         </w:r>
         <w:r>
           <w:rPr>
-            <w:rFonts w:cs="Calibri"/>
             <w:noProof/>
             <w:webHidden/>
           </w:rPr>
@@ -2809,7 +2545,7 @@
       <w:pPr>
         <w:pStyle w:val="TDC1"/>
         <w:rPr>
-          <w:rFonts w:eastAsiaTheme="minorEastAsia" w:cs="Calibri"/>
+          <w:rFonts w:asciiTheme="minorHAnsi" w:eastAsiaTheme="minorEastAsia" w:hAnsiTheme="minorHAnsi" w:cstheme="minorBidi"/>
           <w:noProof/>
           <w:sz w:val="24"/>
           <w:szCs w:val="24"/>
@@ -2817,7 +2553,7 @@
           <w14:ligatures w14:val="standardContextual"/>
         </w:rPr>
       </w:pPr>
-      <w:hyperlink w:anchor="_Toc231933230" w:history="1">
+      <w:hyperlink w:anchor="_Toc232406910" w:history="1">
         <w:r>
           <w:rPr>
             <w:rStyle w:val="Hipervnculo"/>
@@ -2828,7 +2564,6 @@
         </w:r>
         <w:r>
           <w:rPr>
-            <w:rFonts w:cs="Calibri"/>
             <w:noProof/>
             <w:webHidden/>
           </w:rPr>
@@ -2836,7 +2571,6 @@
         </w:r>
         <w:r>
           <w:rPr>
-            <w:rFonts w:cs="Calibri"/>
             <w:noProof/>
             <w:webHidden/>
           </w:rPr>
@@ -2844,22 +2578,19 @@
         </w:r>
         <w:r>
           <w:rPr>
-            <w:rFonts w:cs="Calibri"/>
             <w:noProof/>
             <w:webHidden/>
           </w:rPr>
-          <w:instrText xml:space="preserve"> PAGEREF _Toc231933230 \h </w:instrText>
+          <w:instrText xml:space="preserve"> PAGEREF _Toc232406910 \h </w:instrText>
         </w:r>
         <w:r>
           <w:rPr>
-            <w:rFonts w:cs="Calibri"/>
             <w:noProof/>
             <w:webHidden/>
           </w:rPr>
         </w:r>
         <w:r>
           <w:rPr>
-            <w:rFonts w:cs="Calibri"/>
             <w:noProof/>
             <w:webHidden/>
           </w:rPr>
@@ -2867,15 +2598,13 @@
         </w:r>
         <w:r>
           <w:rPr>
-            <w:rFonts w:cs="Calibri"/>
             <w:noProof/>
             <w:webHidden/>
           </w:rPr>
-          <w:t>77</w:t>
+          <w:t>80</w:t>
         </w:r>
         <w:r>
           <w:rPr>
-            <w:rFonts w:cs="Calibri"/>
             <w:noProof/>
             <w:webHidden/>
           </w:rPr>
@@ -2887,7 +2616,7 @@
       <w:pPr>
         <w:pStyle w:val="TDC1"/>
         <w:rPr>
-          <w:rFonts w:eastAsiaTheme="minorEastAsia" w:cs="Calibri"/>
+          <w:rFonts w:asciiTheme="minorHAnsi" w:eastAsiaTheme="minorEastAsia" w:hAnsiTheme="minorHAnsi" w:cstheme="minorBidi"/>
           <w:noProof/>
           <w:sz w:val="24"/>
           <w:szCs w:val="24"/>
@@ -2895,7 +2624,7 @@
           <w14:ligatures w14:val="standardContextual"/>
         </w:rPr>
       </w:pPr>
-      <w:hyperlink w:anchor="_Toc231933231" w:history="1">
+      <w:hyperlink w:anchor="_Toc232406911" w:history="1">
         <w:r>
           <w:rPr>
             <w:rStyle w:val="Hipervnculo"/>
@@ -2906,7 +2635,6 @@
         </w:r>
         <w:r>
           <w:rPr>
-            <w:rFonts w:cs="Calibri"/>
             <w:noProof/>
             <w:webHidden/>
           </w:rPr>
@@ -2914,7 +2642,6 @@
         </w:r>
         <w:r>
           <w:rPr>
-            <w:rFonts w:cs="Calibri"/>
             <w:noProof/>
             <w:webHidden/>
           </w:rPr>
@@ -2922,22 +2649,19 @@
         </w:r>
         <w:r>
           <w:rPr>
-            <w:rFonts w:cs="Calibri"/>
             <w:noProof/>
             <w:webHidden/>
           </w:rPr>
-          <w:instrText xml:space="preserve"> PAGEREF _Toc231933231 \h </w:instrText>
+          <w:instrText xml:space="preserve"> PAGEREF _Toc232406911 \h </w:instrText>
         </w:r>
         <w:r>
           <w:rPr>
-            <w:rFonts w:cs="Calibri"/>
             <w:noProof/>
             <w:webHidden/>
           </w:rPr>
         </w:r>
         <w:r>
           <w:rPr>
-            <w:rFonts w:cs="Calibri"/>
             <w:noProof/>
             <w:webHidden/>
           </w:rPr>
@@ -2945,15 +2669,13 @@
         </w:r>
         <w:r>
           <w:rPr>
-            <w:rFonts w:cs="Calibri"/>
             <w:noProof/>
             <w:webHidden/>
           </w:rPr>
-          <w:t>78</w:t>
+          <w:t>81</w:t>
         </w:r>
         <w:r>
           <w:rPr>
-            <w:rFonts w:cs="Calibri"/>
             <w:noProof/>
             <w:webHidden/>
           </w:rPr>
@@ -2981,16 +2703,16 @@
         <w:lastRenderedPageBreak/>
         <w:fldChar w:fldCharType="end"/>
       </w:r>
-      <w:bookmarkStart w:id="1" w:name="_Toc176443691"/>
-      <w:bookmarkStart w:id="2" w:name="_Toc231933208"/>
+      <w:bookmarkStart w:id="2" w:name="_Toc176443691"/>
+      <w:bookmarkStart w:id="3" w:name="_Toc232406888"/>
       <w:r>
         <w:rPr>
           <w:rFonts w:cs="Calibri"/>
         </w:rPr>
         <w:t>Introducción</w:t>
       </w:r>
-      <w:bookmarkEnd w:id="1"/>
       <w:bookmarkEnd w:id="2"/>
+      <w:bookmarkEnd w:id="3"/>
     </w:p>
     <w:p>
       <w:pPr>
@@ -3038,7 +2760,7 @@
           <w:noProof/>
         </w:rPr>
         <w:drawing>
-          <wp:inline distT="0" distB="0" distL="0" distR="0" wp14:anchorId="48151F35" wp14:editId="4940307F">
+          <wp:inline distT="0" distB="0" distL="0" distR="0" wp14:anchorId="48151F35" wp14:editId="0AE2C3BF">
             <wp:extent cx="4680000" cy="2632387"/>
             <wp:effectExtent l="0" t="0" r="6350" b="0"/>
             <wp:docPr id="1895842291" name="Imagen 4"/>
@@ -3167,8 +2889,6 @@
               <w:ind w:right="-142" w:firstLine="0"/>
               <w:rPr>
                 <w:rFonts w:cs="Calibri"/>
-                <w:b/>
-                <w:bCs/>
               </w:rPr>
             </w:pPr>
             <w:r>
@@ -3179,22 +2899,29 @@
               </w:rPr>
               <w:t>Exhibición y vitrinismo en el formato comercial</w:t>
             </w:r>
-          </w:p>
-          <w:p>
-            <w:pPr>
-              <w:spacing w:before="0" w:after="0"/>
-              <w:ind w:right="-142" w:firstLine="0"/>
-              <w:rPr>
-                <w:rFonts w:cs="Calibri"/>
-              </w:rPr>
-            </w:pPr>
             <w:r>
               <w:rPr>
                 <w:rFonts w:cs="Calibri"/>
                 <w:b/>
                 <w:bCs/>
               </w:rPr>
-              <w:t>Introducción:</w:t>
+              <w:t xml:space="preserve">: </w:t>
+            </w:r>
+            <w:r>
+              <w:rPr>
+                <w:rFonts w:cs="Calibri"/>
+                <w:b/>
+                <w:bCs/>
+              </w:rPr>
+              <w:t>Introducción</w:t>
+            </w:r>
+            <w:r>
+              <w:rPr>
+                <w:rFonts w:cs="Calibri"/>
+                <w:b/>
+                <w:bCs/>
+              </w:rPr>
+              <w:t>.</w:t>
             </w:r>
           </w:p>
           <w:p>
@@ -3224,8 +2951,14 @@
               <w:rPr>
                 <w:rFonts w:cs="Calibri"/>
               </w:rPr>
+              <w:t xml:space="preserve">Mediante el mismo, se logra mostrar, a través de elementos en 3D y 2D, una nueva temporada, un evento, lanzamiento de productos, entre otras activaciones. Cuando el </w:t>
+            </w:r>
+            <w:r>
+              <w:rPr>
+                <w:rFonts w:cs="Calibri"/>
+              </w:rPr>
               <w:lastRenderedPageBreak/>
-              <w:t>Mediante el mismo, se logra mostrar, a través de elementos en 3D y 2D, una nueva temporada, un evento, lanzamiento de productos, entre otras activaciones. Cuando el comprador puede ver el producto exhibido de una forma diferente a lo que se muestra en los puntos de venta, este elemento diferencial hace que se tenga un impacto y una influencia positiva sobre las decisiones de compra por parte de los clientes.</w:t>
+              <w:t>comprador puede ver el producto exhibido de una forma diferente a lo que se muestra en los puntos de venta, este elemento diferencial hace que se tenga un impacto y una influencia positiva sobre las decisiones de compra por parte de los clientes.</w:t>
             </w:r>
           </w:p>
         </w:tc>
@@ -3413,26 +3146,44 @@
     </w:p>
     <w:p>
       <w:pPr>
+        <w:spacing w:before="0" w:after="0"/>
+        <w:rPr>
+          <w:rFonts w:cs="Calibri"/>
+          <w:lang w:eastAsia="es-CO"/>
+        </w:rPr>
+      </w:pPr>
+    </w:p>
+    <w:p>
+      <w:pPr>
+        <w:spacing w:before="0" w:after="0"/>
+        <w:rPr>
+          <w:rFonts w:cs="Calibri"/>
+          <w:lang w:eastAsia="es-CO"/>
+        </w:rPr>
+      </w:pPr>
+    </w:p>
+    <w:p>
+      <w:pPr>
         <w:pStyle w:val="Ttulo1"/>
         <w:rPr>
-          <w:rFonts w:cs="Calibri"/>
-        </w:rPr>
-      </w:pPr>
-      <w:bookmarkStart w:id="3" w:name="_Toc231933209"/>
-      <w:r>
-        <w:rPr>
-          <w:rFonts w:cs="Calibri"/>
+          <w:rStyle w:val="Extranjerismo"/>
+        </w:rPr>
+      </w:pPr>
+      <w:bookmarkStart w:id="4" w:name="_Toc232406889"/>
+      <w:r>
+        <w:rPr>
+          <w:rStyle w:val="Extranjerismo"/>
         </w:rPr>
         <w:lastRenderedPageBreak/>
         <w:t>R</w:t>
       </w:r>
       <w:r>
         <w:rPr>
-          <w:rFonts w:cs="Calibri"/>
+          <w:rStyle w:val="Extranjerismo"/>
         </w:rPr>
         <w:t>etail</w:t>
       </w:r>
-      <w:bookmarkEnd w:id="3"/>
+      <w:bookmarkEnd w:id="4"/>
     </w:p>
     <w:p>
       <w:pPr>
@@ -3558,9 +3309,7 @@
       </w:r>
       <w:r>
         <w:rPr>
-          <w:rFonts w:cs="Calibri"/>
-          <w:i/>
-          <w:iCs/>
+          <w:rStyle w:val="Extranjerismo"/>
           <w:lang w:eastAsia="es-CO"/>
         </w:rPr>
         <w:t>retail</w:t>
@@ -3574,9 +3323,7 @@
       </w:r>
       <w:r>
         <w:rPr>
-          <w:rFonts w:cs="Calibri"/>
-          <w:i/>
-          <w:iCs/>
+          <w:rStyle w:val="Extranjerismo"/>
           <w:lang w:eastAsia="es-CO"/>
         </w:rPr>
         <w:t>Brand Equity</w:t>
@@ -3610,12 +3357,12 @@
       <w:pPr>
         <w:pStyle w:val="Ttulo2"/>
       </w:pPr>
-      <w:bookmarkStart w:id="4" w:name="_Toc231933210"/>
+      <w:bookmarkStart w:id="5" w:name="_Toc232406890"/>
       <w:r>
         <w:lastRenderedPageBreak/>
         <w:t>Establecimiento comercial</w:t>
       </w:r>
-      <w:bookmarkEnd w:id="4"/>
+      <w:bookmarkEnd w:id="5"/>
     </w:p>
     <w:p>
       <w:pPr>
@@ -3837,12 +3584,12 @@
       <w:pPr>
         <w:pStyle w:val="Ttulo2"/>
       </w:pPr>
-      <w:bookmarkStart w:id="5" w:name="_Toc231933211"/>
+      <w:bookmarkStart w:id="6" w:name="_Toc232406891"/>
       <w:r>
         <w:lastRenderedPageBreak/>
         <w:t>Formatos comerciales</w:t>
       </w:r>
-      <w:bookmarkEnd w:id="5"/>
+      <w:bookmarkEnd w:id="6"/>
     </w:p>
     <w:p>
       <w:pPr>
@@ -3935,19 +3682,17 @@
       </w:r>
       <w:r>
         <w:rPr>
-          <w:rFonts w:cs="Calibri"/>
-          <w:i/>
-          <w:iCs/>
-          <w:lang w:eastAsia="es-CO"/>
-        </w:rPr>
-        <w:t>retail</w:t>
-      </w:r>
-      <w:r>
-        <w:rPr>
-          <w:rFonts w:cs="Calibri"/>
-          <w:lang w:eastAsia="es-CO"/>
-        </w:rPr>
-        <w:t>, se ha generado una transformación en el comportamiento del consumidor y en sus hábitos de compra. Los productos de marca propia que se ofrecen en estas tiendas de venta al por menor emergen como una nueva alternativa para los clientes. Además, esta tendencia permite que empresas, principalmente pymes colombianas, se involucren como proveedores, contribuyendo a la generación de empleo y al desarrollo económico local (Vigaray, 2005).</w:t>
+          <w:rStyle w:val="Extranjerismo"/>
+          <w:lang w:eastAsia="es-CO"/>
+        </w:rPr>
+        <w:t>retail,</w:t>
+      </w:r>
+      <w:r>
+        <w:rPr>
+          <w:rFonts w:cs="Calibri"/>
+          <w:lang w:eastAsia="es-CO"/>
+        </w:rPr>
+        <w:t xml:space="preserve"> se ha generado una transformación en el comportamiento del consumidor y en sus hábitos de compra. Los productos de marca propia que se ofrecen en estas tiendas de venta al por menor emergen como una nueva alternativa para los clientes. Además, esta tendencia permite que empresas, principalmente pymes colombianas, se involucren como proveedores, contribuyendo a la generación de empleo y al desarrollo económico local (Vigaray, 2005).</w:t>
       </w:r>
     </w:p>
     <w:p>
@@ -4272,21 +4017,14 @@
           <w:rFonts w:cs="Calibri"/>
           <w:lang w:eastAsia="es-CO"/>
         </w:rPr>
-        <w:t xml:space="preserve">Es el concepto de tienda evolucionado a tiendas especializadas de gran tamaño, que presentan el autoservicio para el cliente, constituyéndose en grandes supermercados especializados. No tienen de todo, pero sí poseen un gran surtido dentro de su especialización. Por ejemplo, una tienda que sea especializada en </w:t>
-      </w:r>
-      <w:r>
-        <w:rPr>
-          <w:rFonts w:cs="Calibri"/>
-          <w:lang w:eastAsia="es-CO"/>
-        </w:rPr>
-        <w:t>tecnología</w:t>
-      </w:r>
-      <w:r>
-        <w:rPr>
-          <w:rFonts w:cs="Calibri"/>
-          <w:lang w:eastAsia="es-CO"/>
-        </w:rPr>
-        <w:t xml:space="preserve"> solo ofrecerá productos tecnológicos. Ejemplo: Ktronix.</w:t>
+        <w:t xml:space="preserve">Es el concepto de tienda evolucionado a tiendas especializadas de gran tamaño, que presentan el autoservicio para el cliente, constituyéndose en grandes supermercados especializados. No tienen de todo, pero sí poseen un gran surtido dentro de su especialización. Por ejemplo, una tienda que sea especializada en tecnología solo ofrecerá productos tecnológicos. Ejemplo: </w:t>
+      </w:r>
+      <w:r>
+        <w:rPr>
+          <w:rStyle w:val="Extranjerismo"/>
+          <w:lang w:eastAsia="es-CO"/>
+        </w:rPr>
+        <w:t>Ktronix.</w:t>
       </w:r>
     </w:p>
     <w:p>
@@ -4386,21 +4124,7 @@
           <w:rFonts w:cs="Calibri"/>
           <w:lang w:eastAsia="es-CO"/>
         </w:rPr>
-        <w:t xml:space="preserve">Son establecimientos que agrupan en su interior a una gran cantidad de tipos de comerciantes que, por lo general, son especializados </w:t>
-      </w:r>
-      <w:r>
-        <w:rPr>
-          <w:rFonts w:cs="Calibri"/>
-          <w:lang w:eastAsia="es-CO"/>
-        </w:rPr>
-        <w:t>como,</w:t>
-      </w:r>
-      <w:r>
-        <w:rPr>
-          <w:rFonts w:cs="Calibri"/>
-          <w:lang w:eastAsia="es-CO"/>
-        </w:rPr>
-        <w:t xml:space="preserve"> por ejemplo: artículos </w:t>
+        <w:t xml:space="preserve">Son establecimientos que agrupan en su interior a una gran cantidad de tipos de comerciantes que, por lo general, son especializados como, por ejemplo: artículos </w:t>
       </w:r>
       <w:r>
         <w:rPr>
@@ -4426,6 +4150,15 @@
         </w:rPr>
         <w:t>La diferencia entre galería y centro comercial es que la galería tiene un tamaño pequeño y el centro comercial posee un tamaño más grande.</w:t>
       </w:r>
+    </w:p>
+    <w:p>
+      <w:pPr>
+        <w:spacing w:before="0" w:after="0"/>
+        <w:rPr>
+          <w:rFonts w:cs="Calibri"/>
+          <w:lang w:eastAsia="es-CO"/>
+        </w:rPr>
+      </w:pPr>
     </w:p>
     <w:p>
       <w:pPr>
@@ -4477,15 +4210,6 @@
           <w:lang w:eastAsia="es-CO"/>
         </w:rPr>
       </w:pPr>
-    </w:p>
-    <w:p>
-      <w:pPr>
-        <w:spacing w:before="0" w:after="0"/>
-        <w:rPr>
-          <w:rFonts w:cs="Calibri"/>
-          <w:lang w:eastAsia="es-CO"/>
-        </w:rPr>
-      </w:pPr>
       <w:r>
         <w:rPr>
           <w:rFonts w:cs="Calibri"/>
@@ -4507,11 +4231,11 @@
       <w:pPr>
         <w:pStyle w:val="Ttulo2"/>
       </w:pPr>
-      <w:bookmarkStart w:id="6" w:name="_Toc231933212"/>
+      <w:bookmarkStart w:id="7" w:name="_Toc232406892"/>
       <w:r>
         <w:t>Arquitectura del establecimiento</w:t>
       </w:r>
-      <w:bookmarkEnd w:id="6"/>
+      <w:bookmarkEnd w:id="7"/>
     </w:p>
     <w:p>
       <w:pPr>
@@ -5082,13 +4806,7 @@
         <w:rPr>
           <w:rFonts w:cs="Calibri"/>
         </w:rPr>
-        <w:t xml:space="preserve"> </w:t>
-      </w:r>
-      <w:r>
-        <w:rPr>
-          <w:rFonts w:cs="Calibri"/>
-        </w:rPr>
-        <w:t>Puerta a la derecha</w:t>
+        <w:t xml:space="preserve"> Puerta a la derecha</w:t>
       </w:r>
     </w:p>
     <w:p>
@@ -5215,19 +4933,7 @@
         <w:rPr>
           <w:rFonts w:cs="Calibri"/>
         </w:rPr>
-        <w:t>.</w:t>
-      </w:r>
-      <w:r>
-        <w:rPr>
-          <w:rFonts w:cs="Calibri"/>
-        </w:rPr>
-        <w:t xml:space="preserve"> </w:t>
-      </w:r>
-      <w:r>
-        <w:rPr>
-          <w:rFonts w:cs="Calibri"/>
-        </w:rPr>
-        <w:t>Puerta a la izquierda</w:t>
+        <w:t>. Puerta a la izquierda</w:t>
       </w:r>
     </w:p>
     <w:p>
@@ -5344,13 +5050,7 @@
         <w:rPr>
           <w:rFonts w:cs="Calibri"/>
         </w:rPr>
-        <w:t xml:space="preserve"> </w:t>
-      </w:r>
-      <w:r>
-        <w:rPr>
-          <w:rFonts w:cs="Calibri"/>
-        </w:rPr>
-        <w:t>Puerta en el centro</w:t>
+        <w:t xml:space="preserve"> Puerta en el centro</w:t>
       </w:r>
     </w:p>
     <w:p>
@@ -5446,23 +5146,7 @@
           <w:rFonts w:cs="Calibri"/>
           <w:lang w:eastAsia="es-CO"/>
         </w:rPr>
-        <w:t xml:space="preserve">Por teoría, prácticamente carece de zonas frías ya que la circulación fluye </w:t>
-      </w:r>
-      <w:proofErr w:type="gramStart"/>
-      <w:r>
-        <w:rPr>
-          <w:rFonts w:cs="Calibri"/>
-          <w:lang w:eastAsia="es-CO"/>
-        </w:rPr>
-        <w:t>de acuerdo al</w:t>
-      </w:r>
-      <w:proofErr w:type="gramEnd"/>
-      <w:r>
-        <w:rPr>
-          <w:rFonts w:cs="Calibri"/>
-          <w:lang w:eastAsia="es-CO"/>
-        </w:rPr>
-        <w:t xml:space="preserve"> ingreso de las dos puertas. Por esto es vital encontrar la localización de las zonas para ubicar las secciones de forma estratégica.</w:t>
+        <w:t>Por teoría, prácticamente carece de zonas frías ya que la circulación fluye de acuerdo al ingreso de las dos puertas. Por esto es vital encontrar la localización de las zonas para ubicar las secciones de forma estratégica.</w:t>
       </w:r>
     </w:p>
     <w:p>
@@ -5484,13 +5168,7 @@
         <w:rPr>
           <w:rFonts w:cs="Calibri"/>
         </w:rPr>
-        <w:t xml:space="preserve"> </w:t>
-      </w:r>
-      <w:r>
-        <w:rPr>
-          <w:rFonts w:cs="Calibri"/>
-        </w:rPr>
-        <w:t>Dos puertas</w:t>
+        <w:t xml:space="preserve"> Dos puertas</w:t>
       </w:r>
     </w:p>
     <w:p>
@@ -5744,13 +5422,7 @@
         <w:rPr>
           <w:rFonts w:cs="Calibri"/>
         </w:rPr>
-        <w:t xml:space="preserve"> </w:t>
-      </w:r>
-      <w:r>
-        <w:rPr>
-          <w:rFonts w:cs="Calibri"/>
-        </w:rPr>
-        <w:t>Local especializado – Local ultraespecializado</w:t>
+        <w:t xml:space="preserve"> Local especializado – Local ultraespecializado</w:t>
       </w:r>
     </w:p>
     <w:p>
@@ -5885,13 +5557,7 @@
         <w:rPr>
           <w:rFonts w:cs="Calibri"/>
         </w:rPr>
-        <w:t xml:space="preserve"> </w:t>
-      </w:r>
-      <w:r>
-        <w:rPr>
-          <w:rFonts w:cs="Calibri"/>
-        </w:rPr>
-        <w:t>Disposición del movimiento</w:t>
+        <w:t xml:space="preserve"> Disposición del movimiento</w:t>
       </w:r>
     </w:p>
     <w:p>
@@ -6066,7 +5732,7 @@
           <w:rFonts w:cs="Calibri"/>
         </w:rPr>
       </w:pPr>
-      <w:bookmarkStart w:id="7" w:name="_Toc231933213"/>
+      <w:bookmarkStart w:id="8" w:name="_Toc232406893"/>
       <w:r>
         <w:rPr>
           <w:rFonts w:cs="Calibri"/>
@@ -6074,7 +5740,7 @@
         <w:lastRenderedPageBreak/>
         <w:t>Surtido</w:t>
       </w:r>
-      <w:bookmarkEnd w:id="7"/>
+      <w:bookmarkEnd w:id="8"/>
     </w:p>
     <w:p>
       <w:pPr>
@@ -6140,42 +5806,37 @@
       <w:pPr>
         <w:pStyle w:val="Ttulo2"/>
       </w:pPr>
-      <w:bookmarkStart w:id="8" w:name="_Toc231933214"/>
+      <w:bookmarkStart w:id="9" w:name="_Toc232406894"/>
       <w:r>
         <w:t>Estructura del surtido</w:t>
       </w:r>
-      <w:bookmarkEnd w:id="8"/>
-    </w:p>
-    <w:p>
-      <w:pPr>
-        <w:spacing w:before="0" w:after="0"/>
-        <w:rPr>
-          <w:rFonts w:cs="Calibri"/>
-          <w:lang w:eastAsia="es-CO"/>
-        </w:rPr>
-      </w:pPr>
-      <w:r>
-        <w:rPr>
-          <w:rFonts w:cs="Calibri"/>
+      <w:bookmarkEnd w:id="9"/>
+    </w:p>
+    <w:p>
+      <w:pPr>
+        <w:pStyle w:val="Sinespaciado"/>
+        <w:spacing w:line="360" w:lineRule="auto"/>
+        <w:rPr>
+          <w:lang w:eastAsia="es-CO"/>
+        </w:rPr>
+      </w:pPr>
+      <w:r>
+        <w:rPr>
           <w:lang w:eastAsia="es-CO"/>
         </w:rPr>
         <w:t xml:space="preserve">Se refiere a los niveles, los cuales se dividen por departamentos, secciones, categorías, familias, subfamilias, artículos y referencias. Por ejemplo, la familia de los licores con productos de vinos comunes, vinos selectos, </w:t>
       </w:r>
-      <w:proofErr w:type="gramStart"/>
-      <w:r>
-        <w:rPr>
-          <w:rFonts w:cs="Calibri"/>
-          <w:lang w:eastAsia="es-CO"/>
-        </w:rPr>
-        <w:t>whisky</w:t>
-      </w:r>
-      <w:proofErr w:type="gramEnd"/>
-      <w:r>
-        <w:rPr>
-          <w:rFonts w:cs="Calibri"/>
-          <w:lang w:eastAsia="es-CO"/>
-        </w:rPr>
-        <w:t>, ron, aguardiente, brandy, etc.</w:t>
+      <w:r>
+        <w:rPr>
+          <w:rStyle w:val="Extranjerismo"/>
+        </w:rPr>
+        <w:t>whisky,</w:t>
+      </w:r>
+      <w:r>
+        <w:rPr>
+          <w:lang w:eastAsia="es-CO"/>
+        </w:rPr>
+        <w:t xml:space="preserve"> ron, aguardiente, brandy, etc.</w:t>
       </w:r>
     </w:p>
     <w:p>
@@ -6246,13 +5907,7 @@
         <w:rPr>
           <w:rFonts w:cs="Calibri"/>
         </w:rPr>
-        <w:t xml:space="preserve"> </w:t>
-      </w:r>
-      <w:r>
-        <w:rPr>
-          <w:rFonts w:cs="Calibri"/>
-        </w:rPr>
-        <w:t>Estructura del surtido</w:t>
+        <w:t xml:space="preserve"> Estructura del surtido</w:t>
       </w:r>
     </w:p>
     <w:p>
@@ -6665,13 +6320,7 @@
         <w:rPr>
           <w:rFonts w:cs="Calibri"/>
         </w:rPr>
-        <w:t xml:space="preserve"> </w:t>
-      </w:r>
-      <w:r>
-        <w:rPr>
-          <w:rFonts w:cs="Calibri"/>
-        </w:rPr>
-        <w:t>Surtido amplio y profundo</w:t>
+        <w:t xml:space="preserve"> Surtido amplio y profundo</w:t>
       </w:r>
     </w:p>
     <w:p>
@@ -6691,10 +6340,10 @@
           <w:lang w:eastAsia="es-CO"/>
         </w:rPr>
         <w:drawing>
-          <wp:inline distT="0" distB="0" distL="0" distR="0" wp14:anchorId="0DB010C9" wp14:editId="03F98DEF">
+          <wp:inline distT="0" distB="0" distL="0" distR="0" wp14:anchorId="0DB010C9" wp14:editId="42F24064">
             <wp:extent cx="4680000" cy="3264300"/>
             <wp:effectExtent l="0" t="0" r="6350" b="0"/>
-            <wp:docPr id="1878178132" name="Gráfico 35"/>
+            <wp:docPr id="1878178132" name="Gráfico 35" descr="Muestra cuando un establecimiento comercial busca satisfacer una amplia gama de necesidades, ofreciendo a profundidad muchas familias de productos, cada una con numerosas referencias."/>
             <wp:cNvGraphicFramePr>
               <a:graphicFrameLocks xmlns:a="http://schemas.openxmlformats.org/drawingml/2006/main" noChangeAspect="1"/>
             </wp:cNvGraphicFramePr>
@@ -6702,7 +6351,7 @@
               <a:graphicData uri="http://schemas.openxmlformats.org/drawingml/2006/picture">
                 <pic:pic xmlns:pic="http://schemas.openxmlformats.org/drawingml/2006/picture">
                   <pic:nvPicPr>
-                    <pic:cNvPr id="1878178132" name="Gráfico 1878178132"/>
+                    <pic:cNvPr id="1878178132" name="Gráfico 35" descr="Muestra cuando un establecimiento comercial busca satisfacer una amplia gama de necesidades, ofreciendo a profundidad muchas familias de productos, cada una con numerosas referencias."/>
                     <pic:cNvPicPr/>
                   </pic:nvPicPr>
                   <pic:blipFill>
@@ -6743,6 +6392,656 @@
           <w:lang w:eastAsia="es-CO"/>
         </w:rPr>
       </w:pPr>
+    </w:p>
+    <w:p>
+      <w:pPr>
+        <w:spacing w:before="0" w:after="0"/>
+        <w:rPr>
+          <w:rFonts w:cs="Calibri"/>
+          <w:b/>
+          <w:bCs/>
+          <w:lang w:eastAsia="es-CO"/>
+        </w:rPr>
+      </w:pPr>
+      <w:r>
+        <w:rPr>
+          <w:rFonts w:cs="Calibri"/>
+          <w:b/>
+          <w:bCs/>
+          <w:lang w:eastAsia="es-CO"/>
+        </w:rPr>
+        <w:t>Surtido amplio y poco profundo</w:t>
+      </w:r>
+    </w:p>
+    <w:p>
+      <w:pPr>
+        <w:spacing w:before="0" w:after="0"/>
+        <w:rPr>
+          <w:rFonts w:cs="Calibri"/>
+          <w:lang w:eastAsia="es-CO"/>
+        </w:rPr>
+      </w:pPr>
+      <w:r>
+        <w:rPr>
+          <w:rFonts w:cs="Calibri"/>
+          <w:lang w:eastAsia="es-CO"/>
+        </w:rPr>
+        <w:t>Muy normal en autoservicios y tiendas de descuento. Se da cuando el establecimiento tiene muchas familias y cada familia posee poca variedad de artículos.</w:t>
+      </w:r>
+    </w:p>
+    <w:p>
+      <w:pPr>
+        <w:spacing w:before="0" w:after="0"/>
+        <w:rPr>
+          <w:rFonts w:cs="Calibri"/>
+          <w:lang w:eastAsia="es-CO"/>
+        </w:rPr>
+      </w:pPr>
+    </w:p>
+    <w:p>
+      <w:pPr>
+        <w:spacing w:before="0" w:after="0"/>
+        <w:rPr>
+          <w:rFonts w:cs="Calibri"/>
+          <w:lang w:eastAsia="es-CO"/>
+        </w:rPr>
+      </w:pPr>
+    </w:p>
+    <w:p>
+      <w:pPr>
+        <w:spacing w:before="0" w:after="0"/>
+        <w:rPr>
+          <w:rFonts w:cs="Calibri"/>
+          <w:lang w:eastAsia="es-CO"/>
+        </w:rPr>
+      </w:pPr>
+    </w:p>
+    <w:p>
+      <w:pPr>
+        <w:spacing w:before="0" w:after="0"/>
+        <w:rPr>
+          <w:rFonts w:cs="Calibri"/>
+          <w:lang w:eastAsia="es-CO"/>
+        </w:rPr>
+      </w:pPr>
+    </w:p>
+    <w:p>
+      <w:pPr>
+        <w:spacing w:before="0" w:after="0"/>
+        <w:rPr>
+          <w:rFonts w:cs="Calibri"/>
+          <w:lang w:eastAsia="es-CO"/>
+        </w:rPr>
+      </w:pPr>
+    </w:p>
+    <w:p>
+      <w:pPr>
+        <w:spacing w:before="0" w:after="0"/>
+        <w:rPr>
+          <w:rFonts w:cs="Calibri"/>
+          <w:lang w:eastAsia="es-CO"/>
+        </w:rPr>
+      </w:pPr>
+    </w:p>
+    <w:p>
+      <w:pPr>
+        <w:spacing w:before="0" w:after="0"/>
+        <w:rPr>
+          <w:rFonts w:cs="Calibri"/>
+          <w:lang w:eastAsia="es-CO"/>
+        </w:rPr>
+      </w:pPr>
+    </w:p>
+    <w:p>
+      <w:pPr>
+        <w:spacing w:before="0" w:after="0"/>
+        <w:rPr>
+          <w:rFonts w:cs="Calibri"/>
+          <w:lang w:eastAsia="es-CO"/>
+        </w:rPr>
+      </w:pPr>
+    </w:p>
+    <w:p>
+      <w:pPr>
+        <w:spacing w:before="0" w:after="0"/>
+        <w:rPr>
+          <w:rFonts w:cs="Calibri"/>
+          <w:lang w:eastAsia="es-CO"/>
+        </w:rPr>
+      </w:pPr>
+    </w:p>
+    <w:p>
+      <w:pPr>
+        <w:spacing w:before="0" w:after="0"/>
+        <w:rPr>
+          <w:rFonts w:cs="Calibri"/>
+          <w:lang w:eastAsia="es-CO"/>
+        </w:rPr>
+      </w:pPr>
+    </w:p>
+    <w:p>
+      <w:pPr>
+        <w:pStyle w:val="Figura"/>
+      </w:pPr>
+      <w:r>
+        <w:rPr>
+          <w:b/>
+          <w:bCs/>
+        </w:rPr>
+        <w:lastRenderedPageBreak/>
+        <w:t>Figura 9.</w:t>
+      </w:r>
+      <w:r>
+        <w:t xml:space="preserve"> </w:t>
+      </w:r>
+      <w:r>
+        <w:t>Surtido amplio y poco profundo</w:t>
+      </w:r>
+    </w:p>
+    <w:p>
+      <w:pPr>
+        <w:spacing w:before="0" w:after="0"/>
+        <w:ind w:firstLine="0"/>
+        <w:jc w:val="center"/>
+        <w:rPr>
+          <w:rFonts w:cs="Calibri"/>
+          <w:b/>
+          <w:bCs/>
+          <w:lang w:eastAsia="es-CO"/>
+        </w:rPr>
+      </w:pPr>
+      <w:r>
+        <w:rPr>
+          <w:rFonts w:cs="Calibri"/>
+          <w:b/>
+          <w:bCs/>
+          <w:noProof/>
+          <w:lang w:eastAsia="es-CO"/>
+        </w:rPr>
+        <w:drawing>
+          <wp:inline distT="0" distB="0" distL="0" distR="0" wp14:anchorId="0926CD11" wp14:editId="364EDF5D">
+            <wp:extent cx="4680000" cy="3264300"/>
+            <wp:effectExtent l="0" t="0" r="6350" b="0"/>
+            <wp:docPr id="713524099" name="Gráfico 6" descr="Muestra cuando el establecimiento ofrece muchas familias de productos, pero cada familia tiene una variedad limitada de artículos."/>
+            <wp:cNvGraphicFramePr>
+              <a:graphicFrameLocks xmlns:a="http://schemas.openxmlformats.org/drawingml/2006/main" noChangeAspect="1"/>
+            </wp:cNvGraphicFramePr>
+            <a:graphic xmlns:a="http://schemas.openxmlformats.org/drawingml/2006/main">
+              <a:graphicData uri="http://schemas.openxmlformats.org/drawingml/2006/picture">
+                <pic:pic xmlns:pic="http://schemas.openxmlformats.org/drawingml/2006/picture">
+                  <pic:nvPicPr>
+                    <pic:cNvPr id="713524099" name="Gráfico 6" descr="Muestra cuando el establecimiento ofrece muchas familias de productos, pero cada familia tiene una variedad limitada de artículos."/>
+                    <pic:cNvPicPr/>
+                  </pic:nvPicPr>
+                  <pic:blipFill>
+                    <a:blip r:embed="rId29">
+                      <a:extLst>
+                        <a:ext uri="{96DAC541-7B7A-43D3-8B79-37D633B846F1}">
+                          <asvg:svgBlip xmlns:asvg="http://schemas.microsoft.com/office/drawing/2016/SVG/main" r:embed="rId30"/>
+                        </a:ext>
+                      </a:extLst>
+                    </a:blip>
+                    <a:stretch>
+                      <a:fillRect/>
+                    </a:stretch>
+                  </pic:blipFill>
+                  <pic:spPr>
+                    <a:xfrm>
+                      <a:off x="0" y="0"/>
+                      <a:ext cx="4680000" cy="3264300"/>
+                    </a:xfrm>
+                    <a:prstGeom prst="rect">
+                      <a:avLst/>
+                    </a:prstGeom>
+                  </pic:spPr>
+                </pic:pic>
+              </a:graphicData>
+            </a:graphic>
+          </wp:inline>
+        </w:drawing>
+      </w:r>
+    </w:p>
+    <w:p>
+      <w:pPr>
+        <w:spacing w:before="0" w:after="0"/>
+        <w:rPr>
+          <w:rFonts w:cs="Calibri"/>
+          <w:b/>
+          <w:bCs/>
+          <w:lang w:eastAsia="es-CO"/>
+        </w:rPr>
+      </w:pPr>
+    </w:p>
+    <w:p>
+      <w:pPr>
+        <w:spacing w:before="0" w:after="0"/>
+        <w:rPr>
+          <w:rFonts w:cs="Calibri"/>
+          <w:b/>
+          <w:bCs/>
+          <w:lang w:eastAsia="es-CO"/>
+        </w:rPr>
+      </w:pPr>
+      <w:r>
+        <w:rPr>
+          <w:rFonts w:cs="Calibri"/>
+          <w:b/>
+          <w:bCs/>
+          <w:lang w:eastAsia="es-CO"/>
+        </w:rPr>
+        <w:t>Surtido estrecho y profundo</w:t>
+      </w:r>
+    </w:p>
+    <w:p>
+      <w:pPr>
+        <w:spacing w:before="0" w:after="0"/>
+        <w:rPr>
+          <w:rFonts w:cs="Calibri"/>
+          <w:lang w:eastAsia="es-CO"/>
+        </w:rPr>
+      </w:pPr>
+      <w:r>
+        <w:rPr>
+          <w:rFonts w:cs="Calibri"/>
+          <w:lang w:eastAsia="es-CO"/>
+        </w:rPr>
+        <w:t>Muy normal en tiendas especializadas, porque presenta buena variedad de productos, pero solo para algunas familias específicas. Por ejemplo, las tiendas de electrodomésticos.</w:t>
+      </w:r>
+    </w:p>
+    <w:p>
+      <w:pPr>
+        <w:spacing w:before="0" w:after="0"/>
+        <w:rPr>
+          <w:rFonts w:cs="Calibri"/>
+          <w:lang w:eastAsia="es-CO"/>
+        </w:rPr>
+      </w:pPr>
+    </w:p>
+    <w:p>
+      <w:pPr>
+        <w:spacing w:before="0" w:after="0"/>
+        <w:rPr>
+          <w:rFonts w:cs="Calibri"/>
+          <w:lang w:eastAsia="es-CO"/>
+        </w:rPr>
+      </w:pPr>
+    </w:p>
+    <w:p>
+      <w:pPr>
+        <w:spacing w:before="0" w:after="0"/>
+        <w:rPr>
+          <w:rFonts w:cs="Calibri"/>
+          <w:lang w:eastAsia="es-CO"/>
+        </w:rPr>
+      </w:pPr>
+    </w:p>
+    <w:p>
+      <w:pPr>
+        <w:spacing w:before="0" w:after="0"/>
+        <w:rPr>
+          <w:rFonts w:cs="Calibri"/>
+          <w:lang w:eastAsia="es-CO"/>
+        </w:rPr>
+      </w:pPr>
+    </w:p>
+    <w:p>
+      <w:pPr>
+        <w:spacing w:before="0" w:after="0"/>
+        <w:rPr>
+          <w:rFonts w:cs="Calibri"/>
+          <w:lang w:eastAsia="es-CO"/>
+        </w:rPr>
+      </w:pPr>
+    </w:p>
+    <w:p>
+      <w:pPr>
+        <w:spacing w:before="0" w:after="0"/>
+        <w:rPr>
+          <w:rFonts w:cs="Calibri"/>
+          <w:lang w:eastAsia="es-CO"/>
+        </w:rPr>
+      </w:pPr>
+    </w:p>
+    <w:p>
+      <w:pPr>
+        <w:spacing w:before="0" w:after="0"/>
+        <w:rPr>
+          <w:rFonts w:cs="Calibri"/>
+          <w:lang w:eastAsia="es-CO"/>
+        </w:rPr>
+      </w:pPr>
+    </w:p>
+    <w:p>
+      <w:pPr>
+        <w:spacing w:before="0" w:after="0"/>
+        <w:rPr>
+          <w:rFonts w:cs="Calibri"/>
+          <w:lang w:eastAsia="es-CO"/>
+        </w:rPr>
+      </w:pPr>
+    </w:p>
+    <w:p>
+      <w:pPr>
+        <w:spacing w:before="0" w:after="0"/>
+        <w:rPr>
+          <w:rFonts w:cs="Calibri"/>
+          <w:lang w:eastAsia="es-CO"/>
+        </w:rPr>
+      </w:pPr>
+    </w:p>
+    <w:p>
+      <w:pPr>
+        <w:pStyle w:val="Figura"/>
+      </w:pPr>
+      <w:r>
+        <w:rPr>
+          <w:b/>
+          <w:bCs/>
+        </w:rPr>
+        <w:lastRenderedPageBreak/>
+        <w:t>Figura 10.</w:t>
+      </w:r>
+      <w:r>
+        <w:t xml:space="preserve"> </w:t>
+      </w:r>
+      <w:r>
+        <w:t>Surtido estrecho y profundo</w:t>
+      </w:r>
+    </w:p>
+    <w:p>
+      <w:pPr>
+        <w:spacing w:before="0" w:after="0"/>
+        <w:ind w:firstLine="0"/>
+        <w:jc w:val="center"/>
+        <w:rPr>
+          <w:rFonts w:cs="Calibri"/>
+          <w:b/>
+          <w:bCs/>
+          <w:lang w:eastAsia="es-CO"/>
+        </w:rPr>
+      </w:pPr>
+      <w:r>
+        <w:rPr>
+          <w:rFonts w:cs="Calibri"/>
+          <w:b/>
+          <w:bCs/>
+          <w:noProof/>
+          <w:lang w:eastAsia="es-CO"/>
+        </w:rPr>
+        <w:drawing>
+          <wp:inline distT="0" distB="0" distL="0" distR="0" wp14:anchorId="75371BD6" wp14:editId="263FD1DF">
+            <wp:extent cx="4680000" cy="3264300"/>
+            <wp:effectExtent l="0" t="0" r="6350" b="0"/>
+            <wp:docPr id="1464346200" name="Gráfico 5" descr="Muestra  buena variedad de productos, pero solo en algunas familias específicas, como en las tiendas de electrodomésticos."/>
+            <wp:cNvGraphicFramePr>
+              <a:graphicFrameLocks xmlns:a="http://schemas.openxmlformats.org/drawingml/2006/main" noChangeAspect="1"/>
+            </wp:cNvGraphicFramePr>
+            <a:graphic xmlns:a="http://schemas.openxmlformats.org/drawingml/2006/main">
+              <a:graphicData uri="http://schemas.openxmlformats.org/drawingml/2006/picture">
+                <pic:pic xmlns:pic="http://schemas.openxmlformats.org/drawingml/2006/picture">
+                  <pic:nvPicPr>
+                    <pic:cNvPr id="1464346200" name="Gráfico 5" descr="Muestra  buena variedad de productos, pero solo en algunas familias específicas, como en las tiendas de electrodomésticos."/>
+                    <pic:cNvPicPr/>
+                  </pic:nvPicPr>
+                  <pic:blipFill>
+                    <a:blip r:embed="rId31">
+                      <a:extLst>
+                        <a:ext uri="{96DAC541-7B7A-43D3-8B79-37D633B846F1}">
+                          <asvg:svgBlip xmlns:asvg="http://schemas.microsoft.com/office/drawing/2016/SVG/main" r:embed="rId32"/>
+                        </a:ext>
+                      </a:extLst>
+                    </a:blip>
+                    <a:stretch>
+                      <a:fillRect/>
+                    </a:stretch>
+                  </pic:blipFill>
+                  <pic:spPr>
+                    <a:xfrm>
+                      <a:off x="0" y="0"/>
+                      <a:ext cx="4680000" cy="3264300"/>
+                    </a:xfrm>
+                    <a:prstGeom prst="rect">
+                      <a:avLst/>
+                    </a:prstGeom>
+                  </pic:spPr>
+                </pic:pic>
+              </a:graphicData>
+            </a:graphic>
+          </wp:inline>
+        </w:drawing>
+      </w:r>
+    </w:p>
+    <w:p>
+      <w:pPr>
+        <w:spacing w:before="0" w:after="0"/>
+        <w:rPr>
+          <w:rFonts w:cs="Calibri"/>
+          <w:b/>
+          <w:bCs/>
+          <w:lang w:eastAsia="es-CO"/>
+        </w:rPr>
+      </w:pPr>
+    </w:p>
+    <w:p>
+      <w:pPr>
+        <w:spacing w:before="0" w:after="0"/>
+        <w:rPr>
+          <w:rFonts w:cs="Calibri"/>
+          <w:b/>
+          <w:bCs/>
+          <w:lang w:eastAsia="es-CO"/>
+        </w:rPr>
+      </w:pPr>
+      <w:r>
+        <w:rPr>
+          <w:rFonts w:cs="Calibri"/>
+          <w:b/>
+          <w:bCs/>
+          <w:lang w:eastAsia="es-CO"/>
+        </w:rPr>
+        <w:t>Surtido estrecho y poco profundo</w:t>
+      </w:r>
+    </w:p>
+    <w:p>
+      <w:pPr>
+        <w:spacing w:before="0" w:after="0"/>
+        <w:rPr>
+          <w:rFonts w:cs="Calibri"/>
+          <w:lang w:eastAsia="es-CO"/>
+        </w:rPr>
+      </w:pPr>
+      <w:r>
+        <w:rPr>
+          <w:rFonts w:cs="Calibri"/>
+          <w:lang w:eastAsia="es-CO"/>
+        </w:rPr>
+        <w:t>Muy normal en las tiendas tradicionales de barrio. Se da cuando el establecimiento posee pocas familias y pocas referencias. Otro ejemplo son los concesionarios de autos.</w:t>
+      </w:r>
+    </w:p>
+    <w:p>
+      <w:pPr>
+        <w:spacing w:before="0" w:after="0"/>
+        <w:rPr>
+          <w:rFonts w:cs="Calibri"/>
+          <w:lang w:eastAsia="es-CO"/>
+        </w:rPr>
+      </w:pPr>
+    </w:p>
+    <w:p>
+      <w:pPr>
+        <w:spacing w:before="0" w:after="0"/>
+        <w:rPr>
+          <w:rFonts w:cs="Calibri"/>
+          <w:lang w:eastAsia="es-CO"/>
+        </w:rPr>
+      </w:pPr>
+    </w:p>
+    <w:p>
+      <w:pPr>
+        <w:spacing w:before="0" w:after="0"/>
+        <w:rPr>
+          <w:rFonts w:cs="Calibri"/>
+          <w:lang w:eastAsia="es-CO"/>
+        </w:rPr>
+      </w:pPr>
+    </w:p>
+    <w:p>
+      <w:pPr>
+        <w:spacing w:before="0" w:after="0"/>
+        <w:rPr>
+          <w:rFonts w:cs="Calibri"/>
+          <w:lang w:eastAsia="es-CO"/>
+        </w:rPr>
+      </w:pPr>
+    </w:p>
+    <w:p>
+      <w:pPr>
+        <w:spacing w:before="0" w:after="0"/>
+        <w:rPr>
+          <w:rFonts w:cs="Calibri"/>
+          <w:lang w:eastAsia="es-CO"/>
+        </w:rPr>
+      </w:pPr>
+    </w:p>
+    <w:p>
+      <w:pPr>
+        <w:spacing w:before="0" w:after="0"/>
+        <w:rPr>
+          <w:rFonts w:cs="Calibri"/>
+          <w:lang w:eastAsia="es-CO"/>
+        </w:rPr>
+      </w:pPr>
+    </w:p>
+    <w:p>
+      <w:pPr>
+        <w:spacing w:before="0" w:after="0"/>
+        <w:rPr>
+          <w:rFonts w:cs="Calibri"/>
+          <w:lang w:eastAsia="es-CO"/>
+        </w:rPr>
+      </w:pPr>
+    </w:p>
+    <w:p>
+      <w:pPr>
+        <w:spacing w:before="0" w:after="0"/>
+        <w:rPr>
+          <w:rFonts w:cs="Calibri"/>
+          <w:lang w:eastAsia="es-CO"/>
+        </w:rPr>
+      </w:pPr>
+    </w:p>
+    <w:p>
+      <w:pPr>
+        <w:spacing w:before="0" w:after="0"/>
+        <w:rPr>
+          <w:rFonts w:cs="Calibri"/>
+          <w:lang w:eastAsia="es-CO"/>
+        </w:rPr>
+      </w:pPr>
+    </w:p>
+    <w:p>
+      <w:pPr>
+        <w:pStyle w:val="Figura"/>
+      </w:pPr>
+      <w:r>
+        <w:rPr>
+          <w:b/>
+          <w:bCs/>
+        </w:rPr>
+        <w:lastRenderedPageBreak/>
+        <w:t>Figura 11.</w:t>
+      </w:r>
+      <w:r>
+        <w:t xml:space="preserve"> </w:t>
+      </w:r>
+      <w:r>
+        <w:t>Surtido estrecho y poco profundo</w:t>
+      </w:r>
+    </w:p>
+    <w:p>
+      <w:pPr>
+        <w:spacing w:before="0" w:after="0"/>
+        <w:ind w:firstLine="0"/>
+        <w:jc w:val="center"/>
+        <w:rPr>
+          <w:rFonts w:cs="Calibri"/>
+          <w:b/>
+          <w:bCs/>
+          <w:lang w:eastAsia="es-CO"/>
+        </w:rPr>
+      </w:pPr>
+      <w:r>
+        <w:rPr>
+          <w:rFonts w:cs="Calibri"/>
+          <w:b/>
+          <w:bCs/>
+          <w:noProof/>
+          <w:lang w:eastAsia="es-CO"/>
+        </w:rPr>
+        <w:drawing>
+          <wp:inline distT="0" distB="0" distL="0" distR="0" wp14:anchorId="06F05735" wp14:editId="701D5D96">
+            <wp:extent cx="4680000" cy="3264300"/>
+            <wp:effectExtent l="0" t="0" r="6350" b="0"/>
+            <wp:docPr id="332606770" name="Gráfico 4" descr="Muestra cuando el  establecimiento tiene pocas familias y pocas referencias."/>
+            <wp:cNvGraphicFramePr>
+              <a:graphicFrameLocks xmlns:a="http://schemas.openxmlformats.org/drawingml/2006/main" noChangeAspect="1"/>
+            </wp:cNvGraphicFramePr>
+            <a:graphic xmlns:a="http://schemas.openxmlformats.org/drawingml/2006/main">
+              <a:graphicData uri="http://schemas.openxmlformats.org/drawingml/2006/picture">
+                <pic:pic xmlns:pic="http://schemas.openxmlformats.org/drawingml/2006/picture">
+                  <pic:nvPicPr>
+                    <pic:cNvPr id="332606770" name="Gráfico 4" descr="Muestra cuando el  establecimiento tiene pocas familias y pocas referencias."/>
+                    <pic:cNvPicPr/>
+                  </pic:nvPicPr>
+                  <pic:blipFill>
+                    <a:blip r:embed="rId33">
+                      <a:extLst>
+                        <a:ext uri="{96DAC541-7B7A-43D3-8B79-37D633B846F1}">
+                          <asvg:svgBlip xmlns:asvg="http://schemas.microsoft.com/office/drawing/2016/SVG/main" r:embed="rId34"/>
+                        </a:ext>
+                      </a:extLst>
+                    </a:blip>
+                    <a:stretch>
+                      <a:fillRect/>
+                    </a:stretch>
+                  </pic:blipFill>
+                  <pic:spPr>
+                    <a:xfrm>
+                      <a:off x="0" y="0"/>
+                      <a:ext cx="4680000" cy="3264300"/>
+                    </a:xfrm>
+                    <a:prstGeom prst="rect">
+                      <a:avLst/>
+                    </a:prstGeom>
+                  </pic:spPr>
+                </pic:pic>
+              </a:graphicData>
+            </a:graphic>
+          </wp:inline>
+        </w:drawing>
+      </w:r>
+    </w:p>
+    <w:p>
+      <w:pPr>
+        <w:spacing w:before="0" w:after="0"/>
+        <w:rPr>
+          <w:rFonts w:cs="Calibri"/>
+          <w:b/>
+          <w:bCs/>
+          <w:lang w:eastAsia="es-CO"/>
+        </w:rPr>
+      </w:pPr>
+    </w:p>
+    <w:p>
+      <w:pPr>
+        <w:spacing w:before="0" w:after="0"/>
+        <w:rPr>
+          <w:rFonts w:cs="Calibri"/>
+          <w:b/>
+          <w:bCs/>
+          <w:lang w:eastAsia="es-CO"/>
+        </w:rPr>
+      </w:pPr>
       <w:r>
         <w:rPr>
           <w:rFonts w:cs="Calibri"/>
@@ -6850,7 +7149,7 @@
           <w:rFonts w:cs="Calibri"/>
           <w:lang w:eastAsia="es-CO"/>
         </w:rPr>
-        <w:t xml:space="preserve">El establecimiento debe decidir qué precio se ajusta a los productos. Desde la teoría, un establecimiento amplio y profundo, es decir, con una superficie grande, podría aumentar sus precios de venta con el fin de lograr mayor rentabilidad. Es normal, porque el cliente recibe a cambio el poder comprar todo lo que necesita sin necesidad de trasladarse a otro almacén, tienda o establecimiento. Pero se debe pensar </w:t>
+        <w:t xml:space="preserve">El establecimiento debe decidir qué precio se ajusta a los productos. Desde la teoría, un establecimiento amplio y profundo, es decir, con una superficie grande, podría aumentar sus precios de venta con el fin de lograr mayor rentabilidad. Es normal, porque el cliente recibe a cambio el poder comprar todo lo que necesita sin </w:t>
       </w:r>
       <w:r>
         <w:rPr>
@@ -6858,7 +7157,7 @@
           <w:lang w:eastAsia="es-CO"/>
         </w:rPr>
         <w:lastRenderedPageBreak/>
-        <w:t>en qué prefieren los clientes: mayor variedad de productos con mayores posibilidades de elección de productos o menor variedad de productos con menores posibilidades de elección de productos.</w:t>
+        <w:t>necesidad de trasladarse a otro almacén, tienda o establecimiento. Pero se debe pensar en qué prefieren los clientes: mayor variedad de productos con mayores posibilidades de elección de productos o menor variedad de productos con menores posibilidades de elección de productos.</w:t>
       </w:r>
     </w:p>
     <w:p>
@@ -7015,7 +7314,15 @@
           <w:rFonts w:cs="Calibri"/>
           <w:lang w:eastAsia="es-CO"/>
         </w:rPr>
-        <w:t>Para lograr un equilibrio en el establecimiento comercial se debe llegar a una optimización en la anchura y la profundidad del surtido, eligiendo la composición que mejor funcione en el interior, y pensando en los factores enumerados anteriormente, en los productos y en los clientes. Además, se deben medir de forma cuidadosa los siguientes dos valores:</w:t>
+        <w:t xml:space="preserve">Para lograr un equilibrio en el establecimiento comercial se debe llegar a una optimización en la anchura y la profundidad del surtido, eligiendo la composición que mejor funcione en el interior, y pensando en los factores enumerados anteriormente, </w:t>
+      </w:r>
+      <w:r>
+        <w:rPr>
+          <w:rFonts w:cs="Calibri"/>
+          <w:lang w:eastAsia="es-CO"/>
+        </w:rPr>
+        <w:lastRenderedPageBreak/>
+        <w:t>en los productos y en los clientes. Además, se deben medir de forma cuidadosa los siguientes dos valores:</w:t>
       </w:r>
     </w:p>
     <w:p>
@@ -7037,7 +7344,6 @@
           <w:bCs/>
           <w:lang w:eastAsia="es-CO"/>
         </w:rPr>
-        <w:lastRenderedPageBreak/>
         <w:t>La demanda de cada producto:</w:t>
       </w:r>
       <w:r>
@@ -7091,11 +7397,11 @@
       <w:pPr>
         <w:pStyle w:val="Ttulo2"/>
       </w:pPr>
-      <w:bookmarkStart w:id="9" w:name="_Toc231933215"/>
+      <w:bookmarkStart w:id="10" w:name="_Toc232406895"/>
       <w:r>
         <w:t>Planograma o planimetría</w:t>
       </w:r>
-      <w:bookmarkEnd w:id="9"/>
+      <w:bookmarkEnd w:id="10"/>
     </w:p>
     <w:p>
       <w:pPr>
@@ -7186,23 +7492,30 @@
           <w:rFonts w:cs="Calibri"/>
           <w:lang w:eastAsia="es-CO"/>
         </w:rPr>
-        <w:t> al número de caras de un mismo producto que se necesitan para que se pueda ver por parte del cliente. Por lo tanto, el planograma viene siendo una estrategia de mercadeo que tiene como objetivo hacer visible al producto al interior del establecimiento.</w:t>
-      </w:r>
-    </w:p>
-    <w:p>
-      <w:pPr>
-        <w:spacing w:before="0" w:after="0"/>
-        <w:rPr>
-          <w:rFonts w:cs="Calibri"/>
-          <w:lang w:eastAsia="es-CO"/>
-        </w:rPr>
-      </w:pPr>
+        <w:t xml:space="preserve"> al número de caras de un mismo producto que se necesitan para que se pueda ver por parte del cliente. Por lo tanto, el planograma viene siendo una </w:t>
+      </w:r>
       <w:r>
         <w:rPr>
           <w:rFonts w:cs="Calibri"/>
           <w:lang w:eastAsia="es-CO"/>
         </w:rPr>
         <w:lastRenderedPageBreak/>
+        <w:t>estrategia de mercadeo que tiene como objetivo hacer visible al producto al interior del establecimiento.</w:t>
+      </w:r>
+    </w:p>
+    <w:p>
+      <w:pPr>
+        <w:spacing w:before="0" w:after="0"/>
+        <w:rPr>
+          <w:rFonts w:cs="Calibri"/>
+          <w:lang w:eastAsia="es-CO"/>
+        </w:rPr>
+      </w:pPr>
+      <w:r>
+        <w:rPr>
+          <w:rFonts w:cs="Calibri"/>
+          <w:lang w:eastAsia="es-CO"/>
+        </w:rPr>
         <w:t>La complejidad de un planograma va a depender del tamaño del establecimiento, de las necesidades del detallista o del programa </w:t>
       </w:r>
       <w:r>
@@ -7212,7 +7525,23 @@
           <w:iCs/>
           <w:lang w:eastAsia="es-CO"/>
         </w:rPr>
-        <w:t>(software)</w:t>
+        <w:t>(</w:t>
+      </w:r>
+      <w:r>
+        <w:rPr>
+          <w:rStyle w:val="Extranjerismo"/>
+          <w:lang w:eastAsia="es-CO"/>
+        </w:rPr>
+        <w:t>software</w:t>
+      </w:r>
+      <w:r>
+        <w:rPr>
+          <w:rFonts w:cs="Calibri"/>
+          <w:i/>
+          <w:iCs/>
+          <w:lang w:eastAsia="es-CO"/>
+        </w:rPr>
+        <w:t>)</w:t>
       </w:r>
       <w:r>
         <w:rPr>
@@ -7400,9 +7729,7 @@
       </w:r>
       <w:r>
         <w:rPr>
-          <w:rFonts w:cs="Calibri"/>
-          <w:i/>
-          <w:iCs/>
+          <w:rStyle w:val="Extranjerismo"/>
           <w:lang w:eastAsia="es-CO"/>
         </w:rPr>
         <w:t>stock</w:t>
@@ -7452,6 +7779,7 @@
           <w:rFonts w:cs="Calibri"/>
           <w:lang w:eastAsia="es-CO"/>
         </w:rPr>
+        <w:lastRenderedPageBreak/>
         <w:t>Facilita la reposición de productos porque dota al personal encargado de una guía a seguir.</w:t>
       </w:r>
     </w:p>
@@ -7472,7 +7800,6 @@
           <w:rFonts w:cs="Calibri"/>
           <w:lang w:eastAsia="es-CO"/>
         </w:rPr>
-        <w:lastRenderedPageBreak/>
         <w:t>Influencia en la conducta del consumidor al realizar una acción de compra, por lo que se logra un aumento en las ventas y en la rentabilidad.</w:t>
       </w:r>
     </w:p>
@@ -7725,6 +8052,7 @@
           <w:bCs/>
           <w:lang w:eastAsia="es-CO"/>
         </w:rPr>
+        <w:lastRenderedPageBreak/>
         <w:t>Tipos de planogramas</w:t>
       </w:r>
     </w:p>
@@ -7761,7 +8089,6 @@
           <w:bCs/>
           <w:lang w:eastAsia="es-CO"/>
         </w:rPr>
-        <w:lastRenderedPageBreak/>
         <w:t>Casillas con texto</w:t>
       </w:r>
     </w:p>
@@ -7845,15 +8172,13 @@
           <w:lang w:eastAsia="es-CO"/>
         </w:rPr>
       </w:pPr>
-      <w:proofErr w:type="spellStart"/>
-      <w:r>
-        <w:rPr>
-          <w:rFonts w:cs="Calibri"/>
+      <w:r>
+        <w:rPr>
+          <w:rStyle w:val="Extranjerismo"/>
           <w:lang w:eastAsia="es-CO"/>
         </w:rPr>
         <w:t>PlanoGraphics</w:t>
       </w:r>
-      <w:proofErr w:type="spellEnd"/>
       <w:r>
         <w:rPr>
           <w:rFonts w:cs="Calibri"/>
@@ -7861,21 +8186,26 @@
         </w:rPr>
         <w:t xml:space="preserve">, Planogramas PRO y </w:t>
       </w:r>
-      <w:proofErr w:type="spellStart"/>
-      <w:r>
-        <w:rPr>
-          <w:rFonts w:cs="Calibri"/>
+      <w:r>
+        <w:rPr>
+          <w:rStyle w:val="Extranjerismo"/>
           <w:lang w:eastAsia="es-CO"/>
         </w:rPr>
         <w:t>Adalta</w:t>
       </w:r>
-      <w:proofErr w:type="spellEnd"/>
       <w:r>
         <w:rPr>
           <w:rFonts w:cs="Calibri"/>
           <w:lang w:eastAsia="es-CO"/>
         </w:rPr>
         <w:t xml:space="preserve"> Apollo </w:t>
+      </w:r>
+      <w:r>
+        <w:rPr>
+          <w:rStyle w:val="Extranjerismo"/>
+          <w:lang w:eastAsia="es-CO"/>
+        </w:rPr>
+        <w:t>Space Management &amp;</w:t>
       </w:r>
       <w:r>
         <w:rPr>
@@ -7884,19 +8214,15 @@
           <w:iCs/>
           <w:lang w:eastAsia="es-CO"/>
         </w:rPr>
-        <w:t xml:space="preserve">Space Management &amp; </w:t>
-      </w:r>
-      <w:proofErr w:type="spellStart"/>
-      <w:r>
-        <w:rPr>
-          <w:rFonts w:cs="Calibri"/>
-          <w:i/>
-          <w:iCs/>
+        <w:t xml:space="preserve"> </w:t>
+      </w:r>
+      <w:r>
+        <w:rPr>
+          <w:rStyle w:val="Extranjerismo"/>
           <w:lang w:eastAsia="es-CO"/>
         </w:rPr>
         <w:t>Planning</w:t>
       </w:r>
-      <w:proofErr w:type="spellEnd"/>
       <w:r>
         <w:rPr>
           <w:rFonts w:cs="Calibri"/>
@@ -8057,6 +8383,7 @@
           <w:rFonts w:cs="Calibri"/>
           <w:lang w:eastAsia="es-CO"/>
         </w:rPr>
+        <w:lastRenderedPageBreak/>
         <w:t>Tener claridad en el precio (números redondos).</w:t>
       </w:r>
     </w:p>
@@ -8097,7 +8424,6 @@
           <w:rFonts w:cs="Calibri"/>
           <w:lang w:eastAsia="es-CO"/>
         </w:rPr>
-        <w:lastRenderedPageBreak/>
         <w:t>Que la información sea clara.</w:t>
       </w:r>
     </w:p>
@@ -8138,14 +8464,14 @@
           <w:rStyle w:val="Extranjerismo"/>
         </w:rPr>
       </w:pPr>
-      <w:bookmarkStart w:id="10" w:name="_Toc231933216"/>
+      <w:bookmarkStart w:id="11" w:name="_Toc232406896"/>
       <w:r>
         <w:rPr>
           <w:rStyle w:val="Extranjerismo"/>
         </w:rPr>
         <w:t>Layout</w:t>
       </w:r>
-      <w:bookmarkEnd w:id="10"/>
+      <w:bookmarkEnd w:id="11"/>
     </w:p>
     <w:p>
       <w:pPr>
@@ -8164,23 +8490,21 @@
       </w:r>
       <w:r>
         <w:rPr>
-          <w:rFonts w:cs="Calibri"/>
-          <w:i/>
-          <w:iCs/>
-          <w:lang w:eastAsia="es-CO"/>
-        </w:rPr>
-        <w:t>retail</w:t>
-      </w:r>
-      <w:r>
-        <w:rPr>
-          <w:rFonts w:cs="Calibri"/>
-          <w:lang w:eastAsia="es-CO"/>
-        </w:rPr>
-        <w:t> es un concepto técnico tan importante que perfectamente puede estar incluido dentro de las estrategias en un plan de </w:t>
-      </w:r>
-      <w:r>
-        <w:rPr>
           <w:rStyle w:val="Extranjerismo"/>
+          <w:lang w:eastAsia="es-CO"/>
+        </w:rPr>
+        <w:t>retail </w:t>
+      </w:r>
+      <w:r>
+        <w:rPr>
+          <w:rFonts w:cs="Calibri"/>
+          <w:lang w:eastAsia="es-CO"/>
+        </w:rPr>
+        <w:t>es un concepto técnico tan importante que perfectamente puede estar incluido dentro de las estrategias en un plan de </w:t>
+      </w:r>
+      <w:r>
+        <w:rPr>
+          <w:rStyle w:val="Extranjerismo"/>
           <w:rFonts w:cs="Calibri"/>
           <w:lang w:eastAsia="es-CO"/>
         </w:rPr>
@@ -8284,11 +8608,8 @@
       <w:r>
         <w:rPr>
           <w:rStyle w:val="Extranjerismo"/>
-          <w:rFonts w:cs="Calibri"/>
-          <w:b/>
-          <w:bCs/>
-          <w:i/>
-          <w:iCs/>
+          <w:b/>
+          <w:bCs/>
           <w:lang w:eastAsia="es-CO"/>
         </w:rPr>
         <w:t>layout</w:t>
@@ -8324,24 +8645,6 @@
         </w:rPr>
         <w:t> diferentes utilizados en los establecimientos:</w:t>
       </w:r>
-    </w:p>
-    <w:p>
-      <w:pPr>
-        <w:spacing w:before="0" w:after="0"/>
-        <w:rPr>
-          <w:rFonts w:cs="Calibri"/>
-          <w:lang w:eastAsia="es-CO"/>
-        </w:rPr>
-      </w:pPr>
-    </w:p>
-    <w:p>
-      <w:pPr>
-        <w:spacing w:before="0" w:after="0"/>
-        <w:rPr>
-          <w:rFonts w:cs="Calibri"/>
-          <w:lang w:eastAsia="es-CO"/>
-        </w:rPr>
-      </w:pPr>
     </w:p>
     <w:p>
       <w:pPr>
@@ -8405,13 +8708,7 @@
         <w:rPr>
           <w:rFonts w:cs="Calibri"/>
         </w:rPr>
-        <w:t xml:space="preserve"> </w:t>
-      </w:r>
-      <w:r>
-        <w:rPr>
-          <w:rFonts w:cs="Calibri"/>
-        </w:rPr>
-        <w:t>Diseño recto</w:t>
+        <w:t xml:space="preserve"> Diseño recto</w:t>
       </w:r>
     </w:p>
     <w:p>
@@ -8430,9 +8727,9 @@
           <w:lang w:eastAsia="es-CO"/>
         </w:rPr>
         <w:drawing>
-          <wp:inline distT="0" distB="0" distL="0" distR="0" wp14:anchorId="16A4B90B" wp14:editId="350EF5AD">
-            <wp:extent cx="4320000" cy="2460216"/>
-            <wp:effectExtent l="0" t="0" r="4445" b="0"/>
+          <wp:inline distT="0" distB="0" distL="0" distR="0" wp14:anchorId="16A4B90B" wp14:editId="08B836DB">
+            <wp:extent cx="4680000" cy="2665236"/>
+            <wp:effectExtent l="0" t="0" r="6350" b="1905"/>
             <wp:docPr id="1088254855" name="Imagen 40" descr="Muestra un diseño diagonal del establecimiento, mejorando la visibilidad para los cajeros y clientes."/>
             <wp:cNvGraphicFramePr>
               <a:graphicFrameLocks xmlns:a="http://schemas.openxmlformats.org/drawingml/2006/main" noChangeAspect="1"/>
@@ -8445,7 +8742,7 @@
                     <pic:cNvPicPr/>
                   </pic:nvPicPr>
                   <pic:blipFill>
-                    <a:blip r:embed="rId29">
+                    <a:blip r:embed="rId35">
                       <a:extLst>
                         <a:ext uri="{28A0092B-C50C-407E-A947-70E740481C1C}">
                           <a14:useLocalDpi xmlns:a14="http://schemas.microsoft.com/office/drawing/2010/main" val="0"/>
@@ -8459,7 +8756,7 @@
                   <pic:spPr>
                     <a:xfrm>
                       <a:off x="0" y="0"/>
-                      <a:ext cx="4320000" cy="2460216"/>
+                      <a:ext cx="4680000" cy="2665236"/>
                     </a:xfrm>
                     <a:prstGeom prst="rect">
                       <a:avLst/>
@@ -8626,13 +8923,7 @@
         <w:rPr>
           <w:rFonts w:cs="Calibri"/>
         </w:rPr>
-        <w:t xml:space="preserve"> </w:t>
-      </w:r>
-      <w:r>
-        <w:rPr>
-          <w:rFonts w:cs="Calibri"/>
-        </w:rPr>
-        <w:t>Diseño diagonal</w:t>
+        <w:t xml:space="preserve"> Diseño diagonal</w:t>
       </w:r>
     </w:p>
     <w:p>
@@ -8651,9 +8942,9 @@
           <w:lang w:eastAsia="es-CO"/>
         </w:rPr>
         <w:drawing>
-          <wp:inline distT="0" distB="0" distL="0" distR="0" wp14:anchorId="001F2E9A" wp14:editId="1C95D7F5">
-            <wp:extent cx="4320000" cy="2460216"/>
-            <wp:effectExtent l="0" t="0" r="4445" b="0"/>
+          <wp:inline distT="0" distB="0" distL="0" distR="0" wp14:anchorId="001F2E9A" wp14:editId="12D47E37">
+            <wp:extent cx="4680000" cy="2665236"/>
+            <wp:effectExtent l="0" t="0" r="6350" b="1905"/>
             <wp:docPr id="1052447693" name="Imagen 41" descr="Muestra un diseño diagonal del establecimiento, mejorando la visibilidad para los cajeros y clientes."/>
             <wp:cNvGraphicFramePr>
               <a:graphicFrameLocks xmlns:a="http://schemas.openxmlformats.org/drawingml/2006/main" noChangeAspect="1"/>
@@ -8666,7 +8957,7 @@
                     <pic:cNvPicPr/>
                   </pic:nvPicPr>
                   <pic:blipFill>
-                    <a:blip r:embed="rId30">
+                    <a:blip r:embed="rId36">
                       <a:extLst>
                         <a:ext uri="{28A0092B-C50C-407E-A947-70E740481C1C}">
                           <a14:useLocalDpi xmlns:a14="http://schemas.microsoft.com/office/drawing/2010/main" val="0"/>
@@ -8680,7 +8971,7 @@
                   <pic:spPr>
                     <a:xfrm>
                       <a:off x="0" y="0"/>
-                      <a:ext cx="4320000" cy="2460216"/>
+                      <a:ext cx="4680000" cy="2665236"/>
                     </a:xfrm>
                     <a:prstGeom prst="rect">
                       <a:avLst/>
@@ -8744,6 +9035,62 @@
     </w:p>
     <w:p>
       <w:pPr>
+        <w:rPr>
+          <w:rFonts w:cs="Calibri"/>
+          <w:lang w:eastAsia="es-CO"/>
+        </w:rPr>
+      </w:pPr>
+    </w:p>
+    <w:p>
+      <w:pPr>
+        <w:rPr>
+          <w:rFonts w:cs="Calibri"/>
+          <w:lang w:eastAsia="es-CO"/>
+        </w:rPr>
+      </w:pPr>
+    </w:p>
+    <w:p>
+      <w:pPr>
+        <w:rPr>
+          <w:rFonts w:cs="Calibri"/>
+          <w:lang w:eastAsia="es-CO"/>
+        </w:rPr>
+      </w:pPr>
+    </w:p>
+    <w:p>
+      <w:pPr>
+        <w:rPr>
+          <w:rFonts w:cs="Calibri"/>
+          <w:lang w:eastAsia="es-CO"/>
+        </w:rPr>
+      </w:pPr>
+    </w:p>
+    <w:p>
+      <w:pPr>
+        <w:rPr>
+          <w:rFonts w:cs="Calibri"/>
+          <w:lang w:eastAsia="es-CO"/>
+        </w:rPr>
+      </w:pPr>
+    </w:p>
+    <w:p>
+      <w:pPr>
+        <w:rPr>
+          <w:rFonts w:cs="Calibri"/>
+          <w:lang w:eastAsia="es-CO"/>
+        </w:rPr>
+      </w:pPr>
+    </w:p>
+    <w:p>
+      <w:pPr>
+        <w:rPr>
+          <w:rFonts w:cs="Calibri"/>
+          <w:lang w:eastAsia="es-CO"/>
+        </w:rPr>
+      </w:pPr>
+    </w:p>
+    <w:p>
+      <w:pPr>
         <w:pStyle w:val="Figura"/>
         <w:rPr>
           <w:rFonts w:cs="Calibri"/>
@@ -8755,19 +9102,14 @@
           <w:b/>
           <w:bCs/>
         </w:rPr>
+        <w:lastRenderedPageBreak/>
         <w:t>Figura 14.</w:t>
       </w:r>
       <w:r>
         <w:rPr>
           <w:rFonts w:cs="Calibri"/>
         </w:rPr>
-        <w:t xml:space="preserve"> </w:t>
-      </w:r>
-      <w:r>
-        <w:rPr>
-          <w:rFonts w:cs="Calibri"/>
-        </w:rPr>
-        <w:t>Diseño angular</w:t>
+        <w:t xml:space="preserve"> Diseño angular</w:t>
       </w:r>
     </w:p>
     <w:p>
@@ -8786,9 +9128,9 @@
           <w:lang w:eastAsia="es-CO"/>
         </w:rPr>
         <w:drawing>
-          <wp:inline distT="0" distB="0" distL="0" distR="0" wp14:anchorId="5A49F82A" wp14:editId="1576E71D">
-            <wp:extent cx="4320000" cy="2445573"/>
-            <wp:effectExtent l="0" t="0" r="4445" b="0"/>
+          <wp:inline distT="0" distB="0" distL="0" distR="0" wp14:anchorId="5A49F82A" wp14:editId="48FC7CB6">
+            <wp:extent cx="4680000" cy="2649373"/>
+            <wp:effectExtent l="0" t="0" r="6350" b="0"/>
             <wp:docPr id="761179683" name="Imagen 42" descr="Muestra un diseño angular del establecimiento, con curvas y ángulos que permiten apreciar mejor los productos."/>
             <wp:cNvGraphicFramePr>
               <a:graphicFrameLocks xmlns:a="http://schemas.openxmlformats.org/drawingml/2006/main" noChangeAspect="1"/>
@@ -8801,7 +9143,7 @@
                     <pic:cNvPicPr/>
                   </pic:nvPicPr>
                   <pic:blipFill>
-                    <a:blip r:embed="rId31">
+                    <a:blip r:embed="rId37">
                       <a:extLst>
                         <a:ext uri="{28A0092B-C50C-407E-A947-70E740481C1C}">
                           <a14:useLocalDpi xmlns:a14="http://schemas.microsoft.com/office/drawing/2010/main" val="0"/>
@@ -8815,7 +9157,7 @@
                   <pic:spPr>
                     <a:xfrm>
                       <a:off x="0" y="0"/>
-                      <a:ext cx="4320000" cy="2445573"/>
+                      <a:ext cx="4680000" cy="2649373"/>
                     </a:xfrm>
                     <a:prstGeom prst="rect">
                       <a:avLst/>
@@ -8845,7 +9187,6 @@
           <w:bCs/>
           <w:lang w:eastAsia="es-CO"/>
         </w:rPr>
-        <w:lastRenderedPageBreak/>
         <w:t>Diseño geométrico</w:t>
       </w:r>
     </w:p>
@@ -8900,13 +9241,7 @@
         <w:rPr>
           <w:rFonts w:cs="Calibri"/>
         </w:rPr>
-        <w:t xml:space="preserve"> </w:t>
-      </w:r>
-      <w:r>
-        <w:rPr>
-          <w:rFonts w:cs="Calibri"/>
-        </w:rPr>
-        <w:t>Diseño geométrico</w:t>
+        <w:t xml:space="preserve"> Diseño geométrico</w:t>
       </w:r>
     </w:p>
     <w:p>
@@ -8925,9 +9260,9 @@
           <w:lang w:eastAsia="es-CO"/>
         </w:rPr>
         <w:drawing>
-          <wp:inline distT="0" distB="0" distL="0" distR="0" wp14:anchorId="6196F1BD" wp14:editId="5B4CBD54">
-            <wp:extent cx="4320000" cy="2445573"/>
-            <wp:effectExtent l="0" t="0" r="4445" b="0"/>
+          <wp:inline distT="0" distB="0" distL="0" distR="0" wp14:anchorId="6196F1BD" wp14:editId="3F82C4C6">
+            <wp:extent cx="4680000" cy="2649373"/>
+            <wp:effectExtent l="0" t="0" r="6350" b="0"/>
             <wp:docPr id="116941144" name="Imagen 43" descr="Muestra un diseño para establecimientos con bastidores que permiten mejorar la exhibición."/>
             <wp:cNvGraphicFramePr>
               <a:graphicFrameLocks xmlns:a="http://schemas.openxmlformats.org/drawingml/2006/main" noChangeAspect="1"/>
@@ -8940,7 +9275,7 @@
                     <pic:cNvPicPr/>
                   </pic:nvPicPr>
                   <pic:blipFill>
-                    <a:blip r:embed="rId32">
+                    <a:blip r:embed="rId38">
                       <a:extLst>
                         <a:ext uri="{28A0092B-C50C-407E-A947-70E740481C1C}">
                           <a14:useLocalDpi xmlns:a14="http://schemas.microsoft.com/office/drawing/2010/main" val="0"/>
@@ -8954,7 +9289,7 @@
                   <pic:spPr>
                     <a:xfrm>
                       <a:off x="0" y="0"/>
-                      <a:ext cx="4320000" cy="2445573"/>
+                      <a:ext cx="4680000" cy="2649373"/>
                     </a:xfrm>
                     <a:prstGeom prst="rect">
                       <a:avLst/>
@@ -8976,13 +9311,24 @@
           <w:lang w:eastAsia="es-CO"/>
         </w:rPr>
       </w:pPr>
-      <w:r>
-        <w:rPr>
-          <w:rFonts w:cs="Calibri"/>
-          <w:b/>
-          <w:bCs/>
-          <w:lang w:eastAsia="es-CO"/>
-        </w:rPr>
+    </w:p>
+    <w:p>
+      <w:pPr>
+        <w:rPr>
+          <w:rFonts w:cs="Calibri"/>
+          <w:b/>
+          <w:bCs/>
+          <w:lang w:eastAsia="es-CO"/>
+        </w:rPr>
+      </w:pPr>
+      <w:r>
+        <w:rPr>
+          <w:rFonts w:cs="Calibri"/>
+          <w:b/>
+          <w:bCs/>
+          <w:lang w:eastAsia="es-CO"/>
+        </w:rPr>
+        <w:lastRenderedPageBreak/>
         <w:t>Diseño mixto</w:t>
       </w:r>
     </w:p>
@@ -9003,54 +9349,6 @@
     </w:p>
     <w:p>
       <w:pPr>
-        <w:rPr>
-          <w:rFonts w:cs="Calibri"/>
-          <w:lang w:eastAsia="es-CO"/>
-        </w:rPr>
-      </w:pPr>
-    </w:p>
-    <w:p>
-      <w:pPr>
-        <w:rPr>
-          <w:rFonts w:cs="Calibri"/>
-          <w:lang w:eastAsia="es-CO"/>
-        </w:rPr>
-      </w:pPr>
-    </w:p>
-    <w:p>
-      <w:pPr>
-        <w:rPr>
-          <w:rFonts w:cs="Calibri"/>
-          <w:lang w:eastAsia="es-CO"/>
-        </w:rPr>
-      </w:pPr>
-    </w:p>
-    <w:p>
-      <w:pPr>
-        <w:rPr>
-          <w:rFonts w:cs="Calibri"/>
-          <w:lang w:eastAsia="es-CO"/>
-        </w:rPr>
-      </w:pPr>
-    </w:p>
-    <w:p>
-      <w:pPr>
-        <w:rPr>
-          <w:rFonts w:cs="Calibri"/>
-          <w:lang w:eastAsia="es-CO"/>
-        </w:rPr>
-      </w:pPr>
-    </w:p>
-    <w:p>
-      <w:pPr>
-        <w:rPr>
-          <w:rFonts w:cs="Calibri"/>
-          <w:lang w:eastAsia="es-CO"/>
-        </w:rPr>
-      </w:pPr>
-    </w:p>
-    <w:p>
-      <w:pPr>
         <w:pStyle w:val="Figura"/>
         <w:rPr>
           <w:rFonts w:cs="Calibri"/>
@@ -9062,20 +9360,13 @@
           <w:b/>
           <w:bCs/>
         </w:rPr>
-        <w:lastRenderedPageBreak/>
         <w:t>Figura 16.</w:t>
       </w:r>
       <w:r>
         <w:rPr>
           <w:rFonts w:cs="Calibri"/>
         </w:rPr>
-        <w:t xml:space="preserve"> </w:t>
-      </w:r>
-      <w:r>
-        <w:rPr>
-          <w:rFonts w:cs="Calibri"/>
-        </w:rPr>
-        <w:t>Diseño mixto</w:t>
+        <w:t xml:space="preserve"> Diseño mixto</w:t>
       </w:r>
     </w:p>
     <w:p>
@@ -9094,9 +9385,9 @@
           <w:lang w:eastAsia="es-CO"/>
         </w:rPr>
         <w:drawing>
-          <wp:inline distT="0" distB="0" distL="0" distR="0" wp14:anchorId="46010865" wp14:editId="307519C4">
-            <wp:extent cx="4320000" cy="2445573"/>
-            <wp:effectExtent l="0" t="0" r="4445" b="0"/>
+          <wp:inline distT="0" distB="0" distL="0" distR="0" wp14:anchorId="46010865" wp14:editId="71EC4479">
+            <wp:extent cx="4680000" cy="2649373"/>
+            <wp:effectExtent l="0" t="0" r="6350" b="0"/>
             <wp:docPr id="1071166312" name="Imagen 44" descr="Muestra diseños rectos y diagonales de manera funcional."/>
             <wp:cNvGraphicFramePr>
               <a:graphicFrameLocks xmlns:a="http://schemas.openxmlformats.org/drawingml/2006/main" noChangeAspect="1"/>
@@ -9109,7 +9400,7 @@
                     <pic:cNvPicPr/>
                   </pic:nvPicPr>
                   <pic:blipFill>
-                    <a:blip r:embed="rId33">
+                    <a:blip r:embed="rId39">
                       <a:extLst>
                         <a:ext uri="{28A0092B-C50C-407E-A947-70E740481C1C}">
                           <a14:useLocalDpi xmlns:a14="http://schemas.microsoft.com/office/drawing/2010/main" val="0"/>
@@ -9123,7 +9414,7 @@
                   <pic:spPr>
                     <a:xfrm>
                       <a:off x="0" y="0"/>
-                      <a:ext cx="4320000" cy="2445573"/>
+                      <a:ext cx="4680000" cy="2649373"/>
                     </a:xfrm>
                     <a:prstGeom prst="rect">
                       <a:avLst/>
@@ -9161,8 +9452,6 @@
           <w:rFonts w:cs="Calibri"/>
           <w:b/>
           <w:bCs/>
-          <w:i/>
-          <w:iCs/>
           <w:lang w:eastAsia="es-CO"/>
         </w:rPr>
         <w:t>layout</w:t>
@@ -9297,41 +9586,6 @@
           <w:lang w:eastAsia="es-CO"/>
         </w:rPr>
         <w:t> los componentes se ordenan en función de las etapas por las cuales pasa el producto, desde la entrada de la materia prima hasta la salida del producto terminado (por ejemplo: montaje de automóviles).</w:t>
-      </w:r>
-    </w:p>
-    <w:p>
-      <w:pPr>
-        <w:spacing w:before="0" w:after="0"/>
-        <w:rPr>
-          <w:rFonts w:cs="Calibri"/>
-          <w:lang w:eastAsia="es-CO"/>
-        </w:rPr>
-      </w:pPr>
-      <w:r>
-        <w:rPr>
-          <w:rStyle w:val="Extranjerismo"/>
-          <w:rFonts w:cs="Calibri"/>
-          <w:b/>
-          <w:bCs/>
-          <w:lang w:eastAsia="es-CO"/>
-        </w:rPr>
-        <w:t>Layout</w:t>
-      </w:r>
-      <w:r>
-        <w:rPr>
-          <w:rFonts w:cs="Calibri"/>
-          <w:b/>
-          <w:bCs/>
-          <w:lang w:eastAsia="es-CO"/>
-        </w:rPr>
-        <w:t> por posición fija:</w:t>
-      </w:r>
-      <w:r>
-        <w:rPr>
-          <w:rFonts w:cs="Calibri"/>
-          <w:lang w:eastAsia="es-CO"/>
-        </w:rPr>
-        <w:t> el producto por sus características permanece inmovilizado y los diversos medios de fabricación requeridos se sitúan alrededor del mismo (por ejemplo: aviones, astilleros). Los medios de producción inmovilizados sirven para la fabricación de más de una unidad.</w:t>
       </w:r>
     </w:p>
     <w:p>
@@ -9360,6 +9614,41 @@
           <w:bCs/>
           <w:lang w:eastAsia="es-CO"/>
         </w:rPr>
+        <w:t> por posición fija:</w:t>
+      </w:r>
+      <w:r>
+        <w:rPr>
+          <w:rFonts w:cs="Calibri"/>
+          <w:lang w:eastAsia="es-CO"/>
+        </w:rPr>
+        <w:t> el producto por sus características permanece inmovilizado y los diversos medios de fabricación requeridos se sitúan alrededor del mismo (por ejemplo: aviones, astilleros). Los medios de producción inmovilizados sirven para la fabricación de más de una unidad.</w:t>
+      </w:r>
+    </w:p>
+    <w:p>
+      <w:pPr>
+        <w:spacing w:before="0" w:after="0"/>
+        <w:rPr>
+          <w:rFonts w:cs="Calibri"/>
+          <w:lang w:eastAsia="es-CO"/>
+        </w:rPr>
+      </w:pPr>
+      <w:r>
+        <w:rPr>
+          <w:rStyle w:val="Extranjerismo"/>
+          <w:rFonts w:cs="Calibri"/>
+          <w:b/>
+          <w:bCs/>
+          <w:lang w:eastAsia="es-CO"/>
+        </w:rPr>
+        <w:t>Layout</w:t>
+      </w:r>
+      <w:r>
+        <w:rPr>
+          <w:rFonts w:cs="Calibri"/>
+          <w:b/>
+          <w:bCs/>
+          <w:lang w:eastAsia="es-CO"/>
+        </w:rPr>
         <w:t> por proyecto:</w:t>
       </w:r>
       <w:r>
@@ -9434,6 +9723,18 @@
         </w:rPr>
         <w:t> el objetivo es cumplir con una función de inventario y analiza la colocación de los componentes en un almacén.</w:t>
       </w:r>
+    </w:p>
+    <w:p>
+      <w:pPr>
+        <w:spacing w:before="0" w:after="0"/>
+        <w:rPr>
+          <w:rStyle w:val="Extranjerismo"/>
+          <w:rFonts w:cs="Calibri"/>
+          <w:b/>
+          <w:bCs/>
+          <w:lang w:eastAsia="es-CO"/>
+        </w:rPr>
+      </w:pPr>
     </w:p>
     <w:p>
       <w:pPr>
@@ -9625,7 +9926,15 @@
           <w:rFonts w:cs="Calibri"/>
           <w:lang w:eastAsia="es-CO"/>
         </w:rPr>
-        <w:t>en el almacén. La exhibición debe estar lista y los muebles deben tener todo el contenido de artículos, señalética y PLV.</w:t>
+        <w:t xml:space="preserve">en el almacén. La exhibición debe </w:t>
+      </w:r>
+      <w:r>
+        <w:rPr>
+          <w:rFonts w:cs="Calibri"/>
+          <w:lang w:eastAsia="es-CO"/>
+        </w:rPr>
+        <w:lastRenderedPageBreak/>
+        <w:t>estar lista y los muebles deben tener todo el contenido de artículos, señalética y PLV.</w:t>
       </w:r>
     </w:p>
     <w:p>
@@ -9669,26 +9978,18 @@
           <w:rFonts w:cs="Calibri"/>
           <w:lang w:eastAsia="es-CO"/>
         </w:rPr>
-        <w:t xml:space="preserve">Disminuye la cantidad de movimientos del surtido, además de su manipulación, mermas e incluso robos, lo que hace que el inventario sea exacto. También hace que el </w:t>
-      </w:r>
-      <w:r>
-        <w:rPr>
-          <w:rFonts w:cs="Calibri"/>
-          <w:lang w:eastAsia="es-CO"/>
-        </w:rPr>
-        <w:lastRenderedPageBreak/>
-        <w:t>establecimiento tenga una buena distribución evitando zonas congestionadas y, por último, facilita la gestión de mantenimiento del surtido (Martínez, 2016).</w:t>
+        <w:t>Disminuye la cantidad de movimientos del surtido, además de su manipulación, mermas e incluso robos, lo que hace que el inventario sea exacto. También hace que el establecimiento tenga una buena distribución evitando zonas congestionadas y, por último, facilita la gestión de mantenimiento del surtido (Martínez, 2016).</w:t>
       </w:r>
     </w:p>
     <w:p>
       <w:pPr>
         <w:pStyle w:val="Ttulo2"/>
       </w:pPr>
-      <w:bookmarkStart w:id="11" w:name="_Toc231933217"/>
+      <w:bookmarkStart w:id="12" w:name="_Toc232406897"/>
       <w:r>
         <w:t>La exhibición de productos</w:t>
       </w:r>
-      <w:bookmarkEnd w:id="11"/>
+      <w:bookmarkEnd w:id="12"/>
     </w:p>
     <w:p>
       <w:pPr>
@@ -9906,20 +10207,12 @@
           <w:lang w:eastAsia="es-CO"/>
         </w:rPr>
       </w:pPr>
-    </w:p>
-    <w:p>
-      <w:pPr>
-        <w:spacing w:before="0" w:after="0"/>
-        <w:rPr>
-          <w:rFonts w:cs="Calibri"/>
-          <w:lang w:eastAsia="es-CO"/>
-        </w:rPr>
-      </w:pPr>
-      <w:r>
-        <w:rPr>
-          <w:rFonts w:cs="Calibri"/>
-          <w:lang w:eastAsia="es-CO"/>
-        </w:rPr>
+      <w:r>
+        <w:rPr>
+          <w:rFonts w:cs="Calibri"/>
+          <w:lang w:eastAsia="es-CO"/>
+        </w:rPr>
+        <w:lastRenderedPageBreak/>
         <w:t>Según sea la disposición del establecimiento, el administrador que es el responsable del lugar y de la exhibición, tiene como objetivo organizarlo según:</w:t>
       </w:r>
     </w:p>
@@ -9986,7 +10279,6 @@
           <w:rFonts w:cs="Calibri"/>
           <w:lang w:eastAsia="es-CO"/>
         </w:rPr>
-        <w:lastRenderedPageBreak/>
         <w:t>Lugares y puntos de venta fríos y calientes.</w:t>
       </w:r>
     </w:p>
@@ -10163,6 +10455,7 @@
           <w:rFonts w:cs="Calibri"/>
           <w:lang w:eastAsia="es-CO"/>
         </w:rPr>
+        <w:lastRenderedPageBreak/>
         <w:t>Por lo general, los clientes toman las decisiones de compra directamente en el punto de venta, por lo que una efectiva exhibición de los artículos puede influir positivamente en la toma de decisión.</w:t>
       </w:r>
     </w:p>
@@ -10183,30 +10476,11 @@
           <w:lang w:eastAsia="es-CO"/>
         </w:rPr>
       </w:pPr>
-    </w:p>
-    <w:p>
-      <w:pPr>
-        <w:spacing w:before="0" w:after="0"/>
-        <w:rPr>
-          <w:rFonts w:cs="Calibri"/>
-          <w:lang w:eastAsia="es-CO"/>
-        </w:rPr>
-      </w:pPr>
-    </w:p>
-    <w:p>
-      <w:pPr>
-        <w:spacing w:before="0" w:after="0"/>
-        <w:rPr>
-          <w:rFonts w:cs="Calibri"/>
-          <w:lang w:eastAsia="es-CO"/>
-        </w:rPr>
-      </w:pPr>
-      <w:r>
-        <w:rPr>
-          <w:rFonts w:cs="Calibri"/>
-          <w:lang w:eastAsia="es-CO"/>
-        </w:rPr>
-        <w:lastRenderedPageBreak/>
+      <w:r>
+        <w:rPr>
+          <w:rFonts w:cs="Calibri"/>
+          <w:lang w:eastAsia="es-CO"/>
+        </w:rPr>
         <w:t>Los siguientes son algunos de los tipos de exhibición más comunes:</w:t>
       </w:r>
     </w:p>
@@ -10439,15 +10713,8 @@
           <w:rFonts w:cs="Calibri"/>
           <w:lang w:eastAsia="es-CO"/>
         </w:rPr>
-        <w:t xml:space="preserve">La cantidad de formas para exhibir los productos en el punto de venta es muy amplia y variada. Lo importante es que son aplicables a cualquier establecimiento comercial, de tal forma que los espacios sean aprovechados al máximo al interior del local. Por esta razón, es vital planear adecuadamente en qué forma se van a exhibir los </w:t>
-      </w:r>
-      <w:r>
-        <w:rPr>
-          <w:rFonts w:cs="Calibri"/>
-          <w:lang w:eastAsia="es-CO"/>
-        </w:rPr>
         <w:lastRenderedPageBreak/>
-        <w:t>artículos, cómo se van a distribuir los lineales, las góndolas, los muebles, las vitrinas, el escaparate y demás elementos que le darán forma al establecimiento.</w:t>
+        <w:t>La cantidad de formas para exhibir los productos en el punto de venta es muy amplia y variada. Lo importante es que son aplicables a cualquier establecimiento comercial, de tal forma que los espacios sean aprovechados al máximo al interior del local. Por esta razón, es vital planear adecuadamente en qué forma se van a exhibir los artículos, cómo se van a distribuir los lineales, las góndolas, los muebles, las vitrinas, el escaparate y demás elementos que le darán forma al establecimiento.</w:t>
       </w:r>
     </w:p>
     <w:p>
@@ -10655,6 +10922,33 @@
     </w:p>
     <w:p>
       <w:pPr>
+        <w:spacing w:before="0" w:after="0"/>
+        <w:rPr>
+          <w:rFonts w:cs="Calibri"/>
+          <w:lang w:eastAsia="es-CO"/>
+        </w:rPr>
+      </w:pPr>
+    </w:p>
+    <w:p>
+      <w:pPr>
+        <w:spacing w:before="0" w:after="0"/>
+        <w:rPr>
+          <w:rFonts w:cs="Calibri"/>
+          <w:lang w:eastAsia="es-CO"/>
+        </w:rPr>
+      </w:pPr>
+    </w:p>
+    <w:p>
+      <w:pPr>
+        <w:spacing w:before="0" w:after="0"/>
+        <w:rPr>
+          <w:rFonts w:cs="Calibri"/>
+          <w:lang w:eastAsia="es-CO"/>
+        </w:rPr>
+      </w:pPr>
+    </w:p>
+    <w:p>
+      <w:pPr>
         <w:pStyle w:val="Prrafodelista"/>
         <w:numPr>
           <w:ilvl w:val="0"/>
@@ -10675,6 +10969,7 @@
           <w:bCs/>
           <w:lang w:eastAsia="es-CO"/>
         </w:rPr>
+        <w:lastRenderedPageBreak/>
         <w:t>Exhibición mamut</w:t>
       </w:r>
     </w:p>
@@ -10702,127 +10997,154 @@
           <w:lang w:eastAsia="es-CO"/>
         </w:rPr>
       </w:pPr>
-    </w:p>
-    <w:p>
-      <w:pPr>
-        <w:spacing w:before="0" w:after="0"/>
-        <w:rPr>
-          <w:rFonts w:cs="Calibri"/>
-          <w:lang w:eastAsia="es-CO"/>
-        </w:rPr>
-      </w:pPr>
-    </w:p>
-    <w:p>
-      <w:pPr>
-        <w:spacing w:before="0" w:after="0"/>
-        <w:rPr>
-          <w:rFonts w:cs="Calibri"/>
-          <w:lang w:eastAsia="es-CO"/>
-        </w:rPr>
-      </w:pPr>
-      <w:r>
-        <w:rPr>
-          <w:rFonts w:cs="Calibri"/>
-          <w:lang w:eastAsia="es-CO"/>
-        </w:rPr>
+      <w:r>
+        <w:rPr>
+          <w:rFonts w:cs="Calibri"/>
+          <w:lang w:eastAsia="es-CO"/>
+        </w:rPr>
+        <w:t>Una exhibición debe tener un grupo de características que avalen su funcionalidad y logren que se cumplan los objetivos del establecimiento. Por esta razón, la exhibición debe ser visible y atractiva a los ojos del cliente, además de comunicar efectivamente, ya que el </w:t>
+      </w:r>
+      <w:r>
+        <w:rPr>
+          <w:rStyle w:val="Extranjerismo"/>
+          <w:rFonts w:cs="Calibri"/>
+          <w:lang w:eastAsia="es-CO"/>
+        </w:rPr>
+        <w:t>merchandising</w:t>
+      </w:r>
+      <w:r>
+        <w:rPr>
+          <w:rFonts w:cs="Calibri"/>
+          <w:lang w:eastAsia="es-CO"/>
+        </w:rPr>
+        <w:t> es comunicación visual en el interior del establecimiento.</w:t>
+      </w:r>
+    </w:p>
+    <w:p>
+      <w:pPr>
+        <w:spacing w:before="0" w:after="0"/>
+        <w:rPr>
+          <w:rFonts w:cs="Calibri"/>
+          <w:lang w:eastAsia="es-CO"/>
+        </w:rPr>
+      </w:pPr>
+    </w:p>
+    <w:p>
+      <w:pPr>
+        <w:spacing w:before="0" w:after="0"/>
+        <w:rPr>
+          <w:rFonts w:cs="Calibri"/>
+          <w:b/>
+          <w:bCs/>
+          <w:lang w:eastAsia="es-CO"/>
+        </w:rPr>
+      </w:pPr>
+      <w:r>
+        <w:rPr>
+          <w:rFonts w:cs="Calibri"/>
+          <w:b/>
+          <w:bCs/>
+          <w:lang w:eastAsia="es-CO"/>
+        </w:rPr>
+        <w:t>Características de la exhibición</w:t>
+      </w:r>
+    </w:p>
+    <w:p>
+      <w:pPr>
+        <w:spacing w:before="0" w:after="0"/>
+        <w:rPr>
+          <w:rFonts w:cs="Calibri"/>
+          <w:lang w:eastAsia="es-CO"/>
+        </w:rPr>
+      </w:pPr>
+      <w:r>
+        <w:rPr>
+          <w:rFonts w:cs="Calibri"/>
+          <w:lang w:eastAsia="es-CO"/>
+        </w:rPr>
+        <w:t>En primer lugar, se recomienda que la exhibición ambiente el punto de venta, lo cual debe venir con una presentación llamativa de los artículos, además de colorida, imponente y al alcance de los clientes, con precios justos y cuando sea posible, con degustaciones que hagan que el consumidor conozca de primera mano un producto.</w:t>
+      </w:r>
+    </w:p>
+    <w:p>
+      <w:pPr>
+        <w:spacing w:before="0" w:after="0"/>
+        <w:rPr>
+          <w:rFonts w:cs="Calibri"/>
+          <w:lang w:eastAsia="es-CO"/>
+        </w:rPr>
+      </w:pPr>
+      <w:r>
+        <w:rPr>
+          <w:rFonts w:cs="Calibri"/>
+          <w:lang w:eastAsia="es-CO"/>
+        </w:rPr>
+        <w:t>Una exhibición debe reunir las siguientes características: sencilla, visible, atractiva, accesible, comunicativa, rellenable, segura, alegre, limpia, estable y con precio visible (Cruz, 2018).</w:t>
+      </w:r>
+    </w:p>
+    <w:p>
+      <w:pPr>
+        <w:spacing w:before="0" w:after="0"/>
+        <w:rPr>
+          <w:rFonts w:cs="Calibri"/>
+          <w:lang w:eastAsia="es-CO"/>
+        </w:rPr>
+      </w:pPr>
+    </w:p>
+    <w:p>
+      <w:pPr>
+        <w:spacing w:before="0" w:after="0"/>
+        <w:rPr>
+          <w:rFonts w:cs="Calibri"/>
+          <w:lang w:eastAsia="es-CO"/>
+        </w:rPr>
+      </w:pPr>
+    </w:p>
+    <w:p>
+      <w:pPr>
+        <w:spacing w:before="0" w:after="0"/>
+        <w:rPr>
+          <w:rFonts w:cs="Calibri"/>
+          <w:lang w:eastAsia="es-CO"/>
+        </w:rPr>
+      </w:pPr>
+    </w:p>
+    <w:p>
+      <w:pPr>
+        <w:spacing w:before="0" w:after="0"/>
+        <w:rPr>
+          <w:rFonts w:cs="Calibri"/>
+          <w:lang w:eastAsia="es-CO"/>
+        </w:rPr>
+      </w:pPr>
+    </w:p>
+    <w:p>
+      <w:pPr>
+        <w:spacing w:before="0" w:after="0"/>
+        <w:rPr>
+          <w:rFonts w:cs="Calibri"/>
+          <w:lang w:eastAsia="es-CO"/>
+        </w:rPr>
+      </w:pPr>
+    </w:p>
+    <w:p>
+      <w:pPr>
+        <w:pStyle w:val="Ttulo2"/>
+        <w:rPr>
+          <w:rStyle w:val="Extranjerismo"/>
+        </w:rPr>
+      </w:pPr>
+      <w:bookmarkStart w:id="13" w:name="_Toc232406898"/>
+      <w:r>
         <w:lastRenderedPageBreak/>
-        <w:t>Una exhibición debe tener un grupo de características que avalen su funcionalidad y logren que se cumplan los objetivos del establecimiento. Por esta razón, la exhibición debe ser visible y atractiva a los ojos del cliente, además de comunicar efectivamente, ya que el </w:t>
+        <w:t xml:space="preserve">Vitrinismo o visual </w:t>
       </w:r>
       <w:r>
         <w:rPr>
           <w:rStyle w:val="Extranjerismo"/>
-          <w:rFonts w:cs="Calibri"/>
-          <w:lang w:eastAsia="es-CO"/>
         </w:rPr>
         <w:t>merchandising</w:t>
       </w:r>
-      <w:r>
-        <w:rPr>
-          <w:rFonts w:cs="Calibri"/>
-          <w:lang w:eastAsia="es-CO"/>
-        </w:rPr>
-        <w:t> es comunicación visual en el interior del establecimiento.</w:t>
-      </w:r>
-    </w:p>
-    <w:p>
-      <w:pPr>
-        <w:spacing w:before="0" w:after="0"/>
-        <w:rPr>
-          <w:rFonts w:cs="Calibri"/>
-          <w:lang w:eastAsia="es-CO"/>
-        </w:rPr>
-      </w:pPr>
-    </w:p>
-    <w:p>
-      <w:pPr>
-        <w:spacing w:before="0" w:after="0"/>
-        <w:rPr>
-          <w:rFonts w:cs="Calibri"/>
-          <w:b/>
-          <w:bCs/>
-          <w:lang w:eastAsia="es-CO"/>
-        </w:rPr>
-      </w:pPr>
-      <w:r>
-        <w:rPr>
-          <w:rFonts w:cs="Calibri"/>
-          <w:b/>
-          <w:bCs/>
-          <w:lang w:eastAsia="es-CO"/>
-        </w:rPr>
-        <w:t>Características de la exhibición</w:t>
-      </w:r>
-    </w:p>
-    <w:p>
-      <w:pPr>
-        <w:spacing w:before="0" w:after="0"/>
-        <w:rPr>
-          <w:rFonts w:cs="Calibri"/>
-          <w:lang w:eastAsia="es-CO"/>
-        </w:rPr>
-      </w:pPr>
-      <w:r>
-        <w:rPr>
-          <w:rFonts w:cs="Calibri"/>
-          <w:lang w:eastAsia="es-CO"/>
-        </w:rPr>
-        <w:t>En primer lugar, se recomienda que la exhibición ambiente el punto de venta, lo cual debe venir con una presentación llamativa de los artículos, además de colorida, imponente y al alcance de los clientes, con precios justos y cuando sea posible, con degustaciones que hagan que el consumidor conozca de primera mano un producto.</w:t>
-      </w:r>
-    </w:p>
-    <w:p>
-      <w:pPr>
-        <w:spacing w:before="0" w:after="0"/>
-        <w:rPr>
-          <w:rFonts w:cs="Calibri"/>
-          <w:lang w:eastAsia="es-CO"/>
-        </w:rPr>
-      </w:pPr>
-      <w:r>
-        <w:rPr>
-          <w:rFonts w:cs="Calibri"/>
-          <w:lang w:eastAsia="es-CO"/>
-        </w:rPr>
-        <w:t>Una exhibición debe reunir las siguientes características: sencilla, visible, atractiva, accesible, comunicativa, rellenable, segura, alegre, limpia, estable y con precio visible (Cruz, 2018).</w:t>
-      </w:r>
-    </w:p>
-    <w:p>
-      <w:pPr>
-        <w:pStyle w:val="Ttulo2"/>
-        <w:rPr>
-          <w:rStyle w:val="Extranjerismo"/>
-        </w:rPr>
-      </w:pPr>
-      <w:bookmarkStart w:id="12" w:name="_Toc231933218"/>
-      <w:r>
-        <w:t xml:space="preserve">Vitrinismo o visual </w:t>
-      </w:r>
-      <w:r>
-        <w:rPr>
-          <w:rStyle w:val="Extranjerismo"/>
-        </w:rPr>
-        <w:t>merchandising</w:t>
-      </w:r>
-      <w:bookmarkEnd w:id="12"/>
+      <w:bookmarkEnd w:id="13"/>
     </w:p>
     <w:p>
       <w:pPr>
@@ -10862,7 +11184,7 @@
           <w:noProof/>
         </w:rPr>
         <w:drawing>
-          <wp:inline distT="0" distB="0" distL="0" distR="0" wp14:anchorId="0133BB02" wp14:editId="58F39421">
+          <wp:inline distT="0" distB="0" distL="0" distR="0" wp14:anchorId="0133BB02" wp14:editId="2783EB33">
             <wp:extent cx="4680000" cy="2633336"/>
             <wp:effectExtent l="0" t="0" r="6350" b="0"/>
             <wp:docPr id="1491903895" name="Imagen 53">
@@ -10891,7 +11213,7 @@
                     </pic:cNvPicPr>
                   </pic:nvPicPr>
                   <pic:blipFill>
-                    <a:blip r:embed="rId34" cstate="print">
+                    <a:blip r:embed="rId40" cstate="print">
                       <a:extLst>
                         <a:ext uri="{28A0092B-C50C-407E-A947-70E740481C1C}">
                           <a14:useLocalDpi xmlns:a14="http://schemas.microsoft.com/office/drawing/2010/main" val="0"/>
@@ -10933,7 +11255,7 @@
           <w:b/>
         </w:rPr>
       </w:pPr>
-      <w:hyperlink r:id="rId35" w:history="1">
+      <w:hyperlink r:id="rId41" w:history="1">
         <w:r>
           <w:rPr>
             <w:rStyle w:val="Hipervnculo"/>
@@ -11053,12 +11375,20 @@
             <w:r>
               <w:rPr>
                 <w:rFonts w:ascii="Calibri" w:hAnsi="Calibri" w:cs="Calibri"/>
+                <w:sz w:val="28"/>
+                <w:szCs w:val="28"/>
+              </w:rPr>
+              <w:t>visual</w:t>
+            </w:r>
+            <w:r>
+              <w:rPr>
+                <w:rFonts w:ascii="Calibri" w:hAnsi="Calibri" w:cs="Calibri"/>
                 <w:i/>
                 <w:iCs/>
                 <w:sz w:val="28"/>
                 <w:szCs w:val="28"/>
               </w:rPr>
-              <w:t xml:space="preserve">visual </w:t>
+              <w:t xml:space="preserve"> </w:t>
             </w:r>
             <w:r>
               <w:rPr>
@@ -11146,7 +11476,16 @@
                 <w:sz w:val="28"/>
                 <w:szCs w:val="28"/>
               </w:rPr>
-              <w:t>es la de incrementar las ventas, consiguiendo que los compradores entren en la tienda gracias a la fuerza de la vitrina y mediante la disposición de los artículos en el interior. Todo ello debe animarlos a permanecer en el establecimiento, a comprar y a disfrutar de una experiencia positiva que les haga reg</w:t>
+              <w:t xml:space="preserve">es la de incrementar las ventas, consiguiendo que los compradores entren en la tienda gracias a la fuerza de la vitrina y mediante la disposición de los artículos en el interior. Todo ello debe animarlos a permanecer en </w:t>
+            </w:r>
+            <w:r>
+              <w:rPr>
+                <w:rFonts w:ascii="Calibri" w:hAnsi="Calibri" w:cs="Calibri"/>
+                <w:sz w:val="28"/>
+                <w:szCs w:val="28"/>
+              </w:rPr>
+              <w:lastRenderedPageBreak/>
+              <w:t>el establecimiento, a comprar y a disfrutar de una experiencia positiva que les haga reg</w:t>
             </w:r>
             <w:r>
               <w:rPr>
@@ -11283,43 +11622,61 @@
           <w:rFonts w:cs="Calibri"/>
           <w:lang w:eastAsia="es-CO"/>
         </w:rPr>
+        <w:t>Son todas las técnicas y estrategias que se emplean en el diseño de un escaparate o vitrina con el fin de conquistar a los clientes que transitan en el establecimiento, incitarlos e invitarlos a que realicen la compra de los productos exhibidos. El vitrinismo funciona como comunicador visual y conceptual que funciona en pro de conquistar al consumidor. La vitrina es un lienzo en blanco donde puede formar toda la creatividad para convertirla en una obra de arte (Borja, 2021).</w:t>
+      </w:r>
+    </w:p>
+    <w:p>
+      <w:pPr>
+        <w:spacing w:before="0" w:after="0"/>
+        <w:rPr>
+          <w:rFonts w:cs="Calibri"/>
+          <w:lang w:eastAsia="es-CO"/>
+        </w:rPr>
+      </w:pPr>
+    </w:p>
+    <w:p>
+      <w:pPr>
+        <w:spacing w:before="0" w:after="0"/>
+        <w:rPr>
+          <w:rFonts w:cs="Calibri"/>
+          <w:lang w:eastAsia="es-CO"/>
+        </w:rPr>
+      </w:pPr>
+      <w:r>
+        <w:rPr>
+          <w:rFonts w:cs="Calibri"/>
+          <w:lang w:eastAsia="es-CO"/>
+        </w:rPr>
+        <w:t>Según Joan Costa, la vitrina tiene un tiempo de percepción de 8 segundos para atraer la atención de un cliente. Por ello, debe diseñarse con argumentos comunicacionales que resalten los artículos, combinando sencillez y creatividad. La idea, la composición, el color, las piezas gráficas, la línea y la iluminación deben trabajar en conjunto para crear una vitrina llamativa, impactante y una experiencia emocional e inolvidable para el cliente (Costa, 2007).</w:t>
+      </w:r>
+    </w:p>
+    <w:p>
+      <w:pPr>
+        <w:spacing w:before="0" w:after="0"/>
+        <w:rPr>
+          <w:rFonts w:cs="Calibri"/>
+          <w:lang w:eastAsia="es-CO"/>
+        </w:rPr>
+      </w:pPr>
+    </w:p>
+    <w:p>
+      <w:pPr>
+        <w:spacing w:before="0" w:after="0"/>
+        <w:rPr>
+          <w:rFonts w:cs="Calibri"/>
+          <w:b/>
+          <w:bCs/>
+          <w:lang w:eastAsia="es-CO"/>
+        </w:rPr>
+      </w:pPr>
+      <w:r>
+        <w:rPr>
+          <w:rFonts w:cs="Calibri"/>
+          <w:b/>
+          <w:bCs/>
+          <w:lang w:eastAsia="es-CO"/>
+        </w:rPr>
         <w:lastRenderedPageBreak/>
-        <w:t>Son todas las técnicas y estrategias que se emplean en el diseño de un escaparate o vitrina con el fin de conquistar a los clientes que transitan en el establecimiento, incitarlos e invitarlos a que realicen la compra de los productos exhibidos. El vitrinismo funciona como comunicador visual y conceptual que funciona en pro de conquistar al consumidor. La vitrina es un lienzo en blanco donde puede formar toda la creatividad para convertirla en una obra de arte (Borja, 2021).</w:t>
-      </w:r>
-    </w:p>
-    <w:p>
-      <w:pPr>
-        <w:spacing w:before="0" w:after="0"/>
-        <w:rPr>
-          <w:rFonts w:cs="Calibri"/>
-          <w:lang w:eastAsia="es-CO"/>
-        </w:rPr>
-      </w:pPr>
-      <w:r>
-        <w:rPr>
-          <w:rFonts w:cs="Calibri"/>
-          <w:lang w:eastAsia="es-CO"/>
-        </w:rPr>
-        <w:t>Según Joan Costa, la vitrina tiene un tiempo de percepción de 8 segundos para atraer la atención de un cliente. Por ello, debe diseñarse con argumentos comunicacionales que resalten los artículos, combinando sencillez y creatividad. La idea, la composición, el color, las piezas gráficas, la línea y la iluminación deben trabajar en conjunto para crear una vitrina llamativa, impactante y una experiencia emocional e inolvidable para el cliente (Costa, 2007).</w:t>
-      </w:r>
-    </w:p>
-    <w:p>
-      <w:pPr>
-        <w:spacing w:before="0" w:after="0"/>
-        <w:rPr>
-          <w:rFonts w:cs="Calibri"/>
-          <w:b/>
-          <w:bCs/>
-          <w:lang w:eastAsia="es-CO"/>
-        </w:rPr>
-      </w:pPr>
-      <w:r>
-        <w:rPr>
-          <w:rFonts w:cs="Calibri"/>
-          <w:b/>
-          <w:bCs/>
-          <w:lang w:eastAsia="es-CO"/>
-        </w:rPr>
         <w:t>Elementos que componen una vitrina:</w:t>
       </w:r>
     </w:p>
@@ -11531,7 +11888,6 @@
           <w:bCs/>
           <w:lang w:eastAsia="es-CO"/>
         </w:rPr>
-        <w:lastRenderedPageBreak/>
         <w:t>Vitrina cerrada</w:t>
       </w:r>
     </w:p>
@@ -11712,6 +12068,7 @@
           <w:bCs/>
           <w:lang w:eastAsia="es-CO"/>
         </w:rPr>
+        <w:lastRenderedPageBreak/>
         <w:t>El tema</w:t>
       </w:r>
     </w:p>
@@ -11788,14 +12145,14 @@
           <w:rStyle w:val="Extranjerismo"/>
         </w:rPr>
       </w:pPr>
-      <w:bookmarkStart w:id="13" w:name="_Toc231933219"/>
+      <w:bookmarkStart w:id="14" w:name="_Toc232406899"/>
       <w:r>
         <w:rPr>
           <w:rStyle w:val="Extranjerismo"/>
         </w:rPr>
         <w:t>Merchandising</w:t>
       </w:r>
-      <w:bookmarkEnd w:id="13"/>
+      <w:bookmarkEnd w:id="14"/>
     </w:p>
     <w:p>
       <w:pPr>
@@ -11816,19 +12173,7 @@
         <w:rPr>
           <w:rFonts w:cs="Calibri"/>
         </w:rPr>
-        <w:t xml:space="preserve"> - </w:t>
-      </w:r>
-      <w:r>
-        <w:rPr>
-          <w:rFonts w:cs="Calibri"/>
-        </w:rPr>
-        <w:t>Promoción en el punto de venta</w:t>
-      </w:r>
-      <w:r>
-        <w:rPr>
-          <w:rFonts w:cs="Calibri"/>
-        </w:rPr>
-        <w:t xml:space="preserve"> </w:t>
+        <w:t xml:space="preserve"> - Promoción en el punto de venta </w:t>
       </w:r>
     </w:p>
     <w:p>
@@ -11848,9 +12193,8 @@
           <w:rFonts w:cs="Calibri"/>
           <w:noProof/>
         </w:rPr>
-        <w:lastRenderedPageBreak/>
         <w:drawing>
-          <wp:inline distT="0" distB="0" distL="0" distR="0" wp14:anchorId="52883DFE" wp14:editId="68918C03">
+          <wp:inline distT="0" distB="0" distL="0" distR="0" wp14:anchorId="52883DFE" wp14:editId="4C9FBF8A">
             <wp:extent cx="4680000" cy="2635188"/>
             <wp:effectExtent l="0" t="0" r="6350" b="0"/>
             <wp:docPr id="1604705081" name="Imagen 54">
@@ -11879,7 +12223,7 @@
                     </pic:cNvPicPr>
                   </pic:nvPicPr>
                   <pic:blipFill>
-                    <a:blip r:embed="rId36" cstate="print">
+                    <a:blip r:embed="rId42" cstate="print">
                       <a:extLst>
                         <a:ext uri="{28A0092B-C50C-407E-A947-70E740481C1C}">
                           <a14:useLocalDpi xmlns:a14="http://schemas.microsoft.com/office/drawing/2010/main" val="0"/>
@@ -11921,7 +12265,7 @@
           <w:b/>
         </w:rPr>
       </w:pPr>
-      <w:hyperlink r:id="rId37" w:history="1">
+      <w:hyperlink r:id="rId43" w:history="1">
         <w:r>
           <w:rPr>
             <w:rStyle w:val="Hipervnculo"/>
@@ -12045,7 +12389,16 @@
                 <w:sz w:val="28"/>
                 <w:szCs w:val="28"/>
               </w:rPr>
-              <w:t>Existen numerosas acepciones de lo que significa el término "promoción de ventas", lo que ha generado confusión en lo que respecta a su delimitación, así como falta de consenso en cuanto a una definición del concepto. En cierto modo, la confusión acerca del alcance de las promociones de ventas proviene de la utilización del término "promoción" en lugar de "ventas" (entendiéndolo como local comercial) para denominar al conjunto de técnicas de comunicación persuasivas, entre las que se encuentra la promoción de ventas.</w:t>
+              <w:t xml:space="preserve">Existen numerosas acepciones de lo que significa el término "promoción de ventas", lo que ha generado confusión en lo que respecta a su delimitación, así como falta de consenso en cuanto a una definición del concepto. En cierto modo, la confusión acerca del alcance de las promociones de ventas proviene de la utilización del </w:t>
+            </w:r>
+            <w:r>
+              <w:rPr>
+                <w:rFonts w:ascii="Calibri" w:hAnsi="Calibri" w:cs="Calibri"/>
+                <w:sz w:val="28"/>
+                <w:szCs w:val="28"/>
+              </w:rPr>
+              <w:lastRenderedPageBreak/>
+              <w:t>término "promoción" en lugar de "ventas" (entendiéndolo como local comercial) para denominar al conjunto de técnicas de comunicación persuasivas, entre las que se encuentra la promoción de ventas.</w:t>
             </w:r>
           </w:p>
           <w:p>
@@ -12064,16 +12417,7 @@
                 <w:sz w:val="28"/>
                 <w:szCs w:val="28"/>
               </w:rPr>
-              <w:t xml:space="preserve">Con "promoción de ventas" se hace referencia a aquella forma de la comunicación persuasiva de la empresa, así como a la modalidad de promoción que consiste en ofrecer temporalmente un valor adicional al producto. Sin embargo, no siempre que se utiliza la palabra "promoción" se hace en sentido genérico, esto es, para aludir a todas las modalidades de comunicación persuasiva de la empresa que engloban la </w:t>
-            </w:r>
-            <w:r>
-              <w:rPr>
-                <w:rFonts w:ascii="Calibri" w:hAnsi="Calibri" w:cs="Calibri"/>
-                <w:sz w:val="28"/>
-                <w:szCs w:val="28"/>
-              </w:rPr>
-              <w:lastRenderedPageBreak/>
-              <w:t>promoción de ventas, la publicidad, la fuerza de ventas, las relaciones públicas y el marketing directo.</w:t>
+              <w:t>Con "promoción de ventas" se hace referencia a aquella forma de la comunicación persuasiva de la empresa, así como a la modalidad de promoción que consiste en ofrecer temporalmente un valor adicional al producto. Sin embargo, no siempre que se utiliza la palabra "promoción" se hace en sentido genérico, esto es, para aludir a todas las modalidades de comunicación persuasiva de la empresa que engloban la promoción de ventas, la publicidad, la fuerza de ventas, las relaciones públicas y el marketing directo.</w:t>
             </w:r>
           </w:p>
           <w:p>
@@ -12092,73 +12436,7 @@
                 <w:sz w:val="28"/>
                 <w:szCs w:val="28"/>
               </w:rPr>
-              <w:t xml:space="preserve">Esta utilización ambigua del término ha generado confusión respecto al significado </w:t>
-            </w:r>
-            <w:proofErr w:type="gramStart"/>
-            <w:r>
-              <w:rPr>
-                <w:rFonts w:ascii="Calibri" w:hAnsi="Calibri" w:cs="Calibri"/>
-                <w:sz w:val="28"/>
-                <w:szCs w:val="28"/>
-              </w:rPr>
-              <w:t>del mismo</w:t>
-            </w:r>
-            <w:proofErr w:type="gramEnd"/>
-            <w:r>
-              <w:rPr>
-                <w:rFonts w:ascii="Calibri" w:hAnsi="Calibri" w:cs="Calibri"/>
-                <w:sz w:val="28"/>
-                <w:szCs w:val="28"/>
-              </w:rPr>
-              <w:t xml:space="preserve">, puesto que esto tiene lugar también en el mundo anglosajón. Ya que muchos autores americanos emplean el término sales </w:t>
-            </w:r>
-            <w:r>
-              <w:rPr>
-                <w:rFonts w:ascii="Calibri" w:hAnsi="Calibri" w:cs="Calibri"/>
-                <w:sz w:val="28"/>
-                <w:szCs w:val="28"/>
-              </w:rPr>
-              <w:t>promoción</w:t>
-            </w:r>
-            <w:r>
-              <w:rPr>
-                <w:rFonts w:ascii="Calibri" w:hAnsi="Calibri" w:cs="Calibri"/>
-                <w:sz w:val="28"/>
-                <w:szCs w:val="28"/>
-              </w:rPr>
-              <w:t xml:space="preserve"> para describir todas las formas de comunicación incluyendo publicidad y relaciones públicas—, esto es, como sinónimo de </w:t>
-            </w:r>
-            <w:r>
-              <w:rPr>
-                <w:rFonts w:ascii="Calibri" w:hAnsi="Calibri" w:cs="Calibri"/>
-                <w:sz w:val="28"/>
-                <w:szCs w:val="28"/>
-              </w:rPr>
-              <w:t>promoción</w:t>
-            </w:r>
-            <w:r>
-              <w:rPr>
-                <w:rFonts w:ascii="Calibri" w:hAnsi="Calibri" w:cs="Calibri"/>
-                <w:sz w:val="28"/>
-                <w:szCs w:val="28"/>
-              </w:rPr>
-              <w:t xml:space="preserve">, término generalmente empleado por los autores británicos. Asimismo, en otros casos se ha empleado </w:t>
-            </w:r>
-            <w:r>
-              <w:rPr>
-                <w:rFonts w:ascii="Calibri" w:hAnsi="Calibri" w:cs="Calibri"/>
-                <w:sz w:val="28"/>
-                <w:szCs w:val="28"/>
-              </w:rPr>
-              <w:t>promoción</w:t>
-            </w:r>
-            <w:r>
-              <w:rPr>
-                <w:rFonts w:ascii="Calibri" w:hAnsi="Calibri" w:cs="Calibri"/>
-                <w:sz w:val="28"/>
-                <w:szCs w:val="28"/>
-              </w:rPr>
-              <w:t xml:space="preserve"> para hacer referencia a la promoción de ventas, tal y como ocurre en español.</w:t>
+              <w:t>Esta utilización ambigua del término ha generado confusión respecto al significado del mismo, puesto que esto tiene lugar también en el mundo anglosajón. Ya que muchos autores americanos emplean el término sales promoción para describir todas las formas de comunicación incluyendo publicidad y relaciones públicas—, esto es, como sinónimo de promoción, término generalmente empleado por los autores británicos. Asimismo, en otros casos se ha empleado promoción para hacer referencia a la promoción de ventas, tal y como ocurre en español.</w:t>
             </w:r>
           </w:p>
         </w:tc>
@@ -12211,6 +12489,7 @@
           <w:rFonts w:cs="Calibri"/>
           <w:lang w:eastAsia="es-CO"/>
         </w:rPr>
+        <w:lastRenderedPageBreak/>
         <w:t>El término </w:t>
       </w:r>
       <w:r>
@@ -12227,15 +12506,13 @@
         </w:rPr>
         <w:t xml:space="preserve"> como se conoce en la actualidad, se incrementó con la aparición del autoservicio en Estados Unidos en la década de 1930. Época en la que los establecimientos se dieron cuenta del impacto e influencia que tenían las exhibiciones en el consumidor. Los artículos que estaban exhibidos tenían una mejor respuesta comercial dando comienzo a una serie de investigaciones en el tema, que terminaron por profesionalizar el área. Y fue así como, con el paso de los años, los supermercados comenzaron a usar el </w:t>
       </w:r>
-      <w:proofErr w:type="spellStart"/>
       <w:r>
         <w:rPr>
           <w:rStyle w:val="Extranjerismo"/>
           <w:lang w:eastAsia="es-CO"/>
         </w:rPr>
-        <w:t>merchadising</w:t>
-      </w:r>
-      <w:proofErr w:type="spellEnd"/>
+        <w:t>merchandising</w:t>
+      </w:r>
       <w:r>
         <w:rPr>
           <w:rFonts w:cs="Calibri"/>
@@ -12459,6 +12736,42 @@
     </w:p>
     <w:p>
       <w:pPr>
+        <w:tabs>
+          <w:tab w:val="left" w:pos="1210"/>
+        </w:tabs>
+        <w:spacing w:before="0" w:after="0"/>
+        <w:rPr>
+          <w:rFonts w:cs="Calibri"/>
+          <w:lang w:eastAsia="es-CO"/>
+        </w:rPr>
+      </w:pPr>
+    </w:p>
+    <w:p>
+      <w:pPr>
+        <w:tabs>
+          <w:tab w:val="left" w:pos="1210"/>
+        </w:tabs>
+        <w:spacing w:before="0" w:after="0"/>
+        <w:rPr>
+          <w:rFonts w:cs="Calibri"/>
+          <w:lang w:eastAsia="es-CO"/>
+        </w:rPr>
+      </w:pPr>
+    </w:p>
+    <w:p>
+      <w:pPr>
+        <w:tabs>
+          <w:tab w:val="left" w:pos="1210"/>
+        </w:tabs>
+        <w:spacing w:before="0" w:after="0"/>
+        <w:rPr>
+          <w:rFonts w:cs="Calibri"/>
+          <w:lang w:eastAsia="es-CO"/>
+        </w:rPr>
+      </w:pPr>
+    </w:p>
+    <w:p>
+      <w:pPr>
         <w:pStyle w:val="Prrafodelista"/>
         <w:numPr>
           <w:ilvl w:val="0"/>
@@ -12484,6 +12797,7 @@
           <w:bCs/>
           <w:lang w:eastAsia="es-CO"/>
         </w:rPr>
+        <w:lastRenderedPageBreak/>
         <w:t>Merchandising de seducción</w:t>
       </w:r>
     </w:p>
@@ -12583,33 +12897,6 @@
     </w:p>
     <w:p>
       <w:pPr>
-        <w:spacing w:before="0" w:after="0"/>
-        <w:rPr>
-          <w:rFonts w:cs="Calibri"/>
-          <w:lang w:eastAsia="es-CO"/>
-        </w:rPr>
-      </w:pPr>
-    </w:p>
-    <w:p>
-      <w:pPr>
-        <w:spacing w:before="0" w:after="0"/>
-        <w:rPr>
-          <w:rFonts w:cs="Calibri"/>
-          <w:lang w:eastAsia="es-CO"/>
-        </w:rPr>
-      </w:pPr>
-    </w:p>
-    <w:p>
-      <w:pPr>
-        <w:spacing w:before="0" w:after="0"/>
-        <w:rPr>
-          <w:rFonts w:cs="Calibri"/>
-          <w:lang w:eastAsia="es-CO"/>
-        </w:rPr>
-      </w:pPr>
-    </w:p>
-    <w:p>
-      <w:pPr>
         <w:pStyle w:val="Prrafodelista"/>
         <w:numPr>
           <w:ilvl w:val="0"/>
@@ -12630,7 +12917,6 @@
           <w:bCs/>
           <w:lang w:eastAsia="es-CO"/>
         </w:rPr>
-        <w:lastRenderedPageBreak/>
         <w:t xml:space="preserve">Para el cliente </w:t>
       </w:r>
       <w:r>
@@ -12843,6 +13129,7 @@
           <w:bCs/>
           <w:lang w:eastAsia="es-CO"/>
         </w:rPr>
+        <w:lastRenderedPageBreak/>
         <w:t>Producto de defensa</w:t>
       </w:r>
     </w:p>
@@ -12873,33 +13160,6 @@
     </w:p>
     <w:p>
       <w:pPr>
-        <w:spacing w:before="0" w:after="0"/>
-        <w:rPr>
-          <w:rFonts w:cs="Calibri"/>
-          <w:lang w:eastAsia="es-CO"/>
-        </w:rPr>
-      </w:pPr>
-    </w:p>
-    <w:p>
-      <w:pPr>
-        <w:spacing w:before="0" w:after="0"/>
-        <w:rPr>
-          <w:rFonts w:cs="Calibri"/>
-          <w:lang w:eastAsia="es-CO"/>
-        </w:rPr>
-      </w:pPr>
-    </w:p>
-    <w:p>
-      <w:pPr>
-        <w:spacing w:before="0" w:after="0"/>
-        <w:rPr>
-          <w:rFonts w:cs="Calibri"/>
-          <w:lang w:eastAsia="es-CO"/>
-        </w:rPr>
-      </w:pPr>
-    </w:p>
-    <w:p>
-      <w:pPr>
         <w:pStyle w:val="Figura"/>
         <w:rPr>
           <w:rFonts w:cs="Calibri"/>
@@ -12911,20 +13171,13 @@
           <w:b/>
           <w:bCs/>
         </w:rPr>
-        <w:lastRenderedPageBreak/>
         <w:t>Figura 17.</w:t>
       </w:r>
       <w:r>
         <w:rPr>
           <w:rFonts w:cs="Calibri"/>
         </w:rPr>
-        <w:t xml:space="preserve"> </w:t>
-      </w:r>
-      <w:r>
-        <w:rPr>
-          <w:rFonts w:cs="Calibri"/>
-        </w:rPr>
-        <w:t>Ciclo de vida del producto</w:t>
+        <w:t xml:space="preserve"> Ciclo de vida del producto</w:t>
       </w:r>
     </w:p>
     <w:p>
@@ -12959,10 +13212,10 @@
                     <pic:cNvPicPr/>
                   </pic:nvPicPr>
                   <pic:blipFill>
-                    <a:blip r:embed="rId38">
+                    <a:blip r:embed="rId44">
                       <a:extLst>
                         <a:ext uri="{96DAC541-7B7A-43D3-8B79-37D633B846F1}">
-                          <asvg:svgBlip xmlns:asvg="http://schemas.microsoft.com/office/drawing/2016/SVG/main" r:embed="rId39"/>
+                          <asvg:svgBlip xmlns:asvg="http://schemas.microsoft.com/office/drawing/2016/SVG/main" r:embed="rId45"/>
                         </a:ext>
                       </a:extLst>
                     </a:blip>
@@ -13064,6 +13317,15 @@
           <w:lang w:eastAsia="es-CO"/>
         </w:rPr>
       </w:pPr>
+    </w:p>
+    <w:p>
+      <w:pPr>
+        <w:spacing w:before="0" w:after="0"/>
+        <w:rPr>
+          <w:rFonts w:cs="Calibri"/>
+          <w:lang w:eastAsia="es-CO"/>
+        </w:rPr>
+      </w:pPr>
       <w:r>
         <w:rPr>
           <w:rFonts w:cs="Calibri"/>
@@ -13104,23 +13366,7 @@
           <w:rFonts w:cs="Calibri"/>
           <w:lang w:eastAsia="es-CO"/>
         </w:rPr>
-        <w:t xml:space="preserve">Exposición lo </w:t>
-      </w:r>
-      <w:proofErr w:type="gramStart"/>
-      <w:r>
-        <w:rPr>
-          <w:rFonts w:cs="Calibri"/>
-          <w:lang w:eastAsia="es-CO"/>
-        </w:rPr>
-        <w:t>más óptima</w:t>
-      </w:r>
-      <w:proofErr w:type="gramEnd"/>
-      <w:r>
-        <w:rPr>
-          <w:rFonts w:cs="Calibri"/>
-          <w:lang w:eastAsia="es-CO"/>
-        </w:rPr>
-        <w:t xml:space="preserve"> posible de los artículos.</w:t>
+        <w:t>Exposición lo más óptima posible de los artículos.</w:t>
       </w:r>
     </w:p>
     <w:p>
@@ -13200,6 +13446,7 @@
           <w:rFonts w:cs="Calibri"/>
           <w:lang w:eastAsia="es-CO"/>
         </w:rPr>
+        <w:lastRenderedPageBreak/>
         <w:t>Impacto visual del producto destacándolo de los demás grupos de productos similares de la competencia.</w:t>
       </w:r>
     </w:p>
@@ -13237,26 +13484,116 @@
       <w:pPr>
         <w:pStyle w:val="Ttulo2"/>
       </w:pPr>
-      <w:bookmarkStart w:id="14" w:name="_Toc231933220"/>
+      <w:bookmarkStart w:id="15" w:name="_Toc232406900"/>
       <w:r>
         <w:t>Señalización comercial</w:t>
       </w:r>
-      <w:bookmarkEnd w:id="14"/>
-    </w:p>
-    <w:p>
-      <w:pPr>
-        <w:spacing w:before="0" w:after="0"/>
-        <w:rPr>
-          <w:rFonts w:cs="Calibri"/>
-          <w:lang w:eastAsia="es-CO"/>
-        </w:rPr>
-      </w:pPr>
-      <w:r>
-        <w:rPr>
-          <w:rFonts w:cs="Calibri"/>
-          <w:lang w:eastAsia="es-CO"/>
-        </w:rPr>
-        <w:t xml:space="preserve">Es una herramienta muy importante que ayuda a mejorar la información dentro del establecimiento, de tal forma que el visitante encuentre fácil el producto que </w:t>
+      <w:bookmarkEnd w:id="15"/>
+    </w:p>
+    <w:p>
+      <w:pPr>
+        <w:spacing w:before="0" w:after="0"/>
+        <w:rPr>
+          <w:rFonts w:cs="Calibri"/>
+          <w:lang w:eastAsia="es-CO"/>
+        </w:rPr>
+      </w:pPr>
+      <w:r>
+        <w:rPr>
+          <w:rFonts w:cs="Calibri"/>
+          <w:lang w:eastAsia="es-CO"/>
+        </w:rPr>
+        <w:t>Es una herramienta muy importante que ayuda a mejorar la información dentro del establecimiento, de tal forma que el visitante encuentre fácil el producto que necesita. Por lo tanto, ayuda a la circulación y la orientación dentro del recinto. Una buena implementación de un proyecto de señalización debe tener en cuenta los siguientes dos aspectos (Costa, 2007).</w:t>
+      </w:r>
+    </w:p>
+    <w:p>
+      <w:pPr>
+        <w:spacing w:before="0" w:after="0"/>
+        <w:rPr>
+          <w:rFonts w:cs="Calibri"/>
+          <w:lang w:eastAsia="es-CO"/>
+        </w:rPr>
+      </w:pPr>
+    </w:p>
+    <w:p>
+      <w:pPr>
+        <w:spacing w:before="0" w:after="0"/>
+        <w:rPr>
+          <w:rFonts w:cs="Calibri"/>
+          <w:b/>
+          <w:bCs/>
+          <w:lang w:eastAsia="es-CO"/>
+        </w:rPr>
+      </w:pPr>
+      <w:r>
+        <w:rPr>
+          <w:rFonts w:cs="Calibri"/>
+          <w:b/>
+          <w:bCs/>
+          <w:lang w:eastAsia="es-CO"/>
+        </w:rPr>
+        <w:t>Localización previa del sitio</w:t>
+      </w:r>
+    </w:p>
+    <w:p>
+      <w:pPr>
+        <w:spacing w:before="0" w:after="0"/>
+        <w:rPr>
+          <w:rFonts w:cs="Calibri"/>
+          <w:lang w:eastAsia="es-CO"/>
+        </w:rPr>
+      </w:pPr>
+      <w:r>
+        <w:rPr>
+          <w:rFonts w:cs="Calibri"/>
+          <w:lang w:eastAsia="es-CO"/>
+        </w:rPr>
+        <w:t>Diagnósticos del marco legal determinado y derroteros en el reconocimiento del punto de venta. Ayuda para comprender cuáles son los condicionantes que se deben tener en cuenta a la hora de diseñar la señalética. Por otro lado, se debe tener en cuenta qué tipo de signos se van a usar, para que el creativo entre en acción y diseñe las diferentes piezas, donde debe tener en cuenta el espacio disponible, tamaño de las piezas, colores, texturas, materiales. El diseño que desarrolle el creativo debe ser coherente a la identidad y personalidad de la marca, y debe ir de acuerdo con las normativas del sitio. Una vez el diseño esté listo y aprobado se pasa a la etapa de producción e instalación.</w:t>
+      </w:r>
+    </w:p>
+    <w:p>
+      <w:pPr>
+        <w:spacing w:before="0" w:after="0"/>
+        <w:rPr>
+          <w:rFonts w:cs="Calibri"/>
+          <w:lang w:eastAsia="es-CO"/>
+        </w:rPr>
+      </w:pPr>
+    </w:p>
+    <w:p>
+      <w:pPr>
+        <w:spacing w:before="0" w:after="0"/>
+        <w:rPr>
+          <w:rFonts w:cs="Calibri"/>
+          <w:b/>
+          <w:bCs/>
+          <w:lang w:eastAsia="es-CO"/>
+        </w:rPr>
+      </w:pPr>
+      <w:r>
+        <w:rPr>
+          <w:rFonts w:cs="Calibri"/>
+          <w:b/>
+          <w:bCs/>
+          <w:lang w:eastAsia="es-CO"/>
+        </w:rPr>
+        <w:t>Señalización del establecimiento comercial</w:t>
+      </w:r>
+    </w:p>
+    <w:p>
+      <w:pPr>
+        <w:spacing w:before="0" w:after="0"/>
+        <w:rPr>
+          <w:rFonts w:cs="Calibri"/>
+          <w:lang w:eastAsia="es-CO"/>
+        </w:rPr>
+      </w:pPr>
+      <w:r>
+        <w:rPr>
+          <w:rFonts w:cs="Calibri"/>
+          <w:lang w:eastAsia="es-CO"/>
+        </w:rPr>
+        <w:t xml:space="preserve">El diseño de la señalización debe tener armonía con la arquitectura del establecimiento. El trabajo interdisciplinario, en este momento es fundamental, porque </w:t>
       </w:r>
       <w:r>
         <w:rPr>
@@ -13264,121 +13601,23 @@
           <w:lang w:eastAsia="es-CO"/>
         </w:rPr>
         <w:lastRenderedPageBreak/>
-        <w:t>necesita. Por lo tanto, ayuda a la circulación y la orientación dentro del recinto. Una buena implementación de un proyecto de señalización debe tener en cuenta los siguientes dos aspectos (Costa, 2007).</w:t>
-      </w:r>
-    </w:p>
-    <w:p>
-      <w:pPr>
-        <w:spacing w:before="0" w:after="0"/>
-        <w:rPr>
-          <w:rFonts w:cs="Calibri"/>
-          <w:lang w:eastAsia="es-CO"/>
-        </w:rPr>
-      </w:pPr>
-    </w:p>
-    <w:p>
-      <w:pPr>
-        <w:spacing w:before="0" w:after="0"/>
-        <w:rPr>
-          <w:rFonts w:cs="Calibri"/>
-          <w:b/>
-          <w:bCs/>
-          <w:lang w:eastAsia="es-CO"/>
-        </w:rPr>
-      </w:pPr>
-      <w:r>
-        <w:rPr>
-          <w:rFonts w:cs="Calibri"/>
-          <w:b/>
-          <w:bCs/>
-          <w:lang w:eastAsia="es-CO"/>
-        </w:rPr>
-        <w:t>Localización previa del sitio</w:t>
-      </w:r>
-    </w:p>
-    <w:p>
-      <w:pPr>
-        <w:spacing w:before="0" w:after="0"/>
-        <w:rPr>
-          <w:rFonts w:cs="Calibri"/>
-          <w:lang w:eastAsia="es-CO"/>
-        </w:rPr>
-      </w:pPr>
-      <w:r>
-        <w:rPr>
-          <w:rFonts w:cs="Calibri"/>
-          <w:lang w:eastAsia="es-CO"/>
-        </w:rPr>
-        <w:t>Diagnósticos del marco legal determinado y derroteros en el reconocimiento del punto de venta. Ayuda para comprender cuáles son los condicionantes que se deben tener en cuenta a la hora de diseñar la señalética. Por otro lado, se debe tener en cuenta qué tipo de signos se van a usar, para que el creativo entre en acción y diseñe las diferentes piezas, donde debe tener en cuenta el espacio disponible, tamaño de las piezas, colores, texturas, materiales. El diseño que desarrolle el creativo debe ser coherente a la identidad y personalidad de la marca, y debe ir de acuerdo con las normativas del sitio. Una vez el diseño esté listo y aprobado se pasa a la etapa de producción e instalación.</w:t>
-      </w:r>
-    </w:p>
-    <w:p>
-      <w:pPr>
-        <w:spacing w:before="0" w:after="0"/>
-        <w:rPr>
-          <w:rFonts w:cs="Calibri"/>
-          <w:lang w:eastAsia="es-CO"/>
-        </w:rPr>
-      </w:pPr>
-    </w:p>
-    <w:p>
-      <w:pPr>
-        <w:spacing w:before="0" w:after="0"/>
-        <w:rPr>
-          <w:rFonts w:cs="Calibri"/>
-          <w:b/>
-          <w:bCs/>
-          <w:lang w:eastAsia="es-CO"/>
-        </w:rPr>
-      </w:pPr>
-      <w:r>
-        <w:rPr>
-          <w:rFonts w:cs="Calibri"/>
-          <w:b/>
-          <w:bCs/>
-          <w:lang w:eastAsia="es-CO"/>
-        </w:rPr>
-        <w:t>Señalización del establecimiento comercial</w:t>
-      </w:r>
-    </w:p>
-    <w:p>
-      <w:pPr>
-        <w:spacing w:before="0" w:after="0"/>
-        <w:rPr>
-          <w:rFonts w:cs="Calibri"/>
-          <w:lang w:eastAsia="es-CO"/>
-        </w:rPr>
-      </w:pPr>
-      <w:r>
-        <w:rPr>
-          <w:rFonts w:cs="Calibri"/>
-          <w:lang w:eastAsia="es-CO"/>
-        </w:rPr>
-        <w:t>El diseño de la señalización debe tener armonía con la arquitectura del establecimiento. El trabajo interdisciplinario, en este momento es fundamental, porque se debe tener en cuenta la opinión de arquitectos, diseñadores industriales y técnicos especialistas en el tema. Con esto se asegura un óptimo resultado en el cumplimiento de los objetivos de señalización en el punto de venta.</w:t>
-      </w:r>
-    </w:p>
-    <w:p>
-      <w:pPr>
-        <w:spacing w:before="0" w:after="0"/>
-        <w:rPr>
-          <w:rFonts w:cs="Calibri"/>
-          <w:lang w:eastAsia="es-CO"/>
-        </w:rPr>
-      </w:pPr>
-      <w:r>
-        <w:rPr>
-          <w:rFonts w:cs="Calibri"/>
-          <w:lang w:eastAsia="es-CO"/>
-        </w:rPr>
-        <w:t xml:space="preserve">La finalidad de la señalización comercial es la de hacer un llamado de atención al público presente sobre algunas situaciones de riesgo de una manera simple, rápida y de fácil comprensión. Cuando la señalización de seguridad falta en el interior de un establecimiento incrementa las situaciones de riesgo, porque priva a empleados y </w:t>
-      </w:r>
-      <w:r>
-        <w:rPr>
-          <w:rFonts w:cs="Calibri"/>
-          <w:lang w:eastAsia="es-CO"/>
-        </w:rPr>
-        <w:lastRenderedPageBreak/>
-        <w:t>visitantes de una elemental información básica que puede alertar sobre el riesgo y la forma en que se puede evitar (Costa, 2007).</w:t>
+        <w:t>se debe tener en cuenta la opinión de arquitectos, diseñadores industriales y técnicos especialistas en el tema. Con esto se asegura un óptimo resultado en el cumplimiento de los objetivos de señalización en el punto de venta.</w:t>
+      </w:r>
+    </w:p>
+    <w:p>
+      <w:pPr>
+        <w:spacing w:before="0" w:after="0"/>
+        <w:rPr>
+          <w:rFonts w:cs="Calibri"/>
+          <w:lang w:eastAsia="es-CO"/>
+        </w:rPr>
+      </w:pPr>
+      <w:r>
+        <w:rPr>
+          <w:rFonts w:cs="Calibri"/>
+          <w:lang w:eastAsia="es-CO"/>
+        </w:rPr>
+        <w:t>La finalidad de la señalización comercial es la de hacer un llamado de atención al público presente sobre algunas situaciones de riesgo de una manera simple, rápida y de fácil comprensión. Cuando la señalización de seguridad falta en el interior de un establecimiento incrementa las situaciones de riesgo, porque priva a empleados y visitantes de una elemental información básica que puede alertar sobre el riesgo y la forma en que se puede evitar (Costa, 2007).</w:t>
       </w:r>
     </w:p>
     <w:p>
@@ -13575,6 +13814,7 @@
           <w:bCs/>
           <w:lang w:eastAsia="es-CO"/>
         </w:rPr>
+        <w:lastRenderedPageBreak/>
         <w:t>Ley 9 de 1979: Título III. (Salud Ocupacional)</w:t>
       </w:r>
     </w:p>
@@ -13594,6 +13834,16 @@
         </w:rPr>
         <w:t>Donde se estipulan normas para preservar, conservar y mejorar la salud de los individuos en sus ocupaciones.</w:t>
       </w:r>
+    </w:p>
+    <w:p>
+      <w:pPr>
+        <w:spacing w:before="0" w:after="0"/>
+        <w:ind w:left="1416" w:firstLine="1"/>
+        <w:rPr>
+          <w:rFonts w:cs="Calibri"/>
+          <w:lang w:eastAsia="es-CO"/>
+        </w:rPr>
+      </w:pPr>
     </w:p>
     <w:p>
       <w:pPr>
@@ -13669,7 +13919,6 @@
           <w:bCs/>
           <w:lang w:eastAsia="es-CO"/>
         </w:rPr>
-        <w:lastRenderedPageBreak/>
         <w:t>Título V. Artículo 202. Código de Colores</w:t>
       </w:r>
     </w:p>
@@ -13808,20 +14057,12 @@
           <w:lang w:eastAsia="es-CO"/>
         </w:rPr>
       </w:pPr>
-    </w:p>
-    <w:p>
-      <w:pPr>
-        <w:spacing w:before="0" w:after="0"/>
-        <w:rPr>
-          <w:rFonts w:cs="Calibri"/>
-          <w:lang w:eastAsia="es-CO"/>
-        </w:rPr>
-      </w:pPr>
-      <w:r>
-        <w:rPr>
-          <w:rFonts w:cs="Calibri"/>
-          <w:lang w:eastAsia="es-CO"/>
-        </w:rPr>
+      <w:r>
+        <w:rPr>
+          <w:rFonts w:cs="Calibri"/>
+          <w:lang w:eastAsia="es-CO"/>
+        </w:rPr>
+        <w:lastRenderedPageBreak/>
         <w:t>Además, existe una normativa que establece los parámetros que se deben cumplir en el diseño de las señales de seguridad. Se trata de la norma técnica Colombiana NTC 1461, que tiene como fin instaurar los colores y señales de seguridad que deben ser usados para prevenir accidentes y riesgos contra la salud e integridad de las personas, además de situaciones de emergencia. Esta norma se apoya en las normas internacionales ISO 3864-1 e ISO 16069:2004, que establecen varios criterios para el diseño de estas. A continuación, se exponen algunos de esos criterios:</w:t>
       </w:r>
     </w:p>
@@ -13842,151 +14083,169 @@
           <w:bCs/>
           <w:lang w:eastAsia="es-CO"/>
         </w:rPr>
+        <w:t>Prohibición</w:t>
+      </w:r>
+    </w:p>
+    <w:p>
+      <w:pPr>
+        <w:spacing w:before="0" w:after="0"/>
+        <w:rPr>
+          <w:rFonts w:cs="Calibri"/>
+          <w:lang w:eastAsia="es-CO"/>
+        </w:rPr>
+      </w:pPr>
+      <w:r>
+        <w:rPr>
+          <w:rFonts w:cs="Calibri"/>
+          <w:lang w:eastAsia="es-CO"/>
+        </w:rPr>
+        <w:t>Debe ser redonda, de fondo blanco y con el pictograma centrado de color negro. Debe tener una línea diagonal descendente de izquierda a derecha de color rojo que atraviese el pictograma. El borde debe tener el mismo grosor de la línea diagonal y también de color rojo.</w:t>
+      </w:r>
+    </w:p>
+    <w:p>
+      <w:pPr>
+        <w:spacing w:before="0" w:after="0"/>
+        <w:rPr>
+          <w:rFonts w:cs="Calibri"/>
+          <w:b/>
+          <w:bCs/>
+          <w:lang w:eastAsia="es-CO"/>
+        </w:rPr>
+      </w:pPr>
+      <w:r>
+        <w:rPr>
+          <w:rFonts w:cs="Calibri"/>
+          <w:b/>
+          <w:bCs/>
+          <w:lang w:eastAsia="es-CO"/>
+        </w:rPr>
+        <w:t>Advertencia</w:t>
+      </w:r>
+    </w:p>
+    <w:p>
+      <w:pPr>
+        <w:spacing w:before="0" w:after="0"/>
+        <w:rPr>
+          <w:rFonts w:cs="Calibri"/>
+          <w:lang w:eastAsia="es-CO"/>
+        </w:rPr>
+      </w:pPr>
+      <w:r>
+        <w:rPr>
+          <w:rFonts w:cs="Calibri"/>
+          <w:lang w:eastAsia="es-CO"/>
+        </w:rPr>
+        <w:t>Debe ser de forma triangular de fondo amarillo y con el pictograma centrado de color negro. El borde del triángulo también debe ser negro.</w:t>
+      </w:r>
+    </w:p>
+    <w:p>
+      <w:pPr>
+        <w:spacing w:before="0" w:after="0"/>
+        <w:rPr>
+          <w:rFonts w:cs="Calibri"/>
+          <w:b/>
+          <w:bCs/>
+          <w:lang w:eastAsia="es-CO"/>
+        </w:rPr>
+      </w:pPr>
+      <w:r>
+        <w:rPr>
+          <w:rFonts w:cs="Calibri"/>
+          <w:b/>
+          <w:bCs/>
+          <w:lang w:eastAsia="es-CO"/>
+        </w:rPr>
+        <w:t>Obligación</w:t>
+      </w:r>
+    </w:p>
+    <w:p>
+      <w:pPr>
+        <w:spacing w:before="0" w:after="0"/>
+        <w:rPr>
+          <w:rFonts w:cs="Calibri"/>
+          <w:lang w:eastAsia="es-CO"/>
+        </w:rPr>
+      </w:pPr>
+      <w:r>
+        <w:rPr>
+          <w:rFonts w:cs="Calibri"/>
+          <w:lang w:eastAsia="es-CO"/>
+        </w:rPr>
+        <w:t>Debe ser de forma redonda de color azul con el pictograma centrado de color blanco. Por lo general, tiene un borde delgado de color azul seguido de otro borde más grueso de color blanco.</w:t>
+      </w:r>
+    </w:p>
+    <w:p>
+      <w:pPr>
+        <w:spacing w:before="0" w:after="0"/>
+        <w:rPr>
+          <w:rFonts w:cs="Calibri"/>
+          <w:b/>
+          <w:bCs/>
+          <w:lang w:eastAsia="es-CO"/>
+        </w:rPr>
+      </w:pPr>
+      <w:r>
+        <w:rPr>
+          <w:rFonts w:cs="Calibri"/>
+          <w:b/>
+          <w:bCs/>
+          <w:lang w:eastAsia="es-CO"/>
+        </w:rPr>
+        <w:t>Salvamento o de socorro</w:t>
+      </w:r>
+    </w:p>
+    <w:p>
+      <w:pPr>
+        <w:spacing w:before="0" w:after="0"/>
+        <w:rPr>
+          <w:rFonts w:cs="Calibri"/>
+          <w:lang w:eastAsia="es-CO"/>
+        </w:rPr>
+      </w:pPr>
+      <w:r>
+        <w:rPr>
+          <w:rFonts w:cs="Calibri"/>
+          <w:lang w:eastAsia="es-CO"/>
+        </w:rPr>
+        <w:t>Debe tener forma rectangular o cuadrada de fondo verde y con el pictograma centrado de color blanco. Puede tener un borde delgado de color verde seguido de otro blanco más grueso.</w:t>
+      </w:r>
+    </w:p>
+    <w:p>
+      <w:pPr>
+        <w:spacing w:before="0" w:after="0"/>
+        <w:rPr>
+          <w:rFonts w:cs="Calibri"/>
+          <w:lang w:eastAsia="es-CO"/>
+        </w:rPr>
+      </w:pPr>
+    </w:p>
+    <w:p>
+      <w:pPr>
+        <w:spacing w:before="0" w:after="0"/>
+        <w:rPr>
+          <w:rFonts w:cs="Calibri"/>
+          <w:lang w:eastAsia="es-CO"/>
+        </w:rPr>
+      </w:pPr>
+    </w:p>
+    <w:p>
+      <w:pPr>
+        <w:spacing w:before="0" w:after="0"/>
+        <w:rPr>
+          <w:rFonts w:cs="Calibri"/>
+          <w:b/>
+          <w:bCs/>
+          <w:lang w:eastAsia="es-CO"/>
+        </w:rPr>
+      </w:pPr>
+      <w:r>
+        <w:rPr>
+          <w:rFonts w:cs="Calibri"/>
+          <w:b/>
+          <w:bCs/>
+          <w:lang w:eastAsia="es-CO"/>
+        </w:rPr>
         <w:lastRenderedPageBreak/>
-        <w:t>Prohibición</w:t>
-      </w:r>
-    </w:p>
-    <w:p>
-      <w:pPr>
-        <w:spacing w:before="0" w:after="0"/>
-        <w:rPr>
-          <w:rFonts w:cs="Calibri"/>
-          <w:lang w:eastAsia="es-CO"/>
-        </w:rPr>
-      </w:pPr>
-      <w:r>
-        <w:rPr>
-          <w:rFonts w:cs="Calibri"/>
-          <w:lang w:eastAsia="es-CO"/>
-        </w:rPr>
-        <w:t>Debe ser redonda, de fondo blanco y con el pictograma centrado de color negro. Debe tener una línea diagonal descendente de izquierda a derecha de color rojo que atraviese el pictograma. El borde debe tener el mismo grosor de la línea diagonal y también de color rojo.</w:t>
-      </w:r>
-    </w:p>
-    <w:p>
-      <w:pPr>
-        <w:spacing w:before="0" w:after="0"/>
-        <w:rPr>
-          <w:rFonts w:cs="Calibri"/>
-          <w:b/>
-          <w:bCs/>
-          <w:lang w:eastAsia="es-CO"/>
-        </w:rPr>
-      </w:pPr>
-      <w:r>
-        <w:rPr>
-          <w:rFonts w:cs="Calibri"/>
-          <w:b/>
-          <w:bCs/>
-          <w:lang w:eastAsia="es-CO"/>
-        </w:rPr>
-        <w:t>Advertencia</w:t>
-      </w:r>
-    </w:p>
-    <w:p>
-      <w:pPr>
-        <w:spacing w:before="0" w:after="0"/>
-        <w:rPr>
-          <w:rFonts w:cs="Calibri"/>
-          <w:lang w:eastAsia="es-CO"/>
-        </w:rPr>
-      </w:pPr>
-      <w:r>
-        <w:rPr>
-          <w:rFonts w:cs="Calibri"/>
-          <w:lang w:eastAsia="es-CO"/>
-        </w:rPr>
-        <w:t>Debe ser de forma triangular de fondo amarillo y con el pictograma centrado de color negro. El borde del triángulo también debe ser negro.</w:t>
-      </w:r>
-    </w:p>
-    <w:p>
-      <w:pPr>
-        <w:spacing w:before="0" w:after="0"/>
-        <w:rPr>
-          <w:rFonts w:cs="Calibri"/>
-          <w:b/>
-          <w:bCs/>
-          <w:lang w:eastAsia="es-CO"/>
-        </w:rPr>
-      </w:pPr>
-      <w:r>
-        <w:rPr>
-          <w:rFonts w:cs="Calibri"/>
-          <w:b/>
-          <w:bCs/>
-          <w:lang w:eastAsia="es-CO"/>
-        </w:rPr>
-        <w:t>Obligación</w:t>
-      </w:r>
-    </w:p>
-    <w:p>
-      <w:pPr>
-        <w:spacing w:before="0" w:after="0"/>
-        <w:rPr>
-          <w:rFonts w:cs="Calibri"/>
-          <w:lang w:eastAsia="es-CO"/>
-        </w:rPr>
-      </w:pPr>
-      <w:r>
-        <w:rPr>
-          <w:rFonts w:cs="Calibri"/>
-          <w:lang w:eastAsia="es-CO"/>
-        </w:rPr>
-        <w:t>Debe ser de forma redonda de color azul con el pictograma centrado de color blanco. Por lo general, tiene un borde delgado de color azul seguido de otro borde más grueso de color blanco.</w:t>
-      </w:r>
-    </w:p>
-    <w:p>
-      <w:pPr>
-        <w:spacing w:before="0" w:after="0"/>
-        <w:rPr>
-          <w:rFonts w:cs="Calibri"/>
-          <w:b/>
-          <w:bCs/>
-          <w:lang w:eastAsia="es-CO"/>
-        </w:rPr>
-      </w:pPr>
-      <w:r>
-        <w:rPr>
-          <w:rFonts w:cs="Calibri"/>
-          <w:b/>
-          <w:bCs/>
-          <w:lang w:eastAsia="es-CO"/>
-        </w:rPr>
-        <w:t>Salvamento o de socorro</w:t>
-      </w:r>
-    </w:p>
-    <w:p>
-      <w:pPr>
-        <w:spacing w:before="0" w:after="0"/>
-        <w:rPr>
-          <w:rFonts w:cs="Calibri"/>
-          <w:lang w:eastAsia="es-CO"/>
-        </w:rPr>
-      </w:pPr>
-      <w:r>
-        <w:rPr>
-          <w:rFonts w:cs="Calibri"/>
-          <w:lang w:eastAsia="es-CO"/>
-        </w:rPr>
-        <w:t>Debe tener forma rectangular o cuadrada de fondo verde y con el pictograma centrado de color blanco. Puede tener un borde delgado de color verde seguido de otro blanco más grueso.</w:t>
-      </w:r>
-    </w:p>
-    <w:p>
-      <w:pPr>
-        <w:spacing w:before="0" w:after="0"/>
-        <w:rPr>
-          <w:rFonts w:cs="Calibri"/>
-          <w:b/>
-          <w:bCs/>
-          <w:lang w:eastAsia="es-CO"/>
-        </w:rPr>
-      </w:pPr>
-      <w:r>
-        <w:rPr>
-          <w:rFonts w:cs="Calibri"/>
-          <w:b/>
-          <w:bCs/>
-          <w:lang w:eastAsia="es-CO"/>
-        </w:rPr>
         <w:t>Relativas al material y equipo de lucha contra incendios</w:t>
       </w:r>
     </w:p>
@@ -14445,6 +14704,7 @@
           <w:rFonts w:cs="Calibri"/>
           <w:lang w:eastAsia="es-CO"/>
         </w:rPr>
+        <w:lastRenderedPageBreak/>
         <w:t>El color amarillo, cubrirá mínimo el 50 % del área de la señal.</w:t>
       </w:r>
     </w:p>
@@ -14495,94 +14755,96 @@
           <w:rFonts w:cs="Calibri"/>
           <w:lang w:eastAsia="es-CO"/>
         </w:rPr>
-        <w:t xml:space="preserve"> La señalética corporativa es característica de cada empresa y actúa como guía para las personas en un espacio público. No solo cumple la función de orientar, sino que también refuerza la identidad de la marca y ayuda a generar recordación en los clientes. El diseño de la señalética puede variar según el establecimiento, su tamaño y sus condiciones, y puede incluir señales colgadas o </w:t>
-      </w:r>
-      <w:r>
-        <w:rPr>
-          <w:rFonts w:cs="Calibri"/>
+        <w:t> La señalética corporativa es característica de cada empresa y actúa como guía para las personas en un espacio público. No solo cumple la función de orientar, sino que también refuerza la identidad de la marca y ayuda a generar recordación en los clientes. El diseño de la señalética puede variar según el establecimiento, su tamaño y sus condiciones, y puede incluir señales colgadas o pegadas en la pared. Lo crucial es que la señalética cumpla una función comunicativa visual completa y eficaz. Sirve para dirigir a las personas hacia diferentes áreas, como dependencias, baños públicos, rutas de evacuación, botes de basura, salidas de emergencia, entre otros (Costa, 2007).</w:t>
+      </w:r>
+    </w:p>
+    <w:p>
+      <w:pPr>
+        <w:spacing w:before="0" w:after="0"/>
+        <w:rPr>
+          <w:rFonts w:cs="Calibri"/>
+          <w:lang w:eastAsia="es-CO"/>
+        </w:rPr>
+      </w:pPr>
+    </w:p>
+    <w:p>
+      <w:pPr>
+        <w:pStyle w:val="Ttulo2"/>
+      </w:pPr>
+      <w:bookmarkStart w:id="16" w:name="_Toc232406901"/>
+      <w:r>
+        <w:t>Dispositivos de seguridad</w:t>
+      </w:r>
+      <w:bookmarkEnd w:id="16"/>
+    </w:p>
+    <w:p>
+      <w:pPr>
+        <w:spacing w:before="0" w:after="0"/>
+        <w:rPr>
+          <w:rFonts w:cs="Calibri"/>
+          <w:lang w:eastAsia="es-CO"/>
+        </w:rPr>
+      </w:pPr>
+      <w:r>
+        <w:rPr>
+          <w:rFonts w:cs="Calibri"/>
+          <w:lang w:eastAsia="es-CO"/>
+        </w:rPr>
+        <w:t>Son unos sistemas que usan los establecimientos, principalmente a la hora de exhibir los artículos, y sirven para avisar al personal en el preciso momento en el que pueda estar existiendo un robo con el fin de evitar el hurto del artículo, interponiendo medios físicos que tienen como función dificultar la acción la sustracción por parte del ladrón (Vidal, Mas y González, 2011).</w:t>
+      </w:r>
+    </w:p>
+    <w:p>
+      <w:pPr>
+        <w:spacing w:before="0" w:after="0"/>
+        <w:rPr>
+          <w:rFonts w:cs="Calibri"/>
+          <w:lang w:eastAsia="es-CO"/>
+        </w:rPr>
+      </w:pPr>
+    </w:p>
+    <w:p>
+      <w:pPr>
+        <w:spacing w:before="0" w:after="0"/>
+        <w:rPr>
+          <w:rFonts w:cs="Calibri"/>
+          <w:lang w:eastAsia="es-CO"/>
+        </w:rPr>
+      </w:pPr>
+      <w:r>
+        <w:rPr>
+          <w:rFonts w:cs="Calibri"/>
+          <w:lang w:eastAsia="es-CO"/>
+        </w:rPr>
+        <w:t>Un establecimiento puede dejar de tener rentabilidad a causa del hurto de artículos dentro del punto de venta. Es por esta razón que para la prevención de estos acontecimientos indeseados se aconseja lo siguiente:</w:t>
+      </w:r>
+    </w:p>
+    <w:p>
+      <w:pPr>
+        <w:spacing w:before="0" w:after="0"/>
+        <w:rPr>
+          <w:rFonts w:cs="Calibri"/>
+          <w:lang w:eastAsia="es-CO"/>
+        </w:rPr>
+      </w:pPr>
+    </w:p>
+    <w:p>
+      <w:pPr>
+        <w:spacing w:before="0" w:after="0"/>
+        <w:rPr>
+          <w:rFonts w:cs="Calibri"/>
+          <w:b/>
+          <w:bCs/>
+          <w:lang w:eastAsia="es-CO"/>
+        </w:rPr>
+      </w:pPr>
+      <w:r>
+        <w:rPr>
+          <w:rFonts w:cs="Calibri"/>
+          <w:b/>
+          <w:bCs/>
           <w:lang w:eastAsia="es-CO"/>
         </w:rPr>
         <w:lastRenderedPageBreak/>
-        <w:t>pegadas en la pared. Lo crucial es que la señalética cumpla una función comunicativa visual completa y eficaz. Sirve para dirigir a las personas hacia diferentes áreas, como dependencias, baños públicos, rutas de evacuación, botes de basura, salidas de emergencia, entre otros (Costa, 2007).</w:t>
-      </w:r>
-    </w:p>
-    <w:p>
-      <w:pPr>
-        <w:spacing w:before="0" w:after="0"/>
-        <w:rPr>
-          <w:rFonts w:cs="Calibri"/>
-          <w:lang w:eastAsia="es-CO"/>
-        </w:rPr>
-      </w:pPr>
-    </w:p>
-    <w:p>
-      <w:pPr>
-        <w:pStyle w:val="Ttulo2"/>
-      </w:pPr>
-      <w:bookmarkStart w:id="15" w:name="_Toc231933221"/>
-      <w:r>
-        <w:t>Dispositivos de seguridad</w:t>
-      </w:r>
-      <w:bookmarkEnd w:id="15"/>
-    </w:p>
-    <w:p>
-      <w:pPr>
-        <w:spacing w:before="0" w:after="0"/>
-        <w:rPr>
-          <w:rFonts w:cs="Calibri"/>
-          <w:lang w:eastAsia="es-CO"/>
-        </w:rPr>
-      </w:pPr>
-      <w:r>
-        <w:rPr>
-          <w:rFonts w:cs="Calibri"/>
-          <w:lang w:eastAsia="es-CO"/>
-        </w:rPr>
-        <w:t>Son unos sistemas que usan los establecimientos, principalmente a la hora de exhibir los artículos, y sirven para avisar al personal en el preciso momento en el que pueda estar existiendo un robo con el fin de evitar el hurto del artículo, interponiendo medios físicos que tienen como función dificultar la acción la sustracción por parte del ladrón (Vidal, Mas y González, 2011).</w:t>
-      </w:r>
-    </w:p>
-    <w:p>
-      <w:pPr>
-        <w:spacing w:before="0" w:after="0"/>
-        <w:rPr>
-          <w:rFonts w:cs="Calibri"/>
-          <w:lang w:eastAsia="es-CO"/>
-        </w:rPr>
-      </w:pPr>
-    </w:p>
-    <w:p>
-      <w:pPr>
-        <w:spacing w:before="0" w:after="0"/>
-        <w:rPr>
-          <w:rFonts w:cs="Calibri"/>
-          <w:lang w:eastAsia="es-CO"/>
-        </w:rPr>
-      </w:pPr>
-      <w:r>
-        <w:rPr>
-          <w:rFonts w:cs="Calibri"/>
-          <w:lang w:eastAsia="es-CO"/>
-        </w:rPr>
-        <w:t>Un establecimiento puede dejar de tener rentabilidad a causa del hurto de artículos dentro del punto de venta. Es por esta razón que para la prevención de estos acontecimientos indeseados se aconseja lo siguiente:</w:t>
-      </w:r>
-    </w:p>
-    <w:p>
-      <w:pPr>
-        <w:spacing w:before="0" w:after="0"/>
-        <w:rPr>
-          <w:rFonts w:cs="Calibri"/>
-          <w:b/>
-          <w:bCs/>
-          <w:lang w:eastAsia="es-CO"/>
-        </w:rPr>
-      </w:pPr>
-      <w:r>
-        <w:rPr>
-          <w:rFonts w:cs="Calibri"/>
-          <w:b/>
-          <w:bCs/>
-          <w:lang w:eastAsia="es-CO"/>
-        </w:rPr>
         <w:t>Organizar</w:t>
       </w:r>
     </w:p>
@@ -14635,165 +14897,158 @@
           <w:rFonts w:cs="Calibri"/>
           <w:lang w:eastAsia="es-CO"/>
         </w:rPr>
-        <w:t xml:space="preserve">Es importante considerar la ubicación de las cajas registradoras: ¿están situadas en lugares que permitan una visión clara de las entradas y salidas del establecimiento? Un análisis detallado del espacio ayuda a identificar y prevenir posibles riesgos de robo. </w:t>
-      </w:r>
+        <w:t>Es importante considerar la ubicación de las cajas registradoras: ¿están situadas en lugares que permitan una visión clara de las entradas y salidas del establecimiento? Un análisis detallado del espacio ayuda a identificar y prevenir posibles riesgos de robo. Además, para eliminar los puntos ciegos, se pueden instalar espejos estratégicamente y elegir el mobiliario adecuado que no interfiera con la visibilidad del área de venta.</w:t>
+      </w:r>
+    </w:p>
+    <w:p>
+      <w:pPr>
+        <w:spacing w:before="0" w:after="0"/>
+        <w:rPr>
+          <w:rFonts w:cs="Calibri"/>
+          <w:b/>
+          <w:bCs/>
+          <w:lang w:eastAsia="es-CO"/>
+        </w:rPr>
+      </w:pPr>
+    </w:p>
+    <w:p>
+      <w:pPr>
+        <w:spacing w:before="0" w:after="0"/>
+        <w:rPr>
+          <w:rFonts w:cs="Calibri"/>
+          <w:b/>
+          <w:bCs/>
+          <w:lang w:eastAsia="es-CO"/>
+        </w:rPr>
+      </w:pPr>
+      <w:r>
+        <w:rPr>
+          <w:rFonts w:cs="Calibri"/>
+          <w:b/>
+          <w:bCs/>
+          <w:lang w:eastAsia="es-CO"/>
+        </w:rPr>
+        <w:t>Aportar</w:t>
+      </w:r>
+    </w:p>
+    <w:p>
+      <w:pPr>
+        <w:spacing w:before="0" w:after="0"/>
+        <w:rPr>
+          <w:rFonts w:cs="Calibri"/>
+          <w:lang w:eastAsia="es-CO"/>
+        </w:rPr>
+      </w:pPr>
+      <w:r>
+        <w:rPr>
+          <w:rFonts w:cs="Calibri"/>
+          <w:b/>
+          <w:bCs/>
+          <w:lang w:eastAsia="es-CO"/>
+        </w:rPr>
+        <w:t>Aportar formación a los empleados</w:t>
+      </w:r>
+    </w:p>
+    <w:p>
+      <w:pPr>
+        <w:spacing w:before="0" w:after="0"/>
+        <w:rPr>
+          <w:rFonts w:cs="Calibri"/>
+          <w:lang w:eastAsia="es-CO"/>
+        </w:rPr>
+      </w:pPr>
+      <w:r>
+        <w:rPr>
+          <w:rFonts w:cs="Calibri"/>
+          <w:lang w:eastAsia="es-CO"/>
+        </w:rPr>
+        <w:t>Además de tener el punto de venta vigilado, se recomienda que los empleados se capaciten para prevenir los robos y saber cómo actuar en caso de un evento de esta magnitud.</w:t>
+      </w:r>
+    </w:p>
+    <w:p>
+      <w:pPr>
+        <w:spacing w:before="0" w:after="0"/>
+        <w:rPr>
+          <w:rFonts w:cs="Calibri"/>
+          <w:lang w:eastAsia="es-CO"/>
+        </w:rPr>
+      </w:pPr>
+      <w:r>
+        <w:rPr>
+          <w:rFonts w:cs="Calibri"/>
+          <w:lang w:eastAsia="es-CO"/>
+        </w:rPr>
+        <w:t>Conociendo las técnicas más productivas de vigilancia, los protocolos de actuación en caso de hurto y los más sospechosos comportamientos por parte de los clientes, ayudan de una forma más efectiva a mantener el establecimiento seguro.</w:t>
+      </w:r>
+    </w:p>
+    <w:p>
+      <w:pPr>
+        <w:spacing w:before="0" w:after="0"/>
+        <w:rPr>
+          <w:rFonts w:cs="Calibri"/>
+          <w:lang w:eastAsia="es-CO"/>
+        </w:rPr>
+      </w:pPr>
+      <w:r>
+        <w:rPr>
+          <w:rFonts w:cs="Calibri"/>
+          <w:lang w:eastAsia="es-CO"/>
+        </w:rPr>
+        <w:t xml:space="preserve"> </w:t>
+      </w:r>
+    </w:p>
+    <w:p>
+      <w:pPr>
+        <w:spacing w:before="0" w:after="0"/>
+        <w:rPr>
+          <w:rFonts w:cs="Calibri"/>
+          <w:b/>
+          <w:bCs/>
+          <w:lang w:eastAsia="es-CO"/>
+        </w:rPr>
+      </w:pPr>
+      <w:r>
+        <w:rPr>
+          <w:rFonts w:cs="Calibri"/>
+          <w:b/>
+          <w:bCs/>
+          <w:lang w:eastAsia="es-CO"/>
+        </w:rPr>
+        <w:t>Presta atención</w:t>
+      </w:r>
+    </w:p>
+    <w:p>
+      <w:pPr>
+        <w:spacing w:before="0" w:after="0"/>
+        <w:rPr>
+          <w:rFonts w:cs="Calibri"/>
+          <w:lang w:eastAsia="es-CO"/>
+        </w:rPr>
+      </w:pPr>
+      <w:r>
+        <w:rPr>
+          <w:rFonts w:cs="Calibri"/>
+          <w:b/>
+          <w:bCs/>
+          <w:lang w:eastAsia="es-CO"/>
+        </w:rPr>
+        <w:t>Prestar atención a los puntos más indefensos y artículos atractivos</w:t>
+      </w:r>
+    </w:p>
+    <w:p>
+      <w:pPr>
+        <w:spacing w:before="0" w:after="0"/>
+        <w:rPr>
+          <w:rFonts w:cs="Calibri"/>
+          <w:lang w:eastAsia="es-CO"/>
+        </w:rPr>
+      </w:pPr>
       <w:r>
         <w:rPr>
           <w:rFonts w:cs="Calibri"/>
           <w:lang w:eastAsia="es-CO"/>
         </w:rPr>
         <w:lastRenderedPageBreak/>
-        <w:t>Además, para eliminar los puntos ciegos, se pueden instalar espejos estratégicamente y elegir el mobiliario adecuado que no interfiera con la visibilidad del área de venta.</w:t>
-      </w:r>
-    </w:p>
-    <w:p>
-      <w:pPr>
-        <w:spacing w:before="0" w:after="0"/>
-        <w:rPr>
-          <w:rFonts w:cs="Calibri"/>
-          <w:b/>
-          <w:bCs/>
-          <w:lang w:eastAsia="es-CO"/>
-        </w:rPr>
-      </w:pPr>
-    </w:p>
-    <w:p>
-      <w:pPr>
-        <w:spacing w:before="0" w:after="0"/>
-        <w:rPr>
-          <w:rFonts w:cs="Calibri"/>
-          <w:b/>
-          <w:bCs/>
-          <w:lang w:eastAsia="es-CO"/>
-        </w:rPr>
-      </w:pPr>
-      <w:r>
-        <w:rPr>
-          <w:rFonts w:cs="Calibri"/>
-          <w:b/>
-          <w:bCs/>
-          <w:lang w:eastAsia="es-CO"/>
-        </w:rPr>
-        <w:t>Aportar</w:t>
-      </w:r>
-    </w:p>
-    <w:p>
-      <w:pPr>
-        <w:spacing w:before="0" w:after="0"/>
-        <w:rPr>
-          <w:rFonts w:cs="Calibri"/>
-          <w:lang w:eastAsia="es-CO"/>
-        </w:rPr>
-      </w:pPr>
-      <w:r>
-        <w:rPr>
-          <w:rFonts w:cs="Calibri"/>
-          <w:b/>
-          <w:bCs/>
-          <w:lang w:eastAsia="es-CO"/>
-        </w:rPr>
-        <w:t>Aportar formación a los empleados</w:t>
-      </w:r>
-    </w:p>
-    <w:p>
-      <w:pPr>
-        <w:spacing w:before="0" w:after="0"/>
-        <w:rPr>
-          <w:rFonts w:cs="Calibri"/>
-          <w:lang w:eastAsia="es-CO"/>
-        </w:rPr>
-      </w:pPr>
-      <w:r>
-        <w:rPr>
-          <w:rFonts w:cs="Calibri"/>
-          <w:lang w:eastAsia="es-CO"/>
-        </w:rPr>
-        <w:t>Además de tener el punto de venta vigilado, se recomienda que los empleados se capaciten para prevenir los robos y saber cómo actuar en caso de un evento de esta magnitud.</w:t>
-      </w:r>
-    </w:p>
-    <w:p>
-      <w:pPr>
-        <w:spacing w:before="0" w:after="0"/>
-        <w:rPr>
-          <w:rFonts w:cs="Calibri"/>
-          <w:lang w:eastAsia="es-CO"/>
-        </w:rPr>
-      </w:pPr>
-      <w:r>
-        <w:rPr>
-          <w:rFonts w:cs="Calibri"/>
-          <w:lang w:eastAsia="es-CO"/>
-        </w:rPr>
-        <w:t>Conociendo las técnicas más productivas de vigilancia, los protocolos de actuación en caso de hurto y los más sospechosos comportamientos por parte de los clientes, ayudan de una forma más efectiva a mantener el establecimiento seguro.</w:t>
-      </w:r>
-    </w:p>
-    <w:p>
-      <w:pPr>
-        <w:spacing w:before="0" w:after="0"/>
-        <w:rPr>
-          <w:rFonts w:cs="Calibri"/>
-          <w:lang w:eastAsia="es-CO"/>
-        </w:rPr>
-      </w:pPr>
-      <w:r>
-        <w:rPr>
-          <w:rFonts w:cs="Calibri"/>
-          <w:lang w:eastAsia="es-CO"/>
-        </w:rPr>
-        <w:t xml:space="preserve"> </w:t>
-      </w:r>
-    </w:p>
-    <w:p>
-      <w:pPr>
-        <w:spacing w:before="0" w:after="0"/>
-        <w:rPr>
-          <w:rFonts w:cs="Calibri"/>
-          <w:b/>
-          <w:bCs/>
-          <w:lang w:eastAsia="es-CO"/>
-        </w:rPr>
-      </w:pPr>
-      <w:r>
-        <w:rPr>
-          <w:rFonts w:cs="Calibri"/>
-          <w:b/>
-          <w:bCs/>
-          <w:lang w:eastAsia="es-CO"/>
-        </w:rPr>
-        <w:t>Presta atención</w:t>
-      </w:r>
-    </w:p>
-    <w:p>
-      <w:pPr>
-        <w:spacing w:before="0" w:after="0"/>
-        <w:rPr>
-          <w:rFonts w:cs="Calibri"/>
-          <w:lang w:eastAsia="es-CO"/>
-        </w:rPr>
-      </w:pPr>
-      <w:r>
-        <w:rPr>
-          <w:rFonts w:cs="Calibri"/>
-          <w:b/>
-          <w:bCs/>
-          <w:lang w:eastAsia="es-CO"/>
-        </w:rPr>
-        <w:t>Prestar atención a los puntos más indefensos y artículos atractivos</w:t>
-      </w:r>
-    </w:p>
-    <w:p>
-      <w:pPr>
-        <w:spacing w:before="0" w:after="0"/>
-        <w:rPr>
-          <w:rFonts w:cs="Calibri"/>
-          <w:lang w:eastAsia="es-CO"/>
-        </w:rPr>
-      </w:pPr>
-      <w:r>
-        <w:rPr>
-          <w:rFonts w:cs="Calibri"/>
-          <w:lang w:eastAsia="es-CO"/>
-        </w:rPr>
         <w:t>Se refiere a aquellos espacios como son los probadores o las salidas de emergencia. Son los lugares más comunes usados por los ladrones para poderse escapar con los productos robados.</w:t>
       </w:r>
     </w:p>
@@ -14823,6 +15078,17 @@
           <w:lang w:eastAsia="es-CO"/>
         </w:rPr>
       </w:pPr>
+    </w:p>
+    <w:p>
+      <w:pPr>
+        <w:spacing w:before="0" w:after="0"/>
+        <w:rPr>
+          <w:rFonts w:cs="Calibri"/>
+          <w:b/>
+          <w:bCs/>
+          <w:lang w:eastAsia="es-CO"/>
+        </w:rPr>
+      </w:pPr>
       <w:r>
         <w:rPr>
           <w:rFonts w:cs="Calibri"/>
@@ -14880,115 +15146,124 @@
           <w:rFonts w:cs="Calibri"/>
           <w:lang w:eastAsia="es-CO"/>
         </w:rPr>
+        <w:t>Pero, para ello, existen unos dispositivos que permiten detectar el ingreso de estos productos al establecimiento, siendo reconocidos fácilmente como ladrones, desde antes de ingresar al punto de venta.</w:t>
+      </w:r>
+    </w:p>
+    <w:p>
+      <w:pPr>
+        <w:spacing w:before="0" w:after="0"/>
+        <w:rPr>
+          <w:rFonts w:cs="Calibri"/>
+          <w:lang w:eastAsia="es-CO"/>
+        </w:rPr>
+      </w:pPr>
+    </w:p>
+    <w:p>
+      <w:pPr>
+        <w:spacing w:before="0" w:after="0"/>
+        <w:rPr>
+          <w:rFonts w:cs="Calibri"/>
+          <w:b/>
+          <w:bCs/>
+          <w:lang w:eastAsia="es-CO"/>
+        </w:rPr>
+      </w:pPr>
+      <w:r>
+        <w:rPr>
+          <w:rFonts w:cs="Calibri"/>
+          <w:b/>
+          <w:bCs/>
+          <w:lang w:eastAsia="es-CO"/>
+        </w:rPr>
+        <w:t>Saber identificar</w:t>
+      </w:r>
+    </w:p>
+    <w:p>
+      <w:pPr>
+        <w:spacing w:before="0" w:after="0"/>
+        <w:rPr>
+          <w:rFonts w:cs="Calibri"/>
+          <w:lang w:eastAsia="es-CO"/>
+        </w:rPr>
+      </w:pPr>
+      <w:r>
+        <w:rPr>
+          <w:rFonts w:cs="Calibri"/>
+          <w:b/>
+          <w:bCs/>
+          <w:lang w:eastAsia="es-CO"/>
+        </w:rPr>
+        <w:t>Saber identificar los hábitos de robo más comunes</w:t>
+      </w:r>
+    </w:p>
+    <w:p>
+      <w:pPr>
+        <w:spacing w:before="0" w:after="0"/>
+        <w:rPr>
+          <w:rFonts w:cs="Calibri"/>
+          <w:lang w:eastAsia="es-CO"/>
+        </w:rPr>
+      </w:pPr>
+      <w:r>
+        <w:rPr>
+          <w:rFonts w:cs="Calibri"/>
+          <w:lang w:eastAsia="es-CO"/>
+        </w:rPr>
+        <w:t>Los ladrones trabajan en equipo, porque así suelen distraer la atención del personal. Comportamientos extraños como, por ejemplo, observar detalladamente un producto o permanecer mucho tiempo al frente de un producto en especial, son actitudes que se deben identificar.</w:t>
+      </w:r>
+    </w:p>
+    <w:p>
+      <w:pPr>
+        <w:spacing w:before="0" w:after="0"/>
+        <w:rPr>
+          <w:rFonts w:cs="Calibri"/>
+          <w:lang w:eastAsia="es-CO"/>
+        </w:rPr>
+      </w:pPr>
+      <w:r>
+        <w:rPr>
+          <w:rFonts w:cs="Calibri"/>
+          <w:lang w:eastAsia="es-CO"/>
+        </w:rPr>
+        <w:t>Entre otros hábitos se destacan el uso de ropa amplia, como chaquetas o pantalones con varios bolsillos o tulas grandes.</w:t>
+      </w:r>
+    </w:p>
+    <w:p>
+      <w:pPr>
+        <w:spacing w:before="0" w:after="0"/>
+        <w:rPr>
+          <w:rFonts w:cs="Calibri"/>
+          <w:lang w:eastAsia="es-CO"/>
+        </w:rPr>
+      </w:pPr>
+    </w:p>
+    <w:p>
+      <w:pPr>
+        <w:spacing w:before="0" w:after="0"/>
+        <w:rPr>
+          <w:rFonts w:cs="Calibri"/>
+          <w:lang w:eastAsia="es-CO"/>
+        </w:rPr>
+      </w:pPr>
+    </w:p>
+    <w:p>
+      <w:pPr>
+        <w:spacing w:before="0" w:after="0"/>
+        <w:rPr>
+          <w:rFonts w:cs="Calibri"/>
+          <w:b/>
+          <w:bCs/>
+          <w:lang w:eastAsia="es-CO"/>
+        </w:rPr>
+      </w:pPr>
+      <w:r>
+        <w:rPr>
+          <w:rFonts w:cs="Calibri"/>
+          <w:b/>
+          <w:bCs/>
+          <w:lang w:eastAsia="es-CO"/>
+        </w:rPr>
         <w:lastRenderedPageBreak/>
-        <w:t>Pero, para ello, existen unos dispositivos que permiten detectar el ingreso de estos productos al establecimiento, siendo reconocidos fácilmente como ladrones, desde antes de ingresar al punto de venta.</w:t>
-      </w:r>
-    </w:p>
-    <w:p>
-      <w:pPr>
-        <w:spacing w:before="0" w:after="0"/>
-        <w:rPr>
-          <w:rFonts w:cs="Calibri"/>
-          <w:lang w:eastAsia="es-CO"/>
-        </w:rPr>
-      </w:pPr>
-    </w:p>
-    <w:p>
-      <w:pPr>
-        <w:spacing w:before="0" w:after="0"/>
-        <w:rPr>
-          <w:rFonts w:cs="Calibri"/>
-          <w:b/>
-          <w:bCs/>
-          <w:lang w:eastAsia="es-CO"/>
-        </w:rPr>
-      </w:pPr>
-      <w:r>
-        <w:rPr>
-          <w:rFonts w:cs="Calibri"/>
-          <w:b/>
-          <w:bCs/>
-          <w:lang w:eastAsia="es-CO"/>
-        </w:rPr>
-        <w:t>Saber identificar</w:t>
-      </w:r>
-    </w:p>
-    <w:p>
-      <w:pPr>
-        <w:spacing w:before="0" w:after="0"/>
-        <w:rPr>
-          <w:rFonts w:cs="Calibri"/>
-          <w:lang w:eastAsia="es-CO"/>
-        </w:rPr>
-      </w:pPr>
-      <w:r>
-        <w:rPr>
-          <w:rFonts w:cs="Calibri"/>
-          <w:b/>
-          <w:bCs/>
-          <w:lang w:eastAsia="es-CO"/>
-        </w:rPr>
-        <w:t>Saber identificar los hábitos de robo más comunes</w:t>
-      </w:r>
-    </w:p>
-    <w:p>
-      <w:pPr>
-        <w:spacing w:before="0" w:after="0"/>
-        <w:rPr>
-          <w:rFonts w:cs="Calibri"/>
-          <w:lang w:eastAsia="es-CO"/>
-        </w:rPr>
-      </w:pPr>
-      <w:r>
-        <w:rPr>
-          <w:rFonts w:cs="Calibri"/>
-          <w:lang w:eastAsia="es-CO"/>
-        </w:rPr>
-        <w:t>Los ladrones trabajan en equipo, porque así suelen distraer la atención del personal. Comportamientos extraños como, por ejemplo, observar detalladamente un producto o permanecer mucho tiempo al frente de un producto en especial, son actitudes que se deben identificar.</w:t>
-      </w:r>
-    </w:p>
-    <w:p>
-      <w:pPr>
-        <w:spacing w:before="0" w:after="0"/>
-        <w:rPr>
-          <w:rFonts w:cs="Calibri"/>
-          <w:lang w:eastAsia="es-CO"/>
-        </w:rPr>
-      </w:pPr>
-      <w:r>
-        <w:rPr>
-          <w:rFonts w:cs="Calibri"/>
-          <w:lang w:eastAsia="es-CO"/>
-        </w:rPr>
-        <w:t>Entre otros hábitos se destacan el uso de ropa amplia, como chaquetas o pantalones con varios bolsillos o tulas grandes.</w:t>
-      </w:r>
-    </w:p>
-    <w:p>
-      <w:pPr>
-        <w:spacing w:before="0" w:after="0"/>
-        <w:rPr>
-          <w:rFonts w:cs="Calibri"/>
-          <w:lang w:eastAsia="es-CO"/>
-        </w:rPr>
-      </w:pPr>
-    </w:p>
-    <w:p>
-      <w:pPr>
-        <w:spacing w:before="0" w:after="0"/>
-        <w:rPr>
-          <w:rFonts w:cs="Calibri"/>
-          <w:b/>
-          <w:bCs/>
-          <w:lang w:eastAsia="es-CO"/>
-        </w:rPr>
-      </w:pPr>
-      <w:r>
-        <w:rPr>
-          <w:rFonts w:cs="Calibri"/>
-          <w:b/>
-          <w:bCs/>
-          <w:lang w:eastAsia="es-CO"/>
-        </w:rPr>
         <w:t>Implantar</w:t>
       </w:r>
     </w:p>
@@ -15093,86 +15368,90 @@
           <w:rFonts w:cs="Calibri"/>
           <w:lang w:eastAsia="es-CO"/>
         </w:rPr>
-        <w:t xml:space="preserve">Para no tener gastos a causa de los robos se recomienda invertir en un sistema de seguridad instalado en el punto de venta. Son muy útiles porque registran a los ladrones en cuanto tengan la mínima oportunidad de realizar un robo. Con estos </w:t>
-      </w:r>
-      <w:r>
-        <w:rPr>
-          <w:rFonts w:cs="Calibri"/>
+        <w:t>Para no tener gastos a causa de los robos se recomienda invertir en un sistema de seguridad instalado en el punto de venta. Son muy útiles porque registran a los ladrones en cuanto tengan la mínima oportunidad de realizar un robo. Con estos sistemas se pueden exhibir los productos en lugares asequibles al cliente, sin necesidad de ubicarlos detrás de un exhibidor o en una vitrina cerrada y bajo llave. Así, los clientes podrán ver los artículos sin problema alguno y, por ende, se puede evitar la molestia al empleado de estar sacando constantemente los artículos de la vitrina.</w:t>
+      </w:r>
+    </w:p>
+    <w:p>
+      <w:pPr>
+        <w:spacing w:before="0" w:after="0"/>
+        <w:rPr>
+          <w:rFonts w:cs="Calibri"/>
+          <w:lang w:eastAsia="es-CO"/>
+        </w:rPr>
+      </w:pPr>
+      <w:r>
+        <w:rPr>
+          <w:rFonts w:cs="Calibri"/>
+          <w:lang w:eastAsia="es-CO"/>
+        </w:rPr>
+        <w:t>Para proteger los productos, los establecimientos pueden disponer de diferentes sistemas o equipos de seguridad, como, por ejemplo:</w:t>
+      </w:r>
+    </w:p>
+    <w:p>
+      <w:pPr>
+        <w:spacing w:before="0" w:after="0"/>
+        <w:rPr>
+          <w:rFonts w:cs="Calibri"/>
+          <w:b/>
+          <w:bCs/>
+          <w:lang w:eastAsia="es-CO"/>
+        </w:rPr>
+      </w:pPr>
+    </w:p>
+    <w:p>
+      <w:pPr>
+        <w:spacing w:before="0" w:after="0"/>
+        <w:rPr>
+          <w:rFonts w:cs="Calibri"/>
+          <w:b/>
+          <w:bCs/>
+          <w:lang w:eastAsia="es-CO"/>
+        </w:rPr>
+      </w:pPr>
+      <w:r>
+        <w:rPr>
+          <w:rFonts w:cs="Calibri"/>
+          <w:b/>
+          <w:bCs/>
+          <w:lang w:eastAsia="es-CO"/>
+        </w:rPr>
+        <w:t>Alarmas</w:t>
+      </w:r>
+    </w:p>
+    <w:p>
+      <w:pPr>
+        <w:spacing w:before="0" w:after="0"/>
+        <w:rPr>
+          <w:rFonts w:cs="Calibri"/>
+          <w:lang w:eastAsia="es-CO"/>
+        </w:rPr>
+      </w:pPr>
+      <w:r>
+        <w:rPr>
+          <w:rFonts w:cs="Calibri"/>
+          <w:lang w:eastAsia="es-CO"/>
+        </w:rPr>
+        <w:t>Sistema que no evita el hurto, pero sí advierte de su presencia a quien entra al punto de venta. Se conecta a una central receptora, en la que hay alguien pendiente de lo que sucede en el establecimiento. Su más importante función es disuadir cualquier intento de hurto. Si se quiere, pueden tener un diseño discreto y se pueden camuflar de forma estética en el entorno en el que se instalen.</w:t>
+      </w:r>
+    </w:p>
+    <w:p>
+      <w:pPr>
+        <w:spacing w:before="0" w:after="0"/>
+        <w:rPr>
+          <w:rFonts w:cs="Calibri"/>
+          <w:b/>
+          <w:bCs/>
+          <w:lang w:eastAsia="es-CO"/>
+        </w:rPr>
+      </w:pPr>
+      <w:r>
+        <w:rPr>
+          <w:rFonts w:cs="Calibri"/>
+          <w:b/>
+          <w:bCs/>
           <w:lang w:eastAsia="es-CO"/>
         </w:rPr>
         <w:lastRenderedPageBreak/>
-        <w:t>sistemas se pueden exhibir los productos en lugares asequibles al cliente, sin necesidad de ubicarlos detrás de un exhibidor o en una vitrina cerrada y bajo llave. Así, los clientes podrán ver los artículos sin problema alguno y, por ende, se puede evitar la molestia al empleado de estar sacando constantemente los artículos de la vitrina.</w:t>
-      </w:r>
-    </w:p>
-    <w:p>
-      <w:pPr>
-        <w:spacing w:before="0" w:after="0"/>
-        <w:rPr>
-          <w:rFonts w:cs="Calibri"/>
-          <w:lang w:eastAsia="es-CO"/>
-        </w:rPr>
-      </w:pPr>
-      <w:r>
-        <w:rPr>
-          <w:rFonts w:cs="Calibri"/>
-          <w:lang w:eastAsia="es-CO"/>
-        </w:rPr>
-        <w:t>Para proteger los productos, los establecimientos pueden disponer de diferentes sistemas o equipos de seguridad, como, por ejemplo:</w:t>
-      </w:r>
-    </w:p>
-    <w:p>
-      <w:pPr>
-        <w:spacing w:before="0" w:after="0"/>
-        <w:rPr>
-          <w:rFonts w:cs="Calibri"/>
-          <w:b/>
-          <w:bCs/>
-          <w:lang w:eastAsia="es-CO"/>
-        </w:rPr>
-      </w:pPr>
-      <w:r>
-        <w:rPr>
-          <w:rFonts w:cs="Calibri"/>
-          <w:b/>
-          <w:bCs/>
-          <w:lang w:eastAsia="es-CO"/>
-        </w:rPr>
-        <w:t>Alarmas</w:t>
-      </w:r>
-    </w:p>
-    <w:p>
-      <w:pPr>
-        <w:spacing w:before="0" w:after="0"/>
-        <w:rPr>
-          <w:rFonts w:cs="Calibri"/>
-          <w:lang w:eastAsia="es-CO"/>
-        </w:rPr>
-      </w:pPr>
-      <w:r>
-        <w:rPr>
-          <w:rFonts w:cs="Calibri"/>
-          <w:lang w:eastAsia="es-CO"/>
-        </w:rPr>
-        <w:t>Sistema que no evita el hurto, pero sí advierte de su presencia a quien entra al punto de venta. Se conecta a una central receptora, en la que hay alguien pendiente de lo que sucede en el establecimiento. Su más importante función es disuadir cualquier intento de hurto. Si se quiere, pueden tener un diseño discreto y se pueden camuflar de forma estética en el entorno en el que se instalen.</w:t>
-      </w:r>
-    </w:p>
-    <w:p>
-      <w:pPr>
-        <w:spacing w:before="0" w:after="0"/>
-        <w:rPr>
-          <w:rFonts w:cs="Calibri"/>
-          <w:b/>
-          <w:bCs/>
-          <w:lang w:eastAsia="es-CO"/>
-        </w:rPr>
-      </w:pPr>
-      <w:r>
-        <w:rPr>
-          <w:rFonts w:cs="Calibri"/>
-          <w:b/>
-          <w:bCs/>
-          <w:lang w:eastAsia="es-CO"/>
-        </w:rPr>
         <w:t>Vigilantes de seguridad</w:t>
       </w:r>
     </w:p>
@@ -15261,174 +15540,86 @@
           <w:rFonts w:cs="Calibri"/>
           <w:lang w:eastAsia="es-CO"/>
         </w:rPr>
-        <w:t xml:space="preserve">Son uno de los sistemas antihurto más usados, porque cuenta con sensores de alarma que activan los arcos antihurto cuando se produce un intento de robo. En el momento de la compra del artículo se desactivan o se quitan. Algunos tipos de </w:t>
-      </w:r>
-      <w:r>
-        <w:rPr>
-          <w:rFonts w:cs="Calibri"/>
-          <w:lang w:eastAsia="es-CO"/>
+        <w:t>Son uno de los sistemas antihurto más usados, porque cuenta con sensores de alarma que activan los arcos antihurto cuando se produce un intento de robo. En el momento de la compra del artículo se desactivan o se quitan. Algunos tipos de productos que pueden tener este sistema son joyas, gafas, ropa, perfumes, cosméticos, bebidas, pequeños electrodomésticos, cámaras de video y fotos, videojuegos y consolas, celulares, computadores, entre muchos otros.</w:t>
+      </w:r>
+    </w:p>
+    <w:p>
+      <w:pPr>
+        <w:spacing w:before="0" w:after="0"/>
+        <w:rPr>
+          <w:rFonts w:cs="Calibri"/>
+          <w:b/>
+          <w:bCs/>
+          <w:lang w:eastAsia="es-CO"/>
+        </w:rPr>
+      </w:pPr>
+      <w:r>
+        <w:rPr>
+          <w:rFonts w:cs="Calibri"/>
+          <w:b/>
+          <w:bCs/>
+          <w:lang w:eastAsia="es-CO"/>
+        </w:rPr>
+        <w:t>CCTV (Circuitos Cerrados de Cámara de Televisión)</w:t>
+      </w:r>
+    </w:p>
+    <w:p>
+      <w:pPr>
+        <w:spacing w:before="0" w:after="0"/>
+        <w:rPr>
+          <w:rFonts w:cs="Calibri"/>
+          <w:lang w:eastAsia="es-CO"/>
+        </w:rPr>
+      </w:pPr>
+      <w:r>
+        <w:rPr>
+          <w:rFonts w:cs="Calibri"/>
+          <w:lang w:eastAsia="es-CO"/>
+        </w:rPr>
+        <w:t>Sistema que usa tecnología de videovigilancia que se emplea para supervisar diversas zonas del establecimiento. Cubren un rango amplio y con muy buen detalle visual. Presenta imágenes de alta definición e identifica de forma efectiva a los ladrones. Por otro lado, tiene visión nocturna y detector de movimiento.</w:t>
+      </w:r>
+    </w:p>
+    <w:p>
+      <w:pPr>
+        <w:spacing w:before="0" w:after="0"/>
+        <w:rPr>
+          <w:rFonts w:cs="Calibri"/>
+          <w:lang w:eastAsia="es-CO"/>
+        </w:rPr>
+      </w:pPr>
+    </w:p>
+    <w:p>
+      <w:pPr>
+        <w:spacing w:before="0" w:after="0"/>
+        <w:rPr>
+          <w:rFonts w:cs="Calibri"/>
+          <w:lang w:eastAsia="es-CO"/>
+        </w:rPr>
+      </w:pPr>
+      <w:r>
+        <w:rPr>
+          <w:rFonts w:cs="Calibri"/>
+          <w:lang w:eastAsia="es-CO"/>
+        </w:rPr>
+        <w:t>Tener estos sistemas de seguridad le permitirá al establecimiento tener mejores garantías de obtener la rentabilidad esperada, porque reducen notablemente los intentos de robo de mercancía (Vidal, Mas y González, 2011).</w:t>
+      </w:r>
+    </w:p>
+    <w:p>
+      <w:pPr>
+        <w:pStyle w:val="Ttulo1"/>
+        <w:rPr>
+          <w:rFonts w:cs="Calibri"/>
+        </w:rPr>
+      </w:pPr>
+      <w:bookmarkStart w:id="17" w:name="_Toc232406902"/>
+      <w:r>
+        <w:rPr>
+          <w:rFonts w:cs="Calibri"/>
         </w:rPr>
         <w:lastRenderedPageBreak/>
-        <w:t>productos que pueden tener este sistema son joyas, gafas, ropa, perfumes, cosméticos, bebidas, pequeños electrodomésticos, cámaras de video y fotos, videojuegos y consolas, celulares, computadores, entre muchos otros.</w:t>
-      </w:r>
-    </w:p>
-    <w:p>
-      <w:pPr>
-        <w:spacing w:before="0" w:after="0"/>
-        <w:rPr>
-          <w:rFonts w:cs="Calibri"/>
-          <w:b/>
-          <w:bCs/>
-          <w:lang w:eastAsia="es-CO"/>
-        </w:rPr>
-      </w:pPr>
-      <w:r>
-        <w:rPr>
-          <w:rFonts w:cs="Calibri"/>
-          <w:b/>
-          <w:bCs/>
-          <w:lang w:eastAsia="es-CO"/>
-        </w:rPr>
-        <w:t>CCTV (Circuitos Cerrados de Cámara de Televisión)</w:t>
-      </w:r>
-    </w:p>
-    <w:p>
-      <w:pPr>
-        <w:spacing w:before="0" w:after="0"/>
-        <w:rPr>
-          <w:rFonts w:cs="Calibri"/>
-          <w:lang w:eastAsia="es-CO"/>
-        </w:rPr>
-      </w:pPr>
-      <w:r>
-        <w:rPr>
-          <w:rFonts w:cs="Calibri"/>
-          <w:lang w:eastAsia="es-CO"/>
-        </w:rPr>
-        <w:t>Sistema que usa tecnología de videovigilancia que se emplea para supervisar diversas zonas del establecimiento. Cubren un rango amplio y con muy buen detalle visual. Presenta imágenes de alta definición e identifica de forma efectiva a los ladrones. Por otro lado, tiene visión nocturna y detector de movimiento.</w:t>
-      </w:r>
-    </w:p>
-    <w:p>
-      <w:pPr>
-        <w:spacing w:before="0" w:after="0"/>
-        <w:rPr>
-          <w:rFonts w:cs="Calibri"/>
-          <w:lang w:eastAsia="es-CO"/>
-        </w:rPr>
-      </w:pPr>
-    </w:p>
-    <w:p>
-      <w:pPr>
-        <w:spacing w:before="0" w:after="0"/>
-        <w:rPr>
-          <w:rFonts w:cs="Calibri"/>
-          <w:lang w:eastAsia="es-CO"/>
-        </w:rPr>
-      </w:pPr>
-      <w:r>
-        <w:rPr>
-          <w:rFonts w:cs="Calibri"/>
-          <w:lang w:eastAsia="es-CO"/>
-        </w:rPr>
-        <w:t>Tener estos sistemas de seguridad le permitirá al establecimiento tener mejores garantías de obtener la rentabilidad esperada, porque reducen notablemente los intentos de robo de mercancía (Vidal, Mas y González, 2011).</w:t>
-      </w:r>
-    </w:p>
-    <w:p>
-      <w:pPr>
-        <w:spacing w:before="0" w:after="0"/>
-        <w:rPr>
-          <w:rFonts w:cs="Calibri"/>
-          <w:lang w:eastAsia="es-CO"/>
-        </w:rPr>
-      </w:pPr>
-    </w:p>
-    <w:p>
-      <w:pPr>
-        <w:spacing w:before="0" w:after="0"/>
-        <w:rPr>
-          <w:rFonts w:cs="Calibri"/>
-          <w:lang w:eastAsia="es-CO"/>
-        </w:rPr>
-      </w:pPr>
-    </w:p>
-    <w:p>
-      <w:pPr>
-        <w:spacing w:before="0" w:after="0"/>
-        <w:rPr>
-          <w:rFonts w:cs="Calibri"/>
-          <w:lang w:eastAsia="es-CO"/>
-        </w:rPr>
-      </w:pPr>
-    </w:p>
-    <w:p>
-      <w:pPr>
-        <w:spacing w:before="0" w:after="0"/>
-        <w:rPr>
-          <w:rFonts w:cs="Calibri"/>
-          <w:lang w:eastAsia="es-CO"/>
-        </w:rPr>
-      </w:pPr>
-    </w:p>
-    <w:p>
-      <w:pPr>
-        <w:spacing w:before="0" w:after="0"/>
-        <w:rPr>
-          <w:rFonts w:cs="Calibri"/>
-          <w:lang w:eastAsia="es-CO"/>
-        </w:rPr>
-      </w:pPr>
-    </w:p>
-    <w:p>
-      <w:pPr>
-        <w:spacing w:before="0" w:after="0"/>
-        <w:rPr>
-          <w:rFonts w:cs="Calibri"/>
-          <w:lang w:eastAsia="es-CO"/>
-        </w:rPr>
-      </w:pPr>
-    </w:p>
-    <w:p>
-      <w:pPr>
-        <w:spacing w:before="0" w:after="0"/>
-        <w:rPr>
-          <w:rFonts w:cs="Calibri"/>
-          <w:lang w:eastAsia="es-CO"/>
-        </w:rPr>
-      </w:pPr>
-    </w:p>
-    <w:p>
-      <w:pPr>
-        <w:spacing w:before="0" w:after="0"/>
-        <w:rPr>
-          <w:rFonts w:cs="Calibri"/>
-          <w:lang w:eastAsia="es-CO"/>
-        </w:rPr>
-      </w:pPr>
-    </w:p>
-    <w:p>
-      <w:pPr>
-        <w:spacing w:before="0" w:after="0"/>
-        <w:rPr>
-          <w:rFonts w:cs="Calibri"/>
-          <w:lang w:eastAsia="es-CO"/>
-        </w:rPr>
-      </w:pPr>
-    </w:p>
-    <w:p>
-      <w:pPr>
-        <w:pStyle w:val="Ttulo1"/>
-        <w:rPr>
-          <w:rFonts w:cs="Calibri"/>
-        </w:rPr>
-      </w:pPr>
-      <w:bookmarkStart w:id="16" w:name="_Toc231933222"/>
-      <w:r>
-        <w:rPr>
-          <w:rFonts w:cs="Calibri"/>
-        </w:rPr>
         <w:t>Muebles en el punto de venta</w:t>
       </w:r>
-      <w:bookmarkEnd w:id="16"/>
+      <w:bookmarkEnd w:id="17"/>
     </w:p>
     <w:p>
       <w:pPr>
@@ -15444,16 +15635,18 @@
           <w:rFonts w:cs="Calibri"/>
           <w:lang w:eastAsia="es-CO"/>
         </w:rPr>
-        <w:t xml:space="preserve">El mobiliario es un aspecto importantísimo en la gestión comercial porque contribuye con la imagen de una marca, siendo un factor primordial en su diferencia </w:t>
-      </w:r>
-      <w:r>
-        <w:rPr>
-          <w:rFonts w:cs="Calibri"/>
-          <w:lang w:eastAsia="es-CO"/>
-        </w:rPr>
-        <w:lastRenderedPageBreak/>
-        <w:t>competitiva. Las siguientes son las principales ventajas que un establecimiento puede tener si usa estratégicamente el mobiliario:</w:t>
-      </w:r>
+        <w:t>El mobiliario es un aspecto importantísimo en la gestión comercial porque contribuye con la imagen de una marca, siendo un factor primordial en su diferencia competitiva. Las siguientes son las principales ventajas que un establecimiento puede tener si usa estratégicamente el mobiliario:</w:t>
+      </w:r>
+    </w:p>
+    <w:p>
+      <w:pPr>
+        <w:spacing w:before="0" w:after="0"/>
+        <w:ind w:firstLine="708"/>
+        <w:rPr>
+          <w:rFonts w:cs="Calibri"/>
+          <w:lang w:eastAsia="es-CO"/>
+        </w:rPr>
+      </w:pPr>
     </w:p>
     <w:p>
       <w:pPr>
@@ -15609,11 +15802,11 @@
       <w:pPr>
         <w:pStyle w:val="Ttulo2"/>
       </w:pPr>
-      <w:bookmarkStart w:id="17" w:name="_Toc231933223"/>
+      <w:bookmarkStart w:id="18" w:name="_Toc232406903"/>
       <w:r>
         <w:t>Tipos de muebles</w:t>
       </w:r>
-      <w:bookmarkEnd w:id="17"/>
+      <w:bookmarkEnd w:id="18"/>
     </w:p>
     <w:p>
       <w:pPr>
@@ -15630,15 +15823,6 @@
         </w:rPr>
         <w:t>En el punto de venta hay diferentes tipos de muebles y usos para los mismos, los siguientes son los tipos de mobiliarios más comunes:</w:t>
       </w:r>
-    </w:p>
-    <w:p>
-      <w:pPr>
-        <w:spacing w:before="0" w:after="0"/>
-        <w:rPr>
-          <w:rFonts w:cs="Calibri"/>
-          <w:lang w:eastAsia="es-CO"/>
-        </w:rPr>
-      </w:pPr>
     </w:p>
     <w:p>
       <w:pPr>
@@ -15662,6 +15846,7 @@
           <w:bCs/>
           <w:lang w:eastAsia="es-CO"/>
         </w:rPr>
+        <w:lastRenderedPageBreak/>
         <w:t>Góndola</w:t>
       </w:r>
     </w:p>
@@ -15680,15 +15865,7 @@
           <w:rFonts w:cs="Calibri"/>
           <w:lang w:eastAsia="es-CO"/>
         </w:rPr>
-        <w:t xml:space="preserve">Mueble ubicado en forma de pared donde se exhiben los productos a ambos lados y en sus esquinas. Cada una de las dos esquinas o extremos del mueble </w:t>
-      </w:r>
-      <w:r>
-        <w:rPr>
-          <w:rFonts w:cs="Calibri"/>
-          <w:lang w:eastAsia="es-CO"/>
-        </w:rPr>
-        <w:lastRenderedPageBreak/>
-        <w:t>se denominan cabecera de góndola, siendo uno de los puntos preferidos para poner mensajes publicitarios y productos en promoción de venta.</w:t>
+        <w:t>Mueble ubicado en forma de pared donde se exhiben los productos a ambos lados y en sus esquinas. Cada una de las dos esquinas o extremos del mueble se denominan cabecera de góndola, siendo uno de los puntos preferidos para poner mensajes publicitarios y productos en promoción de venta.</w:t>
       </w:r>
     </w:p>
     <w:p>
@@ -15729,7 +15906,6 @@
       <w:r>
         <w:rPr>
           <w:rStyle w:val="Extranjerismo"/>
-          <w:rFonts w:cs="Calibri"/>
           <w:b/>
           <w:bCs/>
           <w:lang w:eastAsia="es-CO"/>
@@ -15924,22 +16100,19 @@
           <w:rFonts w:cs="Calibri"/>
           <w:lang w:eastAsia="es-CO"/>
         </w:rPr>
-        <w:t xml:space="preserve">Muebles que exhiben mucha mercancía, de forma arrumada, una encima de otra, </w:t>
-      </w:r>
-      <w:r>
-        <w:rPr>
-          <w:rFonts w:cs="Calibri"/>
-          <w:lang w:eastAsia="es-CO"/>
-        </w:rPr>
-        <w:t>como,</w:t>
-      </w:r>
-      <w:r>
-        <w:rPr>
-          <w:rFonts w:cs="Calibri"/>
-          <w:lang w:eastAsia="es-CO"/>
-        </w:rPr>
-        <w:t xml:space="preserve"> por ejemplo: balones, frutas y verduras, ropa en rebaja, etc. Por lo general, son metálicos o de madera. Exhiben los productos de manera desordenada o revuelta; pueden ser de gran tamaño y altura.</w:t>
-      </w:r>
+        <w:t>Muebles que exhiben mucha mercancía, de forma arrumada, una encima de otra, como, por ejemplo: balones, frutas y verduras, ropa en rebaja, etc. Por lo general, son metálicos o de madera. Exhiben los productos de manera desordenada o revuelta; pueden ser de gran tamaño y altura.</w:t>
+      </w:r>
+    </w:p>
+    <w:p>
+      <w:pPr>
+        <w:pStyle w:val="Prrafodelista"/>
+        <w:spacing w:before="0" w:after="0"/>
+        <w:ind w:left="993" w:firstLine="0"/>
+        <w:rPr>
+          <w:rFonts w:cs="Calibri"/>
+          <w:lang w:eastAsia="es-CO"/>
+        </w:rPr>
+      </w:pPr>
     </w:p>
     <w:p>
       <w:pPr>
@@ -15974,6 +16147,7 @@
           <w:bCs/>
           <w:lang w:eastAsia="es-CO"/>
         </w:rPr>
+        <w:lastRenderedPageBreak/>
         <w:t>Muebles de caja</w:t>
       </w:r>
     </w:p>
@@ -15994,6 +16168,17 @@
         </w:rPr>
         <w:t>Mueble que, por lo general, está localizado en la salida del establecimiento. Debe tener el suficiente espacio para su ubicación, de tal forma que sea amplio y confortable para el cliente.</w:t>
       </w:r>
+    </w:p>
+    <w:p>
+      <w:pPr>
+        <w:pStyle w:val="Prrafodelista"/>
+        <w:spacing w:before="0" w:after="0"/>
+        <w:ind w:left="993" w:firstLine="0"/>
+        <w:rPr>
+          <w:rFonts w:cs="Calibri"/>
+          <w:lang w:eastAsia="es-CO"/>
+        </w:rPr>
+      </w:pPr>
     </w:p>
     <w:p>
       <w:pPr>
@@ -16019,7 +16204,6 @@
           <w:bCs/>
           <w:lang w:eastAsia="es-CO"/>
         </w:rPr>
-        <w:lastRenderedPageBreak/>
         <w:t>Checkout</w:t>
       </w:r>
     </w:p>
@@ -16146,21 +16330,7 @@
           <w:rFonts w:cs="Calibri"/>
           <w:lang w:eastAsia="es-CO"/>
         </w:rPr>
-        <w:t xml:space="preserve">Muebles que se usan generalmente para exhibir artículos costosos y de tamaño pequeño </w:t>
-      </w:r>
-      <w:r>
-        <w:rPr>
-          <w:rFonts w:cs="Calibri"/>
-          <w:lang w:eastAsia="es-CO"/>
-        </w:rPr>
-        <w:t>como,</w:t>
-      </w:r>
-      <w:r>
-        <w:rPr>
-          <w:rFonts w:cs="Calibri"/>
-          <w:lang w:eastAsia="es-CO"/>
-        </w:rPr>
-        <w:t xml:space="preserve"> por ejemplo: joyas, relojes, perfumes, etc.</w:t>
+        <w:t>Muebles que se usan generalmente para exhibir artículos costosos y de tamaño pequeño como, por ejemplo: joyas, relojes, perfumes, etc.</w:t>
       </w:r>
     </w:p>
     <w:p>
@@ -16232,11 +16402,11 @@
       <w:pPr>
         <w:pStyle w:val="Ttulo2"/>
       </w:pPr>
-      <w:bookmarkStart w:id="18" w:name="_Toc231933224"/>
+      <w:bookmarkStart w:id="19" w:name="_Toc232406904"/>
       <w:r>
         <w:t>Rotación de las categorías</w:t>
       </w:r>
-      <w:bookmarkEnd w:id="18"/>
+      <w:bookmarkEnd w:id="19"/>
     </w:p>
     <w:p>
       <w:pPr>
@@ -16252,7 +16422,15 @@
           <w:rFonts w:cs="Calibri"/>
           <w:lang w:eastAsia="es-CO"/>
         </w:rPr>
-        <w:t>La gestión estratégica de la rotación de los productos que conforman una categoría específica permite organizar de manera sencilla y práctica la ubicación de la mercancía en el punto de ventas. La idea es organizar las diferentes categorías que constituyen el surtido del establecimiento, en pro de mejorar el nivel de ventas en un determinado período de tiempo.</w:t>
+        <w:t xml:space="preserve">La gestión estratégica de la rotación de los productos que conforman una categoría específica permite organizar de manera sencilla y práctica la ubicación de la mercancía en el punto de ventas. La idea es organizar las diferentes categorías que </w:t>
+      </w:r>
+      <w:r>
+        <w:rPr>
+          <w:rFonts w:cs="Calibri"/>
+          <w:lang w:eastAsia="es-CO"/>
+        </w:rPr>
+        <w:lastRenderedPageBreak/>
+        <w:t>constituyen el surtido del establecimiento, en pro de mejorar el nivel de ventas en un determinado período de tiempo.</w:t>
       </w:r>
     </w:p>
     <w:p>
@@ -16279,7 +16457,130 @@
           <w:rFonts w:cs="Calibri"/>
           <w:lang w:eastAsia="es-CO"/>
         </w:rPr>
-        <w:t xml:space="preserve">El método ABC de clasificación de inventarios admite ordenar la distribución de los distintos artículos dentro del establecimiento según sea la popularidad, valor, </w:t>
+        <w:t>El método ABC de clasificación de inventarios admite ordenar la distribución de los distintos artículos dentro del establecimiento según sea la popularidad, valor, rotación e importancia para la marca. Con este método se le da más importancia en la ubicación de los productos al aporte económico que suponen para la empresa. Y se basa en el principio de Pareto o regla del 80 / 20, que enseña que el 20 % del esfuerzo es responsable del 80 % de los resultados. Si se emplea en el ecosistema del establecimiento, el 20 % de los productos generan el 80 % de los movimientos de mercancía, mientras que el 80 % de los artículos ocasiona el sobrante 20 % de movimientos (Borja, 2021).</w:t>
+      </w:r>
+    </w:p>
+    <w:p>
+      <w:pPr>
+        <w:spacing w:before="0" w:after="0"/>
+        <w:ind w:firstLine="708"/>
+        <w:rPr>
+          <w:rFonts w:cs="Calibri"/>
+          <w:lang w:eastAsia="es-CO"/>
+        </w:rPr>
+      </w:pPr>
+      <w:r>
+        <w:rPr>
+          <w:rFonts w:cs="Calibri"/>
+          <w:lang w:eastAsia="es-CO"/>
+        </w:rPr>
+        <w:t>Las referencias se clasifican, entonces, en los siguientes tres niveles:</w:t>
+      </w:r>
+    </w:p>
+    <w:p>
+      <w:pPr>
+        <w:spacing w:before="0" w:after="0"/>
+        <w:ind w:firstLine="708"/>
+        <w:rPr>
+          <w:rFonts w:cs="Calibri"/>
+          <w:b/>
+          <w:bCs/>
+          <w:lang w:eastAsia="es-CO"/>
+        </w:rPr>
+      </w:pPr>
+    </w:p>
+    <w:p>
+      <w:pPr>
+        <w:spacing w:before="0" w:after="0"/>
+        <w:ind w:firstLine="708"/>
+        <w:rPr>
+          <w:rFonts w:cs="Calibri"/>
+          <w:b/>
+          <w:bCs/>
+          <w:lang w:eastAsia="es-CO"/>
+        </w:rPr>
+      </w:pPr>
+      <w:r>
+        <w:rPr>
+          <w:rFonts w:cs="Calibri"/>
+          <w:b/>
+          <w:bCs/>
+          <w:lang w:eastAsia="es-CO"/>
+        </w:rPr>
+        <w:t>Artículos con rotación A</w:t>
+      </w:r>
+    </w:p>
+    <w:p>
+      <w:pPr>
+        <w:spacing w:before="0" w:after="0"/>
+        <w:ind w:firstLine="708"/>
+        <w:rPr>
+          <w:rFonts w:cs="Calibri"/>
+          <w:lang w:eastAsia="es-CO"/>
+        </w:rPr>
+      </w:pPr>
+      <w:r>
+        <w:rPr>
+          <w:rFonts w:cs="Calibri"/>
+          <w:lang w:eastAsia="es-CO"/>
+        </w:rPr>
+        <w:t>Por cantidad, solo ocupan por lo general el 20 % de los inventarios, pero, en realidad, son los productos que tienen más rotación y, por tanto, tienen una jerarquía estratégica. Las referencias A se refiere a aquellos artículos donde el establecimiento tiene una inversión más alta de su presupuesto y por lo tanto generan el 80 % de los ingresos, por lo que es muy importante que no existan roturas de </w:t>
+      </w:r>
+      <w:r>
+        <w:rPr>
+          <w:rStyle w:val="Extranjerismo"/>
+          <w:lang w:eastAsia="es-CO"/>
+        </w:rPr>
+        <w:t>stock</w:t>
+      </w:r>
+      <w:r>
+        <w:rPr>
+          <w:rFonts w:cs="Calibri"/>
+          <w:lang w:eastAsia="es-CO"/>
+        </w:rPr>
+        <w:t> (inventario).</w:t>
+      </w:r>
+    </w:p>
+    <w:p>
+      <w:pPr>
+        <w:spacing w:before="0" w:after="0"/>
+        <w:ind w:firstLine="708"/>
+        <w:rPr>
+          <w:rFonts w:cs="Calibri"/>
+          <w:lang w:eastAsia="es-CO"/>
+        </w:rPr>
+      </w:pPr>
+    </w:p>
+    <w:p>
+      <w:pPr>
+        <w:spacing w:before="0" w:after="0"/>
+        <w:ind w:firstLine="708"/>
+        <w:rPr>
+          <w:rFonts w:cs="Calibri"/>
+          <w:lang w:eastAsia="es-CO"/>
+        </w:rPr>
+      </w:pPr>
+      <w:r>
+        <w:rPr>
+          <w:rFonts w:cs="Calibri"/>
+          <w:lang w:eastAsia="es-CO"/>
+        </w:rPr>
+        <w:t xml:space="preserve">También pertenecen a este grupo los </w:t>
+      </w:r>
+      <w:r>
+        <w:rPr>
+          <w:rStyle w:val="Extranjerismo"/>
+          <w:rFonts w:cs="Calibri"/>
+          <w:lang w:eastAsia="es-CO"/>
+        </w:rPr>
+        <w:t>SKU (Stock-keeping Unit</w:t>
+      </w:r>
+      <w:r>
+        <w:rPr>
+          <w:rFonts w:cs="Calibri"/>
+          <w:lang w:eastAsia="es-CO"/>
+        </w:rPr>
+        <w:t xml:space="preserve"> o referencia) que, por sus características, son de vital importancia para el buen funcionamiento del punto de venta. Se recomienda conservar un control exhaustivo del inventario de aquellas referencias que se clasificaron como A con renovación frecuente, o incluso </w:t>
       </w:r>
       <w:r>
         <w:rPr>
@@ -16287,7 +16588,7 @@
           <w:lang w:eastAsia="es-CO"/>
         </w:rPr>
         <w:lastRenderedPageBreak/>
-        <w:t>rotación e importancia para la marca. Con este método se le da más importancia en la ubicación de los productos al aporte económico que suponen para la empresa. Y se basa en el principio de Pareto o regla del 80 / 20, que enseña que el 20 % del esfuerzo es responsable del 80 % de los resultados. Si se emplea en el ecosistema del establecimiento, el 20 % de los productos generan el 80 % de los movimientos de mercancía, mientras que el 80 % de los artículos ocasiona el sobrante 20 % de movimientos (Borja, 2021).</w:t>
+        <w:t>permanente. A la hora de situar las referencias A en la góndola, tienden a ubicarse en zonas que tengan un acceso directo y fácil para el operario y, además, que estén cerca de los muelles de salida o de carga dentro del local.</w:t>
       </w:r>
     </w:p>
     <w:p>
@@ -16304,7 +16605,7 @@
           <w:rFonts w:cs="Calibri"/>
           <w:lang w:eastAsia="es-CO"/>
         </w:rPr>
-        <w:t>Las referencias se clasifican, entonces, en los siguientes tres niveles:</w:t>
+        <w:t>Ejemplos: secciones que presentan rotación alta y que están conformadas por familias de productos perecederos de diversa naturaleza como por ejemplo carnicería, pescadería, panadería, frutas y verduras, lácteos, aceites y refrescos. Y en cuanto a su ubicación en el punto de venta se sitúan en la zona fría, con el objetivo de generar tránsito de clientes hacia ese cuadrante.</w:t>
       </w:r>
     </w:p>
     <w:p>
@@ -16337,7 +16638,7 @@
           <w:bCs/>
           <w:lang w:eastAsia="es-CO"/>
         </w:rPr>
-        <w:t>Artículos con rotación A</w:t>
+        <w:t>Artículos con rotación B</w:t>
       </w:r>
     </w:p>
     <w:p>
@@ -16354,13 +16655,98 @@
           <w:rFonts w:cs="Calibri"/>
           <w:lang w:eastAsia="es-CO"/>
         </w:rPr>
-        <w:t>Por cantidad, solo ocupan por lo general el 20 % de los inventarios, pero, en realidad, son los productos que tienen más rotación y, por tanto, tienen una jerarquía estratégica. Las referencias A se refiere a aquellos artículos donde el establecimiento tiene una inversión más alta de su presupuesto y por lo tanto generan el 80 % de los ingresos, por lo que es muy importante que no existan roturas de </w:t>
-      </w:r>
-      <w:r>
-        <w:rPr>
-          <w:rFonts w:cs="Calibri"/>
-          <w:i/>
-          <w:iCs/>
+        <w:t>Son aquellas referencias que se encuentran en la franja de rotación media y suelen representar, por volumen, el 30 % de los inventarios. No se renuevan con tanta frecuencia como los de la referencia A, por lo que su valor e importancia es menor.</w:t>
+      </w:r>
+    </w:p>
+    <w:p>
+      <w:pPr>
+        <w:spacing w:before="0" w:after="0"/>
+        <w:ind w:firstLine="708"/>
+        <w:rPr>
+          <w:rFonts w:cs="Calibri"/>
+          <w:lang w:eastAsia="es-CO"/>
+        </w:rPr>
+      </w:pPr>
+      <w:r>
+        <w:rPr>
+          <w:rFonts w:cs="Calibri"/>
+          <w:lang w:eastAsia="es-CO"/>
+        </w:rPr>
+        <w:t>Sin embargo, se debe estar atento a la evolución de estas referencias B por si, en algún momento, pueden pasar a rotación A o, en caso contrario, convertirse en referencia C. El abastecimiento de este tipo de existencias puede funcionar con la regla del inventario mínimo/máximo, ya que no están sujetos a un control exhaustivo sobre las compras emitiendo pedidos continuamente, como los productos de referencia A. Su ubicación en góndola es en zonas de altura intermedia donde su acceso no es tan directo como los artículos A, pero que tampoco implican ser inaccesibles.</w:t>
+      </w:r>
+    </w:p>
+    <w:p>
+      <w:pPr>
+        <w:spacing w:before="0" w:after="0"/>
+        <w:ind w:firstLine="708"/>
+        <w:rPr>
+          <w:rFonts w:cs="Calibri"/>
+          <w:lang w:eastAsia="es-CO"/>
+        </w:rPr>
+      </w:pPr>
+      <w:r>
+        <w:rPr>
+          <w:rFonts w:cs="Calibri"/>
+          <w:lang w:eastAsia="es-CO"/>
+        </w:rPr>
+        <w:t>Ejemplos: secciones de media rotación formadas por familias de artículos de diferente naturaleza como por ejemplo congelados, textil hogar, textil moda, higiene personal, calzado, electrodomésticos, entre otras. Y en cuanto a la ubicación en el punto de venta se sitúan localizados en una zona intermedia, es decir, entre la zona caliente y la zona fría.</w:t>
+      </w:r>
+    </w:p>
+    <w:p>
+      <w:pPr>
+        <w:spacing w:before="0" w:after="0"/>
+        <w:ind w:firstLine="708"/>
+        <w:rPr>
+          <w:rFonts w:cs="Calibri"/>
+          <w:b/>
+          <w:bCs/>
+          <w:lang w:eastAsia="es-CO"/>
+        </w:rPr>
+      </w:pPr>
+      <w:r>
+        <w:rPr>
+          <w:rFonts w:cs="Calibri"/>
+          <w:b/>
+          <w:bCs/>
+          <w:lang w:eastAsia="es-CO"/>
+        </w:rPr>
+        <w:lastRenderedPageBreak/>
+        <w:t>Artículos con rotación C</w:t>
+      </w:r>
+    </w:p>
+    <w:p>
+      <w:pPr>
+        <w:spacing w:before="0" w:after="0"/>
+        <w:ind w:firstLine="708"/>
+        <w:rPr>
+          <w:rFonts w:cs="Calibri"/>
+          <w:lang w:eastAsia="es-CO"/>
+        </w:rPr>
+      </w:pPr>
+      <w:r>
+        <w:rPr>
+          <w:rFonts w:cs="Calibri"/>
+          <w:lang w:eastAsia="es-CO"/>
+        </w:rPr>
+        <w:t>Son los más numerosos, llegando a tener el 50 % de las referencias almacenadas y, además, son los menos solicitados por los clientes. Como no son productos estratégicos no van a tener recursos siendo más modestos, y el reabastecimiento suele ajustarse con </w:t>
+      </w:r>
+      <w:r>
+        <w:rPr>
+          <w:rStyle w:val="Extranjerismo"/>
+          <w:lang w:eastAsia="es-CO"/>
+        </w:rPr>
+        <w:t>stocks </w:t>
+      </w:r>
+      <w:r>
+        <w:rPr>
+          <w:rFonts w:cs="Calibri"/>
+          <w:lang w:eastAsia="es-CO"/>
+        </w:rPr>
+        <w:t>de seguridad (productos que evitan la rotura del </w:t>
+      </w:r>
+      <w:r>
+        <w:rPr>
+          <w:rStyle w:val="Extranjerismo"/>
           <w:lang w:eastAsia="es-CO"/>
         </w:rPr>
         <w:t>stock</w:t>
@@ -16370,7 +16756,21 @@
           <w:rFonts w:cs="Calibri"/>
           <w:lang w:eastAsia="es-CO"/>
         </w:rPr>
-        <w:t> (inventario).</w:t>
+        <w:t>). Se aconseja vigilarlos para que no finalicen formando un inventario obsoleto y de muy poca rotación. Aquí, el establecimiento se debe preguntar: ¿conviene invertir parte del presupuesto en el mantenimiento de </w:t>
+      </w:r>
+      <w:r>
+        <w:rPr>
+          <w:rStyle w:val="Extranjerismo"/>
+          <w:lang w:eastAsia="es-CO"/>
+        </w:rPr>
+        <w:t>stock</w:t>
+      </w:r>
+      <w:r>
+        <w:rPr>
+          <w:rFonts w:cs="Calibri"/>
+          <w:lang w:eastAsia="es-CO"/>
+        </w:rPr>
+        <w:t> con referencia C?</w:t>
       </w:r>
     </w:p>
     <w:p>
@@ -16397,7 +16797,248 @@
           <w:rFonts w:cs="Calibri"/>
           <w:lang w:eastAsia="es-CO"/>
         </w:rPr>
-        <w:t xml:space="preserve">También pertenecen a este grupo los </w:t>
+        <w:t>En cuanto a su ubicación en góndola, se sitúan en las zonas más altas o menos accesibles, además de estar más alejados de los muelles de salida o de carga, precisamente porque se requiere acceder a ellos de manera esporádica.</w:t>
+      </w:r>
+    </w:p>
+    <w:p>
+      <w:pPr>
+        <w:spacing w:before="0" w:after="0"/>
+        <w:ind w:firstLine="708"/>
+        <w:rPr>
+          <w:rFonts w:cs="Calibri"/>
+          <w:lang w:eastAsia="es-CO"/>
+        </w:rPr>
+      </w:pPr>
+    </w:p>
+    <w:p>
+      <w:pPr>
+        <w:spacing w:before="0" w:after="0"/>
+        <w:ind w:firstLine="708"/>
+        <w:rPr>
+          <w:rFonts w:cs="Calibri"/>
+          <w:lang w:eastAsia="es-CO"/>
+        </w:rPr>
+      </w:pPr>
+      <w:r>
+        <w:rPr>
+          <w:rFonts w:cs="Calibri"/>
+          <w:b/>
+          <w:bCs/>
+          <w:lang w:eastAsia="es-CO"/>
+        </w:rPr>
+        <w:t>Ejemplos:</w:t>
+      </w:r>
+      <w:r>
+        <w:rPr>
+          <w:rFonts w:cs="Calibri"/>
+          <w:lang w:eastAsia="es-CO"/>
+        </w:rPr>
+        <w:t xml:space="preserve"> secciones de productos de baja rotación como por ejemplo tornillos, tuercas, clavos, cadenas, cuerdas, mangueras, químicos para limpieza, entre otros. Y en cuanto a su ubicación son situados en la zona caliente, con el fin de incrementar sus posibilidades para ser vistos por los clientes.</w:t>
+      </w:r>
+    </w:p>
+    <w:p>
+      <w:pPr>
+        <w:spacing w:before="0" w:after="0"/>
+        <w:ind w:firstLine="708"/>
+        <w:rPr>
+          <w:rFonts w:cs="Calibri"/>
+          <w:lang w:eastAsia="es-CO"/>
+        </w:rPr>
+      </w:pPr>
+    </w:p>
+    <w:p>
+      <w:pPr>
+        <w:spacing w:before="0" w:after="0"/>
+        <w:ind w:firstLine="708"/>
+        <w:rPr>
+          <w:rFonts w:cs="Calibri"/>
+          <w:lang w:eastAsia="es-CO"/>
+        </w:rPr>
+      </w:pPr>
+      <w:r>
+        <w:rPr>
+          <w:rFonts w:cs="Calibri"/>
+          <w:lang w:eastAsia="es-CO"/>
+        </w:rPr>
+        <w:t xml:space="preserve">Se debe recordar que las secciones son unidades independientes de negocio en las que normalmente son agrupadas varias categorías homogéneas de productos, que a su vez son afines a las necesidades que satisfacen los artículos conformados en cada sección; y además, que las categorías de productos son divisiones dentro de la sección en las que son agrupadas varias familias, formando conjuntos de productos que los clientes perciben como conectados en la satisfacción de una necesidad o de un concepto estratégico específico. Esta conexión posee dos formas de presentación en </w:t>
+      </w:r>
+      <w:r>
+        <w:rPr>
+          <w:rFonts w:cs="Calibri"/>
+          <w:lang w:eastAsia="es-CO"/>
+        </w:rPr>
+        <w:lastRenderedPageBreak/>
+        <w:t>función de cómo sean agrupados de manera estratégica los productos que la conforman: categorías operativas y categorías conceptuales.</w:t>
+      </w:r>
+    </w:p>
+    <w:p>
+      <w:pPr>
+        <w:spacing w:before="0" w:after="0"/>
+        <w:ind w:firstLine="708"/>
+        <w:rPr>
+          <w:rFonts w:cs="Calibri"/>
+          <w:lang w:eastAsia="es-CO"/>
+        </w:rPr>
+      </w:pPr>
+      <w:r>
+        <w:rPr>
+          <w:rFonts w:cs="Calibri"/>
+          <w:lang w:eastAsia="es-CO"/>
+        </w:rPr>
+        <w:t>Adicionalmente, a este Método ABC, se le puede sumar un cuarto nivel:</w:t>
+      </w:r>
+    </w:p>
+    <w:p>
+      <w:pPr>
+        <w:spacing w:before="0" w:after="0"/>
+        <w:ind w:firstLine="708"/>
+        <w:rPr>
+          <w:rFonts w:cs="Calibri"/>
+          <w:b/>
+          <w:bCs/>
+          <w:lang w:eastAsia="es-CO"/>
+        </w:rPr>
+      </w:pPr>
+    </w:p>
+    <w:p>
+      <w:pPr>
+        <w:spacing w:before="0" w:after="0"/>
+        <w:ind w:firstLine="708"/>
+        <w:rPr>
+          <w:rFonts w:cs="Calibri"/>
+          <w:lang w:eastAsia="es-CO"/>
+        </w:rPr>
+      </w:pPr>
+      <w:r>
+        <w:rPr>
+          <w:rFonts w:cs="Calibri"/>
+          <w:b/>
+          <w:bCs/>
+          <w:lang w:eastAsia="es-CO"/>
+        </w:rPr>
+        <w:t>Artículos de baja rotación - alta implicación.</w:t>
+      </w:r>
+      <w:r>
+        <w:rPr>
+          <w:rFonts w:cs="Calibri"/>
+          <w:lang w:eastAsia="es-CO"/>
+        </w:rPr>
+        <w:t> Son los que tienen un surtido de referencias con un nivel bajo de ventas, pero presumen compras que se hacen necesarias en algún momento. Esta categoría está formada por productos que se compran de forma reflexiva. Debido a que poseen una naturaleza de consumo duradera y al tener un precio alto, su venta exige un análisis e incluso comparación entre varias marcas, por lo que la asesoría por parte de un vendedor es vital.</w:t>
+      </w:r>
+    </w:p>
+    <w:p>
+      <w:pPr>
+        <w:spacing w:before="0" w:after="0"/>
+        <w:ind w:firstLine="708"/>
+        <w:rPr>
+          <w:rFonts w:cs="Calibri"/>
+          <w:lang w:eastAsia="es-CO"/>
+        </w:rPr>
+      </w:pPr>
+      <w:r>
+        <w:rPr>
+          <w:rFonts w:cs="Calibri"/>
+          <w:b/>
+          <w:bCs/>
+          <w:lang w:eastAsia="es-CO"/>
+        </w:rPr>
+        <w:t>Ejemplos:</w:t>
+      </w:r>
+      <w:r>
+        <w:rPr>
+          <w:rFonts w:cs="Calibri"/>
+          <w:lang w:eastAsia="es-CO"/>
+        </w:rPr>
+        <w:t> sección de productos de baja rotación, pero alta implicación tales como artículos de telefonía, informática e imagen y sonido. Como son categorías que tienen artículos de alta implicación, su ubicación en el punto de venta apunta de manera estratégica hacia un lugar donde un asesor pueda, de manera especializada y personalizada, atender a los clientes. Mobiliario como mostradores y puntos de información son necesarios para poder canalizar y materializar una venta (Borja, 2021).</w:t>
+      </w:r>
+    </w:p>
+    <w:p>
+      <w:pPr>
+        <w:spacing w:before="0" w:after="0"/>
+        <w:ind w:firstLine="708"/>
+        <w:rPr>
+          <w:rFonts w:cs="Calibri"/>
+          <w:lang w:eastAsia="es-CO"/>
+        </w:rPr>
+      </w:pPr>
+    </w:p>
+    <w:p>
+      <w:pPr>
+        <w:pStyle w:val="Ttulo2"/>
+      </w:pPr>
+      <w:bookmarkStart w:id="20" w:name="_Toc232406905"/>
+      <w:r>
+        <w:t>Codificación de productos</w:t>
+      </w:r>
+      <w:bookmarkEnd w:id="20"/>
+    </w:p>
+    <w:p>
+      <w:pPr>
+        <w:spacing w:before="0" w:after="0"/>
+        <w:ind w:firstLine="708"/>
+        <w:rPr>
+          <w:rFonts w:cs="Calibri"/>
+          <w:lang w:eastAsia="es-CO"/>
+        </w:rPr>
+      </w:pPr>
+      <w:r>
+        <w:rPr>
+          <w:rFonts w:cs="Calibri"/>
+          <w:lang w:eastAsia="es-CO"/>
+        </w:rPr>
+        <w:t>La codificación de artículos en el establecimiento hace que se tenga una buena organización del inventario, por esto influye de manera positiva en todas las actividades que se realicen en el punto de venta. Por ello, la importancia de que cada producto esté identificado desde antes de que el cliente lo ubique en su carrito de compra.</w:t>
+      </w:r>
+    </w:p>
+    <w:p>
+      <w:pPr>
+        <w:spacing w:before="0" w:after="0"/>
+        <w:ind w:firstLine="708"/>
+        <w:rPr>
+          <w:rFonts w:cs="Calibri"/>
+          <w:lang w:eastAsia="es-CO"/>
+        </w:rPr>
+      </w:pPr>
+    </w:p>
+    <w:p>
+      <w:pPr>
+        <w:spacing w:before="0" w:after="0"/>
+        <w:ind w:firstLine="708"/>
+        <w:rPr>
+          <w:rFonts w:cs="Calibri"/>
+          <w:lang w:eastAsia="es-CO"/>
+        </w:rPr>
+      </w:pPr>
+      <w:r>
+        <w:rPr>
+          <w:rFonts w:cs="Calibri"/>
+          <w:lang w:eastAsia="es-CO"/>
+        </w:rPr>
+        <w:t xml:space="preserve">El proceso de codificación de productos radica en identificar los artículos sin equivocación con un código o signo. Código que se asocia a una etiqueta que se adhiere </w:t>
+      </w:r>
+      <w:r>
+        <w:rPr>
+          <w:rFonts w:cs="Calibri"/>
+          <w:lang w:eastAsia="es-CO"/>
+        </w:rPr>
+        <w:lastRenderedPageBreak/>
+        <w:t>al producto y que va a permitir el acceso a él de forma electrónica. Los más usados son los códigos de barras y las etiquetas RFID (etiquetas autoadhesivas, flexibles y delgadas, con impresión frontal humanamente visible).</w:t>
+      </w:r>
+    </w:p>
+    <w:p>
+      <w:pPr>
+        <w:spacing w:before="0" w:after="0"/>
+        <w:ind w:firstLine="708"/>
+        <w:rPr>
+          <w:rFonts w:cs="Calibri"/>
+          <w:lang w:eastAsia="es-CO"/>
+        </w:rPr>
+      </w:pPr>
+      <w:r>
+        <w:rPr>
+          <w:rFonts w:cs="Calibri"/>
+          <w:lang w:eastAsia="es-CO"/>
+        </w:rPr>
+        <w:t>Codificar significa fijar un código a un artículo. Con este código se puede conocer algunas de sus características principales como por ejemplo la referencia, fecha de llegada al almacén, fechas de envasado y de expiración e ingredientes, entre otras. Su finalidad es identificar los artículos de forma unívoca (no pueden existir dos artículos con el mismo código). El sistema de gestión de bodegas (</w:t>
       </w:r>
       <w:r>
         <w:rPr>
@@ -16405,14 +17046,29 @@
           <w:rFonts w:cs="Calibri"/>
           <w:lang w:eastAsia="es-CO"/>
         </w:rPr>
-        <w:t>SKU (Stock-keeping Unit</w:t>
-      </w:r>
-      <w:r>
-        <w:rPr>
-          <w:rFonts w:cs="Calibri"/>
-          <w:lang w:eastAsia="es-CO"/>
-        </w:rPr>
-        <w:t> o referencia) que, por sus características, son de vital importancia para el buen funcionamiento del punto de venta. Se recomienda conservar un control exhaustivo del inventario de aquellas referencias que se clasificaron como A con renovación frecuente, o incluso permanente. A la hora de situar las referencias A en la góndola, tienden a ubicarse en zonas que tengan un acceso directo y fácil para el operario y, además, que estén cerca de los muelles de salida o de carga dentro del local.</w:t>
+        <w:t>WMS - Warehouse</w:t>
+      </w:r>
+      <w:r>
+        <w:rPr>
+          <w:rFonts w:cs="Calibri"/>
+          <w:lang w:eastAsia="es-CO"/>
+        </w:rPr>
+        <w:t xml:space="preserve"> </w:t>
+      </w:r>
+      <w:r>
+        <w:rPr>
+          <w:rStyle w:val="Extranjerismo"/>
+          <w:rFonts w:cs="Calibri"/>
+          <w:lang w:eastAsia="es-CO"/>
+        </w:rPr>
+        <w:t>Management System)</w:t>
+      </w:r>
+      <w:r>
+        <w:rPr>
+          <w:rFonts w:cs="Calibri"/>
+          <w:lang w:eastAsia="es-CO"/>
+        </w:rPr>
+        <w:t xml:space="preserve"> tiene un papel preponderante en este proceso porque es el que crea el código de cada artículo, fija las ubicaciones de los artículos en el punto de venta y controla su trazabilidad.</w:t>
       </w:r>
     </w:p>
     <w:p>
@@ -16424,12 +17080,73 @@
           <w:lang w:eastAsia="es-CO"/>
         </w:rPr>
       </w:pPr>
-      <w:r>
-        <w:rPr>
-          <w:rFonts w:cs="Calibri"/>
-          <w:lang w:eastAsia="es-CO"/>
-        </w:rPr>
-        <w:t xml:space="preserve">Ejemplos: secciones que presentan rotación alta y que están conformadas por familias de productos perecederos de diversa naturaleza como por ejemplo carnicería, </w:t>
+    </w:p>
+    <w:p>
+      <w:pPr>
+        <w:spacing w:before="0" w:after="0"/>
+        <w:ind w:firstLine="708"/>
+        <w:rPr>
+          <w:rFonts w:cs="Calibri"/>
+          <w:lang w:eastAsia="es-CO"/>
+        </w:rPr>
+      </w:pPr>
+      <w:r>
+        <w:rPr>
+          <w:rFonts w:cs="Calibri"/>
+          <w:lang w:eastAsia="es-CO"/>
+        </w:rPr>
+        <w:t xml:space="preserve">Actualmente hay tendencias como las entregas extrarrápidas o el acopio de mercancías de un tamaño menor han dado como resultado una complicación en los procesos del establecimiento. Por ello, se hace vital que se pueda instaurar un control íntegro de los productos, registrando todos sus movimientos con el fin de hacer un estudio exacto sobre los flujos de mercancía para poderlos optimizar. Gracias a esta codificación y a la asistencia de la gestión de bodegas - </w:t>
+      </w:r>
+      <w:r>
+        <w:rPr>
+          <w:rStyle w:val="Extranjerismo"/>
+          <w:lang w:eastAsia="es-CO"/>
+        </w:rPr>
+        <w:t>WMS</w:t>
+      </w:r>
+      <w:r>
+        <w:rPr>
+          <w:rFonts w:cs="Calibri"/>
+          <w:lang w:eastAsia="es-CO"/>
+        </w:rPr>
+        <w:t>, los operarios pueden localizar y expedir productos más rápidamente y con menores errores (Publicaciones Vértice, 2010).</w:t>
+      </w:r>
+    </w:p>
+    <w:p>
+      <w:pPr>
+        <w:spacing w:before="0" w:after="0"/>
+        <w:ind w:firstLine="708"/>
+        <w:rPr>
+          <w:rFonts w:cs="Calibri"/>
+          <w:lang w:eastAsia="es-CO"/>
+        </w:rPr>
+      </w:pPr>
+    </w:p>
+    <w:p>
+      <w:pPr>
+        <w:pStyle w:val="Ttulo2"/>
+      </w:pPr>
+      <w:bookmarkStart w:id="21" w:name="_Toc232406906"/>
+      <w:r>
+        <w:t>El precio</w:t>
+      </w:r>
+      <w:bookmarkEnd w:id="21"/>
+    </w:p>
+    <w:p>
+      <w:pPr>
+        <w:spacing w:before="0" w:after="0"/>
+        <w:ind w:firstLine="708"/>
+        <w:rPr>
+          <w:rFonts w:cs="Calibri"/>
+          <w:lang w:eastAsia="es-CO"/>
+        </w:rPr>
+      </w:pPr>
+      <w:r>
+        <w:rPr>
+          <w:rFonts w:cs="Calibri"/>
+          <w:lang w:eastAsia="es-CO"/>
+        </w:rPr>
+        <w:t xml:space="preserve">El precio es la cantidad monetaria que se requiere para obtener un bien o un servicio, y se desarrolla a través de una transacción en la que el cliente hace el pago al fabricante. Para que se produzca tal transacción el precio debe ser aprobado por el </w:t>
       </w:r>
       <w:r>
         <w:rPr>
@@ -16437,539 +17154,7 @@
           <w:lang w:eastAsia="es-CO"/>
         </w:rPr>
         <w:lastRenderedPageBreak/>
-        <w:t>pescadería, panadería, frutas y verduras, lácteos, aceites y refrescos. Y en cuanto a su ubicación en el punto de venta se sitúan en la zona fría, con el objetivo de generar tránsito de clientes hacia ese cuadrante.</w:t>
-      </w:r>
-    </w:p>
-    <w:p>
-      <w:pPr>
-        <w:spacing w:before="0" w:after="0"/>
-        <w:ind w:firstLine="708"/>
-        <w:rPr>
-          <w:rFonts w:cs="Calibri"/>
-          <w:b/>
-          <w:bCs/>
-          <w:lang w:eastAsia="es-CO"/>
-        </w:rPr>
-      </w:pPr>
-      <w:r>
-        <w:rPr>
-          <w:rFonts w:cs="Calibri"/>
-          <w:b/>
-          <w:bCs/>
-          <w:lang w:eastAsia="es-CO"/>
-        </w:rPr>
-        <w:t>Artículos con rotación B</w:t>
-      </w:r>
-    </w:p>
-    <w:p>
-      <w:pPr>
-        <w:spacing w:before="0" w:after="0"/>
-        <w:ind w:firstLine="708"/>
-        <w:rPr>
-          <w:rFonts w:cs="Calibri"/>
-          <w:lang w:eastAsia="es-CO"/>
-        </w:rPr>
-      </w:pPr>
-      <w:r>
-        <w:rPr>
-          <w:rFonts w:cs="Calibri"/>
-          <w:lang w:eastAsia="es-CO"/>
-        </w:rPr>
-        <w:t>Son aquellas referencias que se encuentran en la franja de rotación media y suelen representar, por volumen, el 30 % de los inventarios. No se renuevan con tanta frecuencia como los de la referencia A, por lo que su valor e importancia es menor.</w:t>
-      </w:r>
-    </w:p>
-    <w:p>
-      <w:pPr>
-        <w:spacing w:before="0" w:after="0"/>
-        <w:ind w:firstLine="708"/>
-        <w:rPr>
-          <w:rFonts w:cs="Calibri"/>
-          <w:lang w:eastAsia="es-CO"/>
-        </w:rPr>
-      </w:pPr>
-      <w:r>
-        <w:rPr>
-          <w:rFonts w:cs="Calibri"/>
-          <w:lang w:eastAsia="es-CO"/>
-        </w:rPr>
-        <w:t>Sin embargo, se debe estar atento a la evolución de estas referencias B por si, en algún momento, pueden pasar a rotación A o, en caso contrario, convertirse en referencia C. El abastecimiento de este tipo de existencias puede funcionar con la regla del inventario mínimo/máximo, ya que no están sujetos a un control exhaustivo sobre las compras emitiendo pedidos continuamente, como los productos de referencia A. Su ubicación en góndola es en zonas de altura intermedia donde su acceso no es tan directo como los artículos A, pero que tampoco implican ser inaccesibles.</w:t>
-      </w:r>
-    </w:p>
-    <w:p>
-      <w:pPr>
-        <w:spacing w:before="0" w:after="0"/>
-        <w:ind w:firstLine="708"/>
-        <w:rPr>
-          <w:rFonts w:cs="Calibri"/>
-          <w:lang w:eastAsia="es-CO"/>
-        </w:rPr>
-      </w:pPr>
-      <w:r>
-        <w:rPr>
-          <w:rFonts w:cs="Calibri"/>
-          <w:lang w:eastAsia="es-CO"/>
-        </w:rPr>
-        <w:t>Ejemplos: secciones de media rotación formadas por familias de artículos de diferente naturaleza como por ejemplo congelados, textil hogar, textil moda, higiene personal, calzado, electrodomésticos, entre otras. Y en cuanto a la ubicación en el punto de venta se sitúan localizados en una zona intermedia, es decir, entre la zona caliente y la zona fría.</w:t>
-      </w:r>
-    </w:p>
-    <w:p>
-      <w:pPr>
-        <w:spacing w:before="0" w:after="0"/>
-        <w:ind w:firstLine="708"/>
-        <w:rPr>
-          <w:rFonts w:cs="Calibri"/>
-          <w:lang w:eastAsia="es-CO"/>
-        </w:rPr>
-      </w:pPr>
-    </w:p>
-    <w:p>
-      <w:pPr>
-        <w:spacing w:before="0" w:after="0"/>
-        <w:ind w:firstLine="708"/>
-        <w:rPr>
-          <w:rFonts w:cs="Calibri"/>
-          <w:b/>
-          <w:bCs/>
-          <w:lang w:eastAsia="es-CO"/>
-        </w:rPr>
-      </w:pPr>
-      <w:r>
-        <w:rPr>
-          <w:rFonts w:cs="Calibri"/>
-          <w:b/>
-          <w:bCs/>
-          <w:lang w:eastAsia="es-CO"/>
-        </w:rPr>
-        <w:t>Artículos con rotación C</w:t>
-      </w:r>
-    </w:p>
-    <w:p>
-      <w:pPr>
-        <w:spacing w:before="0" w:after="0"/>
-        <w:ind w:firstLine="708"/>
-        <w:rPr>
-          <w:rFonts w:cs="Calibri"/>
-          <w:lang w:eastAsia="es-CO"/>
-        </w:rPr>
-      </w:pPr>
-      <w:r>
-        <w:rPr>
-          <w:rFonts w:cs="Calibri"/>
-          <w:lang w:eastAsia="es-CO"/>
-        </w:rPr>
-        <w:t>Son los más numerosos, llegando a tener el 50 % de las referencias almacenadas y, además, son los menos solicitados por los clientes. Como no son productos estratégicos no van a tener recursos siendo más modestos, y el reabastecimiento suele ajustarse con </w:t>
-      </w:r>
-      <w:r>
-        <w:rPr>
-          <w:rFonts w:cs="Calibri"/>
-          <w:i/>
-          <w:iCs/>
-          <w:lang w:eastAsia="es-CO"/>
-        </w:rPr>
-        <w:t>stocks</w:t>
-      </w:r>
-      <w:r>
-        <w:rPr>
-          <w:rFonts w:cs="Calibri"/>
-          <w:lang w:eastAsia="es-CO"/>
-        </w:rPr>
-        <w:t> de seguridad (productos que evitan la rotura del </w:t>
-      </w:r>
-      <w:r>
-        <w:rPr>
-          <w:rFonts w:cs="Calibri"/>
-          <w:i/>
-          <w:iCs/>
-          <w:lang w:eastAsia="es-CO"/>
-        </w:rPr>
-        <w:t>stock</w:t>
-      </w:r>
-      <w:r>
-        <w:rPr>
-          <w:rFonts w:cs="Calibri"/>
-          <w:lang w:eastAsia="es-CO"/>
-        </w:rPr>
-        <w:t xml:space="preserve">). Se </w:t>
-      </w:r>
-      <w:r>
-        <w:rPr>
-          <w:rFonts w:cs="Calibri"/>
-          <w:lang w:eastAsia="es-CO"/>
-        </w:rPr>
-        <w:lastRenderedPageBreak/>
-        <w:t>aconseja vigilarlos para que no finalicen formando un inventario obsoleto y de muy poca rotación. Aquí, el establecimiento se debe preguntar: ¿conviene invertir parte del presupuesto en el mantenimiento de </w:t>
-      </w:r>
-      <w:r>
-        <w:rPr>
-          <w:rFonts w:cs="Calibri"/>
-          <w:i/>
-          <w:iCs/>
-          <w:lang w:eastAsia="es-CO"/>
-        </w:rPr>
-        <w:t>stock</w:t>
-      </w:r>
-      <w:r>
-        <w:rPr>
-          <w:rFonts w:cs="Calibri"/>
-          <w:lang w:eastAsia="es-CO"/>
-        </w:rPr>
-        <w:t> con referencia C?</w:t>
-      </w:r>
-    </w:p>
-    <w:p>
-      <w:pPr>
-        <w:spacing w:before="0" w:after="0"/>
-        <w:ind w:firstLine="708"/>
-        <w:rPr>
-          <w:rFonts w:cs="Calibri"/>
-          <w:lang w:eastAsia="es-CO"/>
-        </w:rPr>
-      </w:pPr>
-    </w:p>
-    <w:p>
-      <w:pPr>
-        <w:spacing w:before="0" w:after="0"/>
-        <w:ind w:firstLine="708"/>
-        <w:rPr>
-          <w:rFonts w:cs="Calibri"/>
-          <w:lang w:eastAsia="es-CO"/>
-        </w:rPr>
-      </w:pPr>
-      <w:r>
-        <w:rPr>
-          <w:rFonts w:cs="Calibri"/>
-          <w:lang w:eastAsia="es-CO"/>
-        </w:rPr>
-        <w:t>En cuanto a su ubicación en góndola, se sitúan en las zonas más altas o menos accesibles, además de estar más alejados de los muelles de salida o de carga, precisamente porque se requiere acceder a ellos de manera esporádica.</w:t>
-      </w:r>
-    </w:p>
-    <w:p>
-      <w:pPr>
-        <w:spacing w:before="0" w:after="0"/>
-        <w:ind w:firstLine="708"/>
-        <w:rPr>
-          <w:rFonts w:cs="Calibri"/>
-          <w:lang w:eastAsia="es-CO"/>
-        </w:rPr>
-      </w:pPr>
-    </w:p>
-    <w:p>
-      <w:pPr>
-        <w:spacing w:before="0" w:after="0"/>
-        <w:ind w:firstLine="708"/>
-        <w:rPr>
-          <w:rFonts w:cs="Calibri"/>
-          <w:lang w:eastAsia="es-CO"/>
-        </w:rPr>
-      </w:pPr>
-      <w:r>
-        <w:rPr>
-          <w:rFonts w:cs="Calibri"/>
-          <w:b/>
-          <w:bCs/>
-          <w:lang w:eastAsia="es-CO"/>
-        </w:rPr>
-        <w:t>Ejemplos:</w:t>
-      </w:r>
-      <w:r>
-        <w:rPr>
-          <w:rFonts w:cs="Calibri"/>
-          <w:lang w:eastAsia="es-CO"/>
-        </w:rPr>
-        <w:t xml:space="preserve"> secciones de productos de baja rotación como por ejemplo tornillos, tuercas, clavos, cadenas, cuerdas, mangueras, químicos para limpieza, entre otros. Y en cuanto a su ubicación son situados en la zona caliente, con el fin de incrementar sus posibilidades para ser vistos por los clientes.</w:t>
-      </w:r>
-    </w:p>
-    <w:p>
-      <w:pPr>
-        <w:spacing w:before="0" w:after="0"/>
-        <w:ind w:firstLine="708"/>
-        <w:rPr>
-          <w:rFonts w:cs="Calibri"/>
-          <w:lang w:eastAsia="es-CO"/>
-        </w:rPr>
-      </w:pPr>
-    </w:p>
-    <w:p>
-      <w:pPr>
-        <w:spacing w:before="0" w:after="0"/>
-        <w:ind w:firstLine="708"/>
-        <w:rPr>
-          <w:rFonts w:cs="Calibri"/>
-          <w:lang w:eastAsia="es-CO"/>
-        </w:rPr>
-      </w:pPr>
-      <w:r>
-        <w:rPr>
-          <w:rFonts w:cs="Calibri"/>
-          <w:lang w:eastAsia="es-CO"/>
-        </w:rPr>
-        <w:t>Se debe recordar que las secciones son unidades independientes de negocio en las que normalmente son agrupadas varias categorías homogéneas de productos, que a su vez son afines a las necesidades que satisfacen los artículos conformados en cada sección; y además, que las categorías de productos son divisiones dentro de la sección en las que son agrupadas varias familias, formando conjuntos de productos que los clientes perciben como conectados en la satisfacción de una necesidad o de un concepto estratégico específico. Esta conexión posee dos formas de presentación en función de cómo sean agrupados de manera estratégica los productos que la conforman: categorías operativas y categorías conceptuales.</w:t>
-      </w:r>
-    </w:p>
-    <w:p>
-      <w:pPr>
-        <w:spacing w:before="0" w:after="0"/>
-        <w:ind w:firstLine="708"/>
-        <w:rPr>
-          <w:rFonts w:cs="Calibri"/>
-          <w:lang w:eastAsia="es-CO"/>
-        </w:rPr>
-      </w:pPr>
-      <w:r>
-        <w:rPr>
-          <w:rFonts w:cs="Calibri"/>
-          <w:lang w:eastAsia="es-CO"/>
-        </w:rPr>
-        <w:t>Adicionalmente, a este Método ABC, se le puede sumar un cuarto nivel:</w:t>
-      </w:r>
-    </w:p>
-    <w:p>
-      <w:pPr>
-        <w:spacing w:before="0" w:after="0"/>
-        <w:ind w:firstLine="708"/>
-        <w:rPr>
-          <w:rFonts w:cs="Calibri"/>
-          <w:b/>
-          <w:bCs/>
-          <w:lang w:eastAsia="es-CO"/>
-        </w:rPr>
-      </w:pPr>
-    </w:p>
-    <w:p>
-      <w:pPr>
-        <w:spacing w:before="0" w:after="0"/>
-        <w:ind w:firstLine="708"/>
-        <w:rPr>
-          <w:rFonts w:cs="Calibri"/>
-          <w:lang w:eastAsia="es-CO"/>
-        </w:rPr>
-      </w:pPr>
-      <w:r>
-        <w:rPr>
-          <w:rFonts w:cs="Calibri"/>
-          <w:b/>
-          <w:bCs/>
-          <w:lang w:eastAsia="es-CO"/>
-        </w:rPr>
-        <w:lastRenderedPageBreak/>
-        <w:t>Artículos de baja rotación - alta implicación.</w:t>
-      </w:r>
-      <w:r>
-        <w:rPr>
-          <w:rFonts w:cs="Calibri"/>
-          <w:lang w:eastAsia="es-CO"/>
-        </w:rPr>
-        <w:t> Son los que tienen un surtido de referencias con un nivel bajo de ventas, pero presumen compras que se hacen necesarias en algún momento. Esta categoría está formada por productos que se compran de forma reflexiva. Debido a que poseen una naturaleza de consumo duradera y al tener un precio alto, su venta exige un análisis e incluso comparación entre varias marcas, por lo que la asesoría por parte de un vendedor es vital.</w:t>
-      </w:r>
-    </w:p>
-    <w:p>
-      <w:pPr>
-        <w:spacing w:before="0" w:after="0"/>
-        <w:ind w:firstLine="708"/>
-        <w:rPr>
-          <w:rFonts w:cs="Calibri"/>
-          <w:lang w:eastAsia="es-CO"/>
-        </w:rPr>
-      </w:pPr>
-      <w:r>
-        <w:rPr>
-          <w:rFonts w:cs="Calibri"/>
-          <w:b/>
-          <w:bCs/>
-          <w:lang w:eastAsia="es-CO"/>
-        </w:rPr>
-        <w:t>Ejemplos:</w:t>
-      </w:r>
-      <w:r>
-        <w:rPr>
-          <w:rFonts w:cs="Calibri"/>
-          <w:lang w:eastAsia="es-CO"/>
-        </w:rPr>
-        <w:t> sección de productos de baja rotación, pero alta implicación tales como artículos de telefonía, informática e imagen y sonido. Como son categorías que tienen artículos de alta implicación, su ubicación en el punto de venta apunta de manera estratégica hacia un lugar donde un asesor pueda, de manera especializada y personalizada, atender a los clientes. Mobiliario como mostradores y puntos de información son necesarios para poder canalizar y materializar una venta (Borja, 2021).</w:t>
-      </w:r>
-    </w:p>
-    <w:p>
-      <w:pPr>
-        <w:spacing w:before="0" w:after="0"/>
-        <w:ind w:firstLine="708"/>
-        <w:rPr>
-          <w:rFonts w:cs="Calibri"/>
-          <w:lang w:eastAsia="es-CO"/>
-        </w:rPr>
-      </w:pPr>
-    </w:p>
-    <w:p>
-      <w:pPr>
-        <w:pStyle w:val="Ttulo2"/>
-      </w:pPr>
-      <w:bookmarkStart w:id="19" w:name="_Toc231933225"/>
-      <w:r>
-        <w:t>Codificación de productos</w:t>
-      </w:r>
-      <w:bookmarkEnd w:id="19"/>
-    </w:p>
-    <w:p>
-      <w:pPr>
-        <w:spacing w:before="0" w:after="0"/>
-        <w:ind w:firstLine="708"/>
-        <w:rPr>
-          <w:rFonts w:cs="Calibri"/>
-          <w:lang w:eastAsia="es-CO"/>
-        </w:rPr>
-      </w:pPr>
-      <w:r>
-        <w:rPr>
-          <w:rFonts w:cs="Calibri"/>
-          <w:lang w:eastAsia="es-CO"/>
-        </w:rPr>
-        <w:t>La codificación de artículos en el establecimiento hace que se tenga una buena organización del inventario, por esto influye de manera positiva en todas las actividades que se realicen en el punto de venta. Por ello, la importancia de que cada producto esté identificado desde antes de que el cliente lo ubique en su carrito de compra.</w:t>
-      </w:r>
-    </w:p>
-    <w:p>
-      <w:pPr>
-        <w:spacing w:before="0" w:after="0"/>
-        <w:ind w:firstLine="708"/>
-        <w:rPr>
-          <w:rFonts w:cs="Calibri"/>
-          <w:lang w:eastAsia="es-CO"/>
-        </w:rPr>
-      </w:pPr>
-    </w:p>
-    <w:p>
-      <w:pPr>
-        <w:spacing w:before="0" w:after="0"/>
-        <w:ind w:firstLine="708"/>
-        <w:rPr>
-          <w:rFonts w:cs="Calibri"/>
-          <w:lang w:eastAsia="es-CO"/>
-        </w:rPr>
-      </w:pPr>
-      <w:r>
-        <w:rPr>
-          <w:rFonts w:cs="Calibri"/>
-          <w:lang w:eastAsia="es-CO"/>
-        </w:rPr>
-        <w:t>El proceso de codificación de productos radica en identificar los artículos sin equivocación con un código o signo. Código que se asocia a una etiqueta que se adhiere al producto y que va a permitir el acceso a él de forma electrónica. Los más usados son los códigos de barras y las etiquetas RFID (etiquetas autoadhesivas, flexibles y delgadas, con impresión frontal humanamente visible).</w:t>
-      </w:r>
-    </w:p>
-    <w:p>
-      <w:pPr>
-        <w:spacing w:before="0" w:after="0"/>
-        <w:ind w:firstLine="708"/>
-        <w:rPr>
-          <w:rFonts w:cs="Calibri"/>
-          <w:lang w:eastAsia="es-CO"/>
-        </w:rPr>
-      </w:pPr>
-      <w:r>
-        <w:rPr>
-          <w:rFonts w:cs="Calibri"/>
-          <w:lang w:eastAsia="es-CO"/>
-        </w:rPr>
-        <w:lastRenderedPageBreak/>
-        <w:t>Codificar significa fijar un código a un artículo. Con este código se puede conocer algunas de sus características principales como por ejemplo la referencia, fecha de llegada al almacén, fechas de envasado y de expiración e ingredientes, entre otras. Su finalidad es identificar los artículos de forma unívoca (no pueden existir dos artículos con el mismo código). El sistema de gestión de bodegas (</w:t>
-      </w:r>
-      <w:r>
-        <w:rPr>
-          <w:rStyle w:val="Extranjerismo"/>
-          <w:rFonts w:cs="Calibri"/>
-          <w:lang w:eastAsia="es-CO"/>
-        </w:rPr>
-        <w:t>WMS - Warehouse</w:t>
-      </w:r>
-      <w:r>
-        <w:rPr>
-          <w:rFonts w:cs="Calibri"/>
-          <w:lang w:eastAsia="es-CO"/>
-        </w:rPr>
-        <w:t xml:space="preserve"> </w:t>
-      </w:r>
-      <w:r>
-        <w:rPr>
-          <w:rStyle w:val="Extranjerismo"/>
-          <w:rFonts w:cs="Calibri"/>
-          <w:lang w:eastAsia="es-CO"/>
-        </w:rPr>
-        <w:t>Management System)</w:t>
-      </w:r>
-      <w:r>
-        <w:rPr>
-          <w:rFonts w:cs="Calibri"/>
-          <w:lang w:eastAsia="es-CO"/>
-        </w:rPr>
-        <w:t xml:space="preserve"> tiene un papel preponderante en este proceso porque es el que crea el código de cada artículo, fija las ubicaciones de los artículos en el punto de venta y controla su trazabilidad.</w:t>
-      </w:r>
-    </w:p>
-    <w:p>
-      <w:pPr>
-        <w:spacing w:before="0" w:after="0"/>
-        <w:ind w:firstLine="708"/>
-        <w:rPr>
-          <w:rFonts w:cs="Calibri"/>
-          <w:lang w:eastAsia="es-CO"/>
-        </w:rPr>
-      </w:pPr>
-    </w:p>
-    <w:p>
-      <w:pPr>
-        <w:spacing w:before="0" w:after="0"/>
-        <w:ind w:firstLine="708"/>
-        <w:rPr>
-          <w:rFonts w:cs="Calibri"/>
-          <w:lang w:eastAsia="es-CO"/>
-        </w:rPr>
-      </w:pPr>
-      <w:r>
-        <w:rPr>
-          <w:rFonts w:cs="Calibri"/>
-          <w:lang w:eastAsia="es-CO"/>
-        </w:rPr>
-        <w:t>Actualmente hay tendencias como las entregas extrarrápidas o el acopio de mercancías de un tamaño menor han dado como resultado una complicación en los procesos del establecimiento. Por ello, se hace vital que se pueda instaurar un control íntegro de los productos, registrando todos sus movimientos con el fin de hacer un estudio exacto sobre los flujos de mercancía para poderlos optimizar. Gracias a esta codificación y a la asistencia de la gestión de bodegas - WMS, los operarios pueden localizar y expedir productos más rápidamente y con menores errores (Publicaciones Vértice, 2010).</w:t>
-      </w:r>
-    </w:p>
-    <w:p>
-      <w:pPr>
-        <w:spacing w:before="0" w:after="0"/>
-        <w:ind w:firstLine="708"/>
-        <w:rPr>
-          <w:rFonts w:cs="Calibri"/>
-          <w:lang w:eastAsia="es-CO"/>
-        </w:rPr>
-      </w:pPr>
-    </w:p>
-    <w:p>
-      <w:pPr>
-        <w:pStyle w:val="Ttulo2"/>
-      </w:pPr>
-      <w:bookmarkStart w:id="20" w:name="_Toc231933226"/>
-      <w:r>
-        <w:t>El precio</w:t>
-      </w:r>
-      <w:bookmarkEnd w:id="20"/>
-    </w:p>
-    <w:p>
-      <w:pPr>
-        <w:spacing w:before="0" w:after="0"/>
-        <w:ind w:firstLine="708"/>
-        <w:rPr>
-          <w:rFonts w:cs="Calibri"/>
-          <w:lang w:eastAsia="es-CO"/>
-        </w:rPr>
-      </w:pPr>
-      <w:r>
-        <w:rPr>
-          <w:rFonts w:cs="Calibri"/>
-          <w:lang w:eastAsia="es-CO"/>
-        </w:rPr>
-        <w:t xml:space="preserve">El precio es la cantidad monetaria que se requiere para obtener un bien o un servicio, y se desarrolla a través de una transacción en la que el cliente hace el pago al fabricante. Para que se produzca tal transacción el precio debe ser aprobado por el cliente y los distribuidores (en caso de que los haya). Por eso, el precio es un indicador del equilibrio entre clientes y vendedores cuando se compra y se vende un bien o </w:t>
-      </w:r>
-      <w:r>
-        <w:rPr>
-          <w:rFonts w:cs="Calibri"/>
-          <w:lang w:eastAsia="es-CO"/>
-        </w:rPr>
-        <w:lastRenderedPageBreak/>
-        <w:t>servicio. La llamada ley de la oferta y la demanda es una teoría económica que representa ese equilibrio entre compradores y vendedores (Kotler y Armstrong, 2013).</w:t>
+        <w:t>cliente y los distribuidores (en caso de que los haya). Por eso, el precio es un indicador del equilibrio entre clientes y vendedores cuando se compra y se vende un bien o servicio. La llamada ley de la oferta y la demanda es una teoría económica que representa ese equilibrio entre compradores y vendedores (Kotler y Armstrong, 2013).</w:t>
       </w:r>
     </w:p>
     <w:p>
@@ -17041,7 +17226,7 @@
           <w:noProof/>
         </w:rPr>
         <w:drawing>
-          <wp:inline distT="0" distB="0" distL="0" distR="0" wp14:anchorId="403B85D3" wp14:editId="5CB9F0DD">
+          <wp:inline distT="0" distB="0" distL="0" distR="0" wp14:anchorId="403B85D3" wp14:editId="0F8DC3DD">
             <wp:extent cx="4680000" cy="2635188"/>
             <wp:effectExtent l="0" t="0" r="6350" b="0"/>
             <wp:docPr id="447697187" name="Imagen 65">
@@ -17070,7 +17255,7 @@
                     </pic:cNvPicPr>
                   </pic:nvPicPr>
                   <pic:blipFill>
-                    <a:blip r:embed="rId40" cstate="print">
+                    <a:blip r:embed="rId46" cstate="print">
                       <a:extLst>
                         <a:ext uri="{28A0092B-C50C-407E-A947-70E740481C1C}">
                           <a14:useLocalDpi xmlns:a14="http://schemas.microsoft.com/office/drawing/2010/main" val="0"/>
@@ -17104,7 +17289,7 @@
     </w:p>
     <w:p>
       <w:pPr>
-        <w:spacing w:before="0" w:after="0"/>
+        <w:spacing w:before="0"/>
         <w:ind w:right="-142" w:firstLine="0"/>
         <w:jc w:val="center"/>
         <w:rPr>
@@ -17112,7 +17297,7 @@
           <w:b/>
         </w:rPr>
       </w:pPr>
-      <w:hyperlink r:id="rId41" w:history="1">
+      <w:hyperlink r:id="rId47" w:history="1">
         <w:r>
           <w:rPr>
             <w:rStyle w:val="Hipervnculo"/>
@@ -17122,17 +17307,6 @@
           <w:t>Enlace de reproducción del video</w:t>
         </w:r>
       </w:hyperlink>
-    </w:p>
-    <w:p>
-      <w:pPr>
-        <w:spacing w:before="0" w:after="0"/>
-        <w:ind w:right="-142" w:firstLine="0"/>
-        <w:jc w:val="center"/>
-        <w:rPr>
-          <w:rFonts w:cs="Calibri"/>
-          <w:b/>
-        </w:rPr>
-      </w:pPr>
     </w:p>
     <w:tbl>
       <w:tblPr>
@@ -17158,7 +17332,7 @@
                 <w:ilvl w:val="0"/>
                 <w:numId w:val="0"/>
               </w:numPr>
-              <w:spacing w:before="0" w:after="0"/>
+              <w:spacing w:before="0"/>
               <w:ind w:left="1134" w:hanging="1134"/>
               <w:jc w:val="left"/>
               <w:rPr>
@@ -17354,21 +17528,7 @@
               <w:rPr>
                 <w:rFonts w:cs="Calibri"/>
               </w:rPr>
-              <w:t xml:space="preserve"> Es el precio máximo que el cliente está dispuesto a pagar por un producto o servicio, y el mismo va relacionado con la oferta y demanda </w:t>
-            </w:r>
-            <w:proofErr w:type="gramStart"/>
-            <w:r>
-              <w:rPr>
-                <w:rFonts w:cs="Calibri"/>
-              </w:rPr>
-              <w:t>del mismo</w:t>
-            </w:r>
-            <w:proofErr w:type="gramEnd"/>
-            <w:r>
-              <w:rPr>
-                <w:rFonts w:cs="Calibri"/>
-              </w:rPr>
-              <w:t xml:space="preserve"> para ese momento.</w:t>
+              <w:t xml:space="preserve"> Es el precio máximo que el cliente está dispuesto a pagar por un producto o servicio, y el mismo va relacionado con la oferta y demanda del mismo para ese momento.</w:t>
             </w:r>
           </w:p>
           <w:p>
@@ -17557,11 +17717,11 @@
       <w:pPr>
         <w:pStyle w:val="Ttulo2"/>
       </w:pPr>
-      <w:bookmarkStart w:id="21" w:name="_Toc231933227"/>
+      <w:bookmarkStart w:id="22" w:name="_Toc232406907"/>
       <w:r>
         <w:t>Activación de marca</w:t>
       </w:r>
-      <w:bookmarkEnd w:id="21"/>
+      <w:bookmarkEnd w:id="22"/>
     </w:p>
     <w:p>
       <w:pPr>
@@ -17730,7 +17890,21 @@
           <w:rFonts w:cs="Calibri"/>
           <w:lang w:eastAsia="es-CO"/>
         </w:rPr>
-        <w:t>En esta activación de marca es muy importante que todos los puntos de contacto con los que dispone la empresa para interactuar con sus clientes sirvan para que ellos interactúen con la marca y contribuyan a generar la experiencia que debe ser no solo agradable, sino también significativa; y más importante, lograr que los clientes luego de la experiencia realicen un “voz a voz” positivo con sus contactos, bien sea de manera presencial o virtual a través de redes sociales, WhatsApp y demás herramientas digitales. Resulta más poderosa la recomendación de un amigo, familiar o conocido que la misma publicidad realizada por la marca.</w:t>
+        <w:t xml:space="preserve">En esta activación de marca es muy importante que todos los puntos de contacto con los que dispone la empresa para interactuar con sus clientes sirvan para que ellos interactúen con la marca y contribuyan a generar la experiencia que debe ser no solo agradable, sino también significativa; y más importante, lograr que los clientes luego de la experiencia realicen un “voz a voz” positivo con sus contactos, bien sea de manera presencial o virtual a través de redes sociales, </w:t>
+      </w:r>
+      <w:r>
+        <w:rPr>
+          <w:rStyle w:val="Extranjerismo"/>
+          <w:lang w:eastAsia="es-CO"/>
+        </w:rPr>
+        <w:t>WhatsApp</w:t>
+      </w:r>
+      <w:r>
+        <w:rPr>
+          <w:rFonts w:cs="Calibri"/>
+          <w:lang w:eastAsia="es-CO"/>
+        </w:rPr>
+        <w:t xml:space="preserve"> y demás herramientas digitales. Resulta más poderosa la recomendación de un amigo, familiar o conocido que la misma publicidad realizada por la marca.</w:t>
       </w:r>
     </w:p>
     <w:p>
@@ -17932,7 +18106,21 @@
           <w:rFonts w:cs="Calibri"/>
           <w:lang w:eastAsia="es-CO"/>
         </w:rPr>
-        <w:t>Se refiere a internet y su ecosistema digital, que incluye el sitio web, aplicaciones, redes sociales, </w:t>
+        <w:t xml:space="preserve">Se refiere a internet y su ecosistema digital, que incluye el sitio </w:t>
+      </w:r>
+      <w:r>
+        <w:rPr>
+          <w:rStyle w:val="Extranjerismo"/>
+          <w:lang w:eastAsia="es-CO"/>
+        </w:rPr>
+        <w:t>web</w:t>
+      </w:r>
+      <w:r>
+        <w:rPr>
+          <w:rFonts w:cs="Calibri"/>
+          <w:lang w:eastAsia="es-CO"/>
+        </w:rPr>
+        <w:t>, aplicaciones, redes sociales, </w:t>
       </w:r>
       <w:r>
         <w:rPr>
@@ -18059,9 +18247,7 @@
       </w:r>
       <w:r>
         <w:rPr>
-          <w:rFonts w:cs="Calibri"/>
-          <w:i/>
-          <w:iCs/>
+          <w:rStyle w:val="Extranjerismo"/>
           <w:lang w:eastAsia="es-CO"/>
         </w:rPr>
         <w:t>retail</w:t>
@@ -18558,7 +18744,7 @@
           <w:rFonts w:cs="Calibri"/>
         </w:rPr>
       </w:pPr>
-      <w:bookmarkStart w:id="22" w:name="_Toc231933228"/>
+      <w:bookmarkStart w:id="23" w:name="_Toc232406908"/>
       <w:r>
         <w:rPr>
           <w:rFonts w:cs="Calibri"/>
@@ -18566,7 +18752,7 @@
         <w:lastRenderedPageBreak/>
         <w:t>Síntesis</w:t>
       </w:r>
-      <w:bookmarkEnd w:id="22"/>
+      <w:bookmarkEnd w:id="23"/>
     </w:p>
     <w:p>
       <w:pPr>
@@ -18617,10 +18803,10 @@
                     <pic:cNvPicPr/>
                   </pic:nvPicPr>
                   <pic:blipFill>
-                    <a:blip r:embed="rId42">
+                    <a:blip r:embed="rId48">
                       <a:extLst>
                         <a:ext uri="{96DAC541-7B7A-43D3-8B79-37D633B846F1}">
-                          <asvg:svgBlip xmlns:asvg="http://schemas.microsoft.com/office/drawing/2016/SVG/main" r:embed="rId43"/>
+                          <asvg:svgBlip xmlns:asvg="http://schemas.microsoft.com/office/drawing/2016/SVG/main" r:embed="rId49"/>
                         </a:ext>
                       </a:extLst>
                     </a:blip>
@@ -18656,8 +18842,8 @@
           <w:rFonts w:cs="Calibri"/>
         </w:rPr>
       </w:pPr>
-      <w:bookmarkStart w:id="23" w:name="_Toc176443725"/>
-      <w:bookmarkStart w:id="24" w:name="_Toc231933229"/>
+      <w:bookmarkStart w:id="24" w:name="_Toc176443725"/>
+      <w:bookmarkStart w:id="25" w:name="_Toc232406909"/>
       <w:r>
         <w:rPr>
           <w:rFonts w:cs="Calibri"/>
@@ -18665,8 +18851,8 @@
         <w:lastRenderedPageBreak/>
         <w:t>Glosario</w:t>
       </w:r>
-      <w:bookmarkEnd w:id="23"/>
       <w:bookmarkEnd w:id="24"/>
+      <w:bookmarkEnd w:id="25"/>
     </w:p>
     <w:p>
       <w:pPr>
@@ -19249,8 +19435,8 @@
           <w:rFonts w:cs="Calibri"/>
         </w:rPr>
       </w:pPr>
-      <w:bookmarkStart w:id="25" w:name="_Toc176443726"/>
-      <w:bookmarkStart w:id="26" w:name="_Toc231933230"/>
+      <w:bookmarkStart w:id="26" w:name="_Toc176443726"/>
+      <w:bookmarkStart w:id="27" w:name="_Toc232406910"/>
       <w:r>
         <w:rPr>
           <w:rFonts w:cs="Calibri"/>
@@ -19258,8 +19444,8 @@
         <w:lastRenderedPageBreak/>
         <w:t>Referencias bibliográficas</w:t>
       </w:r>
-      <w:bookmarkEnd w:id="25"/>
       <w:bookmarkEnd w:id="26"/>
+      <w:bookmarkEnd w:id="27"/>
     </w:p>
     <w:p>
       <w:pPr>
@@ -19450,7 +19636,21 @@
           <w:rFonts w:cs="Calibri"/>
           <w:lang w:val="es-MX" w:eastAsia="es-CO"/>
         </w:rPr>
-        <w:t>Vigaray, M. D. (2005). Comercialización y retailing: distribución comercial aplicada. Pearson Educación.</w:t>
+        <w:t xml:space="preserve">Vigaray, M. D. (2005). Comercialización y </w:t>
+      </w:r>
+      <w:r>
+        <w:rPr>
+          <w:rStyle w:val="Extranjerismo"/>
+          <w:lang w:val="es-MX" w:eastAsia="es-CO"/>
+        </w:rPr>
+        <w:t>retailing</w:t>
+      </w:r>
+      <w:r>
+        <w:rPr>
+          <w:rFonts w:cs="Calibri"/>
+          <w:lang w:val="es-MX" w:eastAsia="es-CO"/>
+        </w:rPr>
+        <w:t>: distribución comercial aplicada. Pearson Educación.</w:t>
       </w:r>
     </w:p>
     <w:p>
@@ -19501,8 +19701,8 @@
           <w:rFonts w:cs="Calibri"/>
         </w:rPr>
       </w:pPr>
-      <w:bookmarkStart w:id="27" w:name="_Toc176443727"/>
-      <w:bookmarkStart w:id="28" w:name="_Toc231933231"/>
+      <w:bookmarkStart w:id="28" w:name="_Toc176443727"/>
+      <w:bookmarkStart w:id="29" w:name="_Toc232406911"/>
       <w:r>
         <w:rPr>
           <w:rFonts w:cs="Calibri"/>
@@ -19510,8 +19710,8 @@
         <w:lastRenderedPageBreak/>
         <w:t>Créditos</w:t>
       </w:r>
-      <w:bookmarkEnd w:id="27"/>
       <w:bookmarkEnd w:id="28"/>
+      <w:bookmarkEnd w:id="29"/>
     </w:p>
     <w:tbl>
       <w:tblPr>
@@ -20308,7 +20508,15 @@
                 <w:sz w:val="28"/>
                 <w:szCs w:val="24"/>
               </w:rPr>
-              <w:t>Desarrollador full stack</w:t>
+              <w:t xml:space="preserve">Desarrollador </w:t>
+            </w:r>
+            <w:r>
+              <w:rPr>
+                <w:rStyle w:val="Extranjerismo"/>
+                <w:sz w:val="28"/>
+                <w:szCs w:val="24"/>
+              </w:rPr>
+              <w:t>full stack</w:t>
             </w:r>
           </w:p>
         </w:tc>
@@ -20586,8 +20794,8 @@
       </w:pPr>
     </w:p>
     <w:sectPr>
-      <w:headerReference w:type="default" r:id="rId44"/>
-      <w:footerReference w:type="default" r:id="rId45"/>
+      <w:headerReference w:type="default" r:id="rId50"/>
+      <w:footerReference w:type="default" r:id="rId51"/>
       <w:pgSz w:w="12240" w:h="15840"/>
       <w:pgMar w:top="1701" w:right="1134" w:bottom="1134" w:left="1134" w:header="709" w:footer="624" w:gutter="0"/>
       <w:pgNumType w:start="1"/>
@@ -25105,6 +25313,7 @@
   <w:style w:type="character" w:default="1" w:styleId="Fuentedeprrafopredeter">
     <w:name w:val="Default Paragraph Font"/>
     <w:uiPriority w:val="1"/>
+    <w:semiHidden/>
     <w:unhideWhenUsed/>
   </w:style>
   <w:style w:type="table" w:default="1" w:styleId="Tablanormal">
@@ -25584,9 +25793,13 @@
     <w:autoRedefine/>
     <w:uiPriority w:val="39"/>
     <w:unhideWhenUsed/>
-    <w:rsid w:val="000434FA"/>
+    <w:rsid w:val="00652667"/>
     <w:pPr>
-      <w:spacing w:after="100"/>
+      <w:tabs>
+        <w:tab w:val="left" w:pos="1701"/>
+        <w:tab w:val="right" w:leader="dot" w:pos="9962"/>
+      </w:tabs>
+      <w:spacing w:before="0" w:after="0"/>
       <w:ind w:left="280"/>
     </w:pPr>
   </w:style>
@@ -26074,6 +26287,21 @@
     <w:name w:val="citation-67"/>
     <w:basedOn w:val="Fuentedeprrafopredeter"/>
     <w:rsid w:val="00A37698"/>
+  </w:style>
+  <w:style w:type="paragraph" w:styleId="Sinespaciado">
+    <w:name w:val="No Spacing"/>
+    <w:uiPriority w:val="1"/>
+    <w:qFormat/>
+    <w:rsid w:val="00082089"/>
+    <w:pPr>
+      <w:ind w:firstLine="709"/>
+    </w:pPr>
+    <w:rPr>
+      <w:kern w:val="2"/>
+      <w:sz w:val="28"/>
+      <w:szCs w:val="22"/>
+      <w:lang w:eastAsia="en-US"/>
+    </w:rPr>
   </w:style>
 </w:styles>
 </file>
@@ -26385,6 +26613,19 @@
 </file>
 
 <file path=customXml/item2.xml><?xml version="1.0" encoding="utf-8"?>
+<?mso-contentType ?>
+<FormTemplates xmlns="http://schemas.microsoft.com/sharepoint/v3/contenttype/forms">
+  <Display>DocumentLibraryForm</Display>
+  <Edit>DocumentLibraryForm</Edit>
+  <New>DocumentLibraryForm</New>
+</FormTemplates>
+</file>
+
+<file path=customXml/item3.xml><?xml version="1.0" encoding="utf-8"?>
+<b:Sources xmlns:b="http://schemas.openxmlformats.org/officeDocument/2006/bibliography" xmlns="http://schemas.openxmlformats.org/officeDocument/2006/bibliography" SelectedStyle="\APASixthEditionOfficeOnline.xsl" StyleName="APA" Version="6"/>
+</file>
+
+<file path=customXml/item4.xml><?xml version="1.0" encoding="utf-8"?>
 <ct:contentTypeSchema xmlns:ct="http://schemas.microsoft.com/office/2006/metadata/contentType" xmlns:ma="http://schemas.microsoft.com/office/2006/metadata/properties/metaAttributes" ct:_="" ma:_="" ma:contentTypeName="Documento" ma:contentTypeID="0x0101006A81D6BD42E8DF4C91013959704817E1" ma:contentTypeVersion="15" ma:contentTypeDescription="Crear nuevo documento." ma:contentTypeScope="" ma:versionID="bf4f72ffd194f0963ff564daca6869f7">
   <xsd:schema xmlns:xsd="http://www.w3.org/2001/XMLSchema" xmlns:xs="http://www.w3.org/2001/XMLSchema" xmlns:p="http://schemas.microsoft.com/office/2006/metadata/properties" xmlns:ns2="13c90a0b-73bc-4dc0-be5f-28d77b615beb" xmlns:ns3="13c93bba-48ce-428c-bfe5-88b42c19b028" targetNamespace="http://schemas.microsoft.com/office/2006/metadata/properties" ma:root="true" ma:fieldsID="8718d6f4873a5b1392a45044efa78385" ns2:_="" ns3:_="">
     <xsd:import namespace="13c90a0b-73bc-4dc0-be5f-28d77b615beb"/>
@@ -26619,19 +26860,6 @@
 </ct:contentTypeSchema>
 </file>
 
-<file path=customXml/item3.xml><?xml version="1.0" encoding="utf-8"?>
-<?mso-contentType ?>
-<FormTemplates xmlns="http://schemas.microsoft.com/sharepoint/v3/contenttype/forms">
-  <Display>DocumentLibraryForm</Display>
-  <Edit>DocumentLibraryForm</Edit>
-  <New>DocumentLibraryForm</New>
-</FormTemplates>
-</file>
-
-<file path=customXml/item4.xml><?xml version="1.0" encoding="utf-8"?>
-<b:Sources xmlns:b="http://schemas.openxmlformats.org/officeDocument/2006/bibliography" xmlns="http://schemas.openxmlformats.org/officeDocument/2006/bibliography" SelectedStyle="\APASixthEditionOfficeOnline.xsl" StyleName="APA" Version="6"/>
-</file>
-
 <file path=customXml/itemProps1.xml><?xml version="1.0" encoding="utf-8"?>
 <ds:datastoreItem xmlns:ds="http://schemas.openxmlformats.org/officeDocument/2006/customXml" ds:itemID="{CEECB56F-E1D8-45BF-A0A3-B5258E7263D4}">
   <ds:schemaRefs>
@@ -26644,6 +26872,22 @@
 </file>
 
 <file path=customXml/itemProps2.xml><?xml version="1.0" encoding="utf-8"?>
+<ds:datastoreItem xmlns:ds="http://schemas.openxmlformats.org/officeDocument/2006/customXml" ds:itemID="{91756AAB-0645-4FFC-990B-34BB6096B23B}">
+  <ds:schemaRefs>
+    <ds:schemaRef ds:uri="http://schemas.microsoft.com/sharepoint/v3/contenttype/forms"/>
+  </ds:schemaRefs>
+</ds:datastoreItem>
+</file>
+
+<file path=customXml/itemProps3.xml><?xml version="1.0" encoding="utf-8"?>
+<ds:datastoreItem xmlns:ds="http://schemas.openxmlformats.org/officeDocument/2006/customXml" ds:itemID="{1AF2C25B-FB23-49D7-861B-D97474F002D2}">
+  <ds:schemaRefs>
+    <ds:schemaRef ds:uri="http://schemas.openxmlformats.org/officeDocument/2006/bibliography"/>
+  </ds:schemaRefs>
+</ds:datastoreItem>
+</file>
+
+<file path=customXml/itemProps4.xml><?xml version="1.0" encoding="utf-8"?>
 <ds:datastoreItem xmlns:ds="http://schemas.openxmlformats.org/officeDocument/2006/customXml" ds:itemID="{4B3C6E78-634C-4AE7-B2E1-4D68F5BA9D52}">
   <ds:schemaRefs>
     <ds:schemaRef ds:uri="http://schemas.microsoft.com/office/2006/metadata/contentType"/>
@@ -26660,20 +26904,4 @@
     <ds:schemaRef ds:uri="http://schemas.microsoft.com/internal/obd"/>
   </ds:schemaRefs>
 </ds:datastoreItem>
-</file>
-
-<file path=customXml/itemProps3.xml><?xml version="1.0" encoding="utf-8"?>
-<ds:datastoreItem xmlns:ds="http://schemas.openxmlformats.org/officeDocument/2006/customXml" ds:itemID="{91756AAB-0645-4FFC-990B-34BB6096B23B}">
-  <ds:schemaRefs>
-    <ds:schemaRef ds:uri="http://schemas.microsoft.com/sharepoint/v3/contenttype/forms"/>
-  </ds:schemaRefs>
-</ds:datastoreItem>
-</file>
-
-<file path=customXml/itemProps4.xml><?xml version="1.0" encoding="utf-8"?>
-<ds:datastoreItem xmlns:ds="http://schemas.openxmlformats.org/officeDocument/2006/customXml" ds:itemID="{1AF2C25B-FB23-49D7-861B-D97474F002D2}">
-  <ds:schemaRefs>
-    <ds:schemaRef ds:uri="http://schemas.openxmlformats.org/officeDocument/2006/bibliography"/>
-  </ds:schemaRefs>
-</ds:datastoreItem>
 </file>
--- a/fuentes/CF7_621209_DU.docx
+++ b/fuentes/CF7_621209_DU.docx
@@ -2760,7 +2760,7 @@
           <w:noProof/>
         </w:rPr>
         <w:drawing>
-          <wp:inline distT="0" distB="0" distL="0" distR="0" wp14:anchorId="48151F35" wp14:editId="0AE2C3BF">
+          <wp:inline distT="0" distB="0" distL="0" distR="0" wp14:anchorId="48151F35" wp14:editId="04A2FABF">
             <wp:extent cx="4680000" cy="2632387"/>
             <wp:effectExtent l="0" t="0" r="6350" b="0"/>
             <wp:docPr id="1895842291" name="Imagen 4"/>
@@ -4255,221 +4255,6 @@
     </w:p>
     <w:p>
       <w:pPr>
-        <w:spacing w:before="0" w:after="0"/>
-        <w:rPr>
-          <w:rFonts w:cs="Calibri"/>
-          <w:b/>
-          <w:bCs/>
-          <w:lang w:eastAsia="es-CO"/>
-        </w:rPr>
-      </w:pPr>
-      <w:r>
-        <w:rPr>
-          <w:rFonts w:cs="Calibri"/>
-          <w:b/>
-          <w:bCs/>
-          <w:lang w:eastAsia="es-CO"/>
-        </w:rPr>
-        <w:t>La arquitectura exterior del establecimiento</w:t>
-      </w:r>
-    </w:p>
-    <w:p>
-      <w:pPr>
-        <w:spacing w:before="0" w:after="0"/>
-        <w:rPr>
-          <w:rFonts w:cs="Calibri"/>
-          <w:lang w:eastAsia="es-CO"/>
-        </w:rPr>
-      </w:pPr>
-      <w:r>
-        <w:rPr>
-          <w:rFonts w:cs="Calibri"/>
-          <w:lang w:eastAsia="es-CO"/>
-        </w:rPr>
-        <w:t>Son cuatro los elementos que conforman el diseño exterior de cualquier establecimiento. Estos elementos ayudan a mostrar la personalidad e identidad de una marca, contribuyendo a posicionar su imagen corporativa en la mente de los consumidores (Borja, 2021). Estas son:</w:t>
-      </w:r>
-    </w:p>
-    <w:p>
-      <w:pPr>
-        <w:spacing w:before="0" w:after="0"/>
-        <w:rPr>
-          <w:rFonts w:cs="Calibri"/>
-          <w:b/>
-          <w:bCs/>
-          <w:lang w:eastAsia="es-CO"/>
-        </w:rPr>
-      </w:pPr>
-      <w:r>
-        <w:rPr>
-          <w:rFonts w:cs="Calibri"/>
-          <w:b/>
-          <w:bCs/>
-          <w:lang w:eastAsia="es-CO"/>
-        </w:rPr>
-        <w:lastRenderedPageBreak/>
-        <w:t>La identidad</w:t>
-      </w:r>
-    </w:p>
-    <w:p>
-      <w:pPr>
-        <w:spacing w:before="0" w:after="0"/>
-        <w:rPr>
-          <w:rFonts w:cs="Calibri"/>
-          <w:lang w:eastAsia="es-CO"/>
-        </w:rPr>
-      </w:pPr>
-      <w:r>
-        <w:rPr>
-          <w:rFonts w:cs="Calibri"/>
-          <w:lang w:eastAsia="es-CO"/>
-        </w:rPr>
-        <w:t>Está relacionado con el rótulo comercial, que incluye el nombre, distintivo visual, colores, fuentes y diseño de la fachada. Este conjunto forma el rótulo corporativo, cuyo objetivo es la identificación del establecimiento.</w:t>
-      </w:r>
-    </w:p>
-    <w:p>
-      <w:pPr>
-        <w:spacing w:before="0" w:after="0"/>
-        <w:rPr>
-          <w:rFonts w:cs="Calibri"/>
-          <w:b/>
-          <w:bCs/>
-          <w:lang w:eastAsia="es-CO"/>
-        </w:rPr>
-      </w:pPr>
-      <w:r>
-        <w:rPr>
-          <w:rFonts w:cs="Calibri"/>
-          <w:b/>
-          <w:bCs/>
-          <w:lang w:eastAsia="es-CO"/>
-        </w:rPr>
-        <w:t>La puerta de entrada</w:t>
-      </w:r>
-    </w:p>
-    <w:p>
-      <w:pPr>
-        <w:spacing w:before="0" w:after="0"/>
-        <w:rPr>
-          <w:rFonts w:cs="Calibri"/>
-          <w:lang w:eastAsia="es-CO"/>
-        </w:rPr>
-      </w:pPr>
-      <w:r>
-        <w:rPr>
-          <w:rFonts w:cs="Calibri"/>
-          <w:lang w:eastAsia="es-CO"/>
-        </w:rPr>
-        <w:t>La puerta de entrada debe reflejar fielmente la identidad y el concepto empresarial del establecimiento comercial. Es crucial que su diseño sea apropiado para facilitar el acceso al local y atraer a los transeúntes a ingresar.</w:t>
-      </w:r>
-    </w:p>
-    <w:p>
-      <w:pPr>
-        <w:spacing w:before="0" w:after="0"/>
-        <w:rPr>
-          <w:rFonts w:cs="Calibri"/>
-          <w:b/>
-          <w:bCs/>
-          <w:lang w:eastAsia="es-CO"/>
-        </w:rPr>
-      </w:pPr>
-      <w:r>
-        <w:rPr>
-          <w:rFonts w:cs="Calibri"/>
-          <w:b/>
-          <w:bCs/>
-          <w:lang w:eastAsia="es-CO"/>
-        </w:rPr>
-        <w:t>El escaparate</w:t>
-      </w:r>
-    </w:p>
-    <w:p>
-      <w:pPr>
-        <w:spacing w:before="0" w:after="0"/>
-        <w:rPr>
-          <w:rFonts w:cs="Calibri"/>
-          <w:lang w:eastAsia="es-CO"/>
-        </w:rPr>
-      </w:pPr>
-      <w:r>
-        <w:rPr>
-          <w:rFonts w:cs="Calibri"/>
-          <w:lang w:eastAsia="es-CO"/>
-        </w:rPr>
-        <w:t>Es la vidriera comercial, es el más importante vehículo de comunicación entre el establecimiento y el cliente. Debe sintetizar y reflejar el estilo de la tienda, su identidad, lo que es y lo que ofrece.</w:t>
-      </w:r>
-    </w:p>
-    <w:p>
-      <w:pPr>
-        <w:spacing w:before="0" w:after="0"/>
-        <w:rPr>
-          <w:rFonts w:cs="Calibri"/>
-          <w:lang w:eastAsia="es-CO"/>
-        </w:rPr>
-      </w:pPr>
-      <w:r>
-        <w:rPr>
-          <w:rFonts w:cs="Calibri"/>
-          <w:lang w:eastAsia="es-CO"/>
-        </w:rPr>
-        <w:t>Se le considera como un excelente vendedor y tiene un carácter particularmente persuasivo y dominante sobre el cliente, siempre y cuando su diseño haga su función de impactar y llamar la atención. Permanece activo las veinticuatro horas del día, pero como desventaja su mensaje se capta por parte de los transeúntes en solo unos breves segundos. Por ello, la importancia de ser impactante para llamar la atención.</w:t>
-      </w:r>
-    </w:p>
-    <w:p>
-      <w:pPr>
-        <w:spacing w:before="0" w:after="0"/>
-        <w:rPr>
-          <w:rFonts w:cs="Calibri"/>
-          <w:b/>
-          <w:bCs/>
-          <w:lang w:eastAsia="es-CO"/>
-        </w:rPr>
-      </w:pPr>
-      <w:r>
-        <w:rPr>
-          <w:rFonts w:cs="Calibri"/>
-          <w:b/>
-          <w:bCs/>
-          <w:lang w:eastAsia="es-CO"/>
-        </w:rPr>
-        <w:t>Fachada</w:t>
-      </w:r>
-    </w:p>
-    <w:p>
-      <w:pPr>
-        <w:spacing w:before="0" w:after="0"/>
-        <w:rPr>
-          <w:rFonts w:cs="Calibri"/>
-          <w:lang w:eastAsia="es-CO"/>
-        </w:rPr>
-      </w:pPr>
-      <w:r>
-        <w:rPr>
-          <w:rFonts w:cs="Calibri"/>
-          <w:lang w:eastAsia="es-CO"/>
-        </w:rPr>
-        <w:t>Es el diseño arquitectónico que tiene el establecimiento en su exterior. Si la empresa tiene varias sedes, debe ser muy parecido el diseño de tal manera que tenga una unidad visual que permita ser reconocido por los clientes en cuanto lo vean. En ella es donde va el rótulo comercial, por lo general muy cerca de la puerta principal de acceso al establecimiento.</w:t>
-      </w:r>
-    </w:p>
-    <w:p>
-      <w:pPr>
-        <w:spacing w:before="0" w:after="0"/>
-        <w:rPr>
-          <w:rFonts w:cs="Calibri"/>
-          <w:lang w:eastAsia="es-CO"/>
-        </w:rPr>
-      </w:pPr>
-    </w:p>
-    <w:p>
-      <w:pPr>
-        <w:spacing w:before="0" w:after="0"/>
-        <w:rPr>
-          <w:rFonts w:cs="Calibri"/>
-          <w:lang w:eastAsia="es-CO"/>
-        </w:rPr>
-      </w:pPr>
-    </w:p>
-    <w:p>
-      <w:pPr>
         <w:pStyle w:val="Prrafodelista"/>
         <w:numPr>
           <w:ilvl w:val="0"/>
@@ -4491,108 +4276,203 @@
           <w:bCs/>
           <w:lang w:eastAsia="es-CO"/>
         </w:rPr>
+        <w:t>La arquitectura exterior del establecimiento</w:t>
+      </w:r>
+    </w:p>
+    <w:p>
+      <w:pPr>
+        <w:spacing w:before="0" w:after="0"/>
+        <w:rPr>
+          <w:rFonts w:cs="Calibri"/>
+          <w:lang w:eastAsia="es-CO"/>
+        </w:rPr>
+      </w:pPr>
+      <w:r>
+        <w:rPr>
+          <w:rFonts w:cs="Calibri"/>
+          <w:lang w:eastAsia="es-CO"/>
+        </w:rPr>
+        <w:t>Son cuatro los elementos que conforman el diseño exterior de cualquier establecimiento. Estos elementos ayudan a mostrar la personalidad e identidad de una marca, contribuyendo a posicionar su imagen corporativa en la mente de los consumidores (Borja, 2021). Estas son:</w:t>
+      </w:r>
+    </w:p>
+    <w:p>
+      <w:pPr>
+        <w:spacing w:before="0" w:after="0"/>
+        <w:rPr>
+          <w:rFonts w:cs="Calibri"/>
+          <w:b/>
+          <w:bCs/>
+          <w:lang w:eastAsia="es-CO"/>
+        </w:rPr>
+      </w:pPr>
+      <w:r>
+        <w:rPr>
+          <w:rFonts w:cs="Calibri"/>
+          <w:b/>
+          <w:bCs/>
+          <w:lang w:eastAsia="es-CO"/>
+        </w:rPr>
         <w:lastRenderedPageBreak/>
-        <w:t>La arquitectura interior del establecimiento comercial</w:t>
-      </w:r>
-    </w:p>
-    <w:p>
-      <w:pPr>
-        <w:spacing w:before="0" w:after="0"/>
-        <w:rPr>
-          <w:rFonts w:cs="Calibri"/>
-          <w:lang w:eastAsia="es-CO"/>
-        </w:rPr>
-      </w:pPr>
-      <w:r>
-        <w:rPr>
-          <w:rFonts w:cs="Calibri"/>
-          <w:lang w:eastAsia="es-CO"/>
-        </w:rPr>
-        <w:t>El objetivo de su diseño es la creación de un flujo de circulación de clientes que está estratégicamente dirigido en dirección de lugares dentro del establecimiento que, psicológicamente, manipulan y provocan una positiva actitud de compra. Para conseguirlo, resulta fundamental el estudio de los elementos que forman la arquitectura interior.</w:t>
-      </w:r>
-    </w:p>
-    <w:p>
-      <w:pPr>
-        <w:spacing w:before="0" w:after="0"/>
-        <w:rPr>
-          <w:rFonts w:cs="Calibri"/>
-          <w:lang w:eastAsia="es-CO"/>
-        </w:rPr>
-      </w:pPr>
-      <w:r>
-        <w:rPr>
-          <w:rFonts w:cs="Calibri"/>
-          <w:lang w:eastAsia="es-CO"/>
-        </w:rPr>
-        <w:t>Así como en la arquitectura exterior, en el interior del establecimiento se debe planear una serie de funciones que permitan certificar el éxito y la calidad del trabajo desarrollado. Para ello, el encargado del </w:t>
-      </w:r>
-      <w:r>
-        <w:rPr>
-          <w:rStyle w:val="Extranjerismo"/>
-          <w:rFonts w:cs="Calibri"/>
-          <w:lang w:eastAsia="es-CO"/>
-        </w:rPr>
-        <w:t>merchandising</w:t>
-      </w:r>
-      <w:r>
-        <w:rPr>
-          <w:rFonts w:cs="Calibri"/>
-          <w:lang w:eastAsia="es-CO"/>
-        </w:rPr>
-        <w:t> debe resolver dónde localizar y cómo organizar los elementos presentes en la arquitectura interior (Borja, 2021).</w:t>
-      </w:r>
-    </w:p>
-    <w:p>
-      <w:pPr>
-        <w:spacing w:before="0" w:after="0"/>
-        <w:rPr>
-          <w:rFonts w:cs="Calibri"/>
-          <w:lang w:eastAsia="es-CO"/>
-        </w:rPr>
-      </w:pPr>
-      <w:r>
-        <w:rPr>
-          <w:rFonts w:cs="Calibri"/>
-          <w:lang w:eastAsia="es-CO"/>
-        </w:rPr>
-        <w:t>La finalidad de la arquitectura interna es la creación de una circulación lógica y fluida dentro del establecimiento, permitiendo que el cliente transite por todas las secciones del local, conformado por:</w:t>
-      </w:r>
-    </w:p>
-    <w:p>
-      <w:pPr>
-        <w:spacing w:before="0" w:after="0"/>
-        <w:rPr>
-          <w:rFonts w:cs="Calibri"/>
-          <w:b/>
-          <w:bCs/>
-          <w:lang w:eastAsia="es-CO"/>
-        </w:rPr>
-      </w:pPr>
-      <w:r>
-        <w:rPr>
-          <w:rFonts w:cs="Calibri"/>
-          <w:b/>
-          <w:bCs/>
-          <w:lang w:eastAsia="es-CO"/>
-        </w:rPr>
-        <w:t>Puntos de acceso</w:t>
-      </w:r>
-    </w:p>
-    <w:p>
-      <w:pPr>
-        <w:spacing w:before="0" w:after="0"/>
-        <w:rPr>
-          <w:rFonts w:cs="Calibri"/>
-          <w:lang w:eastAsia="es-CO"/>
-        </w:rPr>
-      </w:pPr>
-      <w:r>
-        <w:rPr>
-          <w:rFonts w:cs="Calibri"/>
-          <w:lang w:eastAsia="es-CO"/>
-        </w:rPr>
-        <w:t>Su finalidad es la de ubicar al cliente una vez dentro del establecimiento, y la estrategia es la de ubicarlo en el lugar donde comienza una circulación natural. A partir de allí, las personas transitan y se dirigen al centro del local y luego giran en sentido contrario a las manecillas del reloj.</w:t>
-      </w:r>
+        <w:t>La identidad</w:t>
+      </w:r>
+    </w:p>
+    <w:p>
+      <w:pPr>
+        <w:spacing w:before="0" w:after="0"/>
+        <w:rPr>
+          <w:rFonts w:cs="Calibri"/>
+          <w:lang w:eastAsia="es-CO"/>
+        </w:rPr>
+      </w:pPr>
+      <w:r>
+        <w:rPr>
+          <w:rFonts w:cs="Calibri"/>
+          <w:lang w:eastAsia="es-CO"/>
+        </w:rPr>
+        <w:t>Está relacionado con el rótulo comercial, que incluye el nombre, distintivo visual, colores, fuentes y diseño de la fachada. Este conjunto forma el rótulo corporativo, cuyo objetivo es la identificación del establecimiento.</w:t>
+      </w:r>
+    </w:p>
+    <w:p>
+      <w:pPr>
+        <w:spacing w:before="0" w:after="0"/>
+        <w:rPr>
+          <w:rFonts w:cs="Calibri"/>
+          <w:b/>
+          <w:bCs/>
+          <w:lang w:eastAsia="es-CO"/>
+        </w:rPr>
+      </w:pPr>
+      <w:r>
+        <w:rPr>
+          <w:rFonts w:cs="Calibri"/>
+          <w:b/>
+          <w:bCs/>
+          <w:lang w:eastAsia="es-CO"/>
+        </w:rPr>
+        <w:t>La puerta de entrada</w:t>
+      </w:r>
+    </w:p>
+    <w:p>
+      <w:pPr>
+        <w:spacing w:before="0" w:after="0"/>
+        <w:rPr>
+          <w:rFonts w:cs="Calibri"/>
+          <w:lang w:eastAsia="es-CO"/>
+        </w:rPr>
+      </w:pPr>
+      <w:r>
+        <w:rPr>
+          <w:rFonts w:cs="Calibri"/>
+          <w:lang w:eastAsia="es-CO"/>
+        </w:rPr>
+        <w:t>La puerta de entrada debe reflejar fielmente la identidad y el concepto empresarial del establecimiento comercial. Es crucial que su diseño sea apropiado para facilitar el acceso al local y atraer a los transeúntes a ingresar.</w:t>
+      </w:r>
+    </w:p>
+    <w:p>
+      <w:pPr>
+        <w:spacing w:before="0" w:after="0"/>
+        <w:rPr>
+          <w:rFonts w:cs="Calibri"/>
+          <w:b/>
+          <w:bCs/>
+          <w:lang w:eastAsia="es-CO"/>
+        </w:rPr>
+      </w:pPr>
+      <w:r>
+        <w:rPr>
+          <w:rFonts w:cs="Calibri"/>
+          <w:b/>
+          <w:bCs/>
+          <w:lang w:eastAsia="es-CO"/>
+        </w:rPr>
+        <w:t>El escaparate</w:t>
+      </w:r>
+    </w:p>
+    <w:p>
+      <w:pPr>
+        <w:spacing w:before="0" w:after="0"/>
+        <w:rPr>
+          <w:rFonts w:cs="Calibri"/>
+          <w:lang w:eastAsia="es-CO"/>
+        </w:rPr>
+      </w:pPr>
+      <w:r>
+        <w:rPr>
+          <w:rFonts w:cs="Calibri"/>
+          <w:lang w:eastAsia="es-CO"/>
+        </w:rPr>
+        <w:t>Es la vidriera comercial, es el más importante vehículo de comunicación entre el establecimiento y el cliente. Debe sintetizar y reflejar el estilo de la tienda, su identidad, lo que es y lo que ofrece.</w:t>
+      </w:r>
+    </w:p>
+    <w:p>
+      <w:pPr>
+        <w:spacing w:before="0" w:after="0"/>
+        <w:rPr>
+          <w:rFonts w:cs="Calibri"/>
+          <w:lang w:eastAsia="es-CO"/>
+        </w:rPr>
+      </w:pPr>
+      <w:r>
+        <w:rPr>
+          <w:rFonts w:cs="Calibri"/>
+          <w:lang w:eastAsia="es-CO"/>
+        </w:rPr>
+        <w:t>Se le considera como un excelente vendedor y tiene un carácter particularmente persuasivo y dominante sobre el cliente, siempre y cuando su diseño haga su función de impactar y llamar la atención. Permanece activo las veinticuatro horas del día, pero como desventaja su mensaje se capta por parte de los transeúntes en solo unos breves segundos. Por ello, la importancia de ser impactante para llamar la atención.</w:t>
+      </w:r>
+    </w:p>
+    <w:p>
+      <w:pPr>
+        <w:spacing w:before="0" w:after="0"/>
+        <w:rPr>
+          <w:rFonts w:cs="Calibri"/>
+          <w:b/>
+          <w:bCs/>
+          <w:lang w:eastAsia="es-CO"/>
+        </w:rPr>
+      </w:pPr>
+      <w:r>
+        <w:rPr>
+          <w:rFonts w:cs="Calibri"/>
+          <w:b/>
+          <w:bCs/>
+          <w:lang w:eastAsia="es-CO"/>
+        </w:rPr>
+        <w:t>Fachada</w:t>
+      </w:r>
+    </w:p>
+    <w:p>
+      <w:pPr>
+        <w:spacing w:before="0" w:after="0"/>
+        <w:rPr>
+          <w:rFonts w:cs="Calibri"/>
+          <w:lang w:eastAsia="es-CO"/>
+        </w:rPr>
+      </w:pPr>
+      <w:r>
+        <w:rPr>
+          <w:rFonts w:cs="Calibri"/>
+          <w:lang w:eastAsia="es-CO"/>
+        </w:rPr>
+        <w:t>Es el diseño arquitectónico que tiene el establecimiento en su exterior. Si la empresa tiene varias sedes, debe ser muy parecido el diseño de tal manera que tenga una unidad visual que permita ser reconocido por los clientes en cuanto lo vean. En ella es donde va el rótulo comercial, por lo general muy cerca de la puerta principal de acceso al establecimiento.</w:t>
+      </w:r>
+    </w:p>
+    <w:p>
+      <w:pPr>
+        <w:spacing w:before="0" w:after="0"/>
+        <w:rPr>
+          <w:rFonts w:cs="Calibri"/>
+          <w:lang w:eastAsia="es-CO"/>
+        </w:rPr>
+      </w:pPr>
+    </w:p>
+    <w:p>
+      <w:pPr>
+        <w:spacing w:before="0" w:after="0"/>
+        <w:rPr>
+          <w:rFonts w:cs="Calibri"/>
+          <w:lang w:eastAsia="es-CO"/>
+        </w:rPr>
+      </w:pPr>
     </w:p>
     <w:p>
       <w:pPr>
@@ -4617,96 +4497,107 @@
           <w:bCs/>
           <w:lang w:eastAsia="es-CO"/>
         </w:rPr>
-        <w:t>Localización de zonas</w:t>
-      </w:r>
-    </w:p>
-    <w:p>
-      <w:pPr>
-        <w:spacing w:before="0" w:after="0"/>
-        <w:rPr>
-          <w:rFonts w:cs="Calibri"/>
-          <w:lang w:eastAsia="es-CO"/>
-        </w:rPr>
-      </w:pPr>
-      <w:r>
-        <w:rPr>
-          <w:rFonts w:cs="Calibri"/>
-          <w:lang w:eastAsia="es-CO"/>
-        </w:rPr>
-        <w:t>Son zonas imaginarias que dividen el espacio en dos partes iguales de la siguiente forma:</w:t>
-      </w:r>
-    </w:p>
-    <w:p>
-      <w:pPr>
-        <w:spacing w:before="0" w:after="0"/>
-        <w:rPr>
-          <w:rFonts w:cs="Calibri"/>
-          <w:b/>
-          <w:bCs/>
-          <w:lang w:eastAsia="es-CO"/>
-        </w:rPr>
-      </w:pPr>
-      <w:r>
-        <w:rPr>
-          <w:rFonts w:cs="Calibri"/>
-          <w:b/>
-          <w:bCs/>
-          <w:lang w:eastAsia="es-CO"/>
-        </w:rPr>
-        <w:t>Zona fría</w:t>
-      </w:r>
-    </w:p>
-    <w:p>
-      <w:pPr>
-        <w:spacing w:before="0" w:after="0"/>
-        <w:rPr>
-          <w:rFonts w:cs="Calibri"/>
-          <w:lang w:eastAsia="es-CO"/>
-        </w:rPr>
-      </w:pPr>
-      <w:r>
-        <w:rPr>
-          <w:rFonts w:cs="Calibri"/>
-          <w:lang w:eastAsia="es-CO"/>
-        </w:rPr>
-        <w:t>Área de circulación por donde el cliente transita muy poco. Su técnica consiste en ubicar productos de mayor rotación y promociones de venta con el objetivo de hacer transitar a los clientes por todo el lugar.</w:t>
-      </w:r>
-    </w:p>
-    <w:p>
-      <w:pPr>
-        <w:spacing w:before="0" w:after="0"/>
-        <w:rPr>
-          <w:rFonts w:cs="Calibri"/>
-          <w:b/>
-          <w:bCs/>
-          <w:lang w:eastAsia="es-CO"/>
-        </w:rPr>
-      </w:pPr>
-      <w:r>
-        <w:rPr>
-          <w:rFonts w:cs="Calibri"/>
-          <w:b/>
-          <w:bCs/>
-          <w:lang w:eastAsia="es-CO"/>
-        </w:rPr>
         <w:lastRenderedPageBreak/>
-        <w:t>Zona caliente</w:t>
-      </w:r>
-    </w:p>
-    <w:p>
-      <w:pPr>
-        <w:spacing w:before="0" w:after="0"/>
-        <w:rPr>
-          <w:rFonts w:cs="Calibri"/>
-          <w:lang w:eastAsia="es-CO"/>
-        </w:rPr>
-      </w:pPr>
-      <w:r>
-        <w:rPr>
-          <w:rFonts w:cs="Calibri"/>
-          <w:lang w:eastAsia="es-CO"/>
-        </w:rPr>
-        <w:t>Área de circulación de forma natural por parte del cliente. Su técnica consiste en ubicar productos nuevos o de menor rotación.</w:t>
+        <w:t>La arquitectura interior del establecimiento comercial</w:t>
+      </w:r>
+    </w:p>
+    <w:p>
+      <w:pPr>
+        <w:spacing w:before="0" w:after="0"/>
+        <w:rPr>
+          <w:rFonts w:cs="Calibri"/>
+          <w:lang w:eastAsia="es-CO"/>
+        </w:rPr>
+      </w:pPr>
+      <w:r>
+        <w:rPr>
+          <w:rFonts w:cs="Calibri"/>
+          <w:lang w:eastAsia="es-CO"/>
+        </w:rPr>
+        <w:t>El objetivo de su diseño es la creación de un flujo de circulación de clientes que está estratégicamente dirigido en dirección de lugares dentro del establecimiento que, psicológicamente, manipulan y provocan una positiva actitud de compra. Para conseguirlo, resulta fundamental el estudio de los elementos que forman la arquitectura interior.</w:t>
+      </w:r>
+    </w:p>
+    <w:p>
+      <w:pPr>
+        <w:spacing w:before="0" w:after="0"/>
+        <w:rPr>
+          <w:rFonts w:cs="Calibri"/>
+          <w:lang w:eastAsia="es-CO"/>
+        </w:rPr>
+      </w:pPr>
+      <w:r>
+        <w:rPr>
+          <w:rFonts w:cs="Calibri"/>
+          <w:lang w:eastAsia="es-CO"/>
+        </w:rPr>
+        <w:t>Así como en la arquitectura exterior, en el interior del establecimiento se debe planear una serie de funciones que permitan certificar el éxito y la calidad del trabajo desarrollado. Para ello, el encargado del </w:t>
+      </w:r>
+      <w:r>
+        <w:rPr>
+          <w:rStyle w:val="Extranjerismo"/>
+          <w:rFonts w:cs="Calibri"/>
+          <w:lang w:eastAsia="es-CO"/>
+        </w:rPr>
+        <w:t>merchandising</w:t>
+      </w:r>
+      <w:r>
+        <w:rPr>
+          <w:rFonts w:cs="Calibri"/>
+          <w:lang w:eastAsia="es-CO"/>
+        </w:rPr>
+        <w:t> debe resolver dónde localizar y cómo organizar los elementos presentes en la arquitectura interior (Borja, 2021).</w:t>
+      </w:r>
+    </w:p>
+    <w:p>
+      <w:pPr>
+        <w:spacing w:before="0" w:after="0"/>
+        <w:rPr>
+          <w:rFonts w:cs="Calibri"/>
+          <w:lang w:eastAsia="es-CO"/>
+        </w:rPr>
+      </w:pPr>
+      <w:r>
+        <w:rPr>
+          <w:rFonts w:cs="Calibri"/>
+          <w:lang w:eastAsia="es-CO"/>
+        </w:rPr>
+        <w:t>La finalidad de la arquitectura interna es la creación de una circulación lógica y fluida dentro del establecimiento, permitiendo que el cliente transite por todas las secciones del local, conformado por:</w:t>
+      </w:r>
+    </w:p>
+    <w:p>
+      <w:pPr>
+        <w:spacing w:before="0" w:after="0"/>
+        <w:rPr>
+          <w:rFonts w:cs="Calibri"/>
+          <w:b/>
+          <w:bCs/>
+          <w:lang w:eastAsia="es-CO"/>
+        </w:rPr>
+      </w:pPr>
+      <w:r>
+        <w:rPr>
+          <w:rFonts w:cs="Calibri"/>
+          <w:b/>
+          <w:bCs/>
+          <w:lang w:eastAsia="es-CO"/>
+        </w:rPr>
+        <w:t>Puntos de acceso</w:t>
+      </w:r>
+    </w:p>
+    <w:p>
+      <w:pPr>
+        <w:spacing w:before="0" w:after="0"/>
+        <w:rPr>
+          <w:rFonts w:cs="Calibri"/>
+          <w:lang w:eastAsia="es-CO"/>
+        </w:rPr>
+      </w:pPr>
+      <w:r>
+        <w:rPr>
+          <w:rFonts w:cs="Calibri"/>
+          <w:lang w:eastAsia="es-CO"/>
+        </w:rPr>
+        <w:t>Su finalidad es la de ubicar al cliente una vez dentro del establecimiento, y la estrategia es la de ubicarlo en el lugar donde comienza una circulación natural. A partir de allí, las personas transitan y se dirigen al centro del local y luego giran en sentido contrario a las manecillas del reloj.</w:t>
       </w:r>
     </w:p>
     <w:p>
@@ -4732,6 +4623,121 @@
           <w:bCs/>
           <w:lang w:eastAsia="es-CO"/>
         </w:rPr>
+        <w:t>Localización de zonas</w:t>
+      </w:r>
+    </w:p>
+    <w:p>
+      <w:pPr>
+        <w:spacing w:before="0" w:after="0"/>
+        <w:rPr>
+          <w:rFonts w:cs="Calibri"/>
+          <w:lang w:eastAsia="es-CO"/>
+        </w:rPr>
+      </w:pPr>
+      <w:r>
+        <w:rPr>
+          <w:rFonts w:cs="Calibri"/>
+          <w:lang w:eastAsia="es-CO"/>
+        </w:rPr>
+        <w:t>Son zonas imaginarias que dividen el espacio en dos partes iguales de la siguiente forma:</w:t>
+      </w:r>
+    </w:p>
+    <w:p>
+      <w:pPr>
+        <w:spacing w:before="0" w:after="0"/>
+        <w:rPr>
+          <w:rFonts w:cs="Calibri"/>
+          <w:b/>
+          <w:bCs/>
+          <w:lang w:eastAsia="es-CO"/>
+        </w:rPr>
+      </w:pPr>
+      <w:r>
+        <w:rPr>
+          <w:rFonts w:cs="Calibri"/>
+          <w:b/>
+          <w:bCs/>
+          <w:lang w:eastAsia="es-CO"/>
+        </w:rPr>
+        <w:t>Zona fría</w:t>
+      </w:r>
+    </w:p>
+    <w:p>
+      <w:pPr>
+        <w:spacing w:before="0" w:after="0"/>
+        <w:rPr>
+          <w:rFonts w:cs="Calibri"/>
+          <w:lang w:eastAsia="es-CO"/>
+        </w:rPr>
+      </w:pPr>
+      <w:r>
+        <w:rPr>
+          <w:rFonts w:cs="Calibri"/>
+          <w:lang w:eastAsia="es-CO"/>
+        </w:rPr>
+        <w:t>Área de circulación por donde el cliente transita muy poco. Su técnica consiste en ubicar productos de mayor rotación y promociones de venta con el objetivo de hacer transitar a los clientes por todo el lugar.</w:t>
+      </w:r>
+    </w:p>
+    <w:p>
+      <w:pPr>
+        <w:spacing w:before="0" w:after="0"/>
+        <w:rPr>
+          <w:rFonts w:cs="Calibri"/>
+          <w:b/>
+          <w:bCs/>
+          <w:lang w:eastAsia="es-CO"/>
+        </w:rPr>
+      </w:pPr>
+      <w:r>
+        <w:rPr>
+          <w:rFonts w:cs="Calibri"/>
+          <w:b/>
+          <w:bCs/>
+          <w:lang w:eastAsia="es-CO"/>
+        </w:rPr>
+        <w:lastRenderedPageBreak/>
+        <w:t>Zona caliente</w:t>
+      </w:r>
+    </w:p>
+    <w:p>
+      <w:pPr>
+        <w:spacing w:before="0" w:after="0"/>
+        <w:rPr>
+          <w:rFonts w:cs="Calibri"/>
+          <w:lang w:eastAsia="es-CO"/>
+        </w:rPr>
+      </w:pPr>
+      <w:r>
+        <w:rPr>
+          <w:rFonts w:cs="Calibri"/>
+          <w:lang w:eastAsia="es-CO"/>
+        </w:rPr>
+        <w:t>Área de circulación de forma natural por parte del cliente. Su técnica consiste en ubicar productos nuevos o de menor rotación.</w:t>
+      </w:r>
+    </w:p>
+    <w:p>
+      <w:pPr>
+        <w:pStyle w:val="Prrafodelista"/>
+        <w:numPr>
+          <w:ilvl w:val="0"/>
+          <w:numId w:val="5"/>
+        </w:numPr>
+        <w:spacing w:before="0" w:after="0"/>
+        <w:ind w:left="709"/>
+        <w:rPr>
+          <w:rFonts w:cs="Calibri"/>
+          <w:b/>
+          <w:bCs/>
+          <w:lang w:eastAsia="es-CO"/>
+        </w:rPr>
+      </w:pPr>
+      <w:r>
+        <w:rPr>
+          <w:rFonts w:cs="Calibri"/>
+          <w:b/>
+          <w:bCs/>
+          <w:lang w:eastAsia="es-CO"/>
+        </w:rPr>
         <w:t>Zonas</w:t>
       </w:r>
     </w:p>
@@ -4790,22 +4796,15 @@
     <w:p>
       <w:pPr>
         <w:pStyle w:val="Figura"/>
-        <w:rPr>
-          <w:rFonts w:cs="Calibri"/>
-        </w:rPr>
-      </w:pPr>
-      <w:r>
-        <w:rPr>
-          <w:rFonts w:cs="Calibri"/>
+      </w:pPr>
+      <w:r>
+        <w:rPr>
           <w:b/>
           <w:bCs/>
         </w:rPr>
         <w:t>Figura 1.</w:t>
       </w:r>
       <w:r>
-        <w:rPr>
-          <w:rFonts w:cs="Calibri"/>
-        </w:rPr>
         <w:t xml:space="preserve"> Puerta a la derecha</w:t>
       </w:r>
     </w:p>
@@ -4826,9 +4825,9 @@
           <w:lang w:eastAsia="es-CO"/>
         </w:rPr>
         <w:drawing>
-          <wp:inline distT="0" distB="0" distL="0" distR="0" wp14:anchorId="113B425D" wp14:editId="7FDD1668">
-            <wp:extent cx="4680000" cy="2971800"/>
-            <wp:effectExtent l="0" t="0" r="6350" b="0"/>
+          <wp:inline distT="0" distB="0" distL="0" distR="0" wp14:anchorId="113B425D" wp14:editId="5284C235">
+            <wp:extent cx="4320000" cy="2743200"/>
+            <wp:effectExtent l="0" t="0" r="4445" b="0"/>
             <wp:docPr id="1571049165" name="Gráfico 17" descr="Se trata de una línea diagonal que se extiende desde el ángulo extremo izquierdo del punto de acceso hasta el ángulo extremo derecho más profundo del establecimiento."/>
             <wp:cNvGraphicFramePr>
               <a:graphicFrameLocks xmlns:a="http://schemas.openxmlformats.org/drawingml/2006/main" noChangeAspect="1"/>
@@ -4855,7 +4854,7 @@
                   <pic:spPr>
                     <a:xfrm>
                       <a:off x="0" y="0"/>
-                      <a:ext cx="4680000" cy="2971800"/>
+                      <a:ext cx="4320000" cy="2743200"/>
                     </a:xfrm>
                     <a:prstGeom prst="rect">
                       <a:avLst/>
@@ -4915,14 +4914,19 @@
     </w:p>
     <w:p>
       <w:pPr>
+        <w:spacing w:before="0" w:after="0"/>
+        <w:rPr>
+          <w:rFonts w:cs="Calibri"/>
+          <w:lang w:eastAsia="es-CO"/>
+        </w:rPr>
+      </w:pPr>
+    </w:p>
+    <w:p>
+      <w:pPr>
         <w:pStyle w:val="Figura"/>
-        <w:rPr>
-          <w:rFonts w:cs="Calibri"/>
-        </w:rPr>
-      </w:pPr>
-      <w:r>
-        <w:rPr>
-          <w:rFonts w:cs="Calibri"/>
+      </w:pPr>
+      <w:r>
+        <w:rPr>
           <w:b/>
           <w:bCs/>
         </w:rPr>
@@ -4930,9 +4934,6 @@
         <w:t>Figura 2</w:t>
       </w:r>
       <w:r>
-        <w:rPr>
-          <w:rFonts w:cs="Calibri"/>
-        </w:rPr>
         <w:t>. Puerta a la izquierda</w:t>
       </w:r>
     </w:p>
@@ -4953,9 +4954,9 @@
           <w:lang w:eastAsia="es-CO"/>
         </w:rPr>
         <w:drawing>
-          <wp:inline distT="0" distB="0" distL="0" distR="0" wp14:anchorId="2FF2413B" wp14:editId="6B1FF077">
-            <wp:extent cx="4680000" cy="2971800"/>
-            <wp:effectExtent l="0" t="0" r="6350" b="0"/>
+          <wp:inline distT="0" distB="0" distL="0" distR="0" wp14:anchorId="2FF2413B" wp14:editId="4F7BAF00">
+            <wp:extent cx="4320000" cy="2743200"/>
+            <wp:effectExtent l="0" t="0" r="4445" b="0"/>
             <wp:docPr id="2000164816" name="Gráfico 18" descr="Se trata de una línea diagonal que se extiende desde el ángulo extremo derecho del punto de acceso hasta el ángulo extremo izquierdo más alejado dentro de la superficie del establecimiento."/>
             <wp:cNvGraphicFramePr>
               <a:graphicFrameLocks xmlns:a="http://schemas.openxmlformats.org/drawingml/2006/main" noChangeAspect="1"/>
@@ -4982,7 +4983,7 @@
                   <pic:spPr>
                     <a:xfrm>
                       <a:off x="0" y="0"/>
-                      <a:ext cx="4680000" cy="2971800"/>
+                      <a:ext cx="4320000" cy="2743200"/>
                     </a:xfrm>
                     <a:prstGeom prst="rect">
                       <a:avLst/>
@@ -5034,22 +5035,15 @@
     <w:p>
       <w:pPr>
         <w:pStyle w:val="Figura"/>
-        <w:rPr>
-          <w:rFonts w:cs="Calibri"/>
-        </w:rPr>
-      </w:pPr>
-      <w:r>
-        <w:rPr>
-          <w:rFonts w:cs="Calibri"/>
+      </w:pPr>
+      <w:r>
+        <w:rPr>
           <w:b/>
           <w:bCs/>
         </w:rPr>
         <w:t>Figura 3.</w:t>
       </w:r>
       <w:r>
-        <w:rPr>
-          <w:rFonts w:cs="Calibri"/>
-        </w:rPr>
         <w:t xml:space="preserve"> Puerta en el centro</w:t>
       </w:r>
     </w:p>
@@ -5070,9 +5064,9 @@
           <w:lang w:eastAsia="es-CO"/>
         </w:rPr>
         <w:drawing>
-          <wp:inline distT="0" distB="0" distL="0" distR="0" wp14:anchorId="7946D4A7" wp14:editId="627BDA18">
-            <wp:extent cx="4680000" cy="2971800"/>
-            <wp:effectExtent l="0" t="0" r="6350" b="0"/>
+          <wp:inline distT="0" distB="0" distL="0" distR="0" wp14:anchorId="7946D4A7" wp14:editId="0D9DAE4C">
+            <wp:extent cx="4320000" cy="2743200"/>
+            <wp:effectExtent l="0" t="0" r="4445" b="0"/>
             <wp:docPr id="666155896" name="Gráfico 19" descr="Se trata de una línea vertical desde el punto de acceso hasta el centro del establecimiento, y luego una línea horizontal desde ese punto central hacia el costado izquierdo de la superficie del local."/>
             <wp:cNvGraphicFramePr>
               <a:graphicFrameLocks xmlns:a="http://schemas.openxmlformats.org/drawingml/2006/main" noChangeAspect="1"/>
@@ -5099,7 +5093,7 @@
                   <pic:spPr>
                     <a:xfrm>
                       <a:off x="0" y="0"/>
-                      <a:ext cx="4680000" cy="2971800"/>
+                      <a:ext cx="4320000" cy="2743200"/>
                     </a:xfrm>
                     <a:prstGeom prst="rect">
                       <a:avLst/>
@@ -5122,6 +5116,17 @@
           <w:lang w:eastAsia="es-CO"/>
         </w:rPr>
       </w:pPr>
+    </w:p>
+    <w:p>
+      <w:pPr>
+        <w:spacing w:before="0" w:after="0"/>
+        <w:rPr>
+          <w:rFonts w:cs="Calibri"/>
+          <w:b/>
+          <w:bCs/>
+          <w:lang w:eastAsia="es-CO"/>
+        </w:rPr>
+      </w:pPr>
       <w:r>
         <w:rPr>
           <w:rFonts w:cs="Calibri"/>
@@ -5152,22 +5157,15 @@
     <w:p>
       <w:pPr>
         <w:pStyle w:val="Figura"/>
-        <w:rPr>
-          <w:rFonts w:cs="Calibri"/>
-        </w:rPr>
-      </w:pPr>
-      <w:r>
-        <w:rPr>
-          <w:rFonts w:cs="Calibri"/>
+      </w:pPr>
+      <w:r>
+        <w:rPr>
           <w:b/>
           <w:bCs/>
         </w:rPr>
         <w:t>Figura 4.</w:t>
       </w:r>
       <w:r>
-        <w:rPr>
-          <w:rFonts w:cs="Calibri"/>
-        </w:rPr>
         <w:t xml:space="preserve"> Dos puertas</w:t>
       </w:r>
     </w:p>
@@ -5188,9 +5186,9 @@
           <w:lang w:eastAsia="es-CO"/>
         </w:rPr>
         <w:drawing>
-          <wp:inline distT="0" distB="0" distL="0" distR="0" wp14:anchorId="18924141" wp14:editId="0A95CC78">
-            <wp:extent cx="4680000" cy="2971800"/>
-            <wp:effectExtent l="0" t="0" r="6350" b="0"/>
+          <wp:inline distT="0" distB="0" distL="0" distR="0" wp14:anchorId="18924141" wp14:editId="0D26BC7F">
+            <wp:extent cx="4320000" cy="2743200"/>
+            <wp:effectExtent l="0" t="0" r="4445" b="0"/>
             <wp:docPr id="854365975" name="Gráfico 20" descr="No hay zonas frías debido a que la circulación se distribuye uniformemente a través de las dos puertas de acceso."/>
             <wp:cNvGraphicFramePr>
               <a:graphicFrameLocks xmlns:a="http://schemas.openxmlformats.org/drawingml/2006/main" noChangeAspect="1"/>
@@ -5217,7 +5215,7 @@
                   <pic:spPr>
                     <a:xfrm>
                       <a:off x="0" y="0"/>
-                      <a:ext cx="4680000" cy="2971800"/>
+                      <a:ext cx="4320000" cy="2743200"/>
                     </a:xfrm>
                     <a:prstGeom prst="rect">
                       <a:avLst/>
@@ -5280,11 +5278,57 @@
           <w:lang w:eastAsia="es-CO"/>
         </w:rPr>
       </w:pPr>
-      <w:r>
-        <w:rPr>
-          <w:rFonts w:cs="Calibri"/>
-          <w:lang w:eastAsia="es-CO"/>
-        </w:rPr>
+    </w:p>
+    <w:p>
+      <w:pPr>
+        <w:spacing w:before="0" w:after="0"/>
+        <w:rPr>
+          <w:rFonts w:cs="Calibri"/>
+          <w:lang w:eastAsia="es-CO"/>
+        </w:rPr>
+      </w:pPr>
+    </w:p>
+    <w:p>
+      <w:pPr>
+        <w:spacing w:before="0" w:after="0"/>
+        <w:rPr>
+          <w:rFonts w:cs="Calibri"/>
+          <w:lang w:eastAsia="es-CO"/>
+        </w:rPr>
+      </w:pPr>
+    </w:p>
+    <w:p>
+      <w:pPr>
+        <w:spacing w:before="0" w:after="0"/>
+        <w:rPr>
+          <w:rFonts w:cs="Calibri"/>
+          <w:lang w:eastAsia="es-CO"/>
+        </w:rPr>
+      </w:pPr>
+    </w:p>
+    <w:p>
+      <w:pPr>
+        <w:spacing w:before="0" w:after="0"/>
+        <w:rPr>
+          <w:rFonts w:cs="Calibri"/>
+          <w:lang w:eastAsia="es-CO"/>
+        </w:rPr>
+      </w:pPr>
+    </w:p>
+    <w:p>
+      <w:pPr>
+        <w:spacing w:before="0" w:after="0"/>
+        <w:rPr>
+          <w:rFonts w:cs="Calibri"/>
+          <w:lang w:eastAsia="es-CO"/>
+        </w:rPr>
+      </w:pPr>
+      <w:r>
+        <w:rPr>
+          <w:rFonts w:cs="Calibri"/>
+          <w:lang w:eastAsia="es-CO"/>
+        </w:rPr>
+        <w:lastRenderedPageBreak/>
         <w:t>La cantidad de secciones va a depender del tipo de local:</w:t>
       </w:r>
     </w:p>
@@ -5318,36 +5362,13 @@
           <w:lang w:eastAsia="es-CO"/>
         </w:rPr>
       </w:pPr>
-    </w:p>
-    <w:p>
-      <w:pPr>
-        <w:spacing w:before="0" w:after="0"/>
-        <w:rPr>
-          <w:rFonts w:cs="Calibri"/>
-          <w:b/>
-          <w:bCs/>
-          <w:lang w:eastAsia="es-CO"/>
-        </w:rPr>
-      </w:pPr>
-    </w:p>
-    <w:p>
-      <w:pPr>
-        <w:spacing w:before="0" w:after="0"/>
-        <w:rPr>
-          <w:rFonts w:cs="Calibri"/>
-          <w:b/>
-          <w:bCs/>
-          <w:lang w:eastAsia="es-CO"/>
-        </w:rPr>
-      </w:pPr>
-      <w:r>
-        <w:rPr>
-          <w:rFonts w:cs="Calibri"/>
-          <w:b/>
-          <w:bCs/>
-          <w:lang w:eastAsia="es-CO"/>
-        </w:rPr>
-        <w:lastRenderedPageBreak/>
+      <w:r>
+        <w:rPr>
+          <w:rFonts w:cs="Calibri"/>
+          <w:b/>
+          <w:bCs/>
+          <w:lang w:eastAsia="es-CO"/>
+        </w:rPr>
         <w:t>Local especializado</w:t>
       </w:r>
     </w:p>
@@ -5406,22 +5427,15 @@
     <w:p>
       <w:pPr>
         <w:pStyle w:val="Figura"/>
-        <w:rPr>
-          <w:rFonts w:cs="Calibri"/>
-        </w:rPr>
-      </w:pPr>
-      <w:r>
-        <w:rPr>
-          <w:rFonts w:cs="Calibri"/>
+      </w:pPr>
+      <w:r>
+        <w:rPr>
           <w:b/>
           <w:bCs/>
         </w:rPr>
         <w:t>Figura 5.</w:t>
       </w:r>
       <w:r>
-        <w:rPr>
-          <w:rFonts w:cs="Calibri"/>
-        </w:rPr>
         <w:t xml:space="preserve"> Local especializado – Local ultraespecializado</w:t>
       </w:r>
     </w:p>
@@ -5441,9 +5455,9 @@
           <w:lang w:eastAsia="es-CO"/>
         </w:rPr>
         <w:drawing>
-          <wp:inline distT="0" distB="0" distL="0" distR="0" wp14:anchorId="7DC32E33" wp14:editId="1CFC3892">
-            <wp:extent cx="4680000" cy="2620800"/>
-            <wp:effectExtent l="0" t="0" r="6350" b="8255"/>
+          <wp:inline distT="0" distB="0" distL="0" distR="0" wp14:anchorId="7DC32E33" wp14:editId="72B91DF7">
+            <wp:extent cx="4320000" cy="2419200"/>
+            <wp:effectExtent l="0" t="0" r="4445" b="635"/>
             <wp:docPr id="379533511" name="Gráfico 22" descr="Local especializado: Tiene pocas secciones pero muchas categorías de productos, con gran profundidad y una estructura de venta tradicional.&#10;Local ultraespecializado: Ofrece solo una sección, pero está altamente especializado, como en ropa deportiva, y mantiene una gran profundidad en su oferta."/>
             <wp:cNvGraphicFramePr>
               <a:graphicFrameLocks xmlns:a="http://schemas.openxmlformats.org/drawingml/2006/main" noChangeAspect="1"/>
@@ -5470,7 +5484,7 @@
                   <pic:spPr>
                     <a:xfrm>
                       <a:off x="0" y="0"/>
-                      <a:ext cx="4680000" cy="2620800"/>
+                      <a:ext cx="4320000" cy="2419200"/>
                     </a:xfrm>
                     <a:prstGeom prst="rect">
                       <a:avLst/>
@@ -5530,23 +5544,10 @@
     </w:p>
     <w:p>
       <w:pPr>
-        <w:spacing w:before="0" w:after="0"/>
-        <w:rPr>
-          <w:rFonts w:cs="Calibri"/>
-          <w:lang w:eastAsia="es-CO"/>
-        </w:rPr>
-      </w:pPr>
-    </w:p>
-    <w:p>
-      <w:pPr>
         <w:pStyle w:val="Figura"/>
-        <w:rPr>
-          <w:rFonts w:cs="Calibri"/>
-        </w:rPr>
-      </w:pPr>
-      <w:r>
-        <w:rPr>
-          <w:rFonts w:cs="Calibri"/>
+      </w:pPr>
+      <w:r>
+        <w:rPr>
           <w:b/>
           <w:bCs/>
         </w:rPr>
@@ -5554,14 +5555,13 @@
         <w:t>Figura 6.</w:t>
       </w:r>
       <w:r>
-        <w:rPr>
-          <w:rFonts w:cs="Calibri"/>
-        </w:rPr>
         <w:t xml:space="preserve"> Disposición del movimiento</w:t>
       </w:r>
     </w:p>
     <w:p>
       <w:pPr>
+        <w:ind w:firstLine="0"/>
+        <w:jc w:val="center"/>
         <w:rPr>
           <w:rFonts w:cs="Calibri"/>
           <w:lang w:eastAsia="es-CO"/>
@@ -5618,7 +5618,13 @@
     </w:p>
     <w:p>
       <w:pPr>
-        <w:spacing w:before="0" w:after="0"/>
+        <w:pStyle w:val="Prrafodelista"/>
+        <w:numPr>
+          <w:ilvl w:val="0"/>
+          <w:numId w:val="5"/>
+        </w:numPr>
+        <w:spacing w:before="0" w:after="0"/>
+        <w:ind w:left="709"/>
         <w:rPr>
           <w:rFonts w:cs="Calibri"/>
           <w:b/>
@@ -5836,7 +5842,20 @@
         <w:rPr>
           <w:lang w:eastAsia="es-CO"/>
         </w:rPr>
-        <w:t xml:space="preserve"> ron, aguardiente, brandy, etc.</w:t>
+        <w:t xml:space="preserve"> ron, aguardiente, </w:t>
+      </w:r>
+      <w:r>
+        <w:rPr>
+          <w:rStyle w:val="Extranjerismo"/>
+          <w:lang w:eastAsia="es-CO"/>
+        </w:rPr>
+        <w:t>brandy</w:t>
+      </w:r>
+      <w:r>
+        <w:rPr>
+          <w:lang w:eastAsia="es-CO"/>
+        </w:rPr>
+        <w:t>, etc.</w:t>
       </w:r>
     </w:p>
     <w:p>
@@ -5890,24 +5909,710 @@
     </w:p>
     <w:p>
       <w:pPr>
+        <w:spacing w:before="0" w:after="0"/>
+        <w:rPr>
+          <w:rFonts w:cs="Calibri"/>
+          <w:b/>
+          <w:bCs/>
+          <w:lang w:eastAsia="es-CO"/>
+        </w:rPr>
+      </w:pPr>
+      <w:r>
+        <w:rPr>
+          <w:rFonts w:cs="Calibri"/>
+          <w:b/>
+          <w:bCs/>
+          <w:lang w:eastAsia="es-CO"/>
+        </w:rPr>
+        <w:t>Subfamilias</w:t>
+      </w:r>
+    </w:p>
+    <w:p>
+      <w:pPr>
+        <w:spacing w:before="0" w:after="0"/>
+        <w:rPr>
+          <w:rFonts w:cs="Calibri"/>
+          <w:lang w:eastAsia="es-CO"/>
+        </w:rPr>
+      </w:pPr>
+      <w:r>
+        <w:rPr>
+          <w:rFonts w:cs="Calibri"/>
+          <w:lang w:eastAsia="es-CO"/>
+        </w:rPr>
+        <w:t>Se refiere a artículos similares pero que tienen una ligera diferencia, como, por ejemplo: yogures naturales sin azúcar, azucarados o con frutas. La subfamilia para la higiene infantil serían pañales, copitos, champú para niños, lociones, cremas, etc.</w:t>
+      </w:r>
+    </w:p>
+    <w:p>
+      <w:pPr>
+        <w:spacing w:before="0" w:after="0"/>
+        <w:rPr>
+          <w:rFonts w:cs="Calibri"/>
+          <w:b/>
+          <w:bCs/>
+          <w:lang w:eastAsia="es-CO"/>
+        </w:rPr>
+      </w:pPr>
+      <w:r>
+        <w:rPr>
+          <w:rFonts w:cs="Calibri"/>
+          <w:b/>
+          <w:bCs/>
+          <w:lang w:eastAsia="es-CO"/>
+        </w:rPr>
+        <w:t>Familias</w:t>
+      </w:r>
+    </w:p>
+    <w:p>
+      <w:pPr>
+        <w:spacing w:before="0" w:after="0"/>
+        <w:rPr>
+          <w:rFonts w:cs="Calibri"/>
+          <w:lang w:eastAsia="es-CO"/>
+        </w:rPr>
+      </w:pPr>
+      <w:r>
+        <w:rPr>
+          <w:rFonts w:cs="Calibri"/>
+          <w:lang w:eastAsia="es-CO"/>
+        </w:rPr>
+        <w:t>Se refiere a artículos que satisfacen una misma necesidad genérica, creando a su vez, distintas categorías de productos. Por ejemplo: las familias de la categoría de aseo personal serían jabones para el cuerpo, champú, higiene infantil, etc.</w:t>
+      </w:r>
+    </w:p>
+    <w:p>
+      <w:pPr>
+        <w:spacing w:before="0" w:after="0"/>
+        <w:rPr>
+          <w:rFonts w:cs="Calibri"/>
+          <w:b/>
+          <w:bCs/>
+          <w:lang w:eastAsia="es-CO"/>
+        </w:rPr>
+      </w:pPr>
+      <w:r>
+        <w:rPr>
+          <w:rFonts w:cs="Calibri"/>
+          <w:b/>
+          <w:bCs/>
+          <w:lang w:eastAsia="es-CO"/>
+        </w:rPr>
+        <w:t>Subcategorías</w:t>
+      </w:r>
+    </w:p>
+    <w:p>
+      <w:pPr>
+        <w:spacing w:before="0" w:after="0"/>
+        <w:rPr>
+          <w:rFonts w:cs="Calibri"/>
+          <w:lang w:eastAsia="es-CO"/>
+        </w:rPr>
+      </w:pPr>
+      <w:r>
+        <w:rPr>
+          <w:rFonts w:cs="Calibri"/>
+          <w:lang w:eastAsia="es-CO"/>
+        </w:rPr>
+        <w:t>Son divisiones existentes dentro de una categoría.</w:t>
+      </w:r>
+    </w:p>
+    <w:p>
+      <w:pPr>
+        <w:spacing w:before="0" w:after="0"/>
+        <w:rPr>
+          <w:rFonts w:cs="Calibri"/>
+          <w:b/>
+          <w:bCs/>
+          <w:lang w:eastAsia="es-CO"/>
+        </w:rPr>
+      </w:pPr>
+      <w:r>
+        <w:rPr>
+          <w:rFonts w:cs="Calibri"/>
+          <w:b/>
+          <w:bCs/>
+          <w:lang w:eastAsia="es-CO"/>
+        </w:rPr>
+        <w:lastRenderedPageBreak/>
+        <w:t>Categorías de productos</w:t>
+      </w:r>
+    </w:p>
+    <w:p>
+      <w:pPr>
+        <w:spacing w:before="0" w:after="0"/>
+        <w:rPr>
+          <w:rFonts w:cs="Calibri"/>
+          <w:lang w:eastAsia="es-CO"/>
+        </w:rPr>
+      </w:pPr>
+      <w:r>
+        <w:rPr>
+          <w:rFonts w:cs="Calibri"/>
+          <w:lang w:eastAsia="es-CO"/>
+        </w:rPr>
+        <w:t>Corresponden a una unidad de necesidad y responden a un mismo objetivo global. Según la definición de una categoría de productos un artículo podrá estar ubicado en un lugar o en otro, porque puede responder a distintas necesidades.</w:t>
+      </w:r>
+    </w:p>
+    <w:p>
+      <w:pPr>
+        <w:spacing w:before="0" w:after="0"/>
+        <w:rPr>
+          <w:rFonts w:cs="Calibri"/>
+          <w:b/>
+          <w:bCs/>
+          <w:lang w:eastAsia="es-CO"/>
+        </w:rPr>
+      </w:pPr>
+      <w:r>
+        <w:rPr>
+          <w:rFonts w:cs="Calibri"/>
+          <w:b/>
+          <w:bCs/>
+          <w:lang w:eastAsia="es-CO"/>
+        </w:rPr>
+        <w:t>Segmentos</w:t>
+      </w:r>
+    </w:p>
+    <w:p>
+      <w:pPr>
+        <w:spacing w:before="0" w:after="0"/>
+        <w:rPr>
+          <w:rFonts w:cs="Calibri"/>
+          <w:lang w:eastAsia="es-CO"/>
+        </w:rPr>
+      </w:pPr>
+      <w:r>
+        <w:rPr>
+          <w:rFonts w:cs="Calibri"/>
+          <w:lang w:eastAsia="es-CO"/>
+        </w:rPr>
+        <w:t>Son divisiones existentes dentro de una subcategoría.</w:t>
+      </w:r>
+    </w:p>
+    <w:p>
+      <w:pPr>
+        <w:spacing w:before="0" w:after="0"/>
+        <w:rPr>
+          <w:rFonts w:cs="Calibri"/>
+          <w:b/>
+          <w:bCs/>
+          <w:lang w:eastAsia="es-CO"/>
+        </w:rPr>
+      </w:pPr>
+      <w:r>
+        <w:rPr>
+          <w:rFonts w:cs="Calibri"/>
+          <w:b/>
+          <w:bCs/>
+          <w:lang w:eastAsia="es-CO"/>
+        </w:rPr>
+        <w:t>Artículos</w:t>
+      </w:r>
+    </w:p>
+    <w:p>
+      <w:pPr>
+        <w:spacing w:before="0" w:after="0"/>
+        <w:rPr>
+          <w:rFonts w:cs="Calibri"/>
+          <w:lang w:eastAsia="es-CO"/>
+        </w:rPr>
+      </w:pPr>
+      <w:r>
+        <w:rPr>
+          <w:rFonts w:cs="Calibri"/>
+          <w:lang w:eastAsia="es-CO"/>
+        </w:rPr>
+        <w:t>También se les puede llamar productos o por su nombre común y natural como por ejemplo: leche entera, semideslactosada o deslactosada.</w:t>
+      </w:r>
+    </w:p>
+    <w:p>
+      <w:pPr>
+        <w:spacing w:before="0" w:after="0"/>
+        <w:rPr>
+          <w:rFonts w:cs="Calibri"/>
+          <w:b/>
+          <w:bCs/>
+          <w:lang w:eastAsia="es-CO"/>
+        </w:rPr>
+      </w:pPr>
+      <w:r>
+        <w:rPr>
+          <w:rFonts w:cs="Calibri"/>
+          <w:b/>
+          <w:bCs/>
+          <w:lang w:eastAsia="es-CO"/>
+        </w:rPr>
+        <w:t>Divisiones</w:t>
+      </w:r>
+    </w:p>
+    <w:p>
+      <w:pPr>
+        <w:spacing w:before="0" w:after="0"/>
+        <w:rPr>
+          <w:rFonts w:cs="Calibri"/>
+          <w:lang w:eastAsia="es-CO"/>
+        </w:rPr>
+      </w:pPr>
+      <w:r>
+        <w:rPr>
+          <w:rFonts w:cs="Calibri"/>
+          <w:lang w:eastAsia="es-CO"/>
+        </w:rPr>
+        <w:t>También se conocen como grupos. Por ejemplo: divisiones de alimentación y no alimentación.</w:t>
+      </w:r>
+    </w:p>
+    <w:p>
+      <w:pPr>
+        <w:spacing w:before="0" w:after="0"/>
+        <w:rPr>
+          <w:rFonts w:cs="Calibri"/>
+          <w:b/>
+          <w:bCs/>
+          <w:lang w:eastAsia="es-CO"/>
+        </w:rPr>
+      </w:pPr>
+      <w:r>
+        <w:rPr>
+          <w:rFonts w:cs="Calibri"/>
+          <w:b/>
+          <w:bCs/>
+          <w:lang w:eastAsia="es-CO"/>
+        </w:rPr>
+        <w:t>Departamentos</w:t>
+      </w:r>
+    </w:p>
+    <w:p>
+      <w:pPr>
+        <w:spacing w:before="0" w:after="0"/>
+        <w:rPr>
+          <w:rFonts w:cs="Calibri"/>
+          <w:lang w:eastAsia="es-CO"/>
+        </w:rPr>
+      </w:pPr>
+      <w:r>
+        <w:rPr>
+          <w:rFonts w:cs="Calibri"/>
+          <w:lang w:eastAsia="es-CO"/>
+        </w:rPr>
+        <w:t>También se les conoce como sectores. Forman los grandes centros de actividades del establecimiento que agrupan varias secciones para tener un surtido homogéneo y complementario.</w:t>
+      </w:r>
+    </w:p>
+    <w:p>
+      <w:pPr>
+        <w:spacing w:before="0" w:after="0"/>
+        <w:rPr>
+          <w:rFonts w:cs="Calibri"/>
+          <w:lang w:eastAsia="es-CO"/>
+        </w:rPr>
+      </w:pPr>
+    </w:p>
+    <w:p>
+      <w:pPr>
+        <w:spacing w:before="0" w:after="0"/>
+        <w:rPr>
+          <w:rFonts w:cs="Calibri"/>
+          <w:lang w:eastAsia="es-CO"/>
+        </w:rPr>
+      </w:pPr>
+      <w:r>
+        <w:rPr>
+          <w:rFonts w:cs="Calibri"/>
+          <w:lang w:eastAsia="es-CO"/>
+        </w:rPr>
+        <w:t>Entonces, la clasificación o estructura del surtido se refiere a distribuir los artículos en grupos o niveles para que la oferta comercial se pueda clasificar, identificar y gestionar estratégicamente. Lo normal es que cada establecimiento diseñe su propia estructura, sin embargo, cabe anotar que la empresa debe gestionar de forma estratégica el surtido y su clasificación, teniendo en cuenta variables como la tipología del negocio y la filosofía empresarial.</w:t>
+      </w:r>
+    </w:p>
+    <w:p>
+      <w:pPr>
+        <w:spacing w:before="0" w:after="0"/>
+        <w:rPr>
+          <w:rFonts w:cs="Calibri"/>
+          <w:lang w:eastAsia="es-CO"/>
+        </w:rPr>
+      </w:pPr>
+    </w:p>
+    <w:p>
+      <w:pPr>
+        <w:spacing w:before="0" w:after="0"/>
+        <w:rPr>
+          <w:rFonts w:cs="Calibri"/>
+          <w:lang w:eastAsia="es-CO"/>
+        </w:rPr>
+      </w:pPr>
+    </w:p>
+    <w:p>
+      <w:pPr>
+        <w:spacing w:before="0" w:after="0"/>
+        <w:ind w:firstLine="708"/>
+        <w:rPr>
+          <w:rFonts w:cs="Calibri"/>
+          <w:b/>
+          <w:bCs/>
+          <w:lang w:eastAsia="es-CO"/>
+        </w:rPr>
+      </w:pPr>
+      <w:r>
+        <w:rPr>
+          <w:rFonts w:cs="Calibri"/>
+          <w:b/>
+          <w:bCs/>
+          <w:lang w:eastAsia="es-CO"/>
+        </w:rPr>
+        <w:lastRenderedPageBreak/>
+        <w:t>Dimensiones del surtido</w:t>
+      </w:r>
+    </w:p>
+    <w:p>
+      <w:pPr>
+        <w:pStyle w:val="Prrafodelista"/>
+        <w:spacing w:before="0" w:after="0"/>
+        <w:ind w:left="993" w:firstLine="0"/>
+        <w:rPr>
+          <w:rFonts w:cs="Calibri"/>
+          <w:lang w:eastAsia="es-CO"/>
+        </w:rPr>
+      </w:pPr>
+      <w:r>
+        <w:rPr>
+          <w:rFonts w:cs="Calibri"/>
+          <w:lang w:eastAsia="es-CO"/>
+        </w:rPr>
+        <w:t>Las dimensiones del surtido cuentan con las siguientes características:</w:t>
+      </w:r>
+    </w:p>
+    <w:p>
+      <w:pPr>
+        <w:pStyle w:val="Prrafodelista"/>
+        <w:numPr>
+          <w:ilvl w:val="0"/>
+          <w:numId w:val="5"/>
+        </w:numPr>
+        <w:spacing w:before="0" w:after="0"/>
+        <w:ind w:left="993"/>
+        <w:rPr>
+          <w:rFonts w:cs="Calibri"/>
+          <w:b/>
+          <w:bCs/>
+          <w:lang w:eastAsia="es-CO"/>
+        </w:rPr>
+      </w:pPr>
+      <w:r>
+        <w:rPr>
+          <w:rFonts w:cs="Calibri"/>
+          <w:b/>
+          <w:bCs/>
+          <w:lang w:eastAsia="es-CO"/>
+        </w:rPr>
+        <w:t>Amplitud</w:t>
+      </w:r>
+    </w:p>
+    <w:p>
+      <w:pPr>
+        <w:pStyle w:val="Prrafodelista"/>
+        <w:spacing w:before="0" w:after="0"/>
+        <w:ind w:left="993" w:firstLine="0"/>
+        <w:rPr>
+          <w:rFonts w:cs="Calibri"/>
+          <w:lang w:eastAsia="es-CO"/>
+        </w:rPr>
+      </w:pPr>
+      <w:r>
+        <w:rPr>
+          <w:rFonts w:cs="Calibri"/>
+          <w:lang w:eastAsia="es-CO"/>
+        </w:rPr>
+        <w:t>Número de familias diferentes de productos que ofrece la marca.</w:t>
+      </w:r>
+    </w:p>
+    <w:p>
+      <w:pPr>
+        <w:pStyle w:val="Prrafodelista"/>
+        <w:numPr>
+          <w:ilvl w:val="0"/>
+          <w:numId w:val="5"/>
+        </w:numPr>
+        <w:spacing w:before="0" w:after="0"/>
+        <w:ind w:left="993"/>
+        <w:rPr>
+          <w:rFonts w:cs="Calibri"/>
+          <w:b/>
+          <w:bCs/>
+          <w:lang w:eastAsia="es-CO"/>
+        </w:rPr>
+      </w:pPr>
+      <w:r>
+        <w:rPr>
+          <w:rFonts w:cs="Calibri"/>
+          <w:b/>
+          <w:bCs/>
+          <w:lang w:eastAsia="es-CO"/>
+        </w:rPr>
+        <w:t>Profundidad</w:t>
+      </w:r>
+    </w:p>
+    <w:p>
+      <w:pPr>
+        <w:pStyle w:val="Prrafodelista"/>
+        <w:spacing w:before="0" w:after="0"/>
+        <w:ind w:left="993" w:firstLine="0"/>
+        <w:rPr>
+          <w:rFonts w:cs="Calibri"/>
+          <w:lang w:eastAsia="es-CO"/>
+        </w:rPr>
+      </w:pPr>
+      <w:r>
+        <w:rPr>
+          <w:rFonts w:cs="Calibri"/>
+          <w:lang w:eastAsia="es-CO"/>
+        </w:rPr>
+        <w:t>Número de variantes que la marca ofrece por cada producto en cada familia.</w:t>
+      </w:r>
+    </w:p>
+    <w:p>
+      <w:pPr>
+        <w:pStyle w:val="Prrafodelista"/>
+        <w:numPr>
+          <w:ilvl w:val="0"/>
+          <w:numId w:val="5"/>
+        </w:numPr>
+        <w:spacing w:before="0" w:after="0"/>
+        <w:ind w:left="993"/>
+        <w:rPr>
+          <w:rFonts w:cs="Calibri"/>
+          <w:b/>
+          <w:bCs/>
+          <w:lang w:eastAsia="es-CO"/>
+        </w:rPr>
+      </w:pPr>
+      <w:r>
+        <w:rPr>
+          <w:rFonts w:cs="Calibri"/>
+          <w:b/>
+          <w:bCs/>
+          <w:lang w:eastAsia="es-CO"/>
+        </w:rPr>
+        <w:t>Longitud</w:t>
+      </w:r>
+    </w:p>
+    <w:p>
+      <w:pPr>
+        <w:pStyle w:val="Prrafodelista"/>
+        <w:spacing w:before="0" w:after="0"/>
+        <w:ind w:left="993" w:firstLine="0"/>
+        <w:rPr>
+          <w:rFonts w:cs="Calibri"/>
+          <w:lang w:eastAsia="es-CO"/>
+        </w:rPr>
+      </w:pPr>
+      <w:r>
+        <w:rPr>
+          <w:rFonts w:cs="Calibri"/>
+          <w:lang w:eastAsia="es-CO"/>
+        </w:rPr>
+        <w:t>Número total de productos que tiene la marca en una familia.</w:t>
+      </w:r>
+    </w:p>
+    <w:p>
+      <w:pPr>
+        <w:pStyle w:val="Prrafodelista"/>
+        <w:numPr>
+          <w:ilvl w:val="0"/>
+          <w:numId w:val="5"/>
+        </w:numPr>
+        <w:spacing w:before="0" w:after="0"/>
+        <w:ind w:left="993"/>
+        <w:rPr>
+          <w:rFonts w:cs="Calibri"/>
+          <w:b/>
+          <w:bCs/>
+          <w:lang w:eastAsia="es-CO"/>
+        </w:rPr>
+      </w:pPr>
+      <w:r>
+        <w:rPr>
+          <w:rFonts w:cs="Calibri"/>
+          <w:b/>
+          <w:bCs/>
+          <w:lang w:eastAsia="es-CO"/>
+        </w:rPr>
+        <w:t>Consistencia</w:t>
+      </w:r>
+    </w:p>
+    <w:p>
+      <w:pPr>
+        <w:pStyle w:val="Prrafodelista"/>
+        <w:spacing w:before="0" w:after="0"/>
+        <w:ind w:left="993" w:firstLine="0"/>
+        <w:rPr>
+          <w:rFonts w:cs="Calibri"/>
+          <w:lang w:eastAsia="es-CO"/>
+        </w:rPr>
+      </w:pPr>
+      <w:r>
+        <w:rPr>
+          <w:rFonts w:cs="Calibri"/>
+          <w:lang w:eastAsia="es-CO"/>
+        </w:rPr>
+        <w:t>Cercanía relativa entre las líneas de producto y su uso final.</w:t>
+      </w:r>
+    </w:p>
+    <w:p>
+      <w:pPr>
+        <w:spacing w:before="0" w:after="0"/>
+        <w:rPr>
+          <w:rFonts w:cs="Calibri"/>
+          <w:lang w:eastAsia="es-CO"/>
+        </w:rPr>
+      </w:pPr>
+    </w:p>
+    <w:p>
+      <w:pPr>
+        <w:spacing w:before="0" w:after="0"/>
+        <w:rPr>
+          <w:rFonts w:cs="Calibri"/>
+          <w:lang w:eastAsia="es-CO"/>
+        </w:rPr>
+      </w:pPr>
+      <w:r>
+        <w:rPr>
+          <w:rFonts w:cs="Calibri"/>
+          <w:lang w:eastAsia="es-CO"/>
+        </w:rPr>
+        <w:t>A continuación, se presenta cómo se organizan dichas dimensiones del surtido:</w:t>
+      </w:r>
+    </w:p>
+    <w:p>
+      <w:pPr>
+        <w:spacing w:before="0" w:after="0"/>
+        <w:rPr>
+          <w:rFonts w:cs="Calibri"/>
+          <w:b/>
+          <w:bCs/>
+          <w:lang w:eastAsia="es-CO"/>
+        </w:rPr>
+      </w:pPr>
+    </w:p>
+    <w:p>
+      <w:pPr>
+        <w:spacing w:before="0" w:after="0"/>
+        <w:rPr>
+          <w:rFonts w:cs="Calibri"/>
+          <w:b/>
+          <w:bCs/>
+          <w:lang w:eastAsia="es-CO"/>
+        </w:rPr>
+      </w:pPr>
+      <w:r>
+        <w:rPr>
+          <w:rFonts w:cs="Calibri"/>
+          <w:b/>
+          <w:bCs/>
+          <w:lang w:eastAsia="es-CO"/>
+        </w:rPr>
+        <w:t>Surtido amplio y profundo</w:t>
+      </w:r>
+    </w:p>
+    <w:p>
+      <w:pPr>
+        <w:spacing w:before="0" w:after="0"/>
+        <w:rPr>
+          <w:rFonts w:cs="Calibri"/>
+          <w:lang w:eastAsia="es-CO"/>
+        </w:rPr>
+      </w:pPr>
+      <w:r>
+        <w:rPr>
+          <w:rFonts w:cs="Calibri"/>
+          <w:lang w:eastAsia="es-CO"/>
+        </w:rPr>
+        <w:t>Es cuando un establecimiento comercial quiere satisfacer de manera amplia una gran variedad de necesidades. Para ello, debe haber muchas familias y que cada familia posea muchas referencias.</w:t>
+      </w:r>
+    </w:p>
+    <w:p>
+      <w:pPr>
+        <w:spacing w:before="0" w:after="0"/>
+        <w:rPr>
+          <w:rFonts w:cs="Calibri"/>
+          <w:lang w:eastAsia="es-CO"/>
+        </w:rPr>
+      </w:pPr>
+    </w:p>
+    <w:p>
+      <w:pPr>
+        <w:spacing w:before="0" w:after="0"/>
+        <w:rPr>
+          <w:rFonts w:cs="Calibri"/>
+          <w:lang w:eastAsia="es-CO"/>
+        </w:rPr>
+      </w:pPr>
+    </w:p>
+    <w:p>
+      <w:pPr>
+        <w:spacing w:before="0" w:after="0"/>
+        <w:rPr>
+          <w:rFonts w:cs="Calibri"/>
+          <w:lang w:eastAsia="es-CO"/>
+        </w:rPr>
+      </w:pPr>
+    </w:p>
+    <w:p>
+      <w:pPr>
+        <w:spacing w:before="0" w:after="0"/>
+        <w:rPr>
+          <w:rFonts w:cs="Calibri"/>
+          <w:lang w:eastAsia="es-CO"/>
+        </w:rPr>
+      </w:pPr>
+    </w:p>
+    <w:p>
+      <w:pPr>
+        <w:spacing w:before="0" w:after="0"/>
+        <w:rPr>
+          <w:rFonts w:cs="Calibri"/>
+          <w:lang w:eastAsia="es-CO"/>
+        </w:rPr>
+      </w:pPr>
+    </w:p>
+    <w:p>
+      <w:pPr>
+        <w:spacing w:before="0" w:after="0"/>
+        <w:rPr>
+          <w:rFonts w:cs="Calibri"/>
+          <w:lang w:eastAsia="es-CO"/>
+        </w:rPr>
+      </w:pPr>
+    </w:p>
+    <w:p>
+      <w:pPr>
+        <w:spacing w:before="0" w:after="0"/>
+        <w:rPr>
+          <w:rFonts w:cs="Calibri"/>
+          <w:lang w:eastAsia="es-CO"/>
+        </w:rPr>
+      </w:pPr>
+    </w:p>
+    <w:p>
+      <w:pPr>
+        <w:spacing w:before="0" w:after="0"/>
+        <w:rPr>
+          <w:rFonts w:cs="Calibri"/>
+          <w:lang w:eastAsia="es-CO"/>
+        </w:rPr>
+      </w:pPr>
+    </w:p>
+    <w:p>
+      <w:pPr>
         <w:pStyle w:val="Figura"/>
-        <w:rPr>
-          <w:rFonts w:cs="Calibri"/>
-        </w:rPr>
-      </w:pPr>
-      <w:r>
-        <w:rPr>
-          <w:rFonts w:cs="Calibri"/>
-          <w:b/>
-          <w:bCs/>
-        </w:rPr>
+      </w:pPr>
+      <w:r>
+        <w:rPr>
+          <w:b/>
+          <w:bCs/>
+        </w:rPr>
+        <w:lastRenderedPageBreak/>
         <w:t>Figura 7.</w:t>
       </w:r>
       <w:r>
-        <w:rPr>
-          <w:rFonts w:cs="Calibri"/>
-        </w:rPr>
-        <w:t xml:space="preserve"> Estructura del surtido</w:t>
+        <w:t xml:space="preserve"> Surtido amplio y profundo</w:t>
       </w:r>
     </w:p>
     <w:p>
@@ -5927,10 +6632,10 @@
           <w:lang w:eastAsia="es-CO"/>
         </w:rPr>
         <w:drawing>
-          <wp:inline distT="0" distB="0" distL="0" distR="0" wp14:anchorId="65E459B4" wp14:editId="4E9FA81B">
-            <wp:extent cx="4680000" cy="2467199"/>
-            <wp:effectExtent l="0" t="0" r="6350" b="9525"/>
-            <wp:docPr id="1139286603" name="Imagen 24" descr="Se muestra la clasificación o estructura del surtido consiste en organizar los artículos en grupos o niveles para facilitar su clasificación, identificación y gestión estratégica. "/>
+          <wp:inline distT="0" distB="0" distL="0" distR="0" wp14:anchorId="0DB010C9" wp14:editId="36273B27">
+            <wp:extent cx="4680000" cy="3264300"/>
+            <wp:effectExtent l="0" t="0" r="6350" b="0"/>
+            <wp:docPr id="1878178132" name="Gráfico 35" descr="Se presenta cuando un establecimiento comercial busca satisfacer una amplia gama de necesidades, ofreciendo a profundidad muchas familias de productos, cada una con numerosas referencias."/>
             <wp:cNvGraphicFramePr>
               <a:graphicFrameLocks xmlns:a="http://schemas.openxmlformats.org/drawingml/2006/main" noChangeAspect="1"/>
             </wp:cNvGraphicFramePr>
@@ -5938,427 +6643,14 @@
               <a:graphicData uri="http://schemas.openxmlformats.org/drawingml/2006/picture">
                 <pic:pic xmlns:pic="http://schemas.openxmlformats.org/drawingml/2006/picture">
                   <pic:nvPicPr>
-                    <pic:cNvPr id="1139286603" name="Imagen 24" descr="Se muestra la clasificación o estructura del surtido consiste en organizar los artículos en grupos o niveles para facilitar su clasificación, identificación y gestión estratégica. "/>
+                    <pic:cNvPr id="1878178132" name="Gráfico 35" descr="Se presenta cuando un establecimiento comercial busca satisfacer una amplia gama de necesidades, ofreciendo a profundidad muchas familias de productos, cada una con numerosas referencias."/>
                     <pic:cNvPicPr/>
                   </pic:nvPicPr>
                   <pic:blipFill>
                     <a:blip r:embed="rId26">
                       <a:extLst>
-                        <a:ext uri="{28A0092B-C50C-407E-A947-70E740481C1C}">
-                          <a14:useLocalDpi xmlns:a14="http://schemas.microsoft.com/office/drawing/2010/main" val="0"/>
-                        </a:ext>
-                      </a:extLst>
-                    </a:blip>
-                    <a:stretch>
-                      <a:fillRect/>
-                    </a:stretch>
-                  </pic:blipFill>
-                  <pic:spPr>
-                    <a:xfrm>
-                      <a:off x="0" y="0"/>
-                      <a:ext cx="4680000" cy="2467199"/>
-                    </a:xfrm>
-                    <a:prstGeom prst="rect">
-                      <a:avLst/>
-                    </a:prstGeom>
-                  </pic:spPr>
-                </pic:pic>
-              </a:graphicData>
-            </a:graphic>
-          </wp:inline>
-        </w:drawing>
-      </w:r>
-    </w:p>
-    <w:p>
-      <w:pPr>
-        <w:spacing w:before="0" w:after="0"/>
-        <w:rPr>
-          <w:rFonts w:cs="Calibri"/>
-          <w:lang w:eastAsia="es-CO"/>
-        </w:rPr>
-      </w:pPr>
-    </w:p>
-    <w:p>
-      <w:pPr>
-        <w:spacing w:before="0" w:after="0"/>
-        <w:rPr>
-          <w:rFonts w:cs="Calibri"/>
-          <w:lang w:eastAsia="es-CO"/>
-        </w:rPr>
-      </w:pPr>
-      <w:r>
-        <w:rPr>
-          <w:rFonts w:cs="Calibri"/>
-          <w:lang w:eastAsia="es-CO"/>
-        </w:rPr>
-        <w:lastRenderedPageBreak/>
-        <w:t>Entonces, la clasificación o estructura del surtido se refiere a distribuir los artículos en grupos o niveles para que la oferta comercial se pueda clasificar, identificar y gestionar estratégicamente. Lo normal es que cada establecimiento diseñe su propia estructura, sin embargo, cabe anotar que la empresa debe gestionar de forma estratégica el surtido y su clasificación, teniendo en cuenta variables como la tipología del negocio y la filosofía empresarial.</w:t>
-      </w:r>
-    </w:p>
-    <w:p>
-      <w:pPr>
-        <w:spacing w:before="0" w:after="0"/>
-        <w:ind w:firstLine="708"/>
-        <w:rPr>
-          <w:rFonts w:cs="Calibri"/>
-          <w:b/>
-          <w:bCs/>
-          <w:lang w:eastAsia="es-CO"/>
-        </w:rPr>
-      </w:pPr>
-      <w:r>
-        <w:rPr>
-          <w:rFonts w:cs="Calibri"/>
-          <w:b/>
-          <w:bCs/>
-          <w:lang w:eastAsia="es-CO"/>
-        </w:rPr>
-        <w:t>Dimensiones del surtido</w:t>
-      </w:r>
-    </w:p>
-    <w:p>
-      <w:pPr>
-        <w:pStyle w:val="Prrafodelista"/>
-        <w:spacing w:before="0" w:after="0"/>
-        <w:ind w:left="993" w:firstLine="0"/>
-        <w:rPr>
-          <w:rFonts w:cs="Calibri"/>
-          <w:lang w:eastAsia="es-CO"/>
-        </w:rPr>
-      </w:pPr>
-      <w:r>
-        <w:rPr>
-          <w:rFonts w:cs="Calibri"/>
-          <w:lang w:eastAsia="es-CO"/>
-        </w:rPr>
-        <w:t>Las dimensiones del surtido cuentan con las siguientes características:</w:t>
-      </w:r>
-    </w:p>
-    <w:p>
-      <w:pPr>
-        <w:pStyle w:val="Prrafodelista"/>
-        <w:numPr>
-          <w:ilvl w:val="0"/>
-          <w:numId w:val="5"/>
-        </w:numPr>
-        <w:spacing w:before="0" w:after="0"/>
-        <w:ind w:left="993"/>
-        <w:rPr>
-          <w:rFonts w:cs="Calibri"/>
-          <w:b/>
-          <w:bCs/>
-          <w:lang w:eastAsia="es-CO"/>
-        </w:rPr>
-      </w:pPr>
-      <w:r>
-        <w:rPr>
-          <w:rFonts w:cs="Calibri"/>
-          <w:b/>
-          <w:bCs/>
-          <w:lang w:eastAsia="es-CO"/>
-        </w:rPr>
-        <w:t>Amplitud</w:t>
-      </w:r>
-    </w:p>
-    <w:p>
-      <w:pPr>
-        <w:pStyle w:val="Prrafodelista"/>
-        <w:spacing w:before="0" w:after="0"/>
-        <w:ind w:left="993" w:firstLine="0"/>
-        <w:rPr>
-          <w:rFonts w:cs="Calibri"/>
-          <w:lang w:eastAsia="es-CO"/>
-        </w:rPr>
-      </w:pPr>
-      <w:r>
-        <w:rPr>
-          <w:rFonts w:cs="Calibri"/>
-          <w:lang w:eastAsia="es-CO"/>
-        </w:rPr>
-        <w:t>Número de familias diferentes de productos que ofrece la marca.</w:t>
-      </w:r>
-    </w:p>
-    <w:p>
-      <w:pPr>
-        <w:pStyle w:val="Prrafodelista"/>
-        <w:numPr>
-          <w:ilvl w:val="0"/>
-          <w:numId w:val="5"/>
-        </w:numPr>
-        <w:spacing w:before="0" w:after="0"/>
-        <w:ind w:left="993"/>
-        <w:rPr>
-          <w:rFonts w:cs="Calibri"/>
-          <w:b/>
-          <w:bCs/>
-          <w:lang w:eastAsia="es-CO"/>
-        </w:rPr>
-      </w:pPr>
-      <w:r>
-        <w:rPr>
-          <w:rFonts w:cs="Calibri"/>
-          <w:b/>
-          <w:bCs/>
-          <w:lang w:eastAsia="es-CO"/>
-        </w:rPr>
-        <w:t>Profundidad</w:t>
-      </w:r>
-    </w:p>
-    <w:p>
-      <w:pPr>
-        <w:pStyle w:val="Prrafodelista"/>
-        <w:spacing w:before="0" w:after="0"/>
-        <w:ind w:left="993" w:firstLine="0"/>
-        <w:rPr>
-          <w:rFonts w:cs="Calibri"/>
-          <w:lang w:eastAsia="es-CO"/>
-        </w:rPr>
-      </w:pPr>
-      <w:r>
-        <w:rPr>
-          <w:rFonts w:cs="Calibri"/>
-          <w:lang w:eastAsia="es-CO"/>
-        </w:rPr>
-        <w:t>Número de variantes que la marca ofrece por cada producto en cada familia.</w:t>
-      </w:r>
-    </w:p>
-    <w:p>
-      <w:pPr>
-        <w:pStyle w:val="Prrafodelista"/>
-        <w:numPr>
-          <w:ilvl w:val="0"/>
-          <w:numId w:val="5"/>
-        </w:numPr>
-        <w:spacing w:before="0" w:after="0"/>
-        <w:ind w:left="993"/>
-        <w:rPr>
-          <w:rFonts w:cs="Calibri"/>
-          <w:b/>
-          <w:bCs/>
-          <w:lang w:eastAsia="es-CO"/>
-        </w:rPr>
-      </w:pPr>
-      <w:r>
-        <w:rPr>
-          <w:rFonts w:cs="Calibri"/>
-          <w:b/>
-          <w:bCs/>
-          <w:lang w:eastAsia="es-CO"/>
-        </w:rPr>
-        <w:t>Longitud</w:t>
-      </w:r>
-    </w:p>
-    <w:p>
-      <w:pPr>
-        <w:pStyle w:val="Prrafodelista"/>
-        <w:spacing w:before="0" w:after="0"/>
-        <w:ind w:left="993" w:firstLine="0"/>
-        <w:rPr>
-          <w:rFonts w:cs="Calibri"/>
-          <w:lang w:eastAsia="es-CO"/>
-        </w:rPr>
-      </w:pPr>
-      <w:r>
-        <w:rPr>
-          <w:rFonts w:cs="Calibri"/>
-          <w:lang w:eastAsia="es-CO"/>
-        </w:rPr>
-        <w:t>Número total de productos que tiene la marca en una familia.</w:t>
-      </w:r>
-    </w:p>
-    <w:p>
-      <w:pPr>
-        <w:pStyle w:val="Prrafodelista"/>
-        <w:numPr>
-          <w:ilvl w:val="0"/>
-          <w:numId w:val="5"/>
-        </w:numPr>
-        <w:spacing w:before="0" w:after="0"/>
-        <w:ind w:left="993"/>
-        <w:rPr>
-          <w:rFonts w:cs="Calibri"/>
-          <w:b/>
-          <w:bCs/>
-          <w:lang w:eastAsia="es-CO"/>
-        </w:rPr>
-      </w:pPr>
-      <w:r>
-        <w:rPr>
-          <w:rFonts w:cs="Calibri"/>
-          <w:b/>
-          <w:bCs/>
-          <w:lang w:eastAsia="es-CO"/>
-        </w:rPr>
-        <w:t>Consistencia</w:t>
-      </w:r>
-    </w:p>
-    <w:p>
-      <w:pPr>
-        <w:pStyle w:val="Prrafodelista"/>
-        <w:spacing w:before="0" w:after="0"/>
-        <w:ind w:left="993" w:firstLine="0"/>
-        <w:rPr>
-          <w:rFonts w:cs="Calibri"/>
-          <w:lang w:eastAsia="es-CO"/>
-        </w:rPr>
-      </w:pPr>
-      <w:r>
-        <w:rPr>
-          <w:rFonts w:cs="Calibri"/>
-          <w:lang w:eastAsia="es-CO"/>
-        </w:rPr>
-        <w:t>Cercanía relativa entre las líneas de producto y su uso final.</w:t>
-      </w:r>
-    </w:p>
-    <w:p>
-      <w:pPr>
-        <w:spacing w:before="0" w:after="0"/>
-        <w:rPr>
-          <w:rFonts w:cs="Calibri"/>
-          <w:lang w:eastAsia="es-CO"/>
-        </w:rPr>
-      </w:pPr>
-    </w:p>
-    <w:p>
-      <w:pPr>
-        <w:spacing w:before="0" w:after="0"/>
-        <w:rPr>
-          <w:rFonts w:cs="Calibri"/>
-          <w:lang w:eastAsia="es-CO"/>
-        </w:rPr>
-      </w:pPr>
-      <w:r>
-        <w:rPr>
-          <w:rFonts w:cs="Calibri"/>
-          <w:lang w:eastAsia="es-CO"/>
-        </w:rPr>
-        <w:t>A continuación, se presenta cómo se organizan dichas dimensiones del surtido:</w:t>
-      </w:r>
-    </w:p>
-    <w:p>
-      <w:pPr>
-        <w:spacing w:before="0" w:after="0"/>
-        <w:rPr>
-          <w:rFonts w:cs="Calibri"/>
-          <w:b/>
-          <w:bCs/>
-          <w:lang w:eastAsia="es-CO"/>
-        </w:rPr>
-      </w:pPr>
-    </w:p>
-    <w:p>
-      <w:pPr>
-        <w:spacing w:before="0" w:after="0"/>
-        <w:rPr>
-          <w:rFonts w:cs="Calibri"/>
-          <w:b/>
-          <w:bCs/>
-          <w:lang w:eastAsia="es-CO"/>
-        </w:rPr>
-      </w:pPr>
-      <w:r>
-        <w:rPr>
-          <w:rFonts w:cs="Calibri"/>
-          <w:b/>
-          <w:bCs/>
-          <w:lang w:eastAsia="es-CO"/>
-        </w:rPr>
-        <w:t>Surtido amplio y profundo</w:t>
-      </w:r>
-    </w:p>
-    <w:p>
-      <w:pPr>
-        <w:spacing w:before="0" w:after="0"/>
-        <w:rPr>
-          <w:rFonts w:cs="Calibri"/>
-          <w:lang w:eastAsia="es-CO"/>
-        </w:rPr>
-      </w:pPr>
-      <w:r>
-        <w:rPr>
-          <w:rFonts w:cs="Calibri"/>
-          <w:lang w:eastAsia="es-CO"/>
-        </w:rPr>
-        <w:t>Es cuando un establecimiento comercial quiere satisfacer de manera amplia una gran variedad de necesidades. Para ello, debe haber muchas familias y que cada familia posea muchas referencias.</w:t>
-      </w:r>
-    </w:p>
-    <w:p>
-      <w:pPr>
-        <w:spacing w:before="0" w:after="0"/>
-        <w:rPr>
-          <w:rFonts w:cs="Calibri"/>
-          <w:lang w:eastAsia="es-CO"/>
-        </w:rPr>
-      </w:pPr>
-    </w:p>
-    <w:p>
-      <w:pPr>
-        <w:spacing w:before="0" w:after="0"/>
-        <w:rPr>
-          <w:rFonts w:cs="Calibri"/>
-          <w:lang w:eastAsia="es-CO"/>
-        </w:rPr>
-      </w:pPr>
-    </w:p>
-    <w:p>
-      <w:pPr>
-        <w:pStyle w:val="Figura"/>
-        <w:rPr>
-          <w:rFonts w:cs="Calibri"/>
-        </w:rPr>
-      </w:pPr>
-      <w:r>
-        <w:rPr>
-          <w:rFonts w:cs="Calibri"/>
-          <w:b/>
-          <w:bCs/>
-        </w:rPr>
-        <w:lastRenderedPageBreak/>
-        <w:t>Figura 8.</w:t>
-      </w:r>
-      <w:r>
-        <w:rPr>
-          <w:rFonts w:cs="Calibri"/>
-        </w:rPr>
-        <w:t xml:space="preserve"> Surtido amplio y profundo</w:t>
-      </w:r>
-    </w:p>
-    <w:p>
-      <w:pPr>
-        <w:spacing w:before="0" w:after="0"/>
-        <w:ind w:firstLine="0"/>
-        <w:jc w:val="center"/>
-        <w:rPr>
-          <w:rFonts w:cs="Calibri"/>
-          <w:lang w:eastAsia="es-CO"/>
-        </w:rPr>
-      </w:pPr>
-      <w:r>
-        <w:rPr>
-          <w:rFonts w:cs="Calibri"/>
-          <w:noProof/>
-          <w:lang w:eastAsia="es-CO"/>
-        </w:rPr>
-        <w:drawing>
-          <wp:inline distT="0" distB="0" distL="0" distR="0" wp14:anchorId="0DB010C9" wp14:editId="42F24064">
-            <wp:extent cx="4680000" cy="3264300"/>
-            <wp:effectExtent l="0" t="0" r="6350" b="0"/>
-            <wp:docPr id="1878178132" name="Gráfico 35" descr="Muestra cuando un establecimiento comercial busca satisfacer una amplia gama de necesidades, ofreciendo a profundidad muchas familias de productos, cada una con numerosas referencias."/>
-            <wp:cNvGraphicFramePr>
-              <a:graphicFrameLocks xmlns:a="http://schemas.openxmlformats.org/drawingml/2006/main" noChangeAspect="1"/>
-            </wp:cNvGraphicFramePr>
-            <a:graphic xmlns:a="http://schemas.openxmlformats.org/drawingml/2006/main">
-              <a:graphicData uri="http://schemas.openxmlformats.org/drawingml/2006/picture">
-                <pic:pic xmlns:pic="http://schemas.openxmlformats.org/drawingml/2006/picture">
-                  <pic:nvPicPr>
-                    <pic:cNvPr id="1878178132" name="Gráfico 35" descr="Muestra cuando un establecimiento comercial busca satisfacer una amplia gama de necesidades, ofreciendo a profundidad muchas familias de productos, cada una con numerosas referencias."/>
-                    <pic:cNvPicPr/>
-                  </pic:nvPicPr>
-                  <pic:blipFill>
-                    <a:blip r:embed="rId27">
-                      <a:extLst>
                         <a:ext uri="{96DAC541-7B7A-43D3-8B79-37D633B846F1}">
-                          <asvg:svgBlip xmlns:asvg="http://schemas.microsoft.com/office/drawing/2016/SVG/main" r:embed="rId28"/>
+                          <asvg:svgBlip xmlns:asvg="http://schemas.microsoft.com/office/drawing/2016/SVG/main" r:embed="rId27"/>
                         </a:ext>
                       </a:extLst>
                     </a:blip>
@@ -6529,10 +6821,10 @@
           <w:bCs/>
         </w:rPr>
         <w:lastRenderedPageBreak/>
-        <w:t>Figura 9.</w:t>
-      </w:r>
-      <w:r>
-        <w:t xml:space="preserve"> </w:t>
+        <w:t>Figura 8</w:t>
+      </w:r>
+      <w:r>
+        <w:t xml:space="preserve">. </w:t>
       </w:r>
       <w:r>
         <w:t>Surtido amplio y poco profundo</w:t>
@@ -6559,10 +6851,10 @@
           <w:lang w:eastAsia="es-CO"/>
         </w:rPr>
         <w:drawing>
-          <wp:inline distT="0" distB="0" distL="0" distR="0" wp14:anchorId="0926CD11" wp14:editId="364EDF5D">
+          <wp:inline distT="0" distB="0" distL="0" distR="0" wp14:anchorId="0926CD11" wp14:editId="290AD992">
             <wp:extent cx="4680000" cy="3264300"/>
             <wp:effectExtent l="0" t="0" r="6350" b="0"/>
-            <wp:docPr id="713524099" name="Gráfico 6" descr="Muestra cuando el establecimiento ofrece muchas familias de productos, pero cada familia tiene una variedad limitada de artículos."/>
+            <wp:docPr id="713524099" name="Gráfico 6" descr="Se presenta cuando el establecimiento ofrece muchas familias de productos, pero cada familia tiene una variedad limitada de artículos."/>
             <wp:cNvGraphicFramePr>
               <a:graphicFrameLocks xmlns:a="http://schemas.openxmlformats.org/drawingml/2006/main" noChangeAspect="1"/>
             </wp:cNvGraphicFramePr>
@@ -6570,14 +6862,14 @@
               <a:graphicData uri="http://schemas.openxmlformats.org/drawingml/2006/picture">
                 <pic:pic xmlns:pic="http://schemas.openxmlformats.org/drawingml/2006/picture">
                   <pic:nvPicPr>
-                    <pic:cNvPr id="713524099" name="Gráfico 6" descr="Muestra cuando el establecimiento ofrece muchas familias de productos, pero cada familia tiene una variedad limitada de artículos."/>
+                    <pic:cNvPr id="713524099" name="Gráfico 6" descr="Se presenta cuando el establecimiento ofrece muchas familias de productos, pero cada familia tiene una variedad limitada de artículos."/>
                     <pic:cNvPicPr/>
                   </pic:nvPicPr>
                   <pic:blipFill>
-                    <a:blip r:embed="rId29">
+                    <a:blip r:embed="rId28">
                       <a:extLst>
                         <a:ext uri="{96DAC541-7B7A-43D3-8B79-37D633B846F1}">
-                          <asvg:svgBlip xmlns:asvg="http://schemas.microsoft.com/office/drawing/2016/SVG/main" r:embed="rId30"/>
+                          <asvg:svgBlip xmlns:asvg="http://schemas.microsoft.com/office/drawing/2016/SVG/main" r:embed="rId29"/>
                         </a:ext>
                       </a:extLst>
                     </a:blip>
@@ -6739,7 +7031,21 @@
           <w:bCs/>
         </w:rPr>
         <w:lastRenderedPageBreak/>
-        <w:t>Figura 10.</w:t>
+        <w:t xml:space="preserve">Figura </w:t>
+      </w:r>
+      <w:r>
+        <w:rPr>
+          <w:b/>
+          <w:bCs/>
+        </w:rPr>
+        <w:t>9</w:t>
+      </w:r>
+      <w:r>
+        <w:rPr>
+          <w:b/>
+          <w:bCs/>
+        </w:rPr>
+        <w:t>.</w:t>
       </w:r>
       <w:r>
         <w:t xml:space="preserve"> </w:t>
@@ -6769,10 +7075,10 @@
           <w:lang w:eastAsia="es-CO"/>
         </w:rPr>
         <w:drawing>
-          <wp:inline distT="0" distB="0" distL="0" distR="0" wp14:anchorId="75371BD6" wp14:editId="263FD1DF">
+          <wp:inline distT="0" distB="0" distL="0" distR="0" wp14:anchorId="75371BD6" wp14:editId="17F9EC6A">
             <wp:extent cx="4680000" cy="3264300"/>
             <wp:effectExtent l="0" t="0" r="6350" b="0"/>
-            <wp:docPr id="1464346200" name="Gráfico 5" descr="Muestra  buena variedad de productos, pero solo en algunas familias específicas, como en las tiendas de electrodomésticos."/>
+            <wp:docPr id="1464346200" name="Gráfico 5" descr="Se presenta buena variedad de productos, pero solo en algunas familias específicas, como en las tiendas de electrodomésticos."/>
             <wp:cNvGraphicFramePr>
               <a:graphicFrameLocks xmlns:a="http://schemas.openxmlformats.org/drawingml/2006/main" noChangeAspect="1"/>
             </wp:cNvGraphicFramePr>
@@ -6780,14 +7086,14 @@
               <a:graphicData uri="http://schemas.openxmlformats.org/drawingml/2006/picture">
                 <pic:pic xmlns:pic="http://schemas.openxmlformats.org/drawingml/2006/picture">
                   <pic:nvPicPr>
-                    <pic:cNvPr id="1464346200" name="Gráfico 5" descr="Muestra  buena variedad de productos, pero solo en algunas familias específicas, como en las tiendas de electrodomésticos."/>
+                    <pic:cNvPr id="1464346200" name="Gráfico 5" descr="Se presenta buena variedad de productos, pero solo en algunas familias específicas, como en las tiendas de electrodomésticos."/>
                     <pic:cNvPicPr/>
                   </pic:nvPicPr>
                   <pic:blipFill>
-                    <a:blip r:embed="rId31">
+                    <a:blip r:embed="rId30">
                       <a:extLst>
                         <a:ext uri="{96DAC541-7B7A-43D3-8B79-37D633B846F1}">
-                          <asvg:svgBlip xmlns:asvg="http://schemas.microsoft.com/office/drawing/2016/SVG/main" r:embed="rId32"/>
+                          <asvg:svgBlip xmlns:asvg="http://schemas.microsoft.com/office/drawing/2016/SVG/main" r:embed="rId31"/>
                         </a:ext>
                       </a:extLst>
                     </a:blip>
@@ -6949,7 +7255,21 @@
           <w:bCs/>
         </w:rPr>
         <w:lastRenderedPageBreak/>
-        <w:t>Figura 11.</w:t>
+        <w:t>Figura 1</w:t>
+      </w:r>
+      <w:r>
+        <w:rPr>
+          <w:b/>
+          <w:bCs/>
+        </w:rPr>
+        <w:t>0</w:t>
+      </w:r>
+      <w:r>
+        <w:rPr>
+          <w:b/>
+          <w:bCs/>
+        </w:rPr>
+        <w:t>.</w:t>
       </w:r>
       <w:r>
         <w:t xml:space="preserve"> </w:t>
@@ -6979,10 +7299,10 @@
           <w:lang w:eastAsia="es-CO"/>
         </w:rPr>
         <w:drawing>
-          <wp:inline distT="0" distB="0" distL="0" distR="0" wp14:anchorId="06F05735" wp14:editId="701D5D96">
+          <wp:inline distT="0" distB="0" distL="0" distR="0" wp14:anchorId="06F05735" wp14:editId="2B62662F">
             <wp:extent cx="4680000" cy="3264300"/>
             <wp:effectExtent l="0" t="0" r="6350" b="0"/>
-            <wp:docPr id="332606770" name="Gráfico 4" descr="Muestra cuando el  establecimiento tiene pocas familias y pocas referencias."/>
+            <wp:docPr id="332606770" name="Gráfico 4" descr="Se presenta cuando el  establecimiento tiene pocas familias y pocas referencias."/>
             <wp:cNvGraphicFramePr>
               <a:graphicFrameLocks xmlns:a="http://schemas.openxmlformats.org/drawingml/2006/main" noChangeAspect="1"/>
             </wp:cNvGraphicFramePr>
@@ -6990,14 +7310,14 @@
               <a:graphicData uri="http://schemas.openxmlformats.org/drawingml/2006/picture">
                 <pic:pic xmlns:pic="http://schemas.openxmlformats.org/drawingml/2006/picture">
                   <pic:nvPicPr>
-                    <pic:cNvPr id="332606770" name="Gráfico 4" descr="Muestra cuando el  establecimiento tiene pocas familias y pocas referencias."/>
+                    <pic:cNvPr id="332606770" name="Gráfico 4" descr="Se presenta cuando el  establecimiento tiene pocas familias y pocas referencias."/>
                     <pic:cNvPicPr/>
                   </pic:nvPicPr>
                   <pic:blipFill>
-                    <a:blip r:embed="rId33">
+                    <a:blip r:embed="rId32">
                       <a:extLst>
                         <a:ext uri="{96DAC541-7B7A-43D3-8B79-37D633B846F1}">
-                          <asvg:svgBlip xmlns:asvg="http://schemas.microsoft.com/office/drawing/2016/SVG/main" r:embed="rId34"/>
+                          <asvg:svgBlip xmlns:asvg="http://schemas.microsoft.com/office/drawing/2016/SVG/main" r:embed="rId33"/>
                         </a:ext>
                       </a:extLst>
                     </a:blip>
@@ -7520,28 +7840,10 @@
       </w:r>
       <w:r>
         <w:rPr>
-          <w:rFonts w:cs="Calibri"/>
-          <w:i/>
-          <w:iCs/>
-          <w:lang w:eastAsia="es-CO"/>
-        </w:rPr>
-        <w:t>(</w:t>
-      </w:r>
-      <w:r>
-        <w:rPr>
           <w:rStyle w:val="Extranjerismo"/>
           <w:lang w:eastAsia="es-CO"/>
         </w:rPr>
-        <w:t>software</w:t>
-      </w:r>
-      <w:r>
-        <w:rPr>
-          <w:rFonts w:cs="Calibri"/>
-          <w:i/>
-          <w:iCs/>
-          <w:lang w:eastAsia="es-CO"/>
-        </w:rPr>
-        <w:t>)</w:t>
+        <w:t>(software)</w:t>
       </w:r>
       <w:r>
         <w:rPr>
@@ -8174,7 +8476,7 @@
       </w:pPr>
       <w:r>
         <w:rPr>
-          <w:rStyle w:val="Extranjerismo"/>
+          <w:rFonts w:cs="Calibri"/>
           <w:lang w:eastAsia="es-CO"/>
         </w:rPr>
         <w:t>PlanoGraphics</w:t>
@@ -8188,7 +8490,7 @@
       </w:r>
       <w:r>
         <w:rPr>
-          <w:rStyle w:val="Extranjerismo"/>
+          <w:rFonts w:cs="Calibri"/>
           <w:lang w:eastAsia="es-CO"/>
         </w:rPr>
         <w:t>Adalta</w:t>
@@ -8202,7 +8504,7 @@
       </w:r>
       <w:r>
         <w:rPr>
-          <w:rStyle w:val="Extranjerismo"/>
+          <w:rFonts w:cs="Calibri"/>
           <w:lang w:eastAsia="es-CO"/>
         </w:rPr>
         <w:t>Space Management &amp;</w:t>
@@ -8218,7 +8520,7 @@
       </w:r>
       <w:r>
         <w:rPr>
-          <w:rStyle w:val="Extranjerismo"/>
+          <w:rFonts w:cs="Calibri"/>
           <w:lang w:eastAsia="es-CO"/>
         </w:rPr>
         <w:t>Planning</w:t>
@@ -8692,22 +8994,29 @@
     <w:p>
       <w:pPr>
         <w:pStyle w:val="Figura"/>
-        <w:rPr>
-          <w:rFonts w:cs="Calibri"/>
-        </w:rPr>
-      </w:pPr>
-      <w:r>
-        <w:rPr>
-          <w:rFonts w:cs="Calibri"/>
-          <w:b/>
-          <w:bCs/>
-        </w:rPr>
-        <w:t>Figura 12.</w:t>
-      </w:r>
-      <w:r>
-        <w:rPr>
-          <w:rFonts w:cs="Calibri"/>
-        </w:rPr>
+      </w:pPr>
+      <w:r>
+        <w:rPr>
+          <w:b/>
+          <w:bCs/>
+        </w:rPr>
+        <w:t>Figura 1</w:t>
+      </w:r>
+      <w:r>
+        <w:rPr>
+          <w:b/>
+          <w:bCs/>
+        </w:rPr>
+        <w:t>1</w:t>
+      </w:r>
+      <w:r>
+        <w:rPr>
+          <w:b/>
+          <w:bCs/>
+        </w:rPr>
+        <w:t>.</w:t>
+      </w:r>
+      <w:r>
         <w:t xml:space="preserve"> Diseño recto</w:t>
       </w:r>
     </w:p>
@@ -8727,10 +9036,10 @@
           <w:lang w:eastAsia="es-CO"/>
         </w:rPr>
         <w:drawing>
-          <wp:inline distT="0" distB="0" distL="0" distR="0" wp14:anchorId="16A4B90B" wp14:editId="08B836DB">
+          <wp:inline distT="0" distB="0" distL="0" distR="0" wp14:anchorId="16A4B90B" wp14:editId="3D803107">
             <wp:extent cx="4680000" cy="2665236"/>
             <wp:effectExtent l="0" t="0" r="6350" b="1905"/>
-            <wp:docPr id="1088254855" name="Imagen 40" descr="Muestra un diseño diagonal del establecimiento, mejorando la visibilidad para los cajeros y clientes."/>
+            <wp:docPr id="1088254855" name="Imagen 40" descr="Presenta un diseño recto que se utiliza en los establecimientos, el cual no permite ver por encima del mobiliario."/>
             <wp:cNvGraphicFramePr>
               <a:graphicFrameLocks xmlns:a="http://schemas.openxmlformats.org/drawingml/2006/main" noChangeAspect="1"/>
             </wp:cNvGraphicFramePr>
@@ -8738,7 +9047,199 @@
               <a:graphicData uri="http://schemas.openxmlformats.org/drawingml/2006/picture">
                 <pic:pic xmlns:pic="http://schemas.openxmlformats.org/drawingml/2006/picture">
                   <pic:nvPicPr>
-                    <pic:cNvPr id="1088254855" name="Imagen 40" descr="Muestra un diseño diagonal del establecimiento, mejorando la visibilidad para los cajeros y clientes."/>
+                    <pic:cNvPr id="1088254855" name="Imagen 40" descr="Presenta un diseño recto que se utiliza en los establecimientos, el cual no permite ver por encima del mobiliario."/>
+                    <pic:cNvPicPr/>
+                  </pic:nvPicPr>
+                  <pic:blipFill>
+                    <a:blip r:embed="rId34">
+                      <a:extLst>
+                        <a:ext uri="{28A0092B-C50C-407E-A947-70E740481C1C}">
+                          <a14:useLocalDpi xmlns:a14="http://schemas.microsoft.com/office/drawing/2010/main" val="0"/>
+                        </a:ext>
+                      </a:extLst>
+                    </a:blip>
+                    <a:stretch>
+                      <a:fillRect/>
+                    </a:stretch>
+                  </pic:blipFill>
+                  <pic:spPr>
+                    <a:xfrm>
+                      <a:off x="0" y="0"/>
+                      <a:ext cx="4680000" cy="2665236"/>
+                    </a:xfrm>
+                    <a:prstGeom prst="rect">
+                      <a:avLst/>
+                    </a:prstGeom>
+                  </pic:spPr>
+                </pic:pic>
+              </a:graphicData>
+            </a:graphic>
+          </wp:inline>
+        </w:drawing>
+      </w:r>
+    </w:p>
+    <w:p>
+      <w:pPr>
+        <w:pStyle w:val="Prrafodelista"/>
+        <w:numPr>
+          <w:ilvl w:val="0"/>
+          <w:numId w:val="10"/>
+        </w:numPr>
+        <w:spacing w:before="0" w:after="0"/>
+        <w:ind w:left="1134"/>
+        <w:rPr>
+          <w:rFonts w:cs="Calibri"/>
+          <w:b/>
+          <w:bCs/>
+          <w:lang w:eastAsia="es-CO"/>
+        </w:rPr>
+      </w:pPr>
+      <w:r>
+        <w:rPr>
+          <w:rFonts w:cs="Calibri"/>
+          <w:b/>
+          <w:bCs/>
+          <w:lang w:eastAsia="es-CO"/>
+        </w:rPr>
+        <w:t>Diseño diagonal</w:t>
+      </w:r>
+    </w:p>
+    <w:p>
+      <w:pPr>
+        <w:spacing w:before="0" w:after="0"/>
+        <w:rPr>
+          <w:rFonts w:cs="Calibri"/>
+          <w:lang w:eastAsia="es-CO"/>
+        </w:rPr>
+      </w:pPr>
+      <w:r>
+        <w:rPr>
+          <w:rFonts w:cs="Calibri"/>
+          <w:lang w:eastAsia="es-CO"/>
+        </w:rPr>
+        <w:t>Presenta una buena distribución del espacio para los establecimientos de autoservicio o tiendas minoristas.</w:t>
+      </w:r>
+    </w:p>
+    <w:p>
+      <w:pPr>
+        <w:spacing w:before="0" w:after="0"/>
+        <w:rPr>
+          <w:rFonts w:cs="Calibri"/>
+          <w:lang w:eastAsia="es-CO"/>
+        </w:rPr>
+      </w:pPr>
+      <w:r>
+        <w:rPr>
+          <w:rFonts w:cs="Calibri"/>
+          <w:lang w:eastAsia="es-CO"/>
+        </w:rPr>
+        <w:t>Posee una muy buena visibilidad para los cajeros y clientes.</w:t>
+      </w:r>
+    </w:p>
+    <w:p>
+      <w:pPr>
+        <w:spacing w:before="0" w:after="0"/>
+        <w:rPr>
+          <w:rFonts w:cs="Calibri"/>
+          <w:lang w:eastAsia="es-CO"/>
+        </w:rPr>
+      </w:pPr>
+      <w:r>
+        <w:rPr>
+          <w:rFonts w:cs="Calibri"/>
+          <w:lang w:eastAsia="es-CO"/>
+        </w:rPr>
+        <w:t>Permite el movimiento y el flujo de tráfico a la tienda.</w:t>
+      </w:r>
+    </w:p>
+    <w:p>
+      <w:pPr>
+        <w:pStyle w:val="Figura"/>
+      </w:pPr>
+    </w:p>
+    <w:p>
+      <w:pPr>
+        <w:pStyle w:val="Figura"/>
+      </w:pPr>
+    </w:p>
+    <w:p>
+      <w:pPr>
+        <w:pStyle w:val="Figura"/>
+      </w:pPr>
+    </w:p>
+    <w:p>
+      <w:pPr>
+        <w:pStyle w:val="Figura"/>
+      </w:pPr>
+    </w:p>
+    <w:p>
+      <w:pPr>
+        <w:pStyle w:val="Figura"/>
+      </w:pPr>
+    </w:p>
+    <w:p>
+      <w:pPr>
+        <w:pStyle w:val="Figura"/>
+      </w:pPr>
+    </w:p>
+    <w:p>
+      <w:pPr>
+        <w:pStyle w:val="Figura"/>
+      </w:pPr>
+      <w:r>
+        <w:rPr>
+          <w:b/>
+          <w:bCs/>
+        </w:rPr>
+        <w:lastRenderedPageBreak/>
+        <w:t>Figura 1</w:t>
+      </w:r>
+      <w:r>
+        <w:rPr>
+          <w:b/>
+          <w:bCs/>
+        </w:rPr>
+        <w:t>2</w:t>
+      </w:r>
+      <w:r>
+        <w:rPr>
+          <w:b/>
+          <w:bCs/>
+        </w:rPr>
+        <w:t>.</w:t>
+      </w:r>
+      <w:r>
+        <w:t xml:space="preserve"> Diseño diagonal</w:t>
+      </w:r>
+    </w:p>
+    <w:p>
+      <w:pPr>
+        <w:ind w:firstLine="0"/>
+        <w:jc w:val="center"/>
+        <w:rPr>
+          <w:rFonts w:cs="Calibri"/>
+          <w:lang w:eastAsia="es-CO"/>
+        </w:rPr>
+      </w:pPr>
+      <w:r>
+        <w:rPr>
+          <w:rFonts w:cs="Calibri"/>
+          <w:noProof/>
+          <w:lang w:eastAsia="es-CO"/>
+        </w:rPr>
+        <w:drawing>
+          <wp:inline distT="0" distB="0" distL="0" distR="0" wp14:anchorId="001F2E9A" wp14:editId="0125EC73">
+            <wp:extent cx="4680000" cy="2665236"/>
+            <wp:effectExtent l="0" t="0" r="6350" b="1905"/>
+            <wp:docPr id="1052447693" name="Imagen 41" descr="Presenta un diseño diagonal del establecimiento, mejorando la visibilidad para los cajeros y clientes."/>
+            <wp:cNvGraphicFramePr>
+              <a:graphicFrameLocks xmlns:a="http://schemas.openxmlformats.org/drawingml/2006/main" noChangeAspect="1"/>
+            </wp:cNvGraphicFramePr>
+            <a:graphic xmlns:a="http://schemas.openxmlformats.org/drawingml/2006/main">
+              <a:graphicData uri="http://schemas.openxmlformats.org/drawingml/2006/picture">
+                <pic:pic xmlns:pic="http://schemas.openxmlformats.org/drawingml/2006/picture">
+                  <pic:nvPicPr>
+                    <pic:cNvPr id="1052447693" name="Imagen 41" descr="Presenta un diseño diagonal del establecimiento, mejorando la visibilidad para los cajeros y clientes."/>
                     <pic:cNvPicPr/>
                   </pic:nvPicPr>
                   <pic:blipFill>
@@ -8792,138 +9293,123 @@
           <w:bCs/>
           <w:lang w:eastAsia="es-CO"/>
         </w:rPr>
-        <w:t>Diseño diagonal</w:t>
-      </w:r>
-    </w:p>
-    <w:p>
-      <w:pPr>
-        <w:spacing w:before="0" w:after="0"/>
-        <w:rPr>
-          <w:rFonts w:cs="Calibri"/>
-          <w:lang w:eastAsia="es-CO"/>
-        </w:rPr>
-      </w:pPr>
-      <w:r>
-        <w:rPr>
-          <w:rFonts w:cs="Calibri"/>
-          <w:lang w:eastAsia="es-CO"/>
-        </w:rPr>
-        <w:t>Presenta una buena distribución del espacio para los establecimientos de autoservicio o tiendas minoristas.</w:t>
-      </w:r>
-    </w:p>
-    <w:p>
-      <w:pPr>
-        <w:spacing w:before="0" w:after="0"/>
-        <w:rPr>
-          <w:rFonts w:cs="Calibri"/>
-          <w:lang w:eastAsia="es-CO"/>
-        </w:rPr>
-      </w:pPr>
-      <w:r>
-        <w:rPr>
-          <w:rFonts w:cs="Calibri"/>
-          <w:lang w:eastAsia="es-CO"/>
-        </w:rPr>
-        <w:t>Posee una muy buena visibilidad para los cajeros y clientes.</w:t>
-      </w:r>
-    </w:p>
-    <w:p>
-      <w:pPr>
-        <w:spacing w:before="0" w:after="0"/>
-        <w:rPr>
-          <w:rFonts w:cs="Calibri"/>
-          <w:lang w:eastAsia="es-CO"/>
-        </w:rPr>
-      </w:pPr>
-      <w:r>
-        <w:rPr>
-          <w:rFonts w:cs="Calibri"/>
-          <w:lang w:eastAsia="es-CO"/>
-        </w:rPr>
-        <w:t>Permite el movimiento y el flujo de tráfico a la tienda.</w:t>
-      </w:r>
+        <w:t>Diseño angular</w:t>
+      </w:r>
+    </w:p>
+    <w:p>
+      <w:pPr>
+        <w:rPr>
+          <w:rFonts w:cs="Calibri"/>
+          <w:lang w:eastAsia="es-CO"/>
+        </w:rPr>
+      </w:pPr>
+      <w:r>
+        <w:rPr>
+          <w:rFonts w:cs="Calibri"/>
+          <w:lang w:eastAsia="es-CO"/>
+        </w:rPr>
+        <w:t>Es la mejor opción para los establecimientos especializados de alta gama. Las curvas y ángulos de los muebles permiten al cliente apreciar mejor los artículos. Favorecen una mejor circulación dentro del establecimiento.</w:t>
+      </w:r>
+    </w:p>
+    <w:p>
+      <w:pPr>
+        <w:rPr>
+          <w:rFonts w:cs="Calibri"/>
+          <w:lang w:eastAsia="es-CO"/>
+        </w:rPr>
+      </w:pPr>
+      <w:r>
+        <w:rPr>
+          <w:rFonts w:cs="Calibri"/>
+          <w:lang w:eastAsia="es-CO"/>
+        </w:rPr>
+        <w:t>Es el más costoso por las curvas y los ángulos de los muebles.</w:t>
+      </w:r>
+    </w:p>
+    <w:p>
+      <w:pPr>
+        <w:rPr>
+          <w:rFonts w:cs="Calibri"/>
+          <w:lang w:eastAsia="es-CO"/>
+        </w:rPr>
+      </w:pPr>
+    </w:p>
+    <w:p>
+      <w:pPr>
+        <w:rPr>
+          <w:rFonts w:cs="Calibri"/>
+          <w:lang w:eastAsia="es-CO"/>
+        </w:rPr>
+      </w:pPr>
+    </w:p>
+    <w:p>
+      <w:pPr>
+        <w:rPr>
+          <w:rFonts w:cs="Calibri"/>
+          <w:lang w:eastAsia="es-CO"/>
+        </w:rPr>
+      </w:pPr>
+    </w:p>
+    <w:p>
+      <w:pPr>
+        <w:rPr>
+          <w:rFonts w:cs="Calibri"/>
+          <w:lang w:eastAsia="es-CO"/>
+        </w:rPr>
+      </w:pPr>
+    </w:p>
+    <w:p>
+      <w:pPr>
+        <w:rPr>
+          <w:rFonts w:cs="Calibri"/>
+          <w:lang w:eastAsia="es-CO"/>
+        </w:rPr>
+      </w:pPr>
+    </w:p>
+    <w:p>
+      <w:pPr>
+        <w:rPr>
+          <w:rFonts w:cs="Calibri"/>
+          <w:lang w:eastAsia="es-CO"/>
+        </w:rPr>
+      </w:pPr>
+    </w:p>
+    <w:p>
+      <w:pPr>
+        <w:rPr>
+          <w:rFonts w:cs="Calibri"/>
+          <w:lang w:eastAsia="es-CO"/>
+        </w:rPr>
+      </w:pPr>
     </w:p>
     <w:p>
       <w:pPr>
         <w:pStyle w:val="Figura"/>
-        <w:rPr>
-          <w:rFonts w:cs="Calibri"/>
-          <w:b/>
-          <w:bCs/>
-        </w:rPr>
-      </w:pPr>
-    </w:p>
-    <w:p>
-      <w:pPr>
-        <w:pStyle w:val="Figura"/>
-        <w:rPr>
-          <w:rFonts w:cs="Calibri"/>
-          <w:b/>
-          <w:bCs/>
-        </w:rPr>
-      </w:pPr>
-    </w:p>
-    <w:p>
-      <w:pPr>
-        <w:pStyle w:val="Figura"/>
-        <w:rPr>
-          <w:rFonts w:cs="Calibri"/>
-          <w:b/>
-          <w:bCs/>
-        </w:rPr>
-      </w:pPr>
-    </w:p>
-    <w:p>
-      <w:pPr>
-        <w:pStyle w:val="Figura"/>
-        <w:rPr>
-          <w:rFonts w:cs="Calibri"/>
-          <w:b/>
-          <w:bCs/>
-        </w:rPr>
-      </w:pPr>
-    </w:p>
-    <w:p>
-      <w:pPr>
-        <w:pStyle w:val="Figura"/>
-        <w:rPr>
-          <w:rFonts w:cs="Calibri"/>
-          <w:b/>
-          <w:bCs/>
-        </w:rPr>
-      </w:pPr>
-    </w:p>
-    <w:p>
-      <w:pPr>
-        <w:pStyle w:val="Figura"/>
-        <w:rPr>
-          <w:rFonts w:cs="Calibri"/>
-          <w:b/>
-          <w:bCs/>
-        </w:rPr>
-      </w:pPr>
-    </w:p>
-    <w:p>
-      <w:pPr>
-        <w:pStyle w:val="Figura"/>
-        <w:rPr>
-          <w:rFonts w:cs="Calibri"/>
-        </w:rPr>
-      </w:pPr>
-      <w:r>
-        <w:rPr>
-          <w:rFonts w:cs="Calibri"/>
+      </w:pPr>
+      <w:r>
+        <w:rPr>
           <w:b/>
           <w:bCs/>
         </w:rPr>
         <w:lastRenderedPageBreak/>
-        <w:t>Figura 13.</w:t>
-      </w:r>
-      <w:r>
-        <w:rPr>
-          <w:rFonts w:cs="Calibri"/>
-        </w:rPr>
-        <w:t xml:space="preserve"> Diseño diagonal</w:t>
+        <w:t>Figura 1</w:t>
+      </w:r>
+      <w:r>
+        <w:rPr>
+          <w:b/>
+          <w:bCs/>
+        </w:rPr>
+        <w:t>3</w:t>
+      </w:r>
+      <w:r>
+        <w:rPr>
+          <w:b/>
+          <w:bCs/>
+        </w:rPr>
+        <w:t>.</w:t>
+      </w:r>
+      <w:r>
+        <w:t xml:space="preserve"> Diseño angular</w:t>
       </w:r>
     </w:p>
     <w:p>
@@ -8942,10 +9428,10 @@
           <w:lang w:eastAsia="es-CO"/>
         </w:rPr>
         <w:drawing>
-          <wp:inline distT="0" distB="0" distL="0" distR="0" wp14:anchorId="001F2E9A" wp14:editId="12D47E37">
-            <wp:extent cx="4680000" cy="2665236"/>
-            <wp:effectExtent l="0" t="0" r="6350" b="1905"/>
-            <wp:docPr id="1052447693" name="Imagen 41" descr="Muestra un diseño diagonal del establecimiento, mejorando la visibilidad para los cajeros y clientes."/>
+          <wp:inline distT="0" distB="0" distL="0" distR="0" wp14:anchorId="5A49F82A" wp14:editId="365035EF">
+            <wp:extent cx="4680000" cy="2649373"/>
+            <wp:effectExtent l="0" t="0" r="6350" b="0"/>
+            <wp:docPr id="761179683" name="Imagen 42" descr="Presenta un diseño angular del establecimiento, con curvas y ángulos que permiten apreciar mejor los productos."/>
             <wp:cNvGraphicFramePr>
               <a:graphicFrameLocks xmlns:a="http://schemas.openxmlformats.org/drawingml/2006/main" noChangeAspect="1"/>
             </wp:cNvGraphicFramePr>
@@ -8953,7 +9439,7 @@
               <a:graphicData uri="http://schemas.openxmlformats.org/drawingml/2006/picture">
                 <pic:pic xmlns:pic="http://schemas.openxmlformats.org/drawingml/2006/picture">
                   <pic:nvPicPr>
-                    <pic:cNvPr id="1052447693" name="Imagen 41" descr="Muestra un diseño diagonal del establecimiento, mejorando la visibilidad para los cajeros y clientes."/>
+                    <pic:cNvPr id="761179683" name="Imagen 42" descr="Presenta un diseño angular del establecimiento, con curvas y ángulos que permiten apreciar mejor los productos."/>
                     <pic:cNvPicPr/>
                   </pic:nvPicPr>
                   <pic:blipFill>
@@ -8971,7 +9457,7 @@
                   <pic:spPr>
                     <a:xfrm>
                       <a:off x="0" y="0"/>
-                      <a:ext cx="4680000" cy="2665236"/>
+                      <a:ext cx="4680000" cy="2649373"/>
                     </a:xfrm>
                     <a:prstGeom prst="rect">
                       <a:avLst/>
@@ -8986,130 +9472,89 @@
     </w:p>
     <w:p>
       <w:pPr>
-        <w:rPr>
-          <w:rFonts w:cs="Calibri"/>
-          <w:b/>
-          <w:bCs/>
-          <w:lang w:eastAsia="es-CO"/>
-        </w:rPr>
-      </w:pPr>
-      <w:r>
-        <w:rPr>
-          <w:rFonts w:cs="Calibri"/>
-          <w:b/>
-          <w:bCs/>
-          <w:lang w:eastAsia="es-CO"/>
-        </w:rPr>
-        <w:t>Diseño angular</w:t>
-      </w:r>
-    </w:p>
-    <w:p>
-      <w:pPr>
-        <w:rPr>
-          <w:rFonts w:cs="Calibri"/>
-          <w:lang w:eastAsia="es-CO"/>
-        </w:rPr>
-      </w:pPr>
-      <w:r>
-        <w:rPr>
-          <w:rFonts w:cs="Calibri"/>
-          <w:lang w:eastAsia="es-CO"/>
-        </w:rPr>
-        <w:t>Es la mejor opción para los establecimientos especializados de alta gama. Las curvas y ángulos de los muebles permiten al cliente apreciar mejor los artículos. Favorecen una mejor circulación dentro del establecimiento.</w:t>
-      </w:r>
-    </w:p>
-    <w:p>
-      <w:pPr>
-        <w:rPr>
-          <w:rFonts w:cs="Calibri"/>
-          <w:lang w:eastAsia="es-CO"/>
-        </w:rPr>
-      </w:pPr>
-      <w:r>
-        <w:rPr>
-          <w:rFonts w:cs="Calibri"/>
-          <w:lang w:eastAsia="es-CO"/>
-        </w:rPr>
-        <w:t>Es el más costoso por las curvas y los ángulos de los muebles.</w:t>
-      </w:r>
-    </w:p>
-    <w:p>
-      <w:pPr>
-        <w:rPr>
-          <w:rFonts w:cs="Calibri"/>
-          <w:lang w:eastAsia="es-CO"/>
-        </w:rPr>
-      </w:pPr>
-    </w:p>
-    <w:p>
-      <w:pPr>
-        <w:rPr>
-          <w:rFonts w:cs="Calibri"/>
-          <w:lang w:eastAsia="es-CO"/>
-        </w:rPr>
-      </w:pPr>
-    </w:p>
-    <w:p>
-      <w:pPr>
-        <w:rPr>
-          <w:rFonts w:cs="Calibri"/>
-          <w:lang w:eastAsia="es-CO"/>
-        </w:rPr>
-      </w:pPr>
-    </w:p>
-    <w:p>
-      <w:pPr>
-        <w:rPr>
-          <w:rFonts w:cs="Calibri"/>
-          <w:lang w:eastAsia="es-CO"/>
-        </w:rPr>
-      </w:pPr>
-    </w:p>
-    <w:p>
-      <w:pPr>
-        <w:rPr>
-          <w:rFonts w:cs="Calibri"/>
-          <w:lang w:eastAsia="es-CO"/>
-        </w:rPr>
-      </w:pPr>
-    </w:p>
-    <w:p>
-      <w:pPr>
-        <w:rPr>
-          <w:rFonts w:cs="Calibri"/>
-          <w:lang w:eastAsia="es-CO"/>
-        </w:rPr>
-      </w:pPr>
-    </w:p>
-    <w:p>
-      <w:pPr>
-        <w:rPr>
-          <w:rFonts w:cs="Calibri"/>
-          <w:lang w:eastAsia="es-CO"/>
-        </w:rPr>
-      </w:pPr>
+        <w:pStyle w:val="Prrafodelista"/>
+        <w:numPr>
+          <w:ilvl w:val="0"/>
+          <w:numId w:val="10"/>
+        </w:numPr>
+        <w:spacing w:before="0" w:after="0"/>
+        <w:ind w:left="1134"/>
+        <w:rPr>
+          <w:rFonts w:cs="Calibri"/>
+          <w:b/>
+          <w:bCs/>
+          <w:lang w:eastAsia="es-CO"/>
+        </w:rPr>
+      </w:pPr>
+      <w:r>
+        <w:rPr>
+          <w:rFonts w:cs="Calibri"/>
+          <w:b/>
+          <w:bCs/>
+          <w:lang w:eastAsia="es-CO"/>
+        </w:rPr>
+        <w:t>Diseño geométrico</w:t>
+      </w:r>
+    </w:p>
+    <w:p>
+      <w:pPr>
+        <w:spacing w:before="0" w:after="0"/>
+        <w:rPr>
+          <w:rFonts w:cs="Calibri"/>
+          <w:lang w:eastAsia="es-CO"/>
+        </w:rPr>
+      </w:pPr>
+      <w:r>
+        <w:rPr>
+          <w:rFonts w:cs="Calibri"/>
+          <w:lang w:eastAsia="es-CO"/>
+        </w:rPr>
+        <w:t>Es el diseño apropiado para exhibición de ropa o tiendas departamentales.</w:t>
+      </w:r>
+    </w:p>
+    <w:p>
+      <w:pPr>
+        <w:spacing w:before="0" w:after="0"/>
+        <w:rPr>
+          <w:rFonts w:cs="Calibri"/>
+          <w:lang w:eastAsia="es-CO"/>
+        </w:rPr>
+      </w:pPr>
+      <w:r>
+        <w:rPr>
+          <w:rFonts w:cs="Calibri"/>
+          <w:lang w:eastAsia="es-CO"/>
+        </w:rPr>
+        <w:t>Se utilizan bastidores y mobiliario especial para lucir un diseño interesante con un precio económico.</w:t>
+      </w:r>
     </w:p>
     <w:p>
       <w:pPr>
         <w:pStyle w:val="Figura"/>
-        <w:rPr>
-          <w:rFonts w:cs="Calibri"/>
-        </w:rPr>
-      </w:pPr>
-      <w:r>
-        <w:rPr>
-          <w:rFonts w:cs="Calibri"/>
-          <w:b/>
-          <w:bCs/>
-        </w:rPr>
-        <w:lastRenderedPageBreak/>
-        <w:t>Figura 14.</w:t>
-      </w:r>
-      <w:r>
-        <w:rPr>
-          <w:rFonts w:cs="Calibri"/>
-        </w:rPr>
-        <w:t xml:space="preserve"> Diseño angular</w:t>
+      </w:pPr>
+      <w:r>
+        <w:rPr>
+          <w:b/>
+          <w:bCs/>
+        </w:rPr>
+        <w:t>Figura 1</w:t>
+      </w:r>
+      <w:r>
+        <w:rPr>
+          <w:b/>
+          <w:bCs/>
+        </w:rPr>
+        <w:t>4</w:t>
+      </w:r>
+      <w:r>
+        <w:rPr>
+          <w:b/>
+          <w:bCs/>
+        </w:rPr>
+        <w:t>.</w:t>
+      </w:r>
+      <w:r>
+        <w:t xml:space="preserve"> Diseño geométrico</w:t>
       </w:r>
     </w:p>
     <w:p>
@@ -9128,10 +9573,10 @@
           <w:lang w:eastAsia="es-CO"/>
         </w:rPr>
         <w:drawing>
-          <wp:inline distT="0" distB="0" distL="0" distR="0" wp14:anchorId="5A49F82A" wp14:editId="48FC7CB6">
+          <wp:inline distT="0" distB="0" distL="0" distR="0" wp14:anchorId="6196F1BD" wp14:editId="088A55D1">
             <wp:extent cx="4680000" cy="2649373"/>
             <wp:effectExtent l="0" t="0" r="6350" b="0"/>
-            <wp:docPr id="761179683" name="Imagen 42" descr="Muestra un diseño angular del establecimiento, con curvas y ángulos que permiten apreciar mejor los productos."/>
+            <wp:docPr id="116941144" name="Imagen 43" descr="Presenta un diseño para establecimientos con bastidores que permiten mejorar la exhibición."/>
             <wp:cNvGraphicFramePr>
               <a:graphicFrameLocks xmlns:a="http://schemas.openxmlformats.org/drawingml/2006/main" noChangeAspect="1"/>
             </wp:cNvGraphicFramePr>
@@ -9139,7 +9584,7 @@
               <a:graphicData uri="http://schemas.openxmlformats.org/drawingml/2006/picture">
                 <pic:pic xmlns:pic="http://schemas.openxmlformats.org/drawingml/2006/picture">
                   <pic:nvPicPr>
-                    <pic:cNvPr id="761179683" name="Imagen 42" descr="Muestra un diseño angular del establecimiento, con curvas y ángulos que permiten apreciar mejor los productos."/>
+                    <pic:cNvPr id="116941144" name="Imagen 43" descr="Presenta un diseño para establecimientos con bastidores que permiten mejorar la exhibición."/>
                     <pic:cNvPicPr/>
                   </pic:nvPicPr>
                   <pic:blipFill>
@@ -9172,76 +9617,83 @@
     </w:p>
     <w:p>
       <w:pPr>
-        <w:spacing w:before="0" w:after="0"/>
-        <w:rPr>
-          <w:rFonts w:cs="Calibri"/>
-          <w:b/>
-          <w:bCs/>
-          <w:lang w:eastAsia="es-CO"/>
-        </w:rPr>
-      </w:pPr>
-      <w:r>
-        <w:rPr>
-          <w:rFonts w:cs="Calibri"/>
-          <w:b/>
-          <w:bCs/>
-          <w:lang w:eastAsia="es-CO"/>
-        </w:rPr>
-        <w:t>Diseño geométrico</w:t>
-      </w:r>
-    </w:p>
-    <w:p>
-      <w:pPr>
-        <w:spacing w:before="0" w:after="0"/>
-        <w:rPr>
-          <w:rFonts w:cs="Calibri"/>
-          <w:lang w:eastAsia="es-CO"/>
-        </w:rPr>
-      </w:pPr>
-      <w:r>
-        <w:rPr>
-          <w:rFonts w:cs="Calibri"/>
-          <w:lang w:eastAsia="es-CO"/>
-        </w:rPr>
-        <w:t>Es el diseño apropiado para exhibición de ropa o tiendas departamentales.</w:t>
-      </w:r>
-    </w:p>
-    <w:p>
-      <w:pPr>
-        <w:spacing w:before="0" w:after="0"/>
-        <w:rPr>
-          <w:rFonts w:cs="Calibri"/>
-          <w:lang w:eastAsia="es-CO"/>
-        </w:rPr>
-      </w:pPr>
-      <w:r>
-        <w:rPr>
-          <w:rFonts w:cs="Calibri"/>
-          <w:lang w:eastAsia="es-CO"/>
-        </w:rPr>
-        <w:t>Se utilizan bastidores y mobiliario especial para lucir un diseño interesante con un precio económico.</w:t>
+        <w:rPr>
+          <w:rFonts w:cs="Calibri"/>
+          <w:b/>
+          <w:bCs/>
+          <w:lang w:eastAsia="es-CO"/>
+        </w:rPr>
+      </w:pPr>
+    </w:p>
+    <w:p>
+      <w:pPr>
+        <w:pStyle w:val="Prrafodelista"/>
+        <w:numPr>
+          <w:ilvl w:val="0"/>
+          <w:numId w:val="10"/>
+        </w:numPr>
+        <w:spacing w:before="0" w:after="0"/>
+        <w:ind w:left="1134"/>
+        <w:rPr>
+          <w:rFonts w:cs="Calibri"/>
+          <w:b/>
+          <w:bCs/>
+          <w:lang w:eastAsia="es-CO"/>
+        </w:rPr>
+      </w:pPr>
+      <w:r>
+        <w:rPr>
+          <w:rFonts w:cs="Calibri"/>
+          <w:b/>
+          <w:bCs/>
+          <w:lang w:eastAsia="es-CO"/>
+        </w:rPr>
+        <w:lastRenderedPageBreak/>
+        <w:t>Diseño mixto</w:t>
+      </w:r>
+    </w:p>
+    <w:p>
+      <w:pPr>
+        <w:rPr>
+          <w:rFonts w:cs="Calibri"/>
+          <w:lang w:eastAsia="es-CO"/>
+        </w:rPr>
+      </w:pPr>
+      <w:r>
+        <w:rPr>
+          <w:rFonts w:cs="Calibri"/>
+          <w:lang w:eastAsia="es-CO"/>
+        </w:rPr>
+        <w:t>Integra diseños rectos, diagonales y con ángulos planos para generar un diseño funcional. Mueve el tráfico hacia los muros y el fondo del establecimiento.</w:t>
       </w:r>
     </w:p>
     <w:p>
       <w:pPr>
         <w:pStyle w:val="Figura"/>
-        <w:rPr>
-          <w:rFonts w:cs="Calibri"/>
-        </w:rPr>
-      </w:pPr>
-      <w:r>
-        <w:rPr>
-          <w:rFonts w:cs="Calibri"/>
-          <w:b/>
-          <w:bCs/>
-        </w:rPr>
-        <w:t>Figura 15.</w:t>
-      </w:r>
-      <w:r>
-        <w:rPr>
-          <w:rFonts w:cs="Calibri"/>
-        </w:rPr>
-        <w:t xml:space="preserve"> Diseño geométrico</w:t>
+      </w:pPr>
+      <w:r>
+        <w:rPr>
+          <w:b/>
+          <w:bCs/>
+        </w:rPr>
+        <w:t>Figura 1</w:t>
+      </w:r>
+      <w:r>
+        <w:rPr>
+          <w:b/>
+          <w:bCs/>
+        </w:rPr>
+        <w:t>5</w:t>
+      </w:r>
+      <w:r>
+        <w:rPr>
+          <w:b/>
+          <w:bCs/>
+        </w:rPr>
+        <w:t>.</w:t>
+      </w:r>
+      <w:r>
+        <w:t xml:space="preserve"> Diseño mixto</w:t>
       </w:r>
     </w:p>
     <w:p>
@@ -9260,10 +9712,10 @@
           <w:lang w:eastAsia="es-CO"/>
         </w:rPr>
         <w:drawing>
-          <wp:inline distT="0" distB="0" distL="0" distR="0" wp14:anchorId="6196F1BD" wp14:editId="3F82C4C6">
+          <wp:inline distT="0" distB="0" distL="0" distR="0" wp14:anchorId="46010865" wp14:editId="632113C6">
             <wp:extent cx="4680000" cy="2649373"/>
             <wp:effectExtent l="0" t="0" r="6350" b="0"/>
-            <wp:docPr id="116941144" name="Imagen 43" descr="Muestra un diseño para establecimientos con bastidores que permiten mejorar la exhibición."/>
+            <wp:docPr id="1071166312" name="Imagen 44" descr="Presenta diseños rectos y diagonales de manera funcional."/>
             <wp:cNvGraphicFramePr>
               <a:graphicFrameLocks xmlns:a="http://schemas.openxmlformats.org/drawingml/2006/main" noChangeAspect="1"/>
             </wp:cNvGraphicFramePr>
@@ -9271,7 +9723,7 @@
               <a:graphicData uri="http://schemas.openxmlformats.org/drawingml/2006/picture">
                 <pic:pic xmlns:pic="http://schemas.openxmlformats.org/drawingml/2006/picture">
                   <pic:nvPicPr>
-                    <pic:cNvPr id="116941144" name="Imagen 43" descr="Muestra un diseño para establecimientos con bastidores que permiten mejorar la exhibición."/>
+                    <pic:cNvPr id="1071166312" name="Imagen 44" descr="Presenta diseños rectos y diagonales de manera funcional."/>
                     <pic:cNvPicPr/>
                   </pic:nvPicPr>
                   <pic:blipFill>
@@ -9304,131 +9756,6 @@
     </w:p>
     <w:p>
       <w:pPr>
-        <w:rPr>
-          <w:rFonts w:cs="Calibri"/>
-          <w:b/>
-          <w:bCs/>
-          <w:lang w:eastAsia="es-CO"/>
-        </w:rPr>
-      </w:pPr>
-    </w:p>
-    <w:p>
-      <w:pPr>
-        <w:rPr>
-          <w:rFonts w:cs="Calibri"/>
-          <w:b/>
-          <w:bCs/>
-          <w:lang w:eastAsia="es-CO"/>
-        </w:rPr>
-      </w:pPr>
-      <w:r>
-        <w:rPr>
-          <w:rFonts w:cs="Calibri"/>
-          <w:b/>
-          <w:bCs/>
-          <w:lang w:eastAsia="es-CO"/>
-        </w:rPr>
-        <w:lastRenderedPageBreak/>
-        <w:t>Diseño mixto</w:t>
-      </w:r>
-    </w:p>
-    <w:p>
-      <w:pPr>
-        <w:rPr>
-          <w:rFonts w:cs="Calibri"/>
-          <w:lang w:eastAsia="es-CO"/>
-        </w:rPr>
-      </w:pPr>
-      <w:r>
-        <w:rPr>
-          <w:rFonts w:cs="Calibri"/>
-          <w:lang w:eastAsia="es-CO"/>
-        </w:rPr>
-        <w:t>Integra diseños rectos, diagonales y con ángulos planos para generar un diseño funcional. Mueve el tráfico hacia los muros y el fondo del establecimiento.</w:t>
-      </w:r>
-    </w:p>
-    <w:p>
-      <w:pPr>
-        <w:pStyle w:val="Figura"/>
-        <w:rPr>
-          <w:rFonts w:cs="Calibri"/>
-        </w:rPr>
-      </w:pPr>
-      <w:r>
-        <w:rPr>
-          <w:rFonts w:cs="Calibri"/>
-          <w:b/>
-          <w:bCs/>
-        </w:rPr>
-        <w:t>Figura 16.</w:t>
-      </w:r>
-      <w:r>
-        <w:rPr>
-          <w:rFonts w:cs="Calibri"/>
-        </w:rPr>
-        <w:t xml:space="preserve"> Diseño mixto</w:t>
-      </w:r>
-    </w:p>
-    <w:p>
-      <w:pPr>
-        <w:ind w:firstLine="0"/>
-        <w:jc w:val="center"/>
-        <w:rPr>
-          <w:rFonts w:cs="Calibri"/>
-          <w:lang w:eastAsia="es-CO"/>
-        </w:rPr>
-      </w:pPr>
-      <w:r>
-        <w:rPr>
-          <w:rFonts w:cs="Calibri"/>
-          <w:noProof/>
-          <w:lang w:eastAsia="es-CO"/>
-        </w:rPr>
-        <w:drawing>
-          <wp:inline distT="0" distB="0" distL="0" distR="0" wp14:anchorId="46010865" wp14:editId="71EC4479">
-            <wp:extent cx="4680000" cy="2649373"/>
-            <wp:effectExtent l="0" t="0" r="6350" b="0"/>
-            <wp:docPr id="1071166312" name="Imagen 44" descr="Muestra diseños rectos y diagonales de manera funcional."/>
-            <wp:cNvGraphicFramePr>
-              <a:graphicFrameLocks xmlns:a="http://schemas.openxmlformats.org/drawingml/2006/main" noChangeAspect="1"/>
-            </wp:cNvGraphicFramePr>
-            <a:graphic xmlns:a="http://schemas.openxmlformats.org/drawingml/2006/main">
-              <a:graphicData uri="http://schemas.openxmlformats.org/drawingml/2006/picture">
-                <pic:pic xmlns:pic="http://schemas.openxmlformats.org/drawingml/2006/picture">
-                  <pic:nvPicPr>
-                    <pic:cNvPr id="1071166312" name="Imagen 44" descr="Muestra diseños rectos y diagonales de manera funcional."/>
-                    <pic:cNvPicPr/>
-                  </pic:nvPicPr>
-                  <pic:blipFill>
-                    <a:blip r:embed="rId39">
-                      <a:extLst>
-                        <a:ext uri="{28A0092B-C50C-407E-A947-70E740481C1C}">
-                          <a14:useLocalDpi xmlns:a14="http://schemas.microsoft.com/office/drawing/2010/main" val="0"/>
-                        </a:ext>
-                      </a:extLst>
-                    </a:blip>
-                    <a:stretch>
-                      <a:fillRect/>
-                    </a:stretch>
-                  </pic:blipFill>
-                  <pic:spPr>
-                    <a:xfrm>
-                      <a:off x="0" y="0"/>
-                      <a:ext cx="4680000" cy="2649373"/>
-                    </a:xfrm>
-                    <a:prstGeom prst="rect">
-                      <a:avLst/>
-                    </a:prstGeom>
-                  </pic:spPr>
-                </pic:pic>
-              </a:graphicData>
-            </a:graphic>
-          </wp:inline>
-        </w:drawing>
-      </w:r>
-    </w:p>
-    <w:p>
-      <w:pPr>
         <w:spacing w:before="0" w:after="0"/>
         <w:rPr>
           <w:rFonts w:cs="Calibri"/>
@@ -9520,7 +9847,13 @@
     </w:p>
     <w:p>
       <w:pPr>
-        <w:spacing w:before="0" w:after="0"/>
+        <w:pStyle w:val="Prrafodelista"/>
+        <w:numPr>
+          <w:ilvl w:val="0"/>
+          <w:numId w:val="30"/>
+        </w:numPr>
+        <w:spacing w:before="0" w:after="0"/>
+        <w:ind w:left="993"/>
         <w:rPr>
           <w:rFonts w:cs="Calibri"/>
           <w:lang w:eastAsia="es-CO"/>
@@ -9555,7 +9888,13 @@
     </w:p>
     <w:p>
       <w:pPr>
-        <w:spacing w:before="0" w:after="0"/>
+        <w:pStyle w:val="Prrafodelista"/>
+        <w:numPr>
+          <w:ilvl w:val="0"/>
+          <w:numId w:val="30"/>
+        </w:numPr>
+        <w:spacing w:before="0" w:after="0"/>
+        <w:ind w:left="993"/>
         <w:rPr>
           <w:rFonts w:cs="Calibri"/>
           <w:lang w:eastAsia="es-CO"/>
@@ -9590,7 +9929,13 @@
     </w:p>
     <w:p>
       <w:pPr>
-        <w:spacing w:before="0" w:after="0"/>
+        <w:pStyle w:val="Prrafodelista"/>
+        <w:numPr>
+          <w:ilvl w:val="0"/>
+          <w:numId w:val="30"/>
+        </w:numPr>
+        <w:spacing w:before="0" w:after="0"/>
+        <w:ind w:left="993"/>
         <w:rPr>
           <w:rFonts w:cs="Calibri"/>
           <w:lang w:eastAsia="es-CO"/>
@@ -9626,7 +9971,13 @@
     </w:p>
     <w:p>
       <w:pPr>
-        <w:spacing w:before="0" w:after="0"/>
+        <w:pStyle w:val="Prrafodelista"/>
+        <w:numPr>
+          <w:ilvl w:val="0"/>
+          <w:numId w:val="30"/>
+        </w:numPr>
+        <w:spacing w:before="0" w:after="0"/>
+        <w:ind w:left="993"/>
         <w:rPr>
           <w:rFonts w:cs="Calibri"/>
           <w:lang w:eastAsia="es-CO"/>
@@ -9663,20 +10014,32 @@
       <w:pPr>
         <w:spacing w:before="0" w:after="0"/>
         <w:rPr>
-          <w:rFonts w:cs="Calibri"/>
-          <w:b/>
-          <w:bCs/>
-          <w:lang w:eastAsia="es-CO"/>
-        </w:rPr>
-      </w:pPr>
-      <w:r>
-        <w:rPr>
           <w:rStyle w:val="Extranjerismo"/>
           <w:rFonts w:cs="Calibri"/>
           <w:b/>
           <w:bCs/>
           <w:lang w:eastAsia="es-CO"/>
         </w:rPr>
+      </w:pPr>
+    </w:p>
+    <w:p>
+      <w:pPr>
+        <w:spacing w:before="0" w:after="0"/>
+        <w:rPr>
+          <w:rFonts w:cs="Calibri"/>
+          <w:b/>
+          <w:bCs/>
+          <w:lang w:eastAsia="es-CO"/>
+        </w:rPr>
+      </w:pPr>
+      <w:r>
+        <w:rPr>
+          <w:rStyle w:val="Extranjerismo"/>
+          <w:rFonts w:cs="Calibri"/>
+          <w:b/>
+          <w:bCs/>
+          <w:lang w:eastAsia="es-CO"/>
+        </w:rPr>
         <w:t>Layout </w:t>
       </w:r>
       <w:r>
@@ -9691,7 +10054,13 @@
     </w:p>
     <w:p>
       <w:pPr>
-        <w:spacing w:before="0" w:after="0"/>
+        <w:pStyle w:val="Prrafodelista"/>
+        <w:numPr>
+          <w:ilvl w:val="0"/>
+          <w:numId w:val="31"/>
+        </w:numPr>
+        <w:spacing w:before="0" w:after="0"/>
+        <w:ind w:left="993"/>
         <w:rPr>
           <w:rFonts w:cs="Calibri"/>
           <w:lang w:eastAsia="es-CO"/>
@@ -9726,19 +10095,13 @@
     </w:p>
     <w:p>
       <w:pPr>
-        <w:spacing w:before="0" w:after="0"/>
-        <w:rPr>
-          <w:rStyle w:val="Extranjerismo"/>
-          <w:rFonts w:cs="Calibri"/>
-          <w:b/>
-          <w:bCs/>
-          <w:lang w:eastAsia="es-CO"/>
-        </w:rPr>
-      </w:pPr>
-    </w:p>
-    <w:p>
-      <w:pPr>
-        <w:spacing w:before="0" w:after="0"/>
+        <w:pStyle w:val="Prrafodelista"/>
+        <w:numPr>
+          <w:ilvl w:val="0"/>
+          <w:numId w:val="31"/>
+        </w:numPr>
+        <w:spacing w:before="0" w:after="0"/>
+        <w:ind w:left="993"/>
         <w:rPr>
           <w:rFonts w:cs="Calibri"/>
           <w:lang w:eastAsia="es-CO"/>
@@ -9796,6 +10159,17 @@
     </w:p>
     <w:p>
       <w:pPr>
+        <w:pStyle w:val="Prrafodelista"/>
+        <w:spacing w:before="0" w:after="0"/>
+        <w:ind w:left="993" w:firstLine="0"/>
+        <w:rPr>
+          <w:rFonts w:cs="Calibri"/>
+          <w:lang w:eastAsia="es-CO"/>
+        </w:rPr>
+      </w:pPr>
+    </w:p>
+    <w:p>
+      <w:pPr>
         <w:spacing w:before="0" w:after="0"/>
         <w:rPr>
           <w:rFonts w:cs="Calibri"/>
@@ -9824,6 +10198,15 @@
         </w:rPr>
         <w:t> de los establecimientos comerciales son mejorar la rapidez para preparar los pedidos, facilitar la exactitud de estos y la ubicación más eficiente del surtido. Si todo lo anterior se logra, se pueden potencializar las ventajas competitivas de la empresa que están incluidas en el plan estratégico, por lo general adquiriendo ciclos de pedido con mayor rapidez y con mejor servicio al cliente.</w:t>
       </w:r>
+    </w:p>
+    <w:p>
+      <w:pPr>
+        <w:spacing w:before="0" w:after="0"/>
+        <w:rPr>
+          <w:rFonts w:cs="Calibri"/>
+          <w:lang w:eastAsia="es-CO"/>
+        </w:rPr>
+      </w:pPr>
     </w:p>
     <w:p>
       <w:pPr>
@@ -9904,6 +10287,7 @@
           <w:bCs/>
           <w:lang w:eastAsia="es-CO"/>
         </w:rPr>
+        <w:lastRenderedPageBreak/>
         <w:t>Fase de diseño de la disposición de los elementos que deben “decorar” el almacén.</w:t>
       </w:r>
       <w:r>
@@ -9926,15 +10310,7 @@
           <w:rFonts w:cs="Calibri"/>
           <w:lang w:eastAsia="es-CO"/>
         </w:rPr>
-        <w:t xml:space="preserve">en el almacén. La exhibición debe </w:t>
-      </w:r>
-      <w:r>
-        <w:rPr>
-          <w:rFonts w:cs="Calibri"/>
-          <w:lang w:eastAsia="es-CO"/>
-        </w:rPr>
-        <w:lastRenderedPageBreak/>
-        <w:t>estar lista y los muebles deben tener todo el contenido de artículos, señalética y PLV.</w:t>
+        <w:t>en el almacén. La exhibición debe estar lista y los muebles deben tener todo el contenido de artículos, señalética y PLV.</w:t>
       </w:r>
     </w:p>
     <w:p>
@@ -10176,6 +10552,7 @@
           <w:rFonts w:cs="Calibri"/>
           <w:lang w:eastAsia="es-CO"/>
         </w:rPr>
+        <w:lastRenderedPageBreak/>
         <w:t>Recordar al cliente la presencia de un producto que pueda estar necesitando.</w:t>
       </w:r>
     </w:p>
@@ -10212,7 +10589,6 @@
           <w:rFonts w:cs="Calibri"/>
           <w:lang w:eastAsia="es-CO"/>
         </w:rPr>
-        <w:lastRenderedPageBreak/>
         <w:t>Según sea la disposición del establecimiento, el administrador que es el responsable del lugar y de la exhibición, tiene como objetivo organizarlo según:</w:t>
       </w:r>
     </w:p>
@@ -11184,7 +11560,7 @@
           <w:noProof/>
         </w:rPr>
         <w:drawing>
-          <wp:inline distT="0" distB="0" distL="0" distR="0" wp14:anchorId="0133BB02" wp14:editId="2783EB33">
+          <wp:inline distT="0" distB="0" distL="0" distR="0" wp14:anchorId="0133BB02" wp14:editId="403D2436">
             <wp:extent cx="4680000" cy="2633336"/>
             <wp:effectExtent l="0" t="0" r="6350" b="0"/>
             <wp:docPr id="1491903895" name="Imagen 53">
@@ -11213,7 +11589,7 @@
                     </pic:cNvPicPr>
                   </pic:nvPicPr>
                   <pic:blipFill>
-                    <a:blip r:embed="rId40" cstate="print">
+                    <a:blip r:embed="rId39" cstate="print">
                       <a:extLst>
                         <a:ext uri="{28A0092B-C50C-407E-A947-70E740481C1C}">
                           <a14:useLocalDpi xmlns:a14="http://schemas.microsoft.com/office/drawing/2010/main" val="0"/>
@@ -11255,7 +11631,7 @@
           <w:b/>
         </w:rPr>
       </w:pPr>
-      <w:hyperlink r:id="rId41" w:history="1">
+      <w:hyperlink r:id="rId40" w:history="1">
         <w:r>
           <w:rPr>
             <w:rStyle w:val="Hipervnculo"/>
@@ -11342,34 +11718,6 @@
                 <w:sz w:val="28"/>
                 <w:szCs w:val="28"/>
               </w:rPr>
-              <w:t xml:space="preserve">Visual </w:t>
-            </w:r>
-            <w:r>
-              <w:rPr>
-                <w:rStyle w:val="Extranjerismo"/>
-                <w:rFonts w:asciiTheme="minorHAnsi" w:hAnsiTheme="minorHAnsi" w:cstheme="minorHAnsi"/>
-                <w:sz w:val="28"/>
-                <w:szCs w:val="28"/>
-              </w:rPr>
-              <w:t>merchandising</w:t>
-            </w:r>
-          </w:p>
-          <w:p>
-            <w:pPr>
-              <w:pStyle w:val="NormalWeb"/>
-              <w:spacing w:before="0" w:beforeAutospacing="0" w:after="0" w:afterAutospacing="0" w:line="360" w:lineRule="auto"/>
-              <w:rPr>
-                <w:rFonts w:ascii="Calibri" w:hAnsi="Calibri" w:cs="Calibri"/>
-                <w:sz w:val="28"/>
-                <w:szCs w:val="28"/>
-              </w:rPr>
-            </w:pPr>
-            <w:r>
-              <w:rPr>
-                <w:rFonts w:ascii="Calibri" w:hAnsi="Calibri" w:cs="Calibri"/>
-                <w:sz w:val="28"/>
-                <w:szCs w:val="28"/>
-              </w:rPr>
               <w:t xml:space="preserve">El </w:t>
             </w:r>
             <w:r>
@@ -11405,7 +11753,71 @@
                 <w:sz w:val="28"/>
                 <w:szCs w:val="28"/>
               </w:rPr>
-              <w:t xml:space="preserve">se refiere a cómo llega el producto al cliente a través de los ojos. Se alude a vender mercaderías exhibiéndose junto a una buena calidad y formas de pago que permitan acceder a la compra. La atractiva exposición de los productos en un ambiente acogedor y relajado donde el aroma, la música, la temperatura y la decoración cautiven todos los sentidos, la presentación de las promociones y el </w:t>
+              <w:t>se refiere a cómo llega el producto al cliente a través de los ojos. Se alude a vender mercaderías exhibiéndo</w:t>
+            </w:r>
+            <w:r>
+              <w:rPr>
+                <w:rFonts w:ascii="Calibri" w:hAnsi="Calibri" w:cs="Calibri"/>
+                <w:sz w:val="28"/>
+                <w:szCs w:val="28"/>
+              </w:rPr>
+              <w:t xml:space="preserve">las, pero además creando una fuerte unidad con los aspectos visuales que hacen a la identidad de una empresa en cuestión. Los deseos del consumidor, un precio conveniente </w:t>
+            </w:r>
+            <w:r>
+              <w:rPr>
+                <w:rFonts w:ascii="Calibri" w:hAnsi="Calibri" w:cs="Calibri"/>
+                <w:sz w:val="28"/>
+                <w:szCs w:val="28"/>
+              </w:rPr>
+              <w:t>junto</w:t>
+            </w:r>
+            <w:r>
+              <w:rPr>
+                <w:rFonts w:ascii="Calibri" w:hAnsi="Calibri" w:cs="Calibri"/>
+                <w:sz w:val="28"/>
+                <w:szCs w:val="28"/>
+              </w:rPr>
+              <w:t xml:space="preserve"> </w:t>
+            </w:r>
+            <w:r>
+              <w:rPr>
+                <w:rFonts w:ascii="Calibri" w:hAnsi="Calibri" w:cs="Calibri"/>
+                <w:sz w:val="28"/>
+                <w:szCs w:val="28"/>
+              </w:rPr>
+              <w:t>a una buena calidad y formas de pago que permitan acceder a la compra</w:t>
+            </w:r>
+            <w:r>
+              <w:rPr>
+                <w:rFonts w:ascii="Calibri" w:hAnsi="Calibri" w:cs="Calibri"/>
+                <w:sz w:val="28"/>
+                <w:szCs w:val="28"/>
+              </w:rPr>
+              <w:t>, l</w:t>
+            </w:r>
+            <w:r>
+              <w:rPr>
+                <w:rFonts w:ascii="Calibri" w:hAnsi="Calibri" w:cs="Calibri"/>
+                <w:sz w:val="28"/>
+                <w:szCs w:val="28"/>
+              </w:rPr>
+              <w:t>a atractiva exposición de los productos en un ambiente acogedor y relajado</w:t>
+            </w:r>
+            <w:r>
+              <w:rPr>
+                <w:rFonts w:ascii="Calibri" w:hAnsi="Calibri" w:cs="Calibri"/>
+                <w:sz w:val="28"/>
+                <w:szCs w:val="28"/>
+              </w:rPr>
+              <w:t xml:space="preserve">, </w:t>
+            </w:r>
+            <w:r>
+              <w:rPr>
+                <w:rFonts w:ascii="Calibri" w:hAnsi="Calibri" w:cs="Calibri"/>
+                <w:sz w:val="28"/>
+                <w:szCs w:val="28"/>
+              </w:rPr>
+              <w:t xml:space="preserve">donde el aroma, la música, la temperatura y la decoración cautiven todos los sentidos, la presentación de las promociones y el </w:t>
             </w:r>
             <w:r>
               <w:rPr>
@@ -11449,7 +11861,23 @@
                 <w:sz w:val="28"/>
                 <w:szCs w:val="28"/>
               </w:rPr>
-              <w:t>de la visual</w:t>
+              <w:t>de</w:t>
+            </w:r>
+            <w:r>
+              <w:rPr>
+                <w:rFonts w:ascii="Calibri" w:hAnsi="Calibri" w:cs="Calibri"/>
+                <w:sz w:val="28"/>
+                <w:szCs w:val="28"/>
+              </w:rPr>
+              <w:t>l</w:t>
+            </w:r>
+            <w:r>
+              <w:rPr>
+                <w:rFonts w:ascii="Calibri" w:hAnsi="Calibri" w:cs="Calibri"/>
+                <w:sz w:val="28"/>
+                <w:szCs w:val="28"/>
+              </w:rPr>
+              <w:t xml:space="preserve"> visual</w:t>
             </w:r>
             <w:r>
               <w:rPr>
@@ -11476,7 +11904,7 @@
                 <w:sz w:val="28"/>
                 <w:szCs w:val="28"/>
               </w:rPr>
-              <w:t xml:space="preserve">es la de incrementar las ventas, consiguiendo que los compradores entren en la tienda gracias a la fuerza de la vitrina y mediante la disposición de los artículos en el interior. Todo ello debe animarlos a permanecer en </w:t>
+              <w:t xml:space="preserve">es la de incrementar las ventas, consiguiendo que los compradores entren en la tienda gracias a la fuerza de la vitrina y mediante la </w:t>
             </w:r>
             <w:r>
               <w:rPr>
@@ -11485,7 +11913,7 @@
                 <w:szCs w:val="28"/>
               </w:rPr>
               <w:lastRenderedPageBreak/>
-              <w:t>el establecimiento, a comprar y a disfrutar de una experiencia positiva que les haga reg</w:t>
+              <w:t>disposición de los artículos en el interior. Todo ello debe animarlos a permanecer en el establecimiento, a comprar y a disfrutar de una experiencia positiva que les haga reg</w:t>
             </w:r>
             <w:r>
               <w:rPr>
@@ -11528,12 +11956,21 @@
               <w:rPr>
                 <w:rStyle w:val="citation-68"/>
                 <w:rFonts w:ascii="Calibri" w:hAnsi="Calibri" w:cs="Calibri"/>
+                <w:sz w:val="28"/>
+                <w:szCs w:val="28"/>
+              </w:rPr>
+              <w:t>visual</w:t>
+            </w:r>
+            <w:r>
+              <w:rPr>
+                <w:rStyle w:val="citation-68"/>
+                <w:rFonts w:ascii="Calibri" w:hAnsi="Calibri" w:cs="Calibri"/>
                 <w:i/>
                 <w:iCs/>
                 <w:sz w:val="28"/>
                 <w:szCs w:val="28"/>
               </w:rPr>
-              <w:t xml:space="preserve">visual </w:t>
+              <w:t xml:space="preserve"> </w:t>
             </w:r>
             <w:r>
               <w:rPr>
@@ -11655,15 +12092,6 @@
         <w:spacing w:before="0" w:after="0"/>
         <w:rPr>
           <w:rFonts w:cs="Calibri"/>
-          <w:lang w:eastAsia="es-CO"/>
-        </w:rPr>
-      </w:pPr>
-    </w:p>
-    <w:p>
-      <w:pPr>
-        <w:spacing w:before="0" w:after="0"/>
-        <w:rPr>
-          <w:rFonts w:cs="Calibri"/>
           <w:b/>
           <w:bCs/>
           <w:lang w:eastAsia="es-CO"/>
@@ -11859,15 +12287,6 @@
     </w:p>
     <w:p>
       <w:pPr>
-        <w:spacing w:before="0" w:after="0"/>
-        <w:rPr>
-          <w:rFonts w:cs="Calibri"/>
-          <w:lang w:eastAsia="es-CO"/>
-        </w:rPr>
-      </w:pPr>
-    </w:p>
-    <w:p>
-      <w:pPr>
         <w:pStyle w:val="Prrafodelista"/>
         <w:numPr>
           <w:ilvl w:val="0"/>
@@ -12048,6 +12467,15 @@
     </w:p>
     <w:p>
       <w:pPr>
+        <w:spacing w:before="0" w:after="0"/>
+        <w:rPr>
+          <w:rFonts w:cs="Calibri"/>
+          <w:lang w:eastAsia="es-CO"/>
+        </w:rPr>
+      </w:pPr>
+    </w:p>
+    <w:p>
+      <w:pPr>
         <w:pStyle w:val="Prrafodelista"/>
         <w:numPr>
           <w:ilvl w:val="0"/>
@@ -12194,7 +12622,7 @@
           <w:noProof/>
         </w:rPr>
         <w:drawing>
-          <wp:inline distT="0" distB="0" distL="0" distR="0" wp14:anchorId="52883DFE" wp14:editId="4C9FBF8A">
+          <wp:inline distT="0" distB="0" distL="0" distR="0" wp14:anchorId="52883DFE" wp14:editId="4658302E">
             <wp:extent cx="4680000" cy="2635188"/>
             <wp:effectExtent l="0" t="0" r="6350" b="0"/>
             <wp:docPr id="1604705081" name="Imagen 54">
@@ -12223,7 +12651,7 @@
                     </pic:cNvPicPr>
                   </pic:nvPicPr>
                   <pic:blipFill>
-                    <a:blip r:embed="rId42" cstate="print">
+                    <a:blip r:embed="rId41" cstate="print">
                       <a:extLst>
                         <a:ext uri="{28A0092B-C50C-407E-A947-70E740481C1C}">
                           <a14:useLocalDpi xmlns:a14="http://schemas.microsoft.com/office/drawing/2010/main" val="0"/>
@@ -12265,7 +12693,7 @@
           <w:b/>
         </w:rPr>
       </w:pPr>
-      <w:hyperlink r:id="rId43" w:history="1">
+      <w:hyperlink r:id="rId42" w:history="1">
         <w:r>
           <w:rPr>
             <w:rStyle w:val="Hipervnculo"/>
@@ -12327,7 +12755,21 @@
                 <w:rFonts w:cs="Calibri"/>
                 <w:bCs/>
               </w:rPr>
-              <w:t xml:space="preserve"> - Promoción en el punto de venta</w:t>
+              <w:t xml:space="preserve"> - Promo</w:t>
+            </w:r>
+            <w:r>
+              <w:rPr>
+                <w:rFonts w:cs="Calibri"/>
+                <w:bCs/>
+              </w:rPr>
+              <w:t>ción</w:t>
+            </w:r>
+            <w:r>
+              <w:rPr>
+                <w:rFonts w:cs="Calibri"/>
+                <w:bCs/>
+              </w:rPr>
+              <w:t xml:space="preserve"> en el punto de venta</w:t>
             </w:r>
           </w:p>
         </w:tc>
@@ -12370,7 +12812,23 @@
                 <w:sz w:val="28"/>
                 <w:szCs w:val="28"/>
               </w:rPr>
-              <w:t>Promoción en el punto de venta</w:t>
+              <w:t>Promo</w:t>
+            </w:r>
+            <w:r>
+              <w:rPr>
+                <w:rFonts w:ascii="Calibri" w:hAnsi="Calibri" w:cs="Calibri"/>
+                <w:sz w:val="28"/>
+                <w:szCs w:val="28"/>
+              </w:rPr>
+              <w:t>tion</w:t>
+            </w:r>
+            <w:r>
+              <w:rPr>
+                <w:rFonts w:ascii="Calibri" w:hAnsi="Calibri" w:cs="Calibri"/>
+                <w:sz w:val="28"/>
+                <w:szCs w:val="28"/>
+              </w:rPr>
+              <w:t xml:space="preserve"> en el punto de venta</w:t>
             </w:r>
           </w:p>
           <w:p>
@@ -12398,7 +12856,23 @@
                 <w:szCs w:val="28"/>
               </w:rPr>
               <w:lastRenderedPageBreak/>
-              <w:t>término "promoción" en lugar de "ventas" (entendiéndolo como local comercial) para denominar al conjunto de técnicas de comunicación persuasivas, entre las que se encuentra la promoción de ventas.</w:t>
+              <w:t>término "promoción" en lugar de "ventas" (entendiéndolo como local comercial) para denominar al conjunto de técnicas de comunicación persuasivas, entre las que se encuentra la promo</w:t>
+            </w:r>
+            <w:r>
+              <w:rPr>
+                <w:rFonts w:ascii="Calibri" w:hAnsi="Calibri" w:cs="Calibri"/>
+                <w:sz w:val="28"/>
+                <w:szCs w:val="28"/>
+              </w:rPr>
+              <w:t>ción</w:t>
+            </w:r>
+            <w:r>
+              <w:rPr>
+                <w:rFonts w:ascii="Calibri" w:hAnsi="Calibri" w:cs="Calibri"/>
+                <w:sz w:val="28"/>
+                <w:szCs w:val="28"/>
+              </w:rPr>
+              <w:t xml:space="preserve"> de ventas.</w:t>
             </w:r>
           </w:p>
           <w:p>
@@ -12417,7 +12891,81 @@
                 <w:sz w:val="28"/>
                 <w:szCs w:val="28"/>
               </w:rPr>
-              <w:t>Con "promoción de ventas" se hace referencia a aquella forma de la comunicación persuasiva de la empresa, así como a la modalidad de promoción que consiste en ofrecer temporalmente un valor adicional al producto. Sin embargo, no siempre que se utiliza la palabra "promoción" se hace en sentido genérico, esto es, para aludir a todas las modalidades de comunicación persuasiva de la empresa que engloban la promoción de ventas, la publicidad, la fuerza de ventas, las relaciones públicas y el marketing directo.</w:t>
+              <w:t>Con "promoción de ventas" se hace referencia a aquella forma de la comunicación persuasiva de la empresa, así como a la modalidad de</w:t>
+            </w:r>
+            <w:r>
+              <w:rPr>
+                <w:rFonts w:ascii="Calibri" w:hAnsi="Calibri" w:cs="Calibri"/>
+                <w:sz w:val="28"/>
+                <w:szCs w:val="28"/>
+              </w:rPr>
+              <w:t xml:space="preserve"> promoción </w:t>
+            </w:r>
+            <w:r>
+              <w:rPr>
+                <w:rFonts w:ascii="Calibri" w:hAnsi="Calibri" w:cs="Calibri"/>
+                <w:sz w:val="28"/>
+                <w:szCs w:val="28"/>
+              </w:rPr>
+              <w:t xml:space="preserve">que consiste en ofrecer temporalmente un valor adicional al producto. Sin embargo, no siempre que se utiliza la palabra </w:t>
+            </w:r>
+            <w:r>
+              <w:rPr>
+                <w:rFonts w:ascii="Calibri" w:hAnsi="Calibri" w:cs="Calibri"/>
+                <w:sz w:val="28"/>
+                <w:szCs w:val="28"/>
+              </w:rPr>
+              <w:t>"</w:t>
+            </w:r>
+            <w:r>
+              <w:rPr>
+                <w:rFonts w:ascii="Calibri" w:hAnsi="Calibri" w:cs="Calibri"/>
+                <w:sz w:val="28"/>
+                <w:szCs w:val="28"/>
+              </w:rPr>
+              <w:t>promoción</w:t>
+            </w:r>
+            <w:r>
+              <w:rPr>
+                <w:rFonts w:ascii="Calibri" w:hAnsi="Calibri" w:cs="Calibri"/>
+                <w:sz w:val="28"/>
+                <w:szCs w:val="28"/>
+              </w:rPr>
+              <w:t>" se</w:t>
+            </w:r>
+            <w:r>
+              <w:rPr>
+                <w:rFonts w:ascii="Calibri" w:hAnsi="Calibri" w:cs="Calibri"/>
+                <w:sz w:val="28"/>
+                <w:szCs w:val="28"/>
+              </w:rPr>
+              <w:t xml:space="preserve"> hace en sentido genérico, esto es, para aludir a todas las modalidades de comunicación persuasiva de la empresa que engloban la </w:t>
+            </w:r>
+            <w:r>
+              <w:rPr>
+                <w:rStyle w:val="Extranjerismo"/>
+                <w:rFonts w:asciiTheme="minorHAnsi" w:hAnsiTheme="minorHAnsi" w:cstheme="minorHAnsi"/>
+                <w:sz w:val="28"/>
+                <w:szCs w:val="28"/>
+              </w:rPr>
+              <w:t>promo</w:t>
+            </w:r>
+            <w:r>
+              <w:rPr>
+                <w:rStyle w:val="Extranjerismo"/>
+                <w:rFonts w:asciiTheme="minorHAnsi" w:hAnsiTheme="minorHAnsi" w:cstheme="minorHAnsi"/>
+                <w:sz w:val="28"/>
+                <w:szCs w:val="28"/>
+              </w:rPr>
+              <w:t>tion</w:t>
+            </w:r>
+            <w:r>
+              <w:rPr>
+                <w:rFonts w:ascii="Calibri" w:hAnsi="Calibri" w:cs="Calibri"/>
+                <w:sz w:val="28"/>
+                <w:szCs w:val="28"/>
+              </w:rPr>
+              <w:t xml:space="preserve"> de ventas, la publicidad, la fuerza de ventas, las relaciones públicas y el marketing directo.</w:t>
             </w:r>
           </w:p>
           <w:p>
@@ -12436,7 +12984,135 @@
                 <w:sz w:val="28"/>
                 <w:szCs w:val="28"/>
               </w:rPr>
-              <w:t>Esta utilización ambigua del término ha generado confusión respecto al significado del mismo, puesto que esto tiene lugar también en el mundo anglosajón. Ya que muchos autores americanos emplean el término sales promoción para describir todas las formas de comunicación incluyendo publicidad y relaciones públicas—, esto es, como sinónimo de promoción, término generalmente empleado por los autores británicos. Asimismo, en otros casos se ha empleado promoción para hacer referencia a la promoción de ventas, tal y como ocurre en español.</w:t>
+              <w:t>Esta utilización ambigua del término ha generado confusión respecto al significado del mismo, puesto que esto tiene lugar también en el mundo anglosajón. Ya que muchos autores americanos emplean el término sales</w:t>
+            </w:r>
+            <w:r>
+              <w:rPr>
+                <w:rStyle w:val="Extranjerismo"/>
+                <w:rFonts w:asciiTheme="minorHAnsi" w:hAnsiTheme="minorHAnsi" w:cstheme="minorHAnsi"/>
+                <w:sz w:val="28"/>
+                <w:szCs w:val="28"/>
+              </w:rPr>
+              <w:t xml:space="preserve"> promo</w:t>
+            </w:r>
+            <w:r>
+              <w:rPr>
+                <w:rStyle w:val="Extranjerismo"/>
+                <w:rFonts w:asciiTheme="minorHAnsi" w:hAnsiTheme="minorHAnsi" w:cstheme="minorHAnsi"/>
+                <w:sz w:val="28"/>
+                <w:szCs w:val="28"/>
+              </w:rPr>
+              <w:t>tion</w:t>
+            </w:r>
+            <w:r>
+              <w:rPr>
+                <w:rFonts w:ascii="Calibri" w:hAnsi="Calibri" w:cs="Calibri"/>
+                <w:sz w:val="32"/>
+                <w:szCs w:val="32"/>
+              </w:rPr>
+              <w:t xml:space="preserve"> </w:t>
+            </w:r>
+            <w:r>
+              <w:rPr>
+                <w:rFonts w:ascii="Calibri" w:hAnsi="Calibri" w:cs="Calibri"/>
+                <w:sz w:val="28"/>
+                <w:szCs w:val="28"/>
+              </w:rPr>
+              <w:t>para describir todas las formas de comunicación incluyendo publicidad y relaciones públicas, esto es, como sinónimo d</w:t>
+            </w:r>
+            <w:r>
+              <w:rPr>
+                <w:rFonts w:ascii="Calibri" w:hAnsi="Calibri" w:cs="Calibri"/>
+                <w:sz w:val="28"/>
+                <w:szCs w:val="28"/>
+              </w:rPr>
+              <w:t>e promoción</w:t>
+            </w:r>
+            <w:r>
+              <w:rPr>
+                <w:rStyle w:val="Extranjerismo"/>
+                <w:rFonts w:asciiTheme="minorHAnsi" w:hAnsiTheme="minorHAnsi" w:cstheme="minorHAnsi"/>
+                <w:sz w:val="28"/>
+                <w:szCs w:val="28"/>
+              </w:rPr>
+              <w:t>,</w:t>
+            </w:r>
+            <w:r>
+              <w:rPr>
+                <w:rFonts w:ascii="Calibri" w:hAnsi="Calibri" w:cs="Calibri"/>
+                <w:sz w:val="32"/>
+                <w:szCs w:val="32"/>
+              </w:rPr>
+              <w:t xml:space="preserve"> </w:t>
+            </w:r>
+            <w:r>
+              <w:rPr>
+                <w:rFonts w:ascii="Calibri" w:hAnsi="Calibri" w:cs="Calibri"/>
+                <w:sz w:val="28"/>
+                <w:szCs w:val="28"/>
+              </w:rPr>
+              <w:t xml:space="preserve">término generalmente empleado por los autores británicos. Asimismo, en otros casos se ha empleado </w:t>
+            </w:r>
+            <w:r>
+              <w:rPr>
+                <w:rStyle w:val="Extranjerismo"/>
+                <w:rFonts w:asciiTheme="minorHAnsi" w:hAnsiTheme="minorHAnsi" w:cstheme="minorHAnsi"/>
+                <w:sz w:val="28"/>
+                <w:szCs w:val="28"/>
+              </w:rPr>
+              <w:t>promo</w:t>
+            </w:r>
+            <w:r>
+              <w:rPr>
+                <w:rStyle w:val="Extranjerismo"/>
+                <w:rFonts w:asciiTheme="minorHAnsi" w:hAnsiTheme="minorHAnsi" w:cstheme="minorHAnsi"/>
+                <w:sz w:val="28"/>
+                <w:szCs w:val="28"/>
+              </w:rPr>
+              <w:t>tion</w:t>
+            </w:r>
+            <w:r>
+              <w:rPr>
+                <w:rFonts w:ascii="Calibri" w:hAnsi="Calibri" w:cs="Calibri"/>
+                <w:sz w:val="28"/>
+                <w:szCs w:val="28"/>
+              </w:rPr>
+              <w:t xml:space="preserve"> para hacer referencia a la </w:t>
+            </w:r>
+            <w:r>
+              <w:rPr>
+                <w:rStyle w:val="Extranjerismo"/>
+                <w:rFonts w:asciiTheme="minorHAnsi" w:hAnsiTheme="minorHAnsi" w:cstheme="minorHAnsi"/>
+                <w:sz w:val="28"/>
+                <w:szCs w:val="28"/>
+              </w:rPr>
+              <w:t>promo</w:t>
+            </w:r>
+            <w:r>
+              <w:rPr>
+                <w:rStyle w:val="Extranjerismo"/>
+                <w:rFonts w:asciiTheme="minorHAnsi" w:hAnsiTheme="minorHAnsi" w:cstheme="minorHAnsi"/>
+                <w:sz w:val="28"/>
+                <w:szCs w:val="28"/>
+              </w:rPr>
+              <w:t>tion</w:t>
+            </w:r>
+            <w:r>
+              <w:rPr>
+                <w:rStyle w:val="Extranjerismo"/>
+                <w:rFonts w:asciiTheme="minorHAnsi" w:hAnsiTheme="minorHAnsi" w:cstheme="minorHAnsi"/>
+                <w:sz w:val="28"/>
+                <w:szCs w:val="28"/>
+              </w:rPr>
+              <w:t xml:space="preserve"> </w:t>
+            </w:r>
+            <w:r>
+              <w:rPr>
+                <w:rFonts w:ascii="Calibri" w:hAnsi="Calibri" w:cs="Calibri"/>
+                <w:sz w:val="28"/>
+                <w:szCs w:val="28"/>
+              </w:rPr>
+              <w:t>de ventas, tal y como ocurre en español.</w:t>
             </w:r>
           </w:p>
         </w:tc>
@@ -13161,22 +13837,29 @@
     <w:p>
       <w:pPr>
         <w:pStyle w:val="Figura"/>
-        <w:rPr>
-          <w:rFonts w:cs="Calibri"/>
-        </w:rPr>
-      </w:pPr>
-      <w:r>
-        <w:rPr>
-          <w:rFonts w:cs="Calibri"/>
-          <w:b/>
-          <w:bCs/>
-        </w:rPr>
-        <w:t>Figura 17.</w:t>
-      </w:r>
-      <w:r>
-        <w:rPr>
-          <w:rFonts w:cs="Calibri"/>
-        </w:rPr>
+      </w:pPr>
+      <w:r>
+        <w:rPr>
+          <w:b/>
+          <w:bCs/>
+        </w:rPr>
+        <w:t>Figura 1</w:t>
+      </w:r>
+      <w:r>
+        <w:rPr>
+          <w:b/>
+          <w:bCs/>
+        </w:rPr>
+        <w:t>6</w:t>
+      </w:r>
+      <w:r>
+        <w:rPr>
+          <w:b/>
+          <w:bCs/>
+        </w:rPr>
+        <w:t>.</w:t>
+      </w:r>
+      <w:r>
         <w:t xml:space="preserve"> Ciclo de vida del producto</w:t>
       </w:r>
     </w:p>
@@ -13197,10 +13880,10 @@
           <w:lang w:eastAsia="es-CO"/>
         </w:rPr>
         <w:drawing>
-          <wp:inline distT="0" distB="0" distL="0" distR="0" wp14:anchorId="59A87D92" wp14:editId="38F066CA">
+          <wp:inline distT="0" distB="0" distL="0" distR="0" wp14:anchorId="59A87D92" wp14:editId="38EC1DC6">
             <wp:extent cx="4680000" cy="2387385"/>
             <wp:effectExtent l="0" t="0" r="6350" b="0"/>
-            <wp:docPr id="1389656470" name="Gráfico 62" descr="Muestra el ciclo de vida de un producto en cuanto a las ventas en el tiempo, inicialmente se realiza una introducción del mismo, se impulsa el crecimiento para lograr la madurez en el ventas, posteriormente muestra un declive. "/>
+            <wp:docPr id="1389656470" name="Gráfico 62" descr="Presenta el ciclo de vida de un producto en cuanto a las ventas en el tiempo, inicialmente se realiza una introducción del mismo, se impulsa el crecimiento para lograr la madurez en el ventas, posteriormente presenta un declive."/>
             <wp:cNvGraphicFramePr>
               <a:graphicFrameLocks xmlns:a="http://schemas.openxmlformats.org/drawingml/2006/main" noChangeAspect="1"/>
             </wp:cNvGraphicFramePr>
@@ -13208,14 +13891,14 @@
               <a:graphicData uri="http://schemas.openxmlformats.org/drawingml/2006/picture">
                 <pic:pic xmlns:pic="http://schemas.openxmlformats.org/drawingml/2006/picture">
                   <pic:nvPicPr>
-                    <pic:cNvPr id="1389656470" name="Gráfico 62" descr="Muestra el ciclo de vida de un producto en cuanto a las ventas en el tiempo, inicialmente se realiza una introducción del mismo, se impulsa el crecimiento para lograr la madurez en el ventas, posteriormente muestra un declive. "/>
+                    <pic:cNvPr id="1389656470" name="Gráfico 62" descr="Presenta el ciclo de vida de un producto en cuanto a las ventas en el tiempo, inicialmente se realiza una introducción del mismo, se impulsa el crecimiento para lograr la madurez en el ventas, posteriormente presenta un declive."/>
                     <pic:cNvPicPr/>
                   </pic:nvPicPr>
                   <pic:blipFill>
-                    <a:blip r:embed="rId44">
+                    <a:blip r:embed="rId43">
                       <a:extLst>
                         <a:ext uri="{96DAC541-7B7A-43D3-8B79-37D633B846F1}">
-                          <asvg:svgBlip xmlns:asvg="http://schemas.microsoft.com/office/drawing/2016/SVG/main" r:embed="rId45"/>
+                          <asvg:svgBlip xmlns:asvg="http://schemas.microsoft.com/office/drawing/2016/SVG/main" r:embed="rId44"/>
                         </a:ext>
                       </a:extLst>
                     </a:blip>
@@ -13837,16 +14520,6 @@
     </w:p>
     <w:p>
       <w:pPr>
-        <w:spacing w:before="0" w:after="0"/>
-        <w:ind w:left="1416" w:firstLine="1"/>
-        <w:rPr>
-          <w:rFonts w:cs="Calibri"/>
-          <w:lang w:eastAsia="es-CO"/>
-        </w:rPr>
-      </w:pPr>
-    </w:p>
-    <w:p>
-      <w:pPr>
         <w:pStyle w:val="Prrafodelista"/>
         <w:numPr>
           <w:ilvl w:val="0"/>
@@ -13889,16 +14562,6 @@
     </w:p>
     <w:p>
       <w:pPr>
-        <w:spacing w:before="0" w:after="0"/>
-        <w:ind w:left="1416" w:firstLine="1"/>
-        <w:rPr>
-          <w:rFonts w:cs="Calibri"/>
-          <w:lang w:eastAsia="es-CO"/>
-        </w:rPr>
-      </w:pPr>
-    </w:p>
-    <w:p>
-      <w:pPr>
         <w:pStyle w:val="Prrafodelista"/>
         <w:numPr>
           <w:ilvl w:val="0"/>
@@ -13936,18 +14599,68 @@
           <w:rFonts w:cs="Calibri"/>
           <w:lang w:eastAsia="es-CO"/>
         </w:rPr>
-        <w:t>“En todos los establecimientos de trabajo en donde se lleven a cabo operaciones y/o procesos que integren (aparatos, máquinas, equipos, ductos, tuberías, etc.); y demás instalaciones locativas necesarias para su funcionamiento que utilizarán los colores básicos recomendados por la AMERICAN STANDARS ASSOCIATION (ASA) y otros colores específicos, para identificar los elementos, materiales, etc., y demás elementos específicos que determinen o prevengan riesgos que puedan causar accidentes o enfermedades profesionales”.</w:t>
-      </w:r>
-    </w:p>
-    <w:p>
-      <w:pPr>
-        <w:spacing w:before="0" w:after="0"/>
-        <w:ind w:left="1416" w:firstLine="1"/>
-        <w:rPr>
-          <w:rFonts w:cs="Calibri"/>
-          <w:lang w:eastAsia="es-CO"/>
-        </w:rPr>
-      </w:pPr>
+        <w:t xml:space="preserve">“En todos los establecimientos de trabajo en donde se lleven a cabo operaciones y/o procesos que integren (aparatos, máquinas, equipos, ductos, tuberías, etc.); y demás instalaciones locativas necesarias para su funcionamiento que utilizarán los colores básicos recomendados por la </w:t>
+      </w:r>
+      <w:r>
+        <w:rPr>
+          <w:rFonts w:cs="Calibri"/>
+          <w:lang w:eastAsia="es-CO"/>
+        </w:rPr>
+        <w:t xml:space="preserve">American </w:t>
+      </w:r>
+      <w:proofErr w:type="spellStart"/>
+      <w:r>
+        <w:rPr>
+          <w:rFonts w:cs="Calibri"/>
+          <w:lang w:eastAsia="es-CO"/>
+        </w:rPr>
+        <w:t>Standar</w:t>
+      </w:r>
+      <w:r>
+        <w:rPr>
+          <w:rFonts w:cs="Calibri"/>
+          <w:lang w:eastAsia="es-CO"/>
+        </w:rPr>
+        <w:t>d</w:t>
+      </w:r>
+      <w:r>
+        <w:rPr>
+          <w:rFonts w:cs="Calibri"/>
+          <w:lang w:eastAsia="es-CO"/>
+        </w:rPr>
+        <w:t>s</w:t>
+      </w:r>
+      <w:proofErr w:type="spellEnd"/>
+      <w:r>
+        <w:rPr>
+          <w:rFonts w:cs="Calibri"/>
+          <w:lang w:eastAsia="es-CO"/>
+        </w:rPr>
+        <w:t xml:space="preserve"> </w:t>
+      </w:r>
+      <w:proofErr w:type="spellStart"/>
+      <w:r>
+        <w:rPr>
+          <w:rFonts w:cs="Calibri"/>
+          <w:lang w:eastAsia="es-CO"/>
+        </w:rPr>
+        <w:t>Association</w:t>
+      </w:r>
+      <w:proofErr w:type="spellEnd"/>
+      <w:r>
+        <w:rPr>
+          <w:rFonts w:cs="Calibri"/>
+          <w:lang w:eastAsia="es-CO"/>
+        </w:rPr>
+        <w:t xml:space="preserve"> </w:t>
+      </w:r>
+      <w:r>
+        <w:rPr>
+          <w:rFonts w:cs="Calibri"/>
+          <w:lang w:eastAsia="es-CO"/>
+        </w:rPr>
+        <w:t>(ASA) y otros colores específicos, para identificar los elementos, materiales, etc., y demás elementos específicos que determinen o prevengan riesgos que puedan causar accidentes o enfermedades profesionales”.</w:t>
+      </w:r>
     </w:p>
     <w:p>
       <w:pPr>
@@ -13996,19 +14709,6 @@
     </w:p>
     <w:p>
       <w:pPr>
-        <w:tabs>
-          <w:tab w:val="left" w:pos="1740"/>
-        </w:tabs>
-        <w:spacing w:before="0" w:after="0"/>
-        <w:ind w:left="1416" w:firstLine="0"/>
-        <w:rPr>
-          <w:rFonts w:cs="Calibri"/>
-          <w:lang w:eastAsia="es-CO"/>
-        </w:rPr>
-      </w:pPr>
-    </w:p>
-    <w:p>
-      <w:pPr>
         <w:pStyle w:val="Prrafodelista"/>
         <w:numPr>
           <w:ilvl w:val="0"/>
@@ -14052,18 +14752,35 @@
     <w:p>
       <w:pPr>
         <w:spacing w:before="0" w:after="0"/>
-        <w:rPr>
-          <w:rFonts w:cs="Calibri"/>
-          <w:lang w:eastAsia="es-CO"/>
-        </w:rPr>
-      </w:pPr>
+        <w:ind w:left="1416" w:firstLine="1"/>
+        <w:rPr>
+          <w:rFonts w:cs="Calibri"/>
+          <w:lang w:eastAsia="es-CO"/>
+        </w:rPr>
+      </w:pPr>
+    </w:p>
+    <w:p>
+      <w:pPr>
+        <w:spacing w:before="0" w:after="0"/>
+        <w:rPr>
+          <w:rFonts w:cs="Calibri"/>
+          <w:lang w:eastAsia="es-CO"/>
+        </w:rPr>
+      </w:pPr>
+      <w:r>
+        <w:rPr>
+          <w:rFonts w:cs="Calibri"/>
+          <w:lang w:eastAsia="es-CO"/>
+        </w:rPr>
+        <w:t xml:space="preserve">Además, existe una normativa que establece los parámetros que se deben cumplir en el diseño de las señales de seguridad. Se trata de la norma técnica Colombiana NTC 1461, que tiene como fin instaurar los colores y señales de seguridad </w:t>
+      </w:r>
       <w:r>
         <w:rPr>
           <w:rFonts w:cs="Calibri"/>
           <w:lang w:eastAsia="es-CO"/>
         </w:rPr>
         <w:lastRenderedPageBreak/>
-        <w:t>Además, existe una normativa que establece los parámetros que se deben cumplir en el diseño de las señales de seguridad. Se trata de la norma técnica Colombiana NTC 1461, que tiene como fin instaurar los colores y señales de seguridad que deben ser usados para prevenir accidentes y riesgos contra la salud e integridad de las personas, además de situaciones de emergencia. Esta norma se apoya en las normas internacionales ISO 3864-1 e ISO 16069:2004, que establecen varios criterios para el diseño de estas. A continuación, se exponen algunos de esos criterios:</w:t>
+        <w:t>que deben ser usados para prevenir accidentes y riesgos contra la salud e integridad de las personas, además de situaciones de emergencia. Esta norma se apoya en las normas internacionales ISO 3864-1 e ISO 16069:2004, que establecen varios criterios para el diseño de estas. A continuación, se exponen algunos de esos criterios:</w:t>
       </w:r>
     </w:p>
     <w:p>
@@ -14224,69 +14941,60 @@
         <w:spacing w:before="0" w:after="0"/>
         <w:rPr>
           <w:rFonts w:cs="Calibri"/>
-          <w:lang w:eastAsia="es-CO"/>
-        </w:rPr>
-      </w:pPr>
-    </w:p>
-    <w:p>
-      <w:pPr>
-        <w:spacing w:before="0" w:after="0"/>
-        <w:rPr>
-          <w:rFonts w:cs="Calibri"/>
-          <w:b/>
-          <w:bCs/>
-          <w:lang w:eastAsia="es-CO"/>
-        </w:rPr>
-      </w:pPr>
-      <w:r>
-        <w:rPr>
-          <w:rFonts w:cs="Calibri"/>
-          <w:b/>
-          <w:bCs/>
+          <w:b/>
+          <w:bCs/>
+          <w:lang w:eastAsia="es-CO"/>
+        </w:rPr>
+      </w:pPr>
+      <w:r>
+        <w:rPr>
+          <w:rFonts w:cs="Calibri"/>
+          <w:b/>
+          <w:bCs/>
+          <w:lang w:eastAsia="es-CO"/>
+        </w:rPr>
+        <w:t>Relativas al material y equipo de lucha contra incendios</w:t>
+      </w:r>
+    </w:p>
+    <w:p>
+      <w:pPr>
+        <w:spacing w:before="0" w:after="0"/>
+        <w:rPr>
+          <w:rFonts w:cs="Calibri"/>
+          <w:lang w:eastAsia="es-CO"/>
+        </w:rPr>
+      </w:pPr>
+      <w:r>
+        <w:rPr>
+          <w:rFonts w:cs="Calibri"/>
+          <w:lang w:eastAsia="es-CO"/>
+        </w:rPr>
+        <w:t>Debe ser de forma rectangular o cuadrada de fondo rojo y con el pictograma centrado de color blanco.</w:t>
+      </w:r>
+    </w:p>
+    <w:p>
+      <w:pPr>
+        <w:spacing w:before="0" w:after="0"/>
+        <w:rPr>
+          <w:rFonts w:cs="Calibri"/>
+          <w:lang w:eastAsia="es-CO"/>
+        </w:rPr>
+      </w:pPr>
+    </w:p>
+    <w:p>
+      <w:pPr>
+        <w:spacing w:before="0" w:after="0"/>
+        <w:rPr>
+          <w:rFonts w:cs="Calibri"/>
+          <w:lang w:eastAsia="es-CO"/>
+        </w:rPr>
+      </w:pPr>
+      <w:r>
+        <w:rPr>
+          <w:rFonts w:cs="Calibri"/>
           <w:lang w:eastAsia="es-CO"/>
         </w:rPr>
         <w:lastRenderedPageBreak/>
-        <w:t>Relativas al material y equipo de lucha contra incendios</w:t>
-      </w:r>
-    </w:p>
-    <w:p>
-      <w:pPr>
-        <w:spacing w:before="0" w:after="0"/>
-        <w:rPr>
-          <w:rFonts w:cs="Calibri"/>
-          <w:lang w:eastAsia="es-CO"/>
-        </w:rPr>
-      </w:pPr>
-      <w:r>
-        <w:rPr>
-          <w:rFonts w:cs="Calibri"/>
-          <w:lang w:eastAsia="es-CO"/>
-        </w:rPr>
-        <w:t>Debe ser de forma rectangular o cuadrada de fondo rojo y con el pictograma centrado de color blanco.</w:t>
-      </w:r>
-    </w:p>
-    <w:p>
-      <w:pPr>
-        <w:spacing w:before="0" w:after="0"/>
-        <w:rPr>
-          <w:rFonts w:cs="Calibri"/>
-          <w:lang w:eastAsia="es-CO"/>
-        </w:rPr>
-      </w:pPr>
-    </w:p>
-    <w:p>
-      <w:pPr>
-        <w:spacing w:before="0" w:after="0"/>
-        <w:rPr>
-          <w:rFonts w:cs="Calibri"/>
-          <w:lang w:eastAsia="es-CO"/>
-        </w:rPr>
-      </w:pPr>
-      <w:r>
-        <w:rPr>
-          <w:rFonts w:cs="Calibri"/>
-          <w:lang w:eastAsia="es-CO"/>
-        </w:rPr>
         <w:t>Condición de seguridad, su uso es principalmente para señales de ruta de evacuación y emergencia.</w:t>
       </w:r>
     </w:p>
@@ -14704,50 +15412,50 @@
           <w:rFonts w:cs="Calibri"/>
           <w:lang w:eastAsia="es-CO"/>
         </w:rPr>
+        <w:t>El color amarillo, cubrirá mínimo el 50 % del área de la señal.</w:t>
+      </w:r>
+    </w:p>
+    <w:p>
+      <w:pPr>
+        <w:spacing w:before="0" w:after="0"/>
+        <w:rPr>
+          <w:rFonts w:cs="Calibri"/>
+          <w:lang w:eastAsia="es-CO"/>
+        </w:rPr>
+      </w:pPr>
+    </w:p>
+    <w:p>
+      <w:pPr>
+        <w:spacing w:before="0" w:after="0"/>
+        <w:rPr>
+          <w:rFonts w:cs="Calibri"/>
+          <w:lang w:eastAsia="es-CO"/>
+        </w:rPr>
+      </w:pPr>
+      <w:r>
+        <w:rPr>
+          <w:rFonts w:cs="Calibri"/>
+          <w:lang w:eastAsia="es-CO"/>
+        </w:rPr>
+        <w:t>Por otro lado, existe la señalética propia de cada almacén, empresa o establecimiento.</w:t>
+      </w:r>
+    </w:p>
+    <w:p>
+      <w:pPr>
+        <w:spacing w:before="0" w:after="0"/>
+        <w:rPr>
+          <w:rFonts w:cs="Calibri"/>
+          <w:lang w:eastAsia="es-CO"/>
+        </w:rPr>
+      </w:pPr>
+      <w:r>
+        <w:rPr>
+          <w:rFonts w:cs="Calibri"/>
+          <w:b/>
+          <w:bCs/>
+          <w:lang w:eastAsia="es-CO"/>
+        </w:rPr>
         <w:lastRenderedPageBreak/>
-        <w:t>El color amarillo, cubrirá mínimo el 50 % del área de la señal.</w:t>
-      </w:r>
-    </w:p>
-    <w:p>
-      <w:pPr>
-        <w:spacing w:before="0" w:after="0"/>
-        <w:rPr>
-          <w:rFonts w:cs="Calibri"/>
-          <w:lang w:eastAsia="es-CO"/>
-        </w:rPr>
-      </w:pPr>
-    </w:p>
-    <w:p>
-      <w:pPr>
-        <w:spacing w:before="0" w:after="0"/>
-        <w:rPr>
-          <w:rFonts w:cs="Calibri"/>
-          <w:lang w:eastAsia="es-CO"/>
-        </w:rPr>
-      </w:pPr>
-      <w:r>
-        <w:rPr>
-          <w:rFonts w:cs="Calibri"/>
-          <w:lang w:eastAsia="es-CO"/>
-        </w:rPr>
-        <w:t>Por otro lado, existe la señalética propia de cada almacén, empresa o establecimiento.</w:t>
-      </w:r>
-    </w:p>
-    <w:p>
-      <w:pPr>
-        <w:spacing w:before="0" w:after="0"/>
-        <w:rPr>
-          <w:rFonts w:cs="Calibri"/>
-          <w:lang w:eastAsia="es-CO"/>
-        </w:rPr>
-      </w:pPr>
-      <w:r>
-        <w:rPr>
-          <w:rFonts w:cs="Calibri"/>
-          <w:b/>
-          <w:bCs/>
-          <w:lang w:eastAsia="es-CO"/>
-        </w:rPr>
         <w:t>Señalética corporativa.</w:t>
       </w:r>
       <w:r>
@@ -14801,15 +15509,6 @@
           <w:lang w:eastAsia="es-CO"/>
         </w:rPr>
       </w:pPr>
-    </w:p>
-    <w:p>
-      <w:pPr>
-        <w:spacing w:before="0" w:after="0"/>
-        <w:rPr>
-          <w:rFonts w:cs="Calibri"/>
-          <w:lang w:eastAsia="es-CO"/>
-        </w:rPr>
-      </w:pPr>
       <w:r>
         <w:rPr>
           <w:rFonts w:cs="Calibri"/>
@@ -14844,44 +15543,51 @@
           <w:bCs/>
           <w:lang w:eastAsia="es-CO"/>
         </w:rPr>
+        <w:t>Organizar</w:t>
+      </w:r>
+    </w:p>
+    <w:p>
+      <w:pPr>
+        <w:spacing w:before="0" w:after="0"/>
+        <w:rPr>
+          <w:rFonts w:cs="Calibri"/>
+          <w:b/>
+          <w:bCs/>
+          <w:lang w:eastAsia="es-CO"/>
+        </w:rPr>
+      </w:pPr>
+      <w:r>
+        <w:rPr>
+          <w:rFonts w:cs="Calibri"/>
+          <w:b/>
+          <w:bCs/>
+          <w:lang w:eastAsia="es-CO"/>
+        </w:rPr>
+        <w:t>Organizar el local para evitar los robos</w:t>
+      </w:r>
+    </w:p>
+    <w:p>
+      <w:pPr>
+        <w:spacing w:before="0" w:after="0"/>
+        <w:rPr>
+          <w:rFonts w:cs="Calibri"/>
+          <w:lang w:eastAsia="es-CO"/>
+        </w:rPr>
+      </w:pPr>
+      <w:r>
+        <w:rPr>
+          <w:rFonts w:cs="Calibri"/>
+          <w:lang w:eastAsia="es-CO"/>
+        </w:rPr>
+        <w:t xml:space="preserve">Mantener el establecimiento ordenado es crucial para prevenir robos en el punto de venta, ya que permite una visión clara de todo el espacio. Esto facilita la detección </w:t>
+      </w:r>
+      <w:r>
+        <w:rPr>
+          <w:rFonts w:cs="Calibri"/>
+          <w:lang w:eastAsia="es-CO"/>
+        </w:rPr>
         <w:lastRenderedPageBreak/>
-        <w:t>Organizar</w:t>
-      </w:r>
-    </w:p>
-    <w:p>
-      <w:pPr>
-        <w:spacing w:before="0" w:after="0"/>
-        <w:rPr>
-          <w:rFonts w:cs="Calibri"/>
-          <w:b/>
-          <w:bCs/>
-          <w:lang w:eastAsia="es-CO"/>
-        </w:rPr>
-      </w:pPr>
-      <w:r>
-        <w:rPr>
-          <w:rFonts w:cs="Calibri"/>
-          <w:b/>
-          <w:bCs/>
-          <w:lang w:eastAsia="es-CO"/>
-        </w:rPr>
-        <w:t>Organizar el local para evitar los robos</w:t>
-      </w:r>
-    </w:p>
-    <w:p>
-      <w:pPr>
-        <w:spacing w:before="0" w:after="0"/>
-        <w:rPr>
-          <w:rFonts w:cs="Calibri"/>
-          <w:lang w:eastAsia="es-CO"/>
-        </w:rPr>
-      </w:pPr>
-      <w:r>
-        <w:rPr>
-          <w:rFonts w:cs="Calibri"/>
-          <w:lang w:eastAsia="es-CO"/>
-        </w:rPr>
-        <w:t>Mantener el establecimiento ordenado es crucial para prevenir robos en el punto de venta, ya que permite una visión clara de todo el espacio. Esto facilita la detección rápida de cualquier faltante, ya que el espacio vacío indicará la ausencia de un artículo. Es esencial conocer a fondo el punto de venta.</w:t>
+        <w:t>rápida de cualquier faltante, ya que el espacio vacío indicará la ausencia de un artículo. Es esencial conocer a fondo el punto de venta.</w:t>
       </w:r>
     </w:p>
     <w:p>
@@ -15014,7 +15720,25 @@
           <w:bCs/>
           <w:lang w:eastAsia="es-CO"/>
         </w:rPr>
-        <w:t>Presta atención</w:t>
+        <w:t>Presta</w:t>
+      </w:r>
+      <w:r>
+        <w:rPr>
+          <w:rFonts w:cs="Calibri"/>
+          <w:b/>
+          <w:bCs/>
+          <w:lang w:eastAsia="es-CO"/>
+        </w:rPr>
+        <w:t>r</w:t>
+      </w:r>
+      <w:r>
+        <w:rPr>
+          <w:rFonts w:cs="Calibri"/>
+          <w:b/>
+          <w:bCs/>
+          <w:lang w:eastAsia="es-CO"/>
+        </w:rPr>
+        <w:t xml:space="preserve"> atención</w:t>
       </w:r>
     </w:p>
     <w:p>
@@ -15048,54 +15772,43 @@
           <w:rFonts w:cs="Calibri"/>
           <w:lang w:eastAsia="es-CO"/>
         </w:rPr>
+        <w:t>Se refiere a aquellos espacios como son los probadores o las salidas de emergencia. Son los lugares más comunes usados por los ladrones para poderse escapar con los productos robados.</w:t>
+      </w:r>
+    </w:p>
+    <w:p>
+      <w:pPr>
+        <w:spacing w:before="0" w:after="0"/>
+        <w:rPr>
+          <w:rFonts w:cs="Calibri"/>
+          <w:lang w:eastAsia="es-CO"/>
+        </w:rPr>
+      </w:pPr>
+      <w:r>
+        <w:rPr>
+          <w:rFonts w:cs="Calibri"/>
+          <w:lang w:eastAsia="es-CO"/>
+        </w:rPr>
+        <w:t>Se recomienda transitar por el local, lo cual va a permitir ver con claridad a los visitantes que entran y salen del negocio. De esta forma se pueden ver y analizar las acciones de los ladrones y reaccionar pronto en caso de que exista un robo.</w:t>
+      </w:r>
+    </w:p>
+    <w:p>
+      <w:pPr>
+        <w:spacing w:before="0" w:after="0"/>
+        <w:rPr>
+          <w:rFonts w:cs="Calibri"/>
+          <w:b/>
+          <w:bCs/>
+          <w:lang w:eastAsia="es-CO"/>
+        </w:rPr>
+      </w:pPr>
+      <w:r>
+        <w:rPr>
+          <w:rFonts w:cs="Calibri"/>
+          <w:b/>
+          <w:bCs/>
+          <w:lang w:eastAsia="es-CO"/>
+        </w:rPr>
         <w:lastRenderedPageBreak/>
-        <w:t>Se refiere a aquellos espacios como son los probadores o las salidas de emergencia. Son los lugares más comunes usados por los ladrones para poderse escapar con los productos robados.</w:t>
-      </w:r>
-    </w:p>
-    <w:p>
-      <w:pPr>
-        <w:spacing w:before="0" w:after="0"/>
-        <w:rPr>
-          <w:rFonts w:cs="Calibri"/>
-          <w:lang w:eastAsia="es-CO"/>
-        </w:rPr>
-      </w:pPr>
-      <w:r>
-        <w:rPr>
-          <w:rFonts w:cs="Calibri"/>
-          <w:lang w:eastAsia="es-CO"/>
-        </w:rPr>
-        <w:t>Se recomienda transitar por el local, lo cual va a permitir ver con claridad a los visitantes que entran y salen del negocio. De esta forma se pueden ver y analizar las acciones de los ladrones y reaccionar pronto en caso de que exista un robo.</w:t>
-      </w:r>
-    </w:p>
-    <w:p>
-      <w:pPr>
-        <w:spacing w:before="0" w:after="0"/>
-        <w:rPr>
-          <w:rFonts w:cs="Calibri"/>
-          <w:b/>
-          <w:bCs/>
-          <w:lang w:eastAsia="es-CO"/>
-        </w:rPr>
-      </w:pPr>
-    </w:p>
-    <w:p>
-      <w:pPr>
-        <w:spacing w:before="0" w:after="0"/>
-        <w:rPr>
-          <w:rFonts w:cs="Calibri"/>
-          <w:b/>
-          <w:bCs/>
-          <w:lang w:eastAsia="es-CO"/>
-        </w:rPr>
-      </w:pPr>
-      <w:r>
-        <w:rPr>
-          <w:rFonts w:cs="Calibri"/>
-          <w:b/>
-          <w:bCs/>
-          <w:lang w:eastAsia="es-CO"/>
-        </w:rPr>
         <w:t>Contar</w:t>
       </w:r>
     </w:p>
@@ -15242,6 +15955,85 @@
         <w:spacing w:before="0" w:after="0"/>
         <w:rPr>
           <w:rFonts w:cs="Calibri"/>
+          <w:b/>
+          <w:bCs/>
+          <w:lang w:eastAsia="es-CO"/>
+        </w:rPr>
+      </w:pPr>
+      <w:r>
+        <w:rPr>
+          <w:rFonts w:cs="Calibri"/>
+          <w:b/>
+          <w:bCs/>
+          <w:lang w:eastAsia="es-CO"/>
+        </w:rPr>
+        <w:t>Implantar</w:t>
+      </w:r>
+    </w:p>
+    <w:p>
+      <w:pPr>
+        <w:spacing w:before="0" w:after="0"/>
+        <w:rPr>
+          <w:rFonts w:cs="Calibri"/>
+          <w:lang w:eastAsia="es-CO"/>
+        </w:rPr>
+      </w:pPr>
+      <w:r>
+        <w:rPr>
+          <w:rFonts w:cs="Calibri"/>
+          <w:b/>
+          <w:bCs/>
+          <w:lang w:eastAsia="es-CO"/>
+        </w:rPr>
+        <w:t>Implantar sistemas de seguridad</w:t>
+      </w:r>
+    </w:p>
+    <w:p>
+      <w:pPr>
+        <w:spacing w:before="0" w:after="0"/>
+        <w:rPr>
+          <w:rFonts w:cs="Calibri"/>
+          <w:lang w:eastAsia="es-CO"/>
+        </w:rPr>
+      </w:pPr>
+      <w:r>
+        <w:rPr>
+          <w:rFonts w:cs="Calibri"/>
+          <w:lang w:eastAsia="es-CO"/>
+        </w:rPr>
+        <w:t>Es vital proteger el punto de venta a través de diferentes sistemas que incrementen la seguridad del establecimiento.</w:t>
+      </w:r>
+    </w:p>
+    <w:p>
+      <w:pPr>
+        <w:spacing w:before="0" w:after="0"/>
+        <w:rPr>
+          <w:rFonts w:cs="Calibri"/>
+          <w:lang w:eastAsia="es-CO"/>
+        </w:rPr>
+      </w:pPr>
+    </w:p>
+    <w:p>
+      <w:pPr>
+        <w:spacing w:before="0" w:after="0"/>
+        <w:rPr>
+          <w:rFonts w:cs="Calibri"/>
+          <w:lang w:eastAsia="es-CO"/>
+        </w:rPr>
+      </w:pPr>
+      <w:r>
+        <w:rPr>
+          <w:rFonts w:cs="Calibri"/>
+          <w:lang w:eastAsia="es-CO"/>
+        </w:rPr>
+        <w:t>Para evitar robos de artículos en el punto de venta se deben tener en cuenta los siguientes consejos, de esta forma, el negocio permanecerá seguro.</w:t>
+      </w:r>
+    </w:p>
+    <w:p>
+      <w:pPr>
+        <w:spacing w:before="0" w:after="0"/>
+        <w:rPr>
+          <w:rFonts w:cs="Calibri"/>
           <w:lang w:eastAsia="es-CO"/>
         </w:rPr>
       </w:pPr>
@@ -15264,94 +16056,6 @@
           <w:lang w:eastAsia="es-CO"/>
         </w:rPr>
         <w:lastRenderedPageBreak/>
-        <w:t>Implantar</w:t>
-      </w:r>
-    </w:p>
-    <w:p>
-      <w:pPr>
-        <w:spacing w:before="0" w:after="0"/>
-        <w:rPr>
-          <w:rFonts w:cs="Calibri"/>
-          <w:lang w:eastAsia="es-CO"/>
-        </w:rPr>
-      </w:pPr>
-      <w:r>
-        <w:rPr>
-          <w:rFonts w:cs="Calibri"/>
-          <w:b/>
-          <w:bCs/>
-          <w:lang w:eastAsia="es-CO"/>
-        </w:rPr>
-        <w:t>Implantar sistemas de seguridad</w:t>
-      </w:r>
-    </w:p>
-    <w:p>
-      <w:pPr>
-        <w:spacing w:before="0" w:after="0"/>
-        <w:rPr>
-          <w:rFonts w:cs="Calibri"/>
-          <w:lang w:eastAsia="es-CO"/>
-        </w:rPr>
-      </w:pPr>
-      <w:r>
-        <w:rPr>
-          <w:rFonts w:cs="Calibri"/>
-          <w:lang w:eastAsia="es-CO"/>
-        </w:rPr>
-        <w:t>Es vital proteger el punto de venta a través de diferentes sistemas que incrementen la seguridad del establecimiento.</w:t>
-      </w:r>
-    </w:p>
-    <w:p>
-      <w:pPr>
-        <w:spacing w:before="0" w:after="0"/>
-        <w:rPr>
-          <w:rFonts w:cs="Calibri"/>
-          <w:lang w:eastAsia="es-CO"/>
-        </w:rPr>
-      </w:pPr>
-    </w:p>
-    <w:p>
-      <w:pPr>
-        <w:spacing w:before="0" w:after="0"/>
-        <w:rPr>
-          <w:rFonts w:cs="Calibri"/>
-          <w:lang w:eastAsia="es-CO"/>
-        </w:rPr>
-      </w:pPr>
-      <w:r>
-        <w:rPr>
-          <w:rFonts w:cs="Calibri"/>
-          <w:lang w:eastAsia="es-CO"/>
-        </w:rPr>
-        <w:t>Para evitar robos de artículos en el punto de venta se deben tener en cuenta los siguientes consejos, de esta forma, el negocio permanecerá seguro.</w:t>
-      </w:r>
-    </w:p>
-    <w:p>
-      <w:pPr>
-        <w:spacing w:before="0" w:after="0"/>
-        <w:rPr>
-          <w:rFonts w:cs="Calibri"/>
-          <w:lang w:eastAsia="es-CO"/>
-        </w:rPr>
-      </w:pPr>
-    </w:p>
-    <w:p>
-      <w:pPr>
-        <w:spacing w:before="0" w:after="0"/>
-        <w:rPr>
-          <w:rFonts w:cs="Calibri"/>
-          <w:b/>
-          <w:bCs/>
-          <w:lang w:eastAsia="es-CO"/>
-        </w:rPr>
-      </w:pPr>
-      <w:r>
-        <w:rPr>
-          <w:rFonts w:cs="Calibri"/>
-          <w:b/>
-          <w:bCs/>
-          <w:lang w:eastAsia="es-CO"/>
-        </w:rPr>
         <w:t>Sistemas antihurto para tiendas de ropa</w:t>
       </w:r>
     </w:p>
@@ -15451,60 +16155,67 @@
           <w:bCs/>
           <w:lang w:eastAsia="es-CO"/>
         </w:rPr>
+        <w:t>Vigilantes de seguridad</w:t>
+      </w:r>
+    </w:p>
+    <w:p>
+      <w:pPr>
+        <w:spacing w:before="0" w:after="0"/>
+        <w:rPr>
+          <w:rFonts w:cs="Calibri"/>
+          <w:lang w:eastAsia="es-CO"/>
+        </w:rPr>
+      </w:pPr>
+      <w:r>
+        <w:rPr>
+          <w:rFonts w:cs="Calibri"/>
+          <w:lang w:eastAsia="es-CO"/>
+        </w:rPr>
+        <w:t>Personal dedicado a la vigilancia y seguridad en los establecimientos. Tienen funciones como, evitar cualquier acto delictivo en cualquier momento, denunciar ante infracciones administrativas y proteger los artículos y el negocio como tal.</w:t>
+      </w:r>
+    </w:p>
+    <w:p>
+      <w:pPr>
+        <w:spacing w:before="0" w:after="0"/>
+        <w:rPr>
+          <w:rFonts w:cs="Calibri"/>
+          <w:b/>
+          <w:bCs/>
+          <w:lang w:eastAsia="es-CO"/>
+        </w:rPr>
+      </w:pPr>
+      <w:r>
+        <w:rPr>
+          <w:rFonts w:cs="Calibri"/>
+          <w:b/>
+          <w:bCs/>
+          <w:lang w:eastAsia="es-CO"/>
+        </w:rPr>
+        <w:t>Vitrinas cerradas con llave</w:t>
+      </w:r>
+    </w:p>
+    <w:p>
+      <w:pPr>
+        <w:spacing w:before="0" w:after="0"/>
+        <w:rPr>
+          <w:rFonts w:cs="Calibri"/>
+          <w:lang w:eastAsia="es-CO"/>
+        </w:rPr>
+      </w:pPr>
+      <w:r>
+        <w:rPr>
+          <w:rFonts w:cs="Calibri"/>
+          <w:lang w:eastAsia="es-CO"/>
+        </w:rPr>
+        <w:t xml:space="preserve">Escaparates en los que se exhiben los productos ofertados por el establecimiento. Se distinguen por tener una distinguida presentación y por exhibir </w:t>
+      </w:r>
+      <w:r>
+        <w:rPr>
+          <w:rFonts w:cs="Calibri"/>
+          <w:lang w:eastAsia="es-CO"/>
+        </w:rPr>
         <w:lastRenderedPageBreak/>
-        <w:t>Vigilantes de seguridad</w:t>
-      </w:r>
-    </w:p>
-    <w:p>
-      <w:pPr>
-        <w:spacing w:before="0" w:after="0"/>
-        <w:rPr>
-          <w:rFonts w:cs="Calibri"/>
-          <w:lang w:eastAsia="es-CO"/>
-        </w:rPr>
-      </w:pPr>
-      <w:r>
-        <w:rPr>
-          <w:rFonts w:cs="Calibri"/>
-          <w:lang w:eastAsia="es-CO"/>
-        </w:rPr>
-        <w:t>Personal dedicado a la vigilancia y seguridad en los establecimientos. Tienen funciones como, evitar cualquier acto delictivo en cualquier momento, denunciar ante infracciones administrativas y proteger los artículos y el negocio como tal.</w:t>
-      </w:r>
-    </w:p>
-    <w:p>
-      <w:pPr>
-        <w:spacing w:before="0" w:after="0"/>
-        <w:rPr>
-          <w:rFonts w:cs="Calibri"/>
-          <w:b/>
-          <w:bCs/>
-          <w:lang w:eastAsia="es-CO"/>
-        </w:rPr>
-      </w:pPr>
-      <w:r>
-        <w:rPr>
-          <w:rFonts w:cs="Calibri"/>
-          <w:b/>
-          <w:bCs/>
-          <w:lang w:eastAsia="es-CO"/>
-        </w:rPr>
-        <w:t>Vitrinas cerradas con llave</w:t>
-      </w:r>
-    </w:p>
-    <w:p>
-      <w:pPr>
-        <w:spacing w:before="0" w:after="0"/>
-        <w:rPr>
-          <w:rFonts w:cs="Calibri"/>
-          <w:lang w:eastAsia="es-CO"/>
-        </w:rPr>
-      </w:pPr>
-      <w:r>
-        <w:rPr>
-          <w:rFonts w:cs="Calibri"/>
-          <w:lang w:eastAsia="es-CO"/>
-        </w:rPr>
-        <w:t>Escaparates en los que se exhiben los productos ofertados por el establecimiento. Se distinguen por tener una distinguida presentación y por exhibir productos de alto valor, dándoles una mejor protección. Ayudan a la conservación de los artículos porque los aíslan del polvo, la humedad, el aire y también de los ladrones.</w:t>
+        <w:t>productos de alto valor, dándoles una mejor protección. Ayudan a la conservación de los artículos porque los aíslan del polvo, la humedad, el aire y también de los ladrones.</w:t>
       </w:r>
     </w:p>
     <w:p>
@@ -15603,6 +16314,69 @@
         </w:rPr>
         <w:t>Tener estos sistemas de seguridad le permitirá al establecimiento tener mejores garantías de obtener la rentabilidad esperada, porque reducen notablemente los intentos de robo de mercancía (Vidal, Mas y González, 2011).</w:t>
       </w:r>
+    </w:p>
+    <w:p>
+      <w:pPr>
+        <w:spacing w:before="0" w:after="0"/>
+        <w:rPr>
+          <w:rFonts w:cs="Calibri"/>
+          <w:lang w:eastAsia="es-CO"/>
+        </w:rPr>
+      </w:pPr>
+    </w:p>
+    <w:p>
+      <w:pPr>
+        <w:spacing w:before="0" w:after="0"/>
+        <w:rPr>
+          <w:rFonts w:cs="Calibri"/>
+          <w:lang w:eastAsia="es-CO"/>
+        </w:rPr>
+      </w:pPr>
+    </w:p>
+    <w:p>
+      <w:pPr>
+        <w:spacing w:before="0" w:after="0"/>
+        <w:rPr>
+          <w:rFonts w:cs="Calibri"/>
+          <w:lang w:eastAsia="es-CO"/>
+        </w:rPr>
+      </w:pPr>
+    </w:p>
+    <w:p>
+      <w:pPr>
+        <w:spacing w:before="0" w:after="0"/>
+        <w:rPr>
+          <w:rFonts w:cs="Calibri"/>
+          <w:lang w:eastAsia="es-CO"/>
+        </w:rPr>
+      </w:pPr>
+    </w:p>
+    <w:p>
+      <w:pPr>
+        <w:spacing w:before="0" w:after="0"/>
+        <w:rPr>
+          <w:rFonts w:cs="Calibri"/>
+          <w:lang w:eastAsia="es-CO"/>
+        </w:rPr>
+      </w:pPr>
+    </w:p>
+    <w:p>
+      <w:pPr>
+        <w:spacing w:before="0" w:after="0"/>
+        <w:rPr>
+          <w:rFonts w:cs="Calibri"/>
+          <w:lang w:eastAsia="es-CO"/>
+        </w:rPr>
+      </w:pPr>
+    </w:p>
+    <w:p>
+      <w:pPr>
+        <w:spacing w:before="0" w:after="0"/>
+        <w:rPr>
+          <w:rFonts w:cs="Calibri"/>
+          <w:lang w:eastAsia="es-CO"/>
+        </w:rPr>
+      </w:pPr>
     </w:p>
     <w:p>
       <w:pPr>
@@ -16935,6 +17709,16 @@
           <w:lang w:eastAsia="es-CO"/>
         </w:rPr>
       </w:pPr>
+    </w:p>
+    <w:p>
+      <w:pPr>
+        <w:spacing w:before="0" w:after="0"/>
+        <w:ind w:firstLine="708"/>
+        <w:rPr>
+          <w:rFonts w:cs="Calibri"/>
+          <w:lang w:eastAsia="es-CO"/>
+        </w:rPr>
+      </w:pPr>
       <w:r>
         <w:rPr>
           <w:rFonts w:cs="Calibri"/>
@@ -17013,15 +17797,8 @@
           <w:rFonts w:cs="Calibri"/>
           <w:lang w:eastAsia="es-CO"/>
         </w:rPr>
-        <w:t xml:space="preserve">El proceso de codificación de productos radica en identificar los artículos sin equivocación con un código o signo. Código que se asocia a una etiqueta que se adhiere </w:t>
-      </w:r>
-      <w:r>
-        <w:rPr>
-          <w:rFonts w:cs="Calibri"/>
-          <w:lang w:eastAsia="es-CO"/>
-        </w:rPr>
         <w:lastRenderedPageBreak/>
-        <w:t>al producto y que va a permitir el acceso a él de forma electrónica. Los más usados son los códigos de barras y las etiquetas RFID (etiquetas autoadhesivas, flexibles y delgadas, con impresión frontal humanamente visible).</w:t>
+        <w:t>El proceso de codificación de productos radica en identificar los artículos sin equivocación con un código o signo. Código que se asocia a una etiqueta que se adhiere al producto y que va a permitir el acceso a él de forma electrónica. Los más usados son los códigos de barras y las etiquetas RFID (etiquetas autoadhesivas, flexibles y delgadas, con impresión frontal humanamente visible).</w:t>
       </w:r>
     </w:p>
     <w:p>
@@ -17042,8 +17819,6 @@
       </w:r>
       <w:r>
         <w:rPr>
-          <w:rStyle w:val="Extranjerismo"/>
-          <w:rFonts w:cs="Calibri"/>
           <w:lang w:eastAsia="es-CO"/>
         </w:rPr>
         <w:t>WMS - Warehouse</w:t>
@@ -17057,8 +17832,6 @@
       </w:r>
       <w:r>
         <w:rPr>
-          <w:rStyle w:val="Extranjerismo"/>
-          <w:rFonts w:cs="Calibri"/>
           <w:lang w:eastAsia="es-CO"/>
         </w:rPr>
         <w:t>Management System)</w:t>
@@ -17099,7 +17872,7 @@
       </w:r>
       <w:r>
         <w:rPr>
-          <w:rStyle w:val="Extranjerismo"/>
+          <w:rFonts w:cs="Calibri"/>
           <w:lang w:eastAsia="es-CO"/>
         </w:rPr>
         <w:t>WMS</w:t>
@@ -17128,6 +17901,7 @@
       </w:pPr>
       <w:bookmarkStart w:id="21" w:name="_Toc232406906"/>
       <w:r>
+        <w:lastRenderedPageBreak/>
         <w:t>El precio</w:t>
       </w:r>
       <w:bookmarkEnd w:id="21"/>
@@ -17146,16 +17920,20 @@
           <w:rFonts w:cs="Calibri"/>
           <w:lang w:eastAsia="es-CO"/>
         </w:rPr>
-        <w:t xml:space="preserve">El precio es la cantidad monetaria que se requiere para obtener un bien o un servicio, y se desarrolla a través de una transacción en la que el cliente hace el pago al fabricante. Para que se produzca tal transacción el precio debe ser aprobado por el </w:t>
-      </w:r>
-      <w:r>
-        <w:rPr>
-          <w:rFonts w:cs="Calibri"/>
-          <w:lang w:eastAsia="es-CO"/>
-        </w:rPr>
-        <w:lastRenderedPageBreak/>
-        <w:t>cliente y los distribuidores (en caso de que los haya). Por eso, el precio es un indicador del equilibrio entre clientes y vendedores cuando se compra y se vende un bien o servicio. La llamada ley de la oferta y la demanda es una teoría económica que representa ese equilibrio entre compradores y vendedores (Kotler y Armstrong, 2013).</w:t>
-      </w:r>
+        <w:t>El precio es la cantidad monetaria que se requiere para obtener un bien o un servicio, y se desarrolla a través de una transacción en la que el cliente hace el pago al fabricante. Para que se produzca tal transacción el precio debe ser aprobado por el cliente y los distribuidores (en caso de que los haya). Por eso, el precio es un indicador del equilibrio entre clientes y vendedores cuando se compra y se vende un bien o servicio. La llamada ley de la oferta y la demanda es una teoría económica que representa ese equilibrio entre compradores y vendedores (Kotler y Armstrong, 2013).</w:t>
+      </w:r>
+    </w:p>
+    <w:p>
+      <w:pPr>
+        <w:spacing w:before="0" w:after="0"/>
+        <w:ind w:firstLine="708"/>
+        <w:rPr>
+          <w:rFonts w:cs="Calibri"/>
+          <w:b/>
+          <w:bCs/>
+          <w:lang w:eastAsia="es-CO"/>
+        </w:rPr>
+      </w:pPr>
     </w:p>
     <w:p>
       <w:pPr>
@@ -17226,7 +18004,7 @@
           <w:noProof/>
         </w:rPr>
         <w:drawing>
-          <wp:inline distT="0" distB="0" distL="0" distR="0" wp14:anchorId="403B85D3" wp14:editId="0F8DC3DD">
+          <wp:inline distT="0" distB="0" distL="0" distR="0" wp14:anchorId="403B85D3" wp14:editId="712F8041">
             <wp:extent cx="4680000" cy="2635188"/>
             <wp:effectExtent l="0" t="0" r="6350" b="0"/>
             <wp:docPr id="447697187" name="Imagen 65">
@@ -17255,7 +18033,7 @@
                     </pic:cNvPicPr>
                   </pic:nvPicPr>
                   <pic:blipFill>
-                    <a:blip r:embed="rId46" cstate="print">
+                    <a:blip r:embed="rId45" cstate="print">
                       <a:extLst>
                         <a:ext uri="{28A0092B-C50C-407E-A947-70E740481C1C}">
                           <a14:useLocalDpi xmlns:a14="http://schemas.microsoft.com/office/drawing/2010/main" val="0"/>
@@ -17292,12 +18070,8 @@
         <w:spacing w:before="0"/>
         <w:ind w:right="-142" w:firstLine="0"/>
         <w:jc w:val="center"/>
-        <w:rPr>
-          <w:rFonts w:cs="Calibri"/>
-          <w:b/>
-        </w:rPr>
-      </w:pPr>
-      <w:hyperlink r:id="rId47" w:history="1">
+      </w:pPr>
+      <w:hyperlink r:id="rId46" w:history="1">
         <w:r>
           <w:rPr>
             <w:rStyle w:val="Hipervnculo"/>
@@ -17307,6 +18081,17 @@
           <w:t>Enlace de reproducción del video</w:t>
         </w:r>
       </w:hyperlink>
+    </w:p>
+    <w:p>
+      <w:pPr>
+        <w:spacing w:before="0"/>
+        <w:ind w:right="-142" w:firstLine="0"/>
+        <w:jc w:val="center"/>
+        <w:rPr>
+          <w:rFonts w:cs="Calibri"/>
+          <w:b/>
+        </w:rPr>
+      </w:pPr>
     </w:p>
     <w:tbl>
       <w:tblPr>
@@ -17345,6 +18130,7 @@
                 <w:rFonts w:cs="Calibri"/>
                 <w:b/>
               </w:rPr>
+              <w:lastRenderedPageBreak/>
               <w:t xml:space="preserve">Transcripción del video: </w:t>
             </w:r>
             <w:r>
@@ -17440,14 +18226,25 @@
                 <w:b/>
                 <w:bCs/>
               </w:rPr>
-              <w:lastRenderedPageBreak/>
               <w:t>Precio bruto:</w:t>
             </w:r>
             <w:r>
               <w:rPr>
                 <w:rFonts w:cs="Calibri"/>
               </w:rPr>
-              <w:t xml:space="preserve"> Es el precio del artículo antes de que se le aplique algún recargo o cuota impositiva; por lo tanto, no representa el precio final del artículo y no indica el valor monetario a cobrar o pagar en una factura.</w:t>
+              <w:t xml:space="preserve"> Es el precio </w:t>
+            </w:r>
+            <w:r>
+              <w:rPr>
+                <w:rFonts w:cs="Calibri"/>
+              </w:rPr>
+              <w:t xml:space="preserve">real </w:t>
+            </w:r>
+            <w:r>
+              <w:rPr>
+                <w:rFonts w:cs="Calibri"/>
+              </w:rPr>
+              <w:t>del artículo antes de que se le aplique algún recargo o cuota impositiva; por lo tanto, no representa el precio final del artículo y no indica el valor monetario a cobrar o pagar en una factura.</w:t>
             </w:r>
           </w:p>
           <w:p>
@@ -17582,7 +18379,14 @@
               <w:rPr>
                 <w:rFonts w:cs="Calibri"/>
               </w:rPr>
-              <w:t xml:space="preserve"> También se le conoce como precio técnico. Es el precio con el que se repone el valor de producción del producto y el valor de los costos fijos; es decir, se recuperan los costos fijos y directos por el volumen de ventas esperado.</w:t>
+              <w:t xml:space="preserve"> También se le conoce como precio técnico. Es el precio con el que se repone el valor de producción del producto y el valor de los costos </w:t>
+            </w:r>
+            <w:r>
+              <w:rPr>
+                <w:rFonts w:cs="Calibri"/>
+              </w:rPr>
+              <w:lastRenderedPageBreak/>
+              <w:t>fijos; es decir, se recuperan los costos fijos y directos por el volumen de ventas esperado.</w:t>
             </w:r>
           </w:p>
           <w:p>
@@ -17636,14 +18440,19 @@
               <w:rPr>
                 <w:rFonts w:cs="Calibri"/>
               </w:rPr>
-              <w:t xml:space="preserve"> Es un acrónimo de precio "Franco a bordo" en el comercio internacional y se refiere al valor preciso en una venta explícita donde los </w:t>
+              <w:t xml:space="preserve"> </w:t>
             </w:r>
             <w:r>
               <w:rPr>
                 <w:rFonts w:cs="Calibri"/>
               </w:rPr>
-              <w:lastRenderedPageBreak/>
-              <w:t>aranceles, seguros, costos de transporte y demás gastos cometidos antes de poner el producto en venta corren por cuenta del comprador.</w:t>
+              <w:t>FOB, es</w:t>
+            </w:r>
+            <w:r>
+              <w:rPr>
+                <w:rFonts w:cs="Calibri"/>
+              </w:rPr>
+              <w:t xml:space="preserve"> un acrónimo de precio "Franco a bordo" en el comercio internacional y se refiere al valor preciso en una venta explícita donde los aranceles, seguros, costos de transporte y demás gastos cometidos antes de poner el producto en venta corren por cuenta del comprador.</w:t>
             </w:r>
           </w:p>
           <w:p>
@@ -17709,6 +18518,355 @@
         <w:ind w:firstLine="708"/>
         <w:rPr>
           <w:rFonts w:cs="Calibri"/>
+          <w:b/>
+          <w:bCs/>
+          <w:lang w:eastAsia="es-CO"/>
+        </w:rPr>
+      </w:pPr>
+    </w:p>
+    <w:p>
+      <w:pPr>
+        <w:spacing w:before="0" w:after="0"/>
+        <w:ind w:firstLine="708"/>
+        <w:rPr>
+          <w:rFonts w:cs="Calibri"/>
+          <w:b/>
+          <w:bCs/>
+          <w:lang w:eastAsia="es-CO"/>
+        </w:rPr>
+      </w:pPr>
+      <w:r>
+        <w:rPr>
+          <w:rFonts w:cs="Calibri"/>
+          <w:b/>
+          <w:bCs/>
+          <w:lang w:eastAsia="es-CO"/>
+        </w:rPr>
+        <w:t>Estrategias de precio</w:t>
+      </w:r>
+    </w:p>
+    <w:p>
+      <w:pPr>
+        <w:spacing w:before="0" w:after="0"/>
+        <w:ind w:firstLine="708"/>
+        <w:rPr>
+          <w:rFonts w:cs="Calibri"/>
+          <w:lang w:eastAsia="es-CO"/>
+        </w:rPr>
+      </w:pPr>
+      <w:r>
+        <w:rPr>
+          <w:rFonts w:cs="Calibri"/>
+          <w:lang w:eastAsia="es-CO"/>
+        </w:rPr>
+        <w:t>Se basan en establecer precios que pueden ser menores, mayores o iguales a los precios de venta y que, estratégicamente, dependen de la intención del fabricante y la imagen que quiera dejarles a los clientes. Según esto, algunas de las estrategias de precio más comunes son:</w:t>
+      </w:r>
+    </w:p>
+    <w:p>
+      <w:pPr>
+        <w:pStyle w:val="Prrafodelista"/>
+        <w:numPr>
+          <w:ilvl w:val="0"/>
+          <w:numId w:val="32"/>
+        </w:numPr>
+        <w:spacing w:before="0" w:after="0"/>
+        <w:ind w:left="993"/>
+        <w:rPr>
+          <w:rFonts w:cs="Calibri"/>
+          <w:lang w:eastAsia="es-CO"/>
+        </w:rPr>
+      </w:pPr>
+      <w:r>
+        <w:rPr>
+          <w:rFonts w:cs="Calibri"/>
+          <w:b/>
+          <w:bCs/>
+          <w:lang w:eastAsia="es-CO"/>
+        </w:rPr>
+        <w:t>Penetración</w:t>
+      </w:r>
+    </w:p>
+    <w:p>
+      <w:pPr>
+        <w:spacing w:before="0" w:after="0"/>
+        <w:ind w:left="633" w:firstLine="360"/>
+        <w:rPr>
+          <w:rFonts w:cs="Calibri"/>
+          <w:lang w:eastAsia="es-CO"/>
+        </w:rPr>
+      </w:pPr>
+      <w:r>
+        <w:rPr>
+          <w:rFonts w:cs="Calibri"/>
+          <w:lang w:eastAsia="es-CO"/>
+        </w:rPr>
+        <w:t xml:space="preserve">Precios por debajo del valor de venta al inicio del ciclo de vida para crear atracción estimulando al cliente a su compra. Luego, el precio comienza a </w:t>
+      </w:r>
+      <w:r>
+        <w:rPr>
+          <w:rFonts w:cs="Calibri"/>
+          <w:lang w:eastAsia="es-CO"/>
+        </w:rPr>
+        <w:lastRenderedPageBreak/>
+        <w:t>estabilizarse en su valor monetario de venta. Es muy común en productos de lanzamiento o introducción al mercado, para darse a conocer más rápido.</w:t>
+      </w:r>
+    </w:p>
+    <w:p>
+      <w:pPr>
+        <w:pStyle w:val="Prrafodelista"/>
+        <w:numPr>
+          <w:ilvl w:val="0"/>
+          <w:numId w:val="32"/>
+        </w:numPr>
+        <w:spacing w:before="0" w:after="0"/>
+        <w:ind w:left="993"/>
+        <w:rPr>
+          <w:rFonts w:cs="Calibri"/>
+          <w:b/>
+          <w:bCs/>
+          <w:lang w:eastAsia="es-CO"/>
+        </w:rPr>
+      </w:pPr>
+      <w:r>
+        <w:rPr>
+          <w:rFonts w:cs="Calibri"/>
+          <w:b/>
+          <w:bCs/>
+          <w:lang w:eastAsia="es-CO"/>
+        </w:rPr>
+        <w:t>Desnatado o descremado</w:t>
+      </w:r>
+    </w:p>
+    <w:p>
+      <w:pPr>
+        <w:spacing w:before="0" w:after="0"/>
+        <w:ind w:left="633" w:firstLine="360"/>
+        <w:rPr>
+          <w:rFonts w:cs="Calibri"/>
+          <w:lang w:eastAsia="es-CO"/>
+        </w:rPr>
+      </w:pPr>
+      <w:r>
+        <w:rPr>
+          <w:rFonts w:cs="Calibri"/>
+          <w:lang w:eastAsia="es-CO"/>
+        </w:rPr>
+        <w:t>Precios altos al principio del ciclo de vida, que tienen una gran inversión publicitaria y promocional para cautivar a una gran parte del mercado, pero que con el paso del tiempo lo van reduciendo poco a poco hasta su precio de venta con el fin de conquistar luego a los demás segmentos.</w:t>
+      </w:r>
+    </w:p>
+    <w:p>
+      <w:pPr>
+        <w:pStyle w:val="Prrafodelista"/>
+        <w:numPr>
+          <w:ilvl w:val="0"/>
+          <w:numId w:val="32"/>
+        </w:numPr>
+        <w:spacing w:before="0" w:after="0"/>
+        <w:ind w:left="993"/>
+        <w:rPr>
+          <w:rFonts w:cs="Calibri"/>
+          <w:b/>
+          <w:bCs/>
+          <w:lang w:eastAsia="es-CO"/>
+        </w:rPr>
+      </w:pPr>
+      <w:r>
+        <w:rPr>
+          <w:rFonts w:cs="Calibri"/>
+          <w:b/>
+          <w:bCs/>
+          <w:lang w:eastAsia="es-CO"/>
+        </w:rPr>
+        <w:t>Alineamiento</w:t>
+      </w:r>
+    </w:p>
+    <w:p>
+      <w:pPr>
+        <w:spacing w:before="0" w:after="0"/>
+        <w:ind w:left="633" w:firstLine="360"/>
+        <w:rPr>
+          <w:rFonts w:cs="Calibri"/>
+          <w:lang w:eastAsia="es-CO"/>
+        </w:rPr>
+      </w:pPr>
+      <w:r>
+        <w:rPr>
+          <w:rFonts w:cs="Calibri"/>
+          <w:lang w:eastAsia="es-CO"/>
+        </w:rPr>
+        <w:t>Precio de introducción al mercado que es similar al de los productos de la competencia.</w:t>
+      </w:r>
+    </w:p>
+    <w:p>
+      <w:pPr>
+        <w:pStyle w:val="Prrafodelista"/>
+        <w:numPr>
+          <w:ilvl w:val="0"/>
+          <w:numId w:val="32"/>
+        </w:numPr>
+        <w:spacing w:before="0" w:after="0"/>
+        <w:ind w:left="993"/>
+        <w:rPr>
+          <w:rFonts w:cs="Calibri"/>
+          <w:b/>
+          <w:bCs/>
+          <w:lang w:eastAsia="es-CO"/>
+        </w:rPr>
+      </w:pPr>
+      <w:r>
+        <w:rPr>
+          <w:rFonts w:cs="Calibri"/>
+          <w:b/>
+          <w:bCs/>
+          <w:lang w:eastAsia="es-CO"/>
+        </w:rPr>
+        <w:t>Primado</w:t>
+      </w:r>
+    </w:p>
+    <w:p>
+      <w:pPr>
+        <w:spacing w:before="0" w:after="0"/>
+        <w:ind w:left="633" w:firstLine="360"/>
+        <w:rPr>
+          <w:rFonts w:cs="Calibri"/>
+          <w:lang w:eastAsia="es-CO"/>
+        </w:rPr>
+      </w:pPr>
+      <w:r>
+        <w:rPr>
+          <w:rFonts w:cs="Calibri"/>
+          <w:lang w:eastAsia="es-CO"/>
+        </w:rPr>
+        <w:t>Precio alto que le fija a un artículo que no tendrá ningún tipo de descuento y que servirá para observar la fidelidad de los clientes frente a la marca. Se trata de una de las mejores formas que se tienen para lograr “valor de marca”. Ejemplo: Apple.</w:t>
+      </w:r>
+    </w:p>
+    <w:p>
+      <w:pPr>
+        <w:pStyle w:val="Prrafodelista"/>
+        <w:numPr>
+          <w:ilvl w:val="0"/>
+          <w:numId w:val="32"/>
+        </w:numPr>
+        <w:spacing w:before="0" w:after="0"/>
+        <w:ind w:left="993"/>
+        <w:rPr>
+          <w:rFonts w:cs="Calibri"/>
+          <w:b/>
+          <w:bCs/>
+          <w:lang w:eastAsia="es-CO"/>
+        </w:rPr>
+      </w:pPr>
+      <w:r>
+        <w:rPr>
+          <w:rFonts w:cs="Calibri"/>
+          <w:b/>
+          <w:bCs/>
+          <w:lang w:eastAsia="es-CO"/>
+        </w:rPr>
+        <w:t>Descuento por cantidad o volumen</w:t>
+      </w:r>
+    </w:p>
+    <w:p>
+      <w:pPr>
+        <w:spacing w:before="0" w:after="0"/>
+        <w:ind w:left="633" w:firstLine="360"/>
+        <w:rPr>
+          <w:rFonts w:cs="Calibri"/>
+          <w:lang w:eastAsia="es-CO"/>
+        </w:rPr>
+      </w:pPr>
+      <w:r>
+        <w:rPr>
+          <w:rFonts w:cs="Calibri"/>
+          <w:lang w:eastAsia="es-CO"/>
+        </w:rPr>
+        <w:t>Precio que presenta una deducción en su valor monetario cuyo fin es motivar a los clientes a comprar más de lo que realmente requieren o en grandes cantidades; estos descuentos se fijan según el tamaño de la demanda, bien sea en la suma de dinero o en unidades.</w:t>
+      </w:r>
+    </w:p>
+    <w:p>
+      <w:pPr>
+        <w:pStyle w:val="Prrafodelista"/>
+        <w:numPr>
+          <w:ilvl w:val="0"/>
+          <w:numId w:val="32"/>
+        </w:numPr>
+        <w:spacing w:before="0" w:after="0"/>
+        <w:ind w:left="993"/>
+        <w:rPr>
+          <w:rFonts w:cs="Calibri"/>
+          <w:b/>
+          <w:bCs/>
+          <w:lang w:eastAsia="es-CO"/>
+        </w:rPr>
+      </w:pPr>
+      <w:r>
+        <w:rPr>
+          <w:rFonts w:cs="Calibri"/>
+          <w:b/>
+          <w:bCs/>
+          <w:lang w:eastAsia="es-CO"/>
+        </w:rPr>
+        <w:t>Promoción de ventas</w:t>
+      </w:r>
+    </w:p>
+    <w:p>
+      <w:pPr>
+        <w:spacing w:before="0" w:after="0"/>
+        <w:ind w:left="633" w:firstLine="360"/>
+        <w:rPr>
+          <w:rFonts w:cs="Calibri"/>
+          <w:lang w:eastAsia="es-CO"/>
+        </w:rPr>
+      </w:pPr>
+      <w:r>
+        <w:rPr>
+          <w:rFonts w:cs="Calibri"/>
+          <w:lang w:eastAsia="es-CO"/>
+        </w:rPr>
+        <w:t>Precios por debajo de su valor monetario habitual de forma temporal (puede ser en fecha especiales) con el fin de originar una compra de manera instantánea. Ejemplos: Ciberlunes o </w:t>
+      </w:r>
+      <w:r>
+        <w:rPr>
+          <w:rStyle w:val="Extranjerismo"/>
+          <w:lang w:eastAsia="es-CO"/>
+        </w:rPr>
+        <w:t>Black Friday.</w:t>
+      </w:r>
+    </w:p>
+    <w:p>
+      <w:pPr>
+        <w:spacing w:before="0" w:after="0"/>
+        <w:ind w:left="633" w:firstLine="360"/>
+        <w:rPr>
+          <w:rFonts w:cs="Calibri"/>
+          <w:lang w:eastAsia="es-CO"/>
+        </w:rPr>
+      </w:pPr>
+    </w:p>
+    <w:p>
+      <w:pPr>
+        <w:spacing w:before="0" w:after="0"/>
+        <w:ind w:left="633" w:firstLine="360"/>
+        <w:rPr>
+          <w:rFonts w:cs="Calibri"/>
+          <w:lang w:eastAsia="es-CO"/>
+        </w:rPr>
+      </w:pPr>
+      <w:r>
+        <w:rPr>
+          <w:rFonts w:cs="Calibri"/>
+          <w:lang w:eastAsia="es-CO"/>
+        </w:rPr>
+        <w:lastRenderedPageBreak/>
+        <w:t>Dentro de este esquema básico de desarrollo de estrategias, las marcas tienen la oportunidad de crear múltiples formas a la hora de fijar los precios. El objetivo principal siempre debe ser el aumento en la rentabilidad y los ingresos para la empresa, por eso se debe ser creativo y estratégico a la hora de crear las estrategias de precio (Kotler y Armstrong, 2013).</w:t>
+      </w:r>
+    </w:p>
+    <w:p>
+      <w:pPr>
+        <w:spacing w:before="0" w:after="0"/>
+        <w:ind w:left="633" w:firstLine="360"/>
+        <w:rPr>
+          <w:rFonts w:cs="Calibri"/>
           <w:lang w:eastAsia="es-CO"/>
         </w:rPr>
       </w:pPr>
@@ -17742,8 +18900,6 @@
       <w:r>
         <w:rPr>
           <w:rFonts w:cs="Calibri"/>
-          <w:i/>
-          <w:iCs/>
           <w:lang w:eastAsia="es-CO"/>
         </w:rPr>
         <w:t>blogs</w:t>
@@ -17787,7 +18943,14 @@
           <w:rStyle w:val="Extranjerismo"/>
           <w:lang w:eastAsia="es-CO"/>
         </w:rPr>
-        <w:t>marketing BTL</w:t>
+        <w:t>marketing</w:t>
+      </w:r>
+      <w:r>
+        <w:rPr>
+          <w:rFonts w:cs="Calibri"/>
+          <w:lang w:eastAsia="es-CO"/>
+        </w:rPr>
+        <w:t> BTL</w:t>
       </w:r>
       <w:r>
         <w:rPr>
@@ -17835,8 +18998,169 @@
           <w:rFonts w:cs="Calibri"/>
           <w:lang w:eastAsia="es-CO"/>
         </w:rPr>
+        <w:t>La más importante ventaja de estas actividades alternativas de mercadeo es que crean un vínculo con el cliente, además de lograr una experiencia significativa y un recuerdo agradable; y suelen usar factores psicológicos de los clientes para alcanzar un mayor impacto en ellos (AA. VV., 2020).</w:t>
+      </w:r>
+    </w:p>
+    <w:p>
+      <w:pPr>
+        <w:spacing w:before="0" w:after="0"/>
+        <w:ind w:firstLine="708"/>
+        <w:rPr>
+          <w:rFonts w:cs="Calibri"/>
+          <w:lang w:eastAsia="es-CO"/>
+        </w:rPr>
+      </w:pPr>
+    </w:p>
+    <w:p>
+      <w:pPr>
+        <w:spacing w:before="0" w:after="0"/>
+        <w:ind w:firstLine="708"/>
+        <w:rPr>
+          <w:rFonts w:cs="Calibri"/>
+          <w:lang w:eastAsia="es-CO"/>
+        </w:rPr>
+      </w:pPr>
+      <w:r>
+        <w:rPr>
+          <w:rFonts w:cs="Calibri"/>
+          <w:lang w:eastAsia="es-CO"/>
+        </w:rPr>
+        <w:t>Como se presenta en los diferentes ejemplos, la activación de marca se refiere a una puesta en escena de un plan de acción que lleve la marca a donde se encuentre el cliente, bien sea un parque, un centro comercial, un escenario público, etc.; y donde a través de una idea impactante lo haga pasar un momento memorable, sin este darse cuenta de que fue publicidad.</w:t>
+      </w:r>
+    </w:p>
+    <w:p>
+      <w:pPr>
+        <w:spacing w:before="0" w:after="0"/>
+        <w:ind w:firstLine="708"/>
+        <w:rPr>
+          <w:rFonts w:cs="Calibri"/>
+          <w:lang w:eastAsia="es-CO"/>
+        </w:rPr>
+      </w:pPr>
+    </w:p>
+    <w:p>
+      <w:pPr>
+        <w:spacing w:before="0" w:after="0"/>
+        <w:ind w:firstLine="708"/>
+        <w:rPr>
+          <w:rFonts w:cs="Calibri"/>
+          <w:lang w:eastAsia="es-CO"/>
+        </w:rPr>
+      </w:pPr>
+      <w:r>
+        <w:rPr>
+          <w:rFonts w:cs="Calibri"/>
+          <w:lang w:eastAsia="es-CO"/>
+        </w:rPr>
+        <w:t xml:space="preserve">En esta activación de marca es muy importante que todos los puntos de contacto con los que dispone la empresa para interactuar con sus clientes sirvan para que ellos interactúen con la marca y contribuyan a generar la experiencia que debe ser no solo agradable, sino también significativa; y más importante, lograr que los clientes luego de la experiencia realicen un “voz a voz” positivo con sus contactos, bien sea de manera presencial o virtual a través de redes sociales, </w:t>
+      </w:r>
+      <w:r>
+        <w:rPr>
+          <w:rFonts w:cs="Calibri"/>
+          <w:lang w:eastAsia="es-CO"/>
+        </w:rPr>
+        <w:t>WhatsApp</w:t>
+      </w:r>
+      <w:r>
+        <w:rPr>
+          <w:rFonts w:cs="Calibri"/>
+          <w:lang w:eastAsia="es-CO"/>
+        </w:rPr>
+        <w:t xml:space="preserve"> y demás herramientas digitales. Resulta más poderosa la recomendación de un amigo, familiar o conocido que la misma publicidad realizada por la marca.</w:t>
+      </w:r>
+    </w:p>
+    <w:p>
+      <w:pPr>
+        <w:spacing w:before="0" w:after="0"/>
+        <w:ind w:firstLine="708"/>
+        <w:rPr>
+          <w:rFonts w:cs="Calibri"/>
+          <w:b/>
+          <w:bCs/>
+          <w:lang w:eastAsia="es-CO"/>
+        </w:rPr>
+      </w:pPr>
+    </w:p>
+    <w:p>
+      <w:pPr>
+        <w:spacing w:before="0" w:after="0"/>
+        <w:ind w:firstLine="708"/>
+        <w:rPr>
+          <w:rFonts w:cs="Calibri"/>
+          <w:b/>
+          <w:bCs/>
+          <w:lang w:eastAsia="es-CO"/>
+        </w:rPr>
+      </w:pPr>
+      <w:r>
+        <w:rPr>
+          <w:rFonts w:cs="Calibri"/>
+          <w:b/>
+          <w:bCs/>
+          <w:lang w:eastAsia="es-CO"/>
+        </w:rPr>
+        <w:t>Dimensiones de la activación de marca</w:t>
+      </w:r>
+    </w:p>
+    <w:p>
+      <w:pPr>
+        <w:spacing w:before="0" w:after="0"/>
+        <w:ind w:firstLine="708"/>
+        <w:rPr>
+          <w:rFonts w:cs="Calibri"/>
+          <w:lang w:eastAsia="es-CO"/>
+        </w:rPr>
+      </w:pPr>
+      <w:r>
+        <w:rPr>
+          <w:rFonts w:cs="Calibri"/>
+          <w:lang w:eastAsia="es-CO"/>
+        </w:rPr>
+        <w:t>La activación de marca debe ser de 360 º, o sea, usando medios masivos y medios alternativos, para poder comprender todas las dimensiones a través de las cuales pueda crear un vínculo con su público objetivo. Es primordial que estas dimensiones tengan coherencia entre sí y con la marca, que expresen la intención corporativa y que hablen el mismo lenguaje de la marca. Las dimensiones son:</w:t>
+      </w:r>
+    </w:p>
+    <w:p>
+      <w:pPr>
+        <w:spacing w:before="0" w:after="0"/>
+        <w:ind w:firstLine="708"/>
+        <w:rPr>
+          <w:rFonts w:cs="Calibri"/>
+          <w:lang w:eastAsia="es-CO"/>
+        </w:rPr>
+      </w:pPr>
+      <w:r>
+        <w:rPr>
+          <w:rFonts w:cs="Calibri"/>
+          <w:b/>
+          <w:bCs/>
+          <w:lang w:eastAsia="es-CO"/>
+        </w:rPr>
+        <w:t>Comunicación</w:t>
+      </w:r>
+    </w:p>
+    <w:p>
+      <w:pPr>
+        <w:spacing w:before="0" w:after="0"/>
+        <w:ind w:firstLine="708"/>
+        <w:rPr>
+          <w:rFonts w:cs="Calibri"/>
+          <w:lang w:eastAsia="es-CO"/>
+        </w:rPr>
+      </w:pPr>
+      <w:r>
+        <w:rPr>
+          <w:rFonts w:cs="Calibri"/>
+          <w:lang w:eastAsia="es-CO"/>
+        </w:rPr>
+        <w:t xml:space="preserve">Es el contenido y la forma en que se desarrolla la idea, y debe comunicarse a través de canales tanto masivos como alternativos. De este modo, la marca tiene la </w:t>
+      </w:r>
+      <w:r>
+        <w:rPr>
+          <w:rFonts w:cs="Calibri"/>
+          <w:lang w:eastAsia="es-CO"/>
+        </w:rPr>
         <w:lastRenderedPageBreak/>
-        <w:t>La más importante ventaja de estas actividades alternativas de mercadeo es que crean un vínculo con el cliente, además de lograr una experiencia significativa y un recuerdo agradable; y suelen usar factores psicológicos de los clientes para alcanzar un mayor impacto en ellos (AA. VV., 2020).</w:t>
+        <w:t>oportunidad de expresar su identidad y estilo mediante los mensajes y el tono utilizado en la comunicación.</w:t>
       </w:r>
     </w:p>
     <w:p>
@@ -17848,6 +19172,15 @@
           <w:lang w:eastAsia="es-CO"/>
         </w:rPr>
       </w:pPr>
+      <w:r>
+        <w:rPr>
+          <w:rFonts w:cs="Calibri"/>
+          <w:b/>
+          <w:bCs/>
+          <w:lang w:eastAsia="es-CO"/>
+        </w:rPr>
+        <w:t>Productos o servicios</w:t>
+      </w:r>
     </w:p>
     <w:p>
       <w:pPr>
@@ -17863,7 +19196,7 @@
           <w:rFonts w:cs="Calibri"/>
           <w:lang w:eastAsia="es-CO"/>
         </w:rPr>
-        <w:t>Como se presenta en los diferentes ejemplos, la activación de marca se refiere a una puesta en escena de un plan de acción que lleve la marca a donde se encuentre el cliente, bien sea un parque, un centro comercial, un escenario público, etc.; y donde a través de una idea impactante lo haga pasar un momento memorable, sin este darse cuenta de que fue publicidad.</w:t>
+        <w:t>Se refiere a la primera y más importante forma de expresión de una marca. Los productos deben hacer tangible la propuesta de valor. Ello requiere a veces mejorar productos, discontinuar algunos o lanzar productos nuevos que ayuden a lograr los objetivos propuestos en la activación.</w:t>
       </w:r>
     </w:p>
     <w:p>
@@ -17875,6 +19208,15 @@
           <w:lang w:eastAsia="es-CO"/>
         </w:rPr>
       </w:pPr>
+      <w:r>
+        <w:rPr>
+          <w:rFonts w:cs="Calibri"/>
+          <w:b/>
+          <w:bCs/>
+          <w:lang w:eastAsia="es-CO"/>
+        </w:rPr>
+        <w:t>Personas y procesos</w:t>
+      </w:r>
     </w:p>
     <w:p>
       <w:pPr>
@@ -17890,21 +19232,77 @@
           <w:rFonts w:cs="Calibri"/>
           <w:lang w:eastAsia="es-CO"/>
         </w:rPr>
-        <w:t xml:space="preserve">En esta activación de marca es muy importante que todos los puntos de contacto con los que dispone la empresa para interactuar con sus clientes sirvan para que ellos interactúen con la marca y contribuyan a generar la experiencia que debe ser no solo agradable, sino también significativa; y más importante, lograr que los clientes luego de la experiencia realicen un “voz a voz” positivo con sus contactos, bien sea de manera presencial o virtual a través de redes sociales, </w:t>
+        <w:t>Indica que todos los empleados son agentes potenciales de la marca. Con su compromiso es que una marca se construye de forma sólida.</w:t>
+      </w:r>
+    </w:p>
+    <w:p>
+      <w:pPr>
+        <w:spacing w:before="0" w:after="0"/>
+        <w:ind w:firstLine="708"/>
+        <w:rPr>
+          <w:rFonts w:cs="Calibri"/>
+          <w:lang w:eastAsia="es-CO"/>
+        </w:rPr>
+      </w:pPr>
+      <w:r>
+        <w:rPr>
+          <w:rFonts w:cs="Calibri"/>
+          <w:b/>
+          <w:bCs/>
+          <w:lang w:eastAsia="es-CO"/>
+        </w:rPr>
+        <w:t>Entornos digitales</w:t>
+      </w:r>
+    </w:p>
+    <w:p>
+      <w:pPr>
+        <w:spacing w:before="0" w:after="0"/>
+        <w:ind w:firstLine="708"/>
+        <w:rPr>
+          <w:rFonts w:cs="Calibri"/>
+          <w:lang w:eastAsia="es-CO"/>
+        </w:rPr>
+      </w:pPr>
+      <w:r>
+        <w:rPr>
+          <w:rFonts w:cs="Calibri"/>
+          <w:lang w:eastAsia="es-CO"/>
+        </w:rPr>
+        <w:t xml:space="preserve">Se refiere a internet y su ecosistema digital, que incluye el sitio </w:t>
       </w:r>
       <w:r>
         <w:rPr>
           <w:rStyle w:val="Extranjerismo"/>
           <w:lang w:eastAsia="es-CO"/>
         </w:rPr>
-        <w:t>WhatsApp</w:t>
-      </w:r>
-      <w:r>
-        <w:rPr>
-          <w:rFonts w:cs="Calibri"/>
-          <w:lang w:eastAsia="es-CO"/>
-        </w:rPr>
-        <w:t xml:space="preserve"> y demás herramientas digitales. Resulta más poderosa la recomendación de un amigo, familiar o conocido que la misma publicidad realizada por la marca.</w:t>
+        <w:t>web</w:t>
+      </w:r>
+      <w:r>
+        <w:rPr>
+          <w:rFonts w:cs="Calibri"/>
+          <w:lang w:eastAsia="es-CO"/>
+        </w:rPr>
+        <w:t>, aplicaciones, redes sociales, </w:t>
+      </w:r>
+      <w:r>
+        <w:rPr>
+          <w:lang w:eastAsia="es-CO"/>
+        </w:rPr>
+        <w:t>blogs, chats</w:t>
+      </w:r>
+      <w:r>
+        <w:rPr>
+          <w:rFonts w:cs="Calibri"/>
+          <w:lang w:eastAsia="es-CO"/>
+        </w:rPr>
+        <w:t>,</w:t>
+      </w:r>
+      <w:r>
+        <w:rPr>
+          <w:rFonts w:cs="Calibri"/>
+          <w:lang w:eastAsia="es-CO"/>
+        </w:rPr>
+        <w:t> entre otros. A través de estos canales, los clientes pueden establecer un vínculo con la marca después de la activación, y también compartir sus experiencias con sus contactos. La presencia en estos medios, junto con la gestión de perfiles, mensajes, identidad, y la capacidad de diálogo, interacción y retroalimentación con los clientes, hace que esta dimensión sea fundamental en la activación de las marcas.</w:t>
       </w:r>
     </w:p>
     <w:p>
@@ -17913,8 +19311,6 @@
         <w:ind w:firstLine="708"/>
         <w:rPr>
           <w:rFonts w:cs="Calibri"/>
-          <w:b/>
-          <w:bCs/>
           <w:lang w:eastAsia="es-CO"/>
         </w:rPr>
       </w:pPr>
@@ -17925,19 +19321,17 @@
         <w:ind w:firstLine="708"/>
         <w:rPr>
           <w:rFonts w:cs="Calibri"/>
-          <w:b/>
-          <w:bCs/>
-          <w:lang w:eastAsia="es-CO"/>
-        </w:rPr>
-      </w:pPr>
-      <w:r>
-        <w:rPr>
-          <w:rFonts w:cs="Calibri"/>
-          <w:b/>
-          <w:bCs/>
-          <w:lang w:eastAsia="es-CO"/>
-        </w:rPr>
-        <w:t>Dimensiones de la activación de marca</w:t>
+          <w:lang w:eastAsia="es-CO"/>
+        </w:rPr>
+      </w:pPr>
+      <w:r>
+        <w:rPr>
+          <w:rFonts w:cs="Calibri"/>
+          <w:b/>
+          <w:bCs/>
+          <w:lang w:eastAsia="es-CO"/>
+        </w:rPr>
+        <w:t>Entornos físicos</w:t>
       </w:r>
     </w:p>
     <w:p>
@@ -17954,7 +19348,39 @@
           <w:rFonts w:cs="Calibri"/>
           <w:lang w:eastAsia="es-CO"/>
         </w:rPr>
-        <w:t xml:space="preserve">La activación de marca debe ser de 360 º, o sea, usando medios masivos y medios alternativos, para poder comprender todas las dimensiones a través de las cuales pueda crear un vínculo con su público objetivo. Es primordial que estas </w:t>
+        <w:t>Se refiera a permitirle al cliente de poder interactuar a través de ambientes físicos como por ejemplo las oficinas, tiendas o </w:t>
+      </w:r>
+      <w:r>
+        <w:rPr>
+          <w:rStyle w:val="Extranjerismo"/>
+          <w:rFonts w:cs="Calibri"/>
+          <w:lang w:eastAsia="es-CO"/>
+        </w:rPr>
+        <w:t>stands </w:t>
+      </w:r>
+      <w:r>
+        <w:rPr>
+          <w:rFonts w:cs="Calibri"/>
+          <w:lang w:eastAsia="es-CO"/>
+        </w:rPr>
+        <w:t>en donde el cliente pueda dejar comentarios o sugerencias.</w:t>
+      </w:r>
+    </w:p>
+    <w:p>
+      <w:pPr>
+        <w:spacing w:before="0" w:after="0"/>
+        <w:ind w:firstLine="708"/>
+        <w:rPr>
+          <w:rFonts w:cs="Calibri"/>
+          <w:lang w:eastAsia="es-CO"/>
+        </w:rPr>
+      </w:pPr>
+      <w:r>
+        <w:rPr>
+          <w:rFonts w:cs="Calibri"/>
+          <w:lang w:eastAsia="es-CO"/>
+        </w:rPr>
+        <w:t xml:space="preserve">Estas dimensiones podrán ser dispuestas por cualquier tipo de empresa, así no tengan la oportunidad de estar en los 360 º ya que con una buena estrategia en medios </w:t>
       </w:r>
       <w:r>
         <w:rPr>
@@ -17962,288 +19388,7 @@
           <w:lang w:eastAsia="es-CO"/>
         </w:rPr>
         <w:lastRenderedPageBreak/>
-        <w:t>dimensiones tengan coherencia entre sí y con la marca, que expresen la intención corporativa y que hablen el mismo lenguaje de la marca. Las dimensiones son:</w:t>
-      </w:r>
-    </w:p>
-    <w:p>
-      <w:pPr>
-        <w:spacing w:before="0" w:after="0"/>
-        <w:ind w:firstLine="708"/>
-        <w:rPr>
-          <w:rFonts w:cs="Calibri"/>
-          <w:lang w:eastAsia="es-CO"/>
-        </w:rPr>
-      </w:pPr>
-      <w:r>
-        <w:rPr>
-          <w:rFonts w:cs="Calibri"/>
-          <w:b/>
-          <w:bCs/>
-          <w:lang w:eastAsia="es-CO"/>
-        </w:rPr>
-        <w:t>Comunicación</w:t>
-      </w:r>
-    </w:p>
-    <w:p>
-      <w:pPr>
-        <w:spacing w:before="0" w:after="0"/>
-        <w:ind w:firstLine="708"/>
-        <w:rPr>
-          <w:rFonts w:cs="Calibri"/>
-          <w:lang w:eastAsia="es-CO"/>
-        </w:rPr>
-      </w:pPr>
-      <w:r>
-        <w:rPr>
-          <w:rFonts w:cs="Calibri"/>
-          <w:lang w:eastAsia="es-CO"/>
-        </w:rPr>
-        <w:t>Es el contenido y la forma en que se desarrolla la idea, y debe comunicarse a través de canales tanto masivos como alternativos. De este modo, la marca tiene la oportunidad de expresar su identidad y estilo mediante los mensajes y el tono utilizado en la comunicación.</w:t>
-      </w:r>
-    </w:p>
-    <w:p>
-      <w:pPr>
-        <w:spacing w:before="0" w:after="0"/>
-        <w:ind w:firstLine="708"/>
-        <w:rPr>
-          <w:rFonts w:cs="Calibri"/>
-          <w:lang w:eastAsia="es-CO"/>
-        </w:rPr>
-      </w:pPr>
-      <w:r>
-        <w:rPr>
-          <w:rFonts w:cs="Calibri"/>
-          <w:b/>
-          <w:bCs/>
-          <w:lang w:eastAsia="es-CO"/>
-        </w:rPr>
-        <w:t>Productos o servicios</w:t>
-      </w:r>
-    </w:p>
-    <w:p>
-      <w:pPr>
-        <w:spacing w:before="0" w:after="0"/>
-        <w:ind w:firstLine="708"/>
-        <w:rPr>
-          <w:rFonts w:cs="Calibri"/>
-          <w:lang w:eastAsia="es-CO"/>
-        </w:rPr>
-      </w:pPr>
-      <w:r>
-        <w:rPr>
-          <w:rFonts w:cs="Calibri"/>
-          <w:lang w:eastAsia="es-CO"/>
-        </w:rPr>
-        <w:t>Se refiere a la primera y más importante forma de expresión de una marca. Los productos deben hacer tangible la propuesta de valor. Ello requiere a veces mejorar productos, discontinuar algunos o lanzar productos nuevos que ayuden a lograr los objetivos propuestos en la activación.</w:t>
-      </w:r>
-    </w:p>
-    <w:p>
-      <w:pPr>
-        <w:spacing w:before="0" w:after="0"/>
-        <w:ind w:firstLine="708"/>
-        <w:rPr>
-          <w:rFonts w:cs="Calibri"/>
-          <w:lang w:eastAsia="es-CO"/>
-        </w:rPr>
-      </w:pPr>
-      <w:r>
-        <w:rPr>
-          <w:rFonts w:cs="Calibri"/>
-          <w:b/>
-          <w:bCs/>
-          <w:lang w:eastAsia="es-CO"/>
-        </w:rPr>
-        <w:t>Personas y procesos</w:t>
-      </w:r>
-    </w:p>
-    <w:p>
-      <w:pPr>
-        <w:spacing w:before="0" w:after="0"/>
-        <w:ind w:firstLine="708"/>
-        <w:rPr>
-          <w:rFonts w:cs="Calibri"/>
-          <w:lang w:eastAsia="es-CO"/>
-        </w:rPr>
-      </w:pPr>
-      <w:r>
-        <w:rPr>
-          <w:rFonts w:cs="Calibri"/>
-          <w:lang w:eastAsia="es-CO"/>
-        </w:rPr>
-        <w:t>Indica que todos los empleados son agentes potenciales de la marca. Con su compromiso es que una marca se construye de forma sólida.</w:t>
-      </w:r>
-    </w:p>
-    <w:p>
-      <w:pPr>
-        <w:spacing w:before="0" w:after="0"/>
-        <w:ind w:firstLine="708"/>
-        <w:rPr>
-          <w:rFonts w:cs="Calibri"/>
-          <w:lang w:eastAsia="es-CO"/>
-        </w:rPr>
-      </w:pPr>
-      <w:r>
-        <w:rPr>
-          <w:rFonts w:cs="Calibri"/>
-          <w:b/>
-          <w:bCs/>
-          <w:lang w:eastAsia="es-CO"/>
-        </w:rPr>
-        <w:t>Entornos digitales</w:t>
-      </w:r>
-    </w:p>
-    <w:p>
-      <w:pPr>
-        <w:spacing w:before="0" w:after="0"/>
-        <w:ind w:firstLine="708"/>
-        <w:rPr>
-          <w:rFonts w:cs="Calibri"/>
-          <w:lang w:eastAsia="es-CO"/>
-        </w:rPr>
-      </w:pPr>
-      <w:r>
-        <w:rPr>
-          <w:rFonts w:cs="Calibri"/>
-          <w:lang w:eastAsia="es-CO"/>
-        </w:rPr>
-        <w:t xml:space="preserve">Se refiere a internet y su ecosistema digital, que incluye el sitio </w:t>
-      </w:r>
-      <w:r>
-        <w:rPr>
-          <w:rStyle w:val="Extranjerismo"/>
-          <w:lang w:eastAsia="es-CO"/>
-        </w:rPr>
-        <w:t>web</w:t>
-      </w:r>
-      <w:r>
-        <w:rPr>
-          <w:rFonts w:cs="Calibri"/>
-          <w:lang w:eastAsia="es-CO"/>
-        </w:rPr>
-        <w:t>, aplicaciones, redes sociales, </w:t>
-      </w:r>
-      <w:r>
-        <w:rPr>
-          <w:rStyle w:val="Extranjerismo"/>
-          <w:rFonts w:cs="Calibri"/>
-          <w:lang w:eastAsia="es-CO"/>
-        </w:rPr>
-        <w:t>blogs, chats</w:t>
-      </w:r>
-      <w:r>
-        <w:rPr>
-          <w:rFonts w:cs="Calibri"/>
-          <w:i/>
-          <w:iCs/>
-          <w:lang w:eastAsia="es-CO"/>
-        </w:rPr>
-        <w:t>,</w:t>
-      </w:r>
-      <w:r>
-        <w:rPr>
-          <w:rFonts w:cs="Calibri"/>
-          <w:lang w:eastAsia="es-CO"/>
-        </w:rPr>
-        <w:t> entre otros. A través de estos canales, los clientes pueden establecer un vínculo con la marca después de la activación, y también compartir sus experiencias con sus contactos. La presencia en estos medios, junto con la gestión de perfiles, mensajes, identidad, y la capacidad de diálogo, interacción y retroalimentación con los clientes, hace que esta dimensión sea fundamental en la activación de las marcas.</w:t>
-      </w:r>
-    </w:p>
-    <w:p>
-      <w:pPr>
-        <w:spacing w:before="0" w:after="0"/>
-        <w:ind w:firstLine="708"/>
-        <w:rPr>
-          <w:rFonts w:cs="Calibri"/>
-          <w:lang w:eastAsia="es-CO"/>
-        </w:rPr>
-      </w:pPr>
-    </w:p>
-    <w:p>
-      <w:pPr>
-        <w:spacing w:before="0" w:after="0"/>
-        <w:ind w:firstLine="708"/>
-        <w:rPr>
-          <w:rFonts w:cs="Calibri"/>
-          <w:lang w:eastAsia="es-CO"/>
-        </w:rPr>
-      </w:pPr>
-    </w:p>
-    <w:p>
-      <w:pPr>
-        <w:spacing w:before="0" w:after="0"/>
-        <w:ind w:firstLine="708"/>
-        <w:rPr>
-          <w:rFonts w:cs="Calibri"/>
-          <w:lang w:eastAsia="es-CO"/>
-        </w:rPr>
-      </w:pPr>
-      <w:r>
-        <w:rPr>
-          <w:rFonts w:cs="Calibri"/>
-          <w:b/>
-          <w:bCs/>
-          <w:lang w:eastAsia="es-CO"/>
-        </w:rPr>
-        <w:lastRenderedPageBreak/>
-        <w:t>Entornos físicos</w:t>
-      </w:r>
-    </w:p>
-    <w:p>
-      <w:pPr>
-        <w:spacing w:before="0" w:after="0"/>
-        <w:ind w:firstLine="708"/>
-        <w:rPr>
-          <w:rFonts w:cs="Calibri"/>
-          <w:lang w:eastAsia="es-CO"/>
-        </w:rPr>
-      </w:pPr>
-      <w:r>
-        <w:rPr>
-          <w:rFonts w:cs="Calibri"/>
-          <w:lang w:eastAsia="es-CO"/>
-        </w:rPr>
-        <w:t>Se refiera a permitirle al cliente de poder interactuar a través de ambientes físicos como por ejemplo las oficinas, tiendas o </w:t>
-      </w:r>
-      <w:r>
-        <w:rPr>
-          <w:rStyle w:val="Extranjerismo"/>
-          <w:rFonts w:cs="Calibri"/>
-          <w:lang w:eastAsia="es-CO"/>
-        </w:rPr>
-        <w:t>stands </w:t>
-      </w:r>
-      <w:r>
-        <w:rPr>
-          <w:rFonts w:cs="Calibri"/>
-          <w:lang w:eastAsia="es-CO"/>
-        </w:rPr>
-        <w:t>en donde el cliente pueda dejar comentarios o sugerencias.</w:t>
-      </w:r>
-    </w:p>
-    <w:p>
-      <w:pPr>
-        <w:spacing w:before="0" w:after="0"/>
-        <w:ind w:firstLine="708"/>
-        <w:rPr>
-          <w:rFonts w:cs="Calibri"/>
-          <w:lang w:eastAsia="es-CO"/>
-        </w:rPr>
-      </w:pPr>
-    </w:p>
-    <w:p>
-      <w:pPr>
-        <w:spacing w:before="0" w:after="0"/>
-        <w:ind w:firstLine="708"/>
-        <w:rPr>
-          <w:rFonts w:cs="Calibri"/>
-          <w:lang w:eastAsia="es-CO"/>
-        </w:rPr>
-      </w:pPr>
-      <w:r>
-        <w:rPr>
-          <w:rFonts w:cs="Calibri"/>
-          <w:lang w:eastAsia="es-CO"/>
-        </w:rPr>
-        <w:t>Estas dimensiones podrán ser dispuestas por cualquier tipo de empresa, así no tengan la oportunidad de estar en los 360 º ya que con una buena estrategia en medios alternativos y una buena inversión en la activación podría llamar la atención del cliente. Para una empresa del sector </w:t>
+        <w:t>alternativos y una buena inversión en la activación podría llamar la atención del cliente. Para una empresa del sector </w:t>
       </w:r>
       <w:r>
         <w:rPr>
@@ -18353,16 +19498,6 @@
     </w:p>
     <w:p>
       <w:pPr>
-        <w:spacing w:before="0" w:after="0"/>
-        <w:ind w:firstLine="708"/>
-        <w:rPr>
-          <w:rFonts w:cs="Calibri"/>
-          <w:lang w:eastAsia="es-CO"/>
-        </w:rPr>
-      </w:pPr>
-    </w:p>
-    <w:p>
-      <w:pPr>
         <w:pStyle w:val="Prrafodelista"/>
         <w:numPr>
           <w:ilvl w:val="0"/>
@@ -18384,7 +19519,6 @@
           <w:bCs/>
           <w:lang w:eastAsia="es-CO"/>
         </w:rPr>
-        <w:lastRenderedPageBreak/>
         <w:t>Definir el plan de activación</w:t>
       </w:r>
     </w:p>
@@ -18455,8 +19589,26 @@
           <w:rFonts w:cs="Calibri"/>
           <w:lang w:eastAsia="es-CO"/>
         </w:rPr>
-        <w:t>Se refiere a la definición del trayecto que el cliente realiza dentro del establecimiento a lo largo de los diferentes puntos de contacto en su proceso de compra. Consiste en especificar los instantes y soportes que entran en juego en todo el proceso de interacción de los clientes con la marca. En cada uno de esos instantes se deben conocer los aspectos de la estrategia que se puedan ir activando de la manera correcta. La logística de la activación es vital para que todo el proceso se vaya cumpliendo según la idea.</w:t>
-      </w:r>
+        <w:t xml:space="preserve">Se refiere a la definición del trayecto que el cliente realiza dentro del establecimiento a lo largo de los diferentes puntos de contacto en su proceso de compra. Consiste en especificar los instantes y soportes que entran en juego en todo el proceso de interacción de los clientes con la marca. En cada uno de esos instantes se </w:t>
+      </w:r>
+      <w:r>
+        <w:rPr>
+          <w:rFonts w:cs="Calibri"/>
+          <w:lang w:eastAsia="es-CO"/>
+        </w:rPr>
+        <w:lastRenderedPageBreak/>
+        <w:t>deben conocer los aspectos de la estrategia que se puedan ir activando de la manera correcta. La logística de la activación es vital para que todo el proceso se vaya cumpliendo según la idea.</w:t>
+      </w:r>
+    </w:p>
+    <w:p>
+      <w:pPr>
+        <w:spacing w:before="0" w:after="0"/>
+        <w:ind w:firstLine="708"/>
+        <w:rPr>
+          <w:rFonts w:cs="Calibri"/>
+          <w:lang w:eastAsia="es-CO"/>
+        </w:rPr>
+      </w:pPr>
     </w:p>
     <w:p>
       <w:pPr>
@@ -18558,179 +19710,8 @@
           <w:rFonts w:cs="Calibri"/>
           <w:lang w:eastAsia="es-CO"/>
         </w:rPr>
-        <w:lastRenderedPageBreak/>
         <w:t>Como en cualquier plan, es importante que en la activación de marca se establezca con detalle un plan y un cronograma que detalle bien la idea, con sus acciones, recursos, fechas, responsables y KPI obtenidos. Para este tipo de estrategias se recomienda tener una visión a largo plazo, una coherencia con la identidad y personalidad de la marca, un cumplimiento de las promesas, un diálogo con los clientes y un oído activo; además de tener un trato personalizado con los clientes, una gestión colaborativa, y finalmente una capacidad de adaptarse según sean los comentarios de los clientes (AA. VV., 2020).</w:t>
       </w:r>
-    </w:p>
-    <w:p>
-      <w:pPr>
-        <w:spacing w:before="0" w:after="0"/>
-        <w:ind w:firstLine="708"/>
-        <w:rPr>
-          <w:rFonts w:cs="Calibri"/>
-          <w:lang w:eastAsia="es-CO"/>
-        </w:rPr>
-      </w:pPr>
-    </w:p>
-    <w:p>
-      <w:pPr>
-        <w:spacing w:before="0" w:after="0"/>
-        <w:ind w:firstLine="708"/>
-        <w:rPr>
-          <w:rFonts w:cs="Calibri"/>
-          <w:lang w:eastAsia="es-CO"/>
-        </w:rPr>
-      </w:pPr>
-    </w:p>
-    <w:p>
-      <w:pPr>
-        <w:spacing w:before="0" w:after="0"/>
-        <w:ind w:firstLine="708"/>
-        <w:rPr>
-          <w:rFonts w:cs="Calibri"/>
-          <w:lang w:eastAsia="es-CO"/>
-        </w:rPr>
-      </w:pPr>
-    </w:p>
-    <w:p>
-      <w:pPr>
-        <w:spacing w:before="0" w:after="0"/>
-        <w:ind w:firstLine="708"/>
-        <w:rPr>
-          <w:rFonts w:cs="Calibri"/>
-          <w:lang w:eastAsia="es-CO"/>
-        </w:rPr>
-      </w:pPr>
-    </w:p>
-    <w:p>
-      <w:pPr>
-        <w:spacing w:before="0" w:after="0"/>
-        <w:ind w:firstLine="708"/>
-        <w:rPr>
-          <w:rFonts w:cs="Calibri"/>
-          <w:lang w:eastAsia="es-CO"/>
-        </w:rPr>
-      </w:pPr>
-    </w:p>
-    <w:p>
-      <w:pPr>
-        <w:spacing w:before="0" w:after="0"/>
-        <w:ind w:firstLine="708"/>
-        <w:rPr>
-          <w:rFonts w:cs="Calibri"/>
-          <w:lang w:eastAsia="es-CO"/>
-        </w:rPr>
-      </w:pPr>
-    </w:p>
-    <w:p>
-      <w:pPr>
-        <w:spacing w:before="0" w:after="0"/>
-        <w:ind w:firstLine="708"/>
-        <w:rPr>
-          <w:rFonts w:cs="Calibri"/>
-          <w:lang w:eastAsia="es-CO"/>
-        </w:rPr>
-      </w:pPr>
-    </w:p>
-    <w:p>
-      <w:pPr>
-        <w:spacing w:before="0" w:after="0"/>
-        <w:ind w:firstLine="708"/>
-        <w:rPr>
-          <w:rFonts w:cs="Calibri"/>
-          <w:lang w:eastAsia="es-CO"/>
-        </w:rPr>
-      </w:pPr>
-    </w:p>
-    <w:p>
-      <w:pPr>
-        <w:spacing w:before="0" w:after="0"/>
-        <w:ind w:firstLine="708"/>
-        <w:rPr>
-          <w:rFonts w:cs="Calibri"/>
-          <w:lang w:eastAsia="es-CO"/>
-        </w:rPr>
-      </w:pPr>
-    </w:p>
-    <w:p>
-      <w:pPr>
-        <w:spacing w:before="0" w:after="0"/>
-        <w:ind w:firstLine="708"/>
-        <w:rPr>
-          <w:rFonts w:cs="Calibri"/>
-          <w:lang w:eastAsia="es-CO"/>
-        </w:rPr>
-      </w:pPr>
-    </w:p>
-    <w:p>
-      <w:pPr>
-        <w:spacing w:before="0" w:after="0"/>
-        <w:ind w:firstLine="708"/>
-        <w:rPr>
-          <w:rFonts w:cs="Calibri"/>
-          <w:lang w:eastAsia="es-CO"/>
-        </w:rPr>
-      </w:pPr>
-    </w:p>
-    <w:p>
-      <w:pPr>
-        <w:spacing w:before="0" w:after="0"/>
-        <w:ind w:firstLine="708"/>
-        <w:rPr>
-          <w:rFonts w:cs="Calibri"/>
-          <w:lang w:eastAsia="es-CO"/>
-        </w:rPr>
-      </w:pPr>
-    </w:p>
-    <w:p>
-      <w:pPr>
-        <w:spacing w:before="0" w:after="0"/>
-        <w:ind w:firstLine="708"/>
-        <w:rPr>
-          <w:rFonts w:cs="Calibri"/>
-          <w:lang w:eastAsia="es-CO"/>
-        </w:rPr>
-      </w:pPr>
-    </w:p>
-    <w:p>
-      <w:pPr>
-        <w:spacing w:before="0" w:after="0"/>
-        <w:ind w:firstLine="708"/>
-        <w:rPr>
-          <w:rFonts w:cs="Calibri"/>
-          <w:lang w:eastAsia="es-CO"/>
-        </w:rPr>
-      </w:pPr>
-    </w:p>
-    <w:p>
-      <w:pPr>
-        <w:spacing w:before="0" w:after="0"/>
-        <w:ind w:firstLine="708"/>
-        <w:rPr>
-          <w:rFonts w:cs="Calibri"/>
-          <w:lang w:eastAsia="es-CO"/>
-        </w:rPr>
-      </w:pPr>
-    </w:p>
-    <w:p>
-      <w:pPr>
-        <w:spacing w:before="0" w:after="0"/>
-        <w:ind w:firstLine="708"/>
-        <w:rPr>
-          <w:rFonts w:cs="Calibri"/>
-          <w:lang w:eastAsia="es-CO"/>
-        </w:rPr>
-      </w:pPr>
-    </w:p>
-    <w:p>
-      <w:pPr>
-        <w:spacing w:before="0" w:after="0"/>
-        <w:ind w:firstLine="708"/>
-        <w:rPr>
-          <w:rFonts w:cs="Calibri"/>
-          <w:lang w:eastAsia="es-CO"/>
-        </w:rPr>
-      </w:pPr>
     </w:p>
     <w:p>
       <w:pPr>
@@ -18803,10 +19784,10 @@
                     <pic:cNvPicPr/>
                   </pic:nvPicPr>
                   <pic:blipFill>
-                    <a:blip r:embed="rId48">
+                    <a:blip r:embed="rId47">
                       <a:extLst>
                         <a:ext uri="{96DAC541-7B7A-43D3-8B79-37D633B846F1}">
-                          <asvg:svgBlip xmlns:asvg="http://schemas.microsoft.com/office/drawing/2016/SVG/main" r:embed="rId49"/>
+                          <asvg:svgBlip xmlns:asvg="http://schemas.microsoft.com/office/drawing/2016/SVG/main" r:embed="rId48"/>
                         </a:ext>
                       </a:extLst>
                     </a:blip>
@@ -20427,7 +21408,23 @@
                 <w:sz w:val="28"/>
                 <w:szCs w:val="24"/>
               </w:rPr>
-              <w:t>Diseñador de contenidos digitales</w:t>
+              <w:t>Diseñador</w:t>
+            </w:r>
+            <w:r>
+              <w:rPr>
+                <w:rFonts w:cs="Calibri"/>
+                <w:sz w:val="28"/>
+                <w:szCs w:val="24"/>
+              </w:rPr>
+              <w:t>a</w:t>
+            </w:r>
+            <w:r>
+              <w:rPr>
+                <w:rFonts w:cs="Calibri"/>
+                <w:sz w:val="28"/>
+                <w:szCs w:val="24"/>
+              </w:rPr>
+              <w:t xml:space="preserve"> de contenidos digitales</w:t>
             </w:r>
           </w:p>
         </w:tc>
@@ -20794,8 +21791,8 @@
       </w:pPr>
     </w:p>
     <w:sectPr>
-      <w:headerReference w:type="default" r:id="rId50"/>
-      <w:footerReference w:type="default" r:id="rId51"/>
+      <w:headerReference w:type="default" r:id="rId49"/>
+      <w:footerReference w:type="default" r:id="rId50"/>
       <w:pgSz w:w="12240" w:h="15840"/>
       <w:pgMar w:top="1701" w:right="1134" w:bottom="1134" w:left="1134" w:header="709" w:footer="624" w:gutter="0"/>
       <w:pgNumType w:start="1"/>
@@ -21206,6 +22203,119 @@
     </w:lvl>
   </w:abstractNum>
   <w:abstractNum w:abstractNumId="2" w15:restartNumberingAfterBreak="0">
+    <w:nsid w:val="0B933D3D"/>
+    <w:multiLevelType w:val="hybridMultilevel"/>
+    <w:tmpl w:val="FFE48D44"/>
+    <w:lvl w:ilvl="0" w:tplc="240A000D">
+      <w:start w:val="1"/>
+      <w:numFmt w:val="bullet"/>
+      <w:lvlText w:val=""/>
+      <w:lvlJc w:val="left"/>
+      <w:pPr>
+        <w:ind w:left="1429" w:hanging="360"/>
+      </w:pPr>
+      <w:rPr>
+        <w:rFonts w:ascii="Wingdings" w:hAnsi="Wingdings" w:hint="default"/>
+      </w:rPr>
+    </w:lvl>
+    <w:lvl w:ilvl="1" w:tplc="240A0003" w:tentative="1">
+      <w:start w:val="1"/>
+      <w:numFmt w:val="bullet"/>
+      <w:lvlText w:val="o"/>
+      <w:lvlJc w:val="left"/>
+      <w:pPr>
+        <w:ind w:left="2149" w:hanging="360"/>
+      </w:pPr>
+      <w:rPr>
+        <w:rFonts w:ascii="Courier New" w:hAnsi="Courier New" w:cs="Courier New" w:hint="default"/>
+      </w:rPr>
+    </w:lvl>
+    <w:lvl w:ilvl="2" w:tplc="240A0005" w:tentative="1">
+      <w:start w:val="1"/>
+      <w:numFmt w:val="bullet"/>
+      <w:lvlText w:val=""/>
+      <w:lvlJc w:val="left"/>
+      <w:pPr>
+        <w:ind w:left="2869" w:hanging="360"/>
+      </w:pPr>
+      <w:rPr>
+        <w:rFonts w:ascii="Wingdings" w:hAnsi="Wingdings" w:hint="default"/>
+      </w:rPr>
+    </w:lvl>
+    <w:lvl w:ilvl="3" w:tplc="240A0001" w:tentative="1">
+      <w:start w:val="1"/>
+      <w:numFmt w:val="bullet"/>
+      <w:lvlText w:val=""/>
+      <w:lvlJc w:val="left"/>
+      <w:pPr>
+        <w:ind w:left="3589" w:hanging="360"/>
+      </w:pPr>
+      <w:rPr>
+        <w:rFonts w:ascii="Symbol" w:hAnsi="Symbol" w:hint="default"/>
+      </w:rPr>
+    </w:lvl>
+    <w:lvl w:ilvl="4" w:tplc="240A0003" w:tentative="1">
+      <w:start w:val="1"/>
+      <w:numFmt w:val="bullet"/>
+      <w:lvlText w:val="o"/>
+      <w:lvlJc w:val="left"/>
+      <w:pPr>
+        <w:ind w:left="4309" w:hanging="360"/>
+      </w:pPr>
+      <w:rPr>
+        <w:rFonts w:ascii="Courier New" w:hAnsi="Courier New" w:cs="Courier New" w:hint="default"/>
+      </w:rPr>
+    </w:lvl>
+    <w:lvl w:ilvl="5" w:tplc="240A0005" w:tentative="1">
+      <w:start w:val="1"/>
+      <w:numFmt w:val="bullet"/>
+      <w:lvlText w:val=""/>
+      <w:lvlJc w:val="left"/>
+      <w:pPr>
+        <w:ind w:left="5029" w:hanging="360"/>
+      </w:pPr>
+      <w:rPr>
+        <w:rFonts w:ascii="Wingdings" w:hAnsi="Wingdings" w:hint="default"/>
+      </w:rPr>
+    </w:lvl>
+    <w:lvl w:ilvl="6" w:tplc="240A0001" w:tentative="1">
+      <w:start w:val="1"/>
+      <w:numFmt w:val="bullet"/>
+      <w:lvlText w:val=""/>
+      <w:lvlJc w:val="left"/>
+      <w:pPr>
+        <w:ind w:left="5749" w:hanging="360"/>
+      </w:pPr>
+      <w:rPr>
+        <w:rFonts w:ascii="Symbol" w:hAnsi="Symbol" w:hint="default"/>
+      </w:rPr>
+    </w:lvl>
+    <w:lvl w:ilvl="7" w:tplc="240A0003" w:tentative="1">
+      <w:start w:val="1"/>
+      <w:numFmt w:val="bullet"/>
+      <w:lvlText w:val="o"/>
+      <w:lvlJc w:val="left"/>
+      <w:pPr>
+        <w:ind w:left="6469" w:hanging="360"/>
+      </w:pPr>
+      <w:rPr>
+        <w:rFonts w:ascii="Courier New" w:hAnsi="Courier New" w:cs="Courier New" w:hint="default"/>
+      </w:rPr>
+    </w:lvl>
+    <w:lvl w:ilvl="8" w:tplc="240A0005" w:tentative="1">
+      <w:start w:val="1"/>
+      <w:numFmt w:val="bullet"/>
+      <w:lvlText w:val=""/>
+      <w:lvlJc w:val="left"/>
+      <w:pPr>
+        <w:ind w:left="7189" w:hanging="360"/>
+      </w:pPr>
+      <w:rPr>
+        <w:rFonts w:ascii="Wingdings" w:hAnsi="Wingdings" w:hint="default"/>
+      </w:rPr>
+    </w:lvl>
+  </w:abstractNum>
+  <w:abstractNum w:abstractNumId="3" w15:restartNumberingAfterBreak="0">
     <w:nsid w:val="109C707E"/>
     <w:multiLevelType w:val="multilevel"/>
     <w:tmpl w:val="AFA00044"/>
@@ -21354,7 +22464,7 @@
       </w:rPr>
     </w:lvl>
   </w:abstractNum>
-  <w:abstractNum w:abstractNumId="3" w15:restartNumberingAfterBreak="0">
+  <w:abstractNum w:abstractNumId="4" w15:restartNumberingAfterBreak="0">
     <w:nsid w:val="12B54E86"/>
     <w:multiLevelType w:val="multilevel"/>
     <w:tmpl w:val="7E6EE18E"/>
@@ -21503,7 +22613,7 @@
       </w:rPr>
     </w:lvl>
   </w:abstractNum>
-  <w:abstractNum w:abstractNumId="4" w15:restartNumberingAfterBreak="0">
+  <w:abstractNum w:abstractNumId="5" w15:restartNumberingAfterBreak="0">
     <w:nsid w:val="138B6DC8"/>
     <w:multiLevelType w:val="multilevel"/>
     <w:tmpl w:val="CD909DE0"/>
@@ -21652,7 +22762,7 @@
       </w:rPr>
     </w:lvl>
   </w:abstractNum>
-  <w:abstractNum w:abstractNumId="5" w15:restartNumberingAfterBreak="0">
+  <w:abstractNum w:abstractNumId="6" w15:restartNumberingAfterBreak="0">
     <w:nsid w:val="14A531FF"/>
     <w:multiLevelType w:val="multilevel"/>
     <w:tmpl w:val="E63AF53C"/>
@@ -21801,7 +22911,7 @@
       </w:rPr>
     </w:lvl>
   </w:abstractNum>
-  <w:abstractNum w:abstractNumId="6" w15:restartNumberingAfterBreak="0">
+  <w:abstractNum w:abstractNumId="7" w15:restartNumberingAfterBreak="0">
     <w:nsid w:val="16ED3612"/>
     <w:multiLevelType w:val="hybridMultilevel"/>
     <w:tmpl w:val="24369D8A"/>
@@ -21887,7 +22997,7 @@
       </w:pPr>
     </w:lvl>
   </w:abstractNum>
-  <w:abstractNum w:abstractNumId="7" w15:restartNumberingAfterBreak="0">
+  <w:abstractNum w:abstractNumId="8" w15:restartNumberingAfterBreak="0">
     <w:nsid w:val="1B636433"/>
     <w:multiLevelType w:val="multilevel"/>
     <w:tmpl w:val="13ACFE16"/>
@@ -22036,7 +23146,7 @@
       </w:rPr>
     </w:lvl>
   </w:abstractNum>
-  <w:abstractNum w:abstractNumId="8" w15:restartNumberingAfterBreak="0">
+  <w:abstractNum w:abstractNumId="9" w15:restartNumberingAfterBreak="0">
     <w:nsid w:val="22D44677"/>
     <w:multiLevelType w:val="hybridMultilevel"/>
     <w:tmpl w:val="EA241C04"/>
@@ -22149,7 +23259,7 @@
       </w:rPr>
     </w:lvl>
   </w:abstractNum>
-  <w:abstractNum w:abstractNumId="9" w15:restartNumberingAfterBreak="0">
+  <w:abstractNum w:abstractNumId="10" w15:restartNumberingAfterBreak="0">
     <w:nsid w:val="23854B83"/>
     <w:multiLevelType w:val="hybridMultilevel"/>
     <w:tmpl w:val="38FC6E0C"/>
@@ -22262,7 +23372,120 @@
       </w:rPr>
     </w:lvl>
   </w:abstractNum>
-  <w:abstractNum w:abstractNumId="10" w15:restartNumberingAfterBreak="0">
+  <w:abstractNum w:abstractNumId="11" w15:restartNumberingAfterBreak="0">
+    <w:nsid w:val="24116B41"/>
+    <w:multiLevelType w:val="hybridMultilevel"/>
+    <w:tmpl w:val="E072F4D4"/>
+    <w:lvl w:ilvl="0" w:tplc="240A000D">
+      <w:start w:val="1"/>
+      <w:numFmt w:val="bullet"/>
+      <w:lvlText w:val=""/>
+      <w:lvlJc w:val="left"/>
+      <w:pPr>
+        <w:ind w:left="1429" w:hanging="360"/>
+      </w:pPr>
+      <w:rPr>
+        <w:rFonts w:ascii="Wingdings" w:hAnsi="Wingdings" w:hint="default"/>
+      </w:rPr>
+    </w:lvl>
+    <w:lvl w:ilvl="1" w:tplc="240A0003" w:tentative="1">
+      <w:start w:val="1"/>
+      <w:numFmt w:val="bullet"/>
+      <w:lvlText w:val="o"/>
+      <w:lvlJc w:val="left"/>
+      <w:pPr>
+        <w:ind w:left="2149" w:hanging="360"/>
+      </w:pPr>
+      <w:rPr>
+        <w:rFonts w:ascii="Courier New" w:hAnsi="Courier New" w:cs="Courier New" w:hint="default"/>
+      </w:rPr>
+    </w:lvl>
+    <w:lvl w:ilvl="2" w:tplc="240A0005" w:tentative="1">
+      <w:start w:val="1"/>
+      <w:numFmt w:val="bullet"/>
+      <w:lvlText w:val=""/>
+      <w:lvlJc w:val="left"/>
+      <w:pPr>
+        <w:ind w:left="2869" w:hanging="360"/>
+      </w:pPr>
+      <w:rPr>
+        <w:rFonts w:ascii="Wingdings" w:hAnsi="Wingdings" w:hint="default"/>
+      </w:rPr>
+    </w:lvl>
+    <w:lvl w:ilvl="3" w:tplc="240A0001" w:tentative="1">
+      <w:start w:val="1"/>
+      <w:numFmt w:val="bullet"/>
+      <w:lvlText w:val=""/>
+      <w:lvlJc w:val="left"/>
+      <w:pPr>
+        <w:ind w:left="3589" w:hanging="360"/>
+      </w:pPr>
+      <w:rPr>
+        <w:rFonts w:ascii="Symbol" w:hAnsi="Symbol" w:hint="default"/>
+      </w:rPr>
+    </w:lvl>
+    <w:lvl w:ilvl="4" w:tplc="240A0003" w:tentative="1">
+      <w:start w:val="1"/>
+      <w:numFmt w:val="bullet"/>
+      <w:lvlText w:val="o"/>
+      <w:lvlJc w:val="left"/>
+      <w:pPr>
+        <w:ind w:left="4309" w:hanging="360"/>
+      </w:pPr>
+      <w:rPr>
+        <w:rFonts w:ascii="Courier New" w:hAnsi="Courier New" w:cs="Courier New" w:hint="default"/>
+      </w:rPr>
+    </w:lvl>
+    <w:lvl w:ilvl="5" w:tplc="240A0005" w:tentative="1">
+      <w:start w:val="1"/>
+      <w:numFmt w:val="bullet"/>
+      <w:lvlText w:val=""/>
+      <w:lvlJc w:val="left"/>
+      <w:pPr>
+        <w:ind w:left="5029" w:hanging="360"/>
+      </w:pPr>
+      <w:rPr>
+        <w:rFonts w:ascii="Wingdings" w:hAnsi="Wingdings" w:hint="default"/>
+      </w:rPr>
+    </w:lvl>
+    <w:lvl w:ilvl="6" w:tplc="240A0001" w:tentative="1">
+      <w:start w:val="1"/>
+      <w:numFmt w:val="bullet"/>
+      <w:lvlText w:val=""/>
+      <w:lvlJc w:val="left"/>
+      <w:pPr>
+        <w:ind w:left="5749" w:hanging="360"/>
+      </w:pPr>
+      <w:rPr>
+        <w:rFonts w:ascii="Symbol" w:hAnsi="Symbol" w:hint="default"/>
+      </w:rPr>
+    </w:lvl>
+    <w:lvl w:ilvl="7" w:tplc="240A0003" w:tentative="1">
+      <w:start w:val="1"/>
+      <w:numFmt w:val="bullet"/>
+      <w:lvlText w:val="o"/>
+      <w:lvlJc w:val="left"/>
+      <w:pPr>
+        <w:ind w:left="6469" w:hanging="360"/>
+      </w:pPr>
+      <w:rPr>
+        <w:rFonts w:ascii="Courier New" w:hAnsi="Courier New" w:cs="Courier New" w:hint="default"/>
+      </w:rPr>
+    </w:lvl>
+    <w:lvl w:ilvl="8" w:tplc="240A0005" w:tentative="1">
+      <w:start w:val="1"/>
+      <w:numFmt w:val="bullet"/>
+      <w:lvlText w:val=""/>
+      <w:lvlJc w:val="left"/>
+      <w:pPr>
+        <w:ind w:left="7189" w:hanging="360"/>
+      </w:pPr>
+      <w:rPr>
+        <w:rFonts w:ascii="Wingdings" w:hAnsi="Wingdings" w:hint="default"/>
+      </w:rPr>
+    </w:lvl>
+  </w:abstractNum>
+  <w:abstractNum w:abstractNumId="12" w15:restartNumberingAfterBreak="0">
     <w:nsid w:val="24E21AEF"/>
     <w:multiLevelType w:val="multilevel"/>
     <w:tmpl w:val="09507FDA"/>
@@ -22411,7 +23634,7 @@
       </w:rPr>
     </w:lvl>
   </w:abstractNum>
-  <w:abstractNum w:abstractNumId="11" w15:restartNumberingAfterBreak="0">
+  <w:abstractNum w:abstractNumId="13" w15:restartNumberingAfterBreak="0">
     <w:nsid w:val="265008CB"/>
     <w:multiLevelType w:val="hybridMultilevel"/>
     <w:tmpl w:val="35E0541E"/>
@@ -22524,7 +23747,7 @@
       </w:rPr>
     </w:lvl>
   </w:abstractNum>
-  <w:abstractNum w:abstractNumId="12" w15:restartNumberingAfterBreak="0">
+  <w:abstractNum w:abstractNumId="14" w15:restartNumberingAfterBreak="0">
     <w:nsid w:val="368E176E"/>
     <w:multiLevelType w:val="hybridMultilevel"/>
     <w:tmpl w:val="BDF054FE"/>
@@ -22618,7 +23841,7 @@
       </w:pPr>
     </w:lvl>
   </w:abstractNum>
-  <w:abstractNum w:abstractNumId="13" w15:restartNumberingAfterBreak="0">
+  <w:abstractNum w:abstractNumId="15" w15:restartNumberingAfterBreak="0">
     <w:nsid w:val="36B56EEE"/>
     <w:multiLevelType w:val="multilevel"/>
     <w:tmpl w:val="495497DA"/>
@@ -22767,7 +23990,7 @@
       </w:rPr>
     </w:lvl>
   </w:abstractNum>
-  <w:abstractNum w:abstractNumId="14" w15:restartNumberingAfterBreak="0">
+  <w:abstractNum w:abstractNumId="16" w15:restartNumberingAfterBreak="0">
     <w:nsid w:val="38D326E6"/>
     <w:multiLevelType w:val="hybridMultilevel"/>
     <w:tmpl w:val="0FA207F6"/>
@@ -22853,7 +24076,7 @@
       </w:pPr>
     </w:lvl>
   </w:abstractNum>
-  <w:abstractNum w:abstractNumId="15" w15:restartNumberingAfterBreak="0">
+  <w:abstractNum w:abstractNumId="17" w15:restartNumberingAfterBreak="0">
     <w:nsid w:val="3D9A746C"/>
     <w:multiLevelType w:val="multilevel"/>
     <w:tmpl w:val="D2106B52"/>
@@ -22998,7 +24221,7 @@
       </w:rPr>
     </w:lvl>
   </w:abstractNum>
-  <w:abstractNum w:abstractNumId="16" w15:restartNumberingAfterBreak="0">
+  <w:abstractNum w:abstractNumId="18" w15:restartNumberingAfterBreak="0">
     <w:nsid w:val="42B132BB"/>
     <w:multiLevelType w:val="multilevel"/>
     <w:tmpl w:val="F13658A2"/>
@@ -23147,7 +24370,7 @@
       </w:rPr>
     </w:lvl>
   </w:abstractNum>
-  <w:abstractNum w:abstractNumId="17" w15:restartNumberingAfterBreak="0">
+  <w:abstractNum w:abstractNumId="19" w15:restartNumberingAfterBreak="0">
     <w:nsid w:val="4315306E"/>
     <w:multiLevelType w:val="multilevel"/>
     <w:tmpl w:val="ABC63832"/>
@@ -23296,7 +24519,7 @@
       </w:rPr>
     </w:lvl>
   </w:abstractNum>
-  <w:abstractNum w:abstractNumId="18" w15:restartNumberingAfterBreak="0">
+  <w:abstractNum w:abstractNumId="20" w15:restartNumberingAfterBreak="0">
     <w:nsid w:val="4EBE1EF6"/>
     <w:multiLevelType w:val="hybridMultilevel"/>
     <w:tmpl w:val="A190C170"/>
@@ -23390,10 +24613,10 @@
       </w:pPr>
     </w:lvl>
   </w:abstractNum>
-  <w:abstractNum w:abstractNumId="19" w15:restartNumberingAfterBreak="0">
+  <w:abstractNum w:abstractNumId="21" w15:restartNumberingAfterBreak="0">
     <w:nsid w:val="52C3527F"/>
     <w:multiLevelType w:val="hybridMultilevel"/>
-    <w:tmpl w:val="D46011D4"/>
+    <w:tmpl w:val="C49C0D6E"/>
     <w:lvl w:ilvl="0" w:tplc="240A0001">
       <w:start w:val="1"/>
       <w:numFmt w:val="bullet"/>
@@ -23503,7 +24726,7 @@
       </w:rPr>
     </w:lvl>
   </w:abstractNum>
-  <w:abstractNum w:abstractNumId="20" w15:restartNumberingAfterBreak="0">
+  <w:abstractNum w:abstractNumId="22" w15:restartNumberingAfterBreak="0">
     <w:nsid w:val="55E736B2"/>
     <w:multiLevelType w:val="multilevel"/>
     <w:tmpl w:val="ABC63832"/>
@@ -23652,7 +24875,7 @@
       </w:rPr>
     </w:lvl>
   </w:abstractNum>
-  <w:abstractNum w:abstractNumId="21" w15:restartNumberingAfterBreak="0">
+  <w:abstractNum w:abstractNumId="23" w15:restartNumberingAfterBreak="0">
     <w:nsid w:val="569567E0"/>
     <w:multiLevelType w:val="hybridMultilevel"/>
     <w:tmpl w:val="6DC472BA"/>
@@ -23738,7 +24961,7 @@
       </w:pPr>
     </w:lvl>
   </w:abstractNum>
-  <w:abstractNum w:abstractNumId="22" w15:restartNumberingAfterBreak="0">
+  <w:abstractNum w:abstractNumId="24" w15:restartNumberingAfterBreak="0">
     <w:nsid w:val="5C7C4278"/>
     <w:multiLevelType w:val="multilevel"/>
     <w:tmpl w:val="1AA807C4"/>
@@ -23883,7 +25106,7 @@
       </w:rPr>
     </w:lvl>
   </w:abstractNum>
-  <w:abstractNum w:abstractNumId="23" w15:restartNumberingAfterBreak="0">
+  <w:abstractNum w:abstractNumId="25" w15:restartNumberingAfterBreak="0">
     <w:nsid w:val="5DA13499"/>
     <w:multiLevelType w:val="multilevel"/>
     <w:tmpl w:val="C53AD678"/>
@@ -24003,7 +25226,7 @@
       </w:rPr>
     </w:lvl>
   </w:abstractNum>
-  <w:abstractNum w:abstractNumId="24" w15:restartNumberingAfterBreak="0">
+  <w:abstractNum w:abstractNumId="26" w15:restartNumberingAfterBreak="0">
     <w:nsid w:val="699E1B24"/>
     <w:multiLevelType w:val="hybridMultilevel"/>
     <w:tmpl w:val="C7F82FBC"/>
@@ -24093,7 +25316,7 @@
       </w:pPr>
     </w:lvl>
   </w:abstractNum>
-  <w:abstractNum w:abstractNumId="25" w15:restartNumberingAfterBreak="0">
+  <w:abstractNum w:abstractNumId="27" w15:restartNumberingAfterBreak="0">
     <w:nsid w:val="713C4DA0"/>
     <w:multiLevelType w:val="hybridMultilevel"/>
     <w:tmpl w:val="532C20C8"/>
@@ -24206,7 +25429,7 @@
       </w:rPr>
     </w:lvl>
   </w:abstractNum>
-  <w:abstractNum w:abstractNumId="26" w15:restartNumberingAfterBreak="0">
+  <w:abstractNum w:abstractNumId="28" w15:restartNumberingAfterBreak="0">
     <w:nsid w:val="78AD58E4"/>
     <w:multiLevelType w:val="multilevel"/>
     <w:tmpl w:val="09507FDA"/>
@@ -24355,7 +25578,120 @@
       </w:rPr>
     </w:lvl>
   </w:abstractNum>
-  <w:abstractNum w:abstractNumId="27" w15:restartNumberingAfterBreak="0">
+  <w:abstractNum w:abstractNumId="29" w15:restartNumberingAfterBreak="0">
+    <w:nsid w:val="78ED770D"/>
+    <w:multiLevelType w:val="hybridMultilevel"/>
+    <w:tmpl w:val="F7200B08"/>
+    <w:lvl w:ilvl="0" w:tplc="240A000D">
+      <w:start w:val="1"/>
+      <w:numFmt w:val="bullet"/>
+      <w:lvlText w:val=""/>
+      <w:lvlJc w:val="left"/>
+      <w:pPr>
+        <w:ind w:left="1428" w:hanging="360"/>
+      </w:pPr>
+      <w:rPr>
+        <w:rFonts w:ascii="Wingdings" w:hAnsi="Wingdings" w:hint="default"/>
+      </w:rPr>
+    </w:lvl>
+    <w:lvl w:ilvl="1" w:tplc="240A0003" w:tentative="1">
+      <w:start w:val="1"/>
+      <w:numFmt w:val="bullet"/>
+      <w:lvlText w:val="o"/>
+      <w:lvlJc w:val="left"/>
+      <w:pPr>
+        <w:ind w:left="2148" w:hanging="360"/>
+      </w:pPr>
+      <w:rPr>
+        <w:rFonts w:ascii="Courier New" w:hAnsi="Courier New" w:cs="Courier New" w:hint="default"/>
+      </w:rPr>
+    </w:lvl>
+    <w:lvl w:ilvl="2" w:tplc="240A0005" w:tentative="1">
+      <w:start w:val="1"/>
+      <w:numFmt w:val="bullet"/>
+      <w:lvlText w:val=""/>
+      <w:lvlJc w:val="left"/>
+      <w:pPr>
+        <w:ind w:left="2868" w:hanging="360"/>
+      </w:pPr>
+      <w:rPr>
+        <w:rFonts w:ascii="Wingdings" w:hAnsi="Wingdings" w:hint="default"/>
+      </w:rPr>
+    </w:lvl>
+    <w:lvl w:ilvl="3" w:tplc="240A0001" w:tentative="1">
+      <w:start w:val="1"/>
+      <w:numFmt w:val="bullet"/>
+      <w:lvlText w:val=""/>
+      <w:lvlJc w:val="left"/>
+      <w:pPr>
+        <w:ind w:left="3588" w:hanging="360"/>
+      </w:pPr>
+      <w:rPr>
+        <w:rFonts w:ascii="Symbol" w:hAnsi="Symbol" w:hint="default"/>
+      </w:rPr>
+    </w:lvl>
+    <w:lvl w:ilvl="4" w:tplc="240A0003" w:tentative="1">
+      <w:start w:val="1"/>
+      <w:numFmt w:val="bullet"/>
+      <w:lvlText w:val="o"/>
+      <w:lvlJc w:val="left"/>
+      <w:pPr>
+        <w:ind w:left="4308" w:hanging="360"/>
+      </w:pPr>
+      <w:rPr>
+        <w:rFonts w:ascii="Courier New" w:hAnsi="Courier New" w:cs="Courier New" w:hint="default"/>
+      </w:rPr>
+    </w:lvl>
+    <w:lvl w:ilvl="5" w:tplc="240A0005" w:tentative="1">
+      <w:start w:val="1"/>
+      <w:numFmt w:val="bullet"/>
+      <w:lvlText w:val=""/>
+      <w:lvlJc w:val="left"/>
+      <w:pPr>
+        <w:ind w:left="5028" w:hanging="360"/>
+      </w:pPr>
+      <w:rPr>
+        <w:rFonts w:ascii="Wingdings" w:hAnsi="Wingdings" w:hint="default"/>
+      </w:rPr>
+    </w:lvl>
+    <w:lvl w:ilvl="6" w:tplc="240A0001" w:tentative="1">
+      <w:start w:val="1"/>
+      <w:numFmt w:val="bullet"/>
+      <w:lvlText w:val=""/>
+      <w:lvlJc w:val="left"/>
+      <w:pPr>
+        <w:ind w:left="5748" w:hanging="360"/>
+      </w:pPr>
+      <w:rPr>
+        <w:rFonts w:ascii="Symbol" w:hAnsi="Symbol" w:hint="default"/>
+      </w:rPr>
+    </w:lvl>
+    <w:lvl w:ilvl="7" w:tplc="240A0003" w:tentative="1">
+      <w:start w:val="1"/>
+      <w:numFmt w:val="bullet"/>
+      <w:lvlText w:val="o"/>
+      <w:lvlJc w:val="left"/>
+      <w:pPr>
+        <w:ind w:left="6468" w:hanging="360"/>
+      </w:pPr>
+      <w:rPr>
+        <w:rFonts w:ascii="Courier New" w:hAnsi="Courier New" w:cs="Courier New" w:hint="default"/>
+      </w:rPr>
+    </w:lvl>
+    <w:lvl w:ilvl="8" w:tplc="240A0005" w:tentative="1">
+      <w:start w:val="1"/>
+      <w:numFmt w:val="bullet"/>
+      <w:lvlText w:val=""/>
+      <w:lvlJc w:val="left"/>
+      <w:pPr>
+        <w:ind w:left="7188" w:hanging="360"/>
+      </w:pPr>
+      <w:rPr>
+        <w:rFonts w:ascii="Wingdings" w:hAnsi="Wingdings" w:hint="default"/>
+      </w:rPr>
+    </w:lvl>
+  </w:abstractNum>
+  <w:abstractNum w:abstractNumId="30" w15:restartNumberingAfterBreak="0">
     <w:nsid w:val="7DD93AF6"/>
     <w:multiLevelType w:val="hybridMultilevel"/>
     <w:tmpl w:val="5FDC175A"/>
@@ -24468,7 +25804,7 @@
       </w:rPr>
     </w:lvl>
   </w:abstractNum>
-  <w:abstractNum w:abstractNumId="28" w15:restartNumberingAfterBreak="0">
+  <w:abstractNum w:abstractNumId="31" w15:restartNumberingAfterBreak="0">
     <w:nsid w:val="7FDA281D"/>
     <w:multiLevelType w:val="multilevel"/>
     <w:tmpl w:val="75A24B46"/>
@@ -24621,88 +25957,97 @@
     <w:abstractNumId w:val="0"/>
   </w:num>
   <w:num w:numId="2" w16cid:durableId="1587882489">
+    <w:abstractNumId w:val="20"/>
+  </w:num>
+  <w:num w:numId="3" w16cid:durableId="815605698">
+    <w:abstractNumId w:val="14"/>
+  </w:num>
+  <w:num w:numId="4" w16cid:durableId="647395377">
+    <w:abstractNumId w:val="25"/>
+  </w:num>
+  <w:num w:numId="5" w16cid:durableId="1341930438">
+    <w:abstractNumId w:val="21"/>
+  </w:num>
+  <w:num w:numId="6" w16cid:durableId="1959753956">
+    <w:abstractNumId w:val="15"/>
+  </w:num>
+  <w:num w:numId="7" w16cid:durableId="1793400072">
+    <w:abstractNumId w:val="5"/>
+  </w:num>
+  <w:num w:numId="8" w16cid:durableId="1718581275">
+    <w:abstractNumId w:val="12"/>
+  </w:num>
+  <w:num w:numId="9" w16cid:durableId="60566036">
+    <w:abstractNumId w:val="28"/>
+  </w:num>
+  <w:num w:numId="10" w16cid:durableId="1747679168">
+    <w:abstractNumId w:val="23"/>
+  </w:num>
+  <w:num w:numId="11" w16cid:durableId="1022441771">
+    <w:abstractNumId w:val="6"/>
+  </w:num>
+  <w:num w:numId="12" w16cid:durableId="431435604">
+    <w:abstractNumId w:val="19"/>
+  </w:num>
+  <w:num w:numId="13" w16cid:durableId="1922636073">
+    <w:abstractNumId w:val="26"/>
+  </w:num>
+  <w:num w:numId="14" w16cid:durableId="2095936776">
+    <w:abstractNumId w:val="7"/>
+  </w:num>
+  <w:num w:numId="15" w16cid:durableId="1378123593">
+    <w:abstractNumId w:val="22"/>
+  </w:num>
+  <w:num w:numId="16" w16cid:durableId="1817214419">
+    <w:abstractNumId w:val="3"/>
+  </w:num>
+  <w:num w:numId="17" w16cid:durableId="1683046835">
     <w:abstractNumId w:val="18"/>
   </w:num>
-  <w:num w:numId="3" w16cid:durableId="815605698">
-    <w:abstractNumId w:val="12"/>
+  <w:num w:numId="18" w16cid:durableId="1099906161">
+    <w:abstractNumId w:val="24"/>
   </w:num>
-  <w:num w:numId="4" w16cid:durableId="647395377">
-    <w:abstractNumId w:val="23"/>
+  <w:num w:numId="19" w16cid:durableId="830368317">
+    <w:abstractNumId w:val="30"/>
   </w:num>
-  <w:num w:numId="5" w16cid:durableId="1341930438">
-    <w:abstractNumId w:val="19"/>
+  <w:num w:numId="20" w16cid:durableId="1223173822">
+    <w:abstractNumId w:val="8"/>
   </w:num>
-  <w:num w:numId="6" w16cid:durableId="1959753956">
+  <w:num w:numId="21" w16cid:durableId="1439906473">
+    <w:abstractNumId w:val="9"/>
+  </w:num>
+  <w:num w:numId="22" w16cid:durableId="309793312">
     <w:abstractNumId w:val="13"/>
   </w:num>
-  <w:num w:numId="7" w16cid:durableId="1793400072">
-    <w:abstractNumId w:val="4"/>
-  </w:num>
-  <w:num w:numId="8" w16cid:durableId="1718581275">
+  <w:num w:numId="23" w16cid:durableId="1558935777">
     <w:abstractNumId w:val="10"/>
-  </w:num>
-  <w:num w:numId="9" w16cid:durableId="60566036">
-    <w:abstractNumId w:val="26"/>
-  </w:num>
-  <w:num w:numId="10" w16cid:durableId="1747679168">
-    <w:abstractNumId w:val="21"/>
-  </w:num>
-  <w:num w:numId="11" w16cid:durableId="1022441771">
-    <w:abstractNumId w:val="5"/>
-  </w:num>
-  <w:num w:numId="12" w16cid:durableId="431435604">
-    <w:abstractNumId w:val="17"/>
-  </w:num>
-  <w:num w:numId="13" w16cid:durableId="1922636073">
-    <w:abstractNumId w:val="24"/>
-  </w:num>
-  <w:num w:numId="14" w16cid:durableId="2095936776">
-    <w:abstractNumId w:val="6"/>
-  </w:num>
-  <w:num w:numId="15" w16cid:durableId="1378123593">
-    <w:abstractNumId w:val="20"/>
-  </w:num>
-  <w:num w:numId="16" w16cid:durableId="1817214419">
-    <w:abstractNumId w:val="2"/>
-  </w:num>
-  <w:num w:numId="17" w16cid:durableId="1683046835">
-    <w:abstractNumId w:val="16"/>
-  </w:num>
-  <w:num w:numId="18" w16cid:durableId="1099906161">
-    <w:abstractNumId w:val="22"/>
-  </w:num>
-  <w:num w:numId="19" w16cid:durableId="830368317">
-    <w:abstractNumId w:val="27"/>
-  </w:num>
-  <w:num w:numId="20" w16cid:durableId="1223173822">
-    <w:abstractNumId w:val="7"/>
-  </w:num>
-  <w:num w:numId="21" w16cid:durableId="1439906473">
-    <w:abstractNumId w:val="8"/>
-  </w:num>
-  <w:num w:numId="22" w16cid:durableId="309793312">
-    <w:abstractNumId w:val="11"/>
-  </w:num>
-  <w:num w:numId="23" w16cid:durableId="1558935777">
-    <w:abstractNumId w:val="9"/>
   </w:num>
   <w:num w:numId="24" w16cid:durableId="1815951069">
     <w:abstractNumId w:val="1"/>
   </w:num>
   <w:num w:numId="25" w16cid:durableId="633367985">
-    <w:abstractNumId w:val="25"/>
+    <w:abstractNumId w:val="27"/>
   </w:num>
   <w:num w:numId="26" w16cid:durableId="192039808">
-    <w:abstractNumId w:val="28"/>
+    <w:abstractNumId w:val="31"/>
   </w:num>
   <w:num w:numId="27" w16cid:durableId="1425611335">
-    <w:abstractNumId w:val="15"/>
+    <w:abstractNumId w:val="17"/>
   </w:num>
   <w:num w:numId="28" w16cid:durableId="1292008633">
-    <w:abstractNumId w:val="3"/>
+    <w:abstractNumId w:val="4"/>
   </w:num>
   <w:num w:numId="29" w16cid:durableId="893977197">
-    <w:abstractNumId w:val="14"/>
+    <w:abstractNumId w:val="16"/>
+  </w:num>
+  <w:num w:numId="30" w16cid:durableId="1191382680">
+    <w:abstractNumId w:val="2"/>
+  </w:num>
+  <w:num w:numId="31" w16cid:durableId="1933277733">
+    <w:abstractNumId w:val="11"/>
+  </w:num>
+  <w:num w:numId="32" w16cid:durableId="82266069">
+    <w:abstractNumId w:val="29"/>
   </w:num>
   <w:numIdMacAtCleanup w:val="29"/>
 </w:numbering>
@@ -25440,14 +26785,14 @@
     <w:link w:val="FiguraCar"/>
     <w:autoRedefine/>
     <w:qFormat/>
-    <w:rsid w:val="00417D56"/>
+    <w:rsid w:val="00E43500"/>
     <w:pPr>
       <w:spacing w:before="0" w:after="0"/>
       <w:ind w:firstLine="0"/>
       <w:jc w:val="center"/>
     </w:pPr>
     <w:rPr>
-      <w:rFonts w:cs="Times New Roman (Cuerpo en alfa"/>
+      <w:rFonts w:cs="Calibri"/>
       <w:color w:val="000000"/>
       <w:kern w:val="0"/>
       <w:szCs w:val="24"/>
@@ -25457,9 +26802,9 @@
   <w:style w:type="character" w:customStyle="1" w:styleId="FiguraCar">
     <w:name w:val="Figura Car"/>
     <w:link w:val="Figura"/>
-    <w:rsid w:val="00417D56"/>
+    <w:rsid w:val="00E43500"/>
     <w:rPr>
-      <w:rFonts w:cs="Times New Roman (Cuerpo en alfa"/>
+      <w:rFonts w:cs="Calibri"/>
       <w:color w:val="000000"/>
       <w:sz w:val="28"/>
       <w:szCs w:val="24"/>
@@ -26602,14 +27947,7 @@
 </file>
 
 <file path=customXml/item1.xml><?xml version="1.0" encoding="utf-8"?>
-<p:properties xmlns:p="http://schemas.microsoft.com/office/2006/metadata/properties" xmlns:xsi="http://www.w3.org/2001/XMLSchema-instance" xmlns:pc="http://schemas.microsoft.com/office/infopath/2007/PartnerControls">
-  <documentManagement>
-    <TaxCatchAll xmlns="13c90a0b-73bc-4dc0-be5f-28d77b615beb" xsi:nil="true"/>
-    <lcf76f155ced4ddcb4097134ff3c332f xmlns="13c93bba-48ce-428c-bfe5-88b42c19b028">
-      <Terms xmlns="http://schemas.microsoft.com/office/infopath/2007/PartnerControls"/>
-    </lcf76f155ced4ddcb4097134ff3c332f>
-  </documentManagement>
-</p:properties>
+<b:Sources xmlns:b="http://schemas.openxmlformats.org/officeDocument/2006/bibliography" xmlns="http://schemas.openxmlformats.org/officeDocument/2006/bibliography" SelectedStyle="\APASixthEditionOfficeOnline.xsl" StyleName="APA" Version="6"/>
 </file>
 
 <file path=customXml/item2.xml><?xml version="1.0" encoding="utf-8"?>
@@ -26622,10 +27960,6 @@
 </file>
 
 <file path=customXml/item3.xml><?xml version="1.0" encoding="utf-8"?>
-<b:Sources xmlns:b="http://schemas.openxmlformats.org/officeDocument/2006/bibliography" xmlns="http://schemas.openxmlformats.org/officeDocument/2006/bibliography" SelectedStyle="\APASixthEditionOfficeOnline.xsl" StyleName="APA" Version="6"/>
-</file>
-
-<file path=customXml/item4.xml><?xml version="1.0" encoding="utf-8"?>
 <ct:contentTypeSchema xmlns:ct="http://schemas.microsoft.com/office/2006/metadata/contentType" xmlns:ma="http://schemas.microsoft.com/office/2006/metadata/properties/metaAttributes" ct:_="" ma:_="" ma:contentTypeName="Documento" ma:contentTypeID="0x0101006A81D6BD42E8DF4C91013959704817E1" ma:contentTypeVersion="15" ma:contentTypeDescription="Crear nuevo documento." ma:contentTypeScope="" ma:versionID="bf4f72ffd194f0963ff564daca6869f7">
   <xsd:schema xmlns:xsd="http://www.w3.org/2001/XMLSchema" xmlns:xs="http://www.w3.org/2001/XMLSchema" xmlns:p="http://schemas.microsoft.com/office/2006/metadata/properties" xmlns:ns2="13c90a0b-73bc-4dc0-be5f-28d77b615beb" xmlns:ns3="13c93bba-48ce-428c-bfe5-88b42c19b028" targetNamespace="http://schemas.microsoft.com/office/2006/metadata/properties" ma:root="true" ma:fieldsID="8718d6f4873a5b1392a45044efa78385" ns2:_="" ns3:_="">
     <xsd:import namespace="13c90a0b-73bc-4dc0-be5f-28d77b615beb"/>
@@ -26860,13 +28194,21 @@
 </ct:contentTypeSchema>
 </file>
 
+<file path=customXml/item4.xml><?xml version="1.0" encoding="utf-8"?>
+<p:properties xmlns:p="http://schemas.microsoft.com/office/2006/metadata/properties" xmlns:xsi="http://www.w3.org/2001/XMLSchema-instance" xmlns:pc="http://schemas.microsoft.com/office/infopath/2007/PartnerControls">
+  <documentManagement>
+    <TaxCatchAll xmlns="13c90a0b-73bc-4dc0-be5f-28d77b615beb" xsi:nil="true"/>
+    <lcf76f155ced4ddcb4097134ff3c332f xmlns="13c93bba-48ce-428c-bfe5-88b42c19b028">
+      <Terms xmlns="http://schemas.microsoft.com/office/infopath/2007/PartnerControls"/>
+    </lcf76f155ced4ddcb4097134ff3c332f>
+  </documentManagement>
+</p:properties>
+</file>
+
 <file path=customXml/itemProps1.xml><?xml version="1.0" encoding="utf-8"?>
-<ds:datastoreItem xmlns:ds="http://schemas.openxmlformats.org/officeDocument/2006/customXml" ds:itemID="{CEECB56F-E1D8-45BF-A0A3-B5258E7263D4}">
+<ds:datastoreItem xmlns:ds="http://schemas.openxmlformats.org/officeDocument/2006/customXml" ds:itemID="{1AF2C25B-FB23-49D7-861B-D97474F002D2}">
   <ds:schemaRefs>
-    <ds:schemaRef ds:uri="http://schemas.microsoft.com/office/2006/metadata/properties"/>
-    <ds:schemaRef ds:uri="http://schemas.microsoft.com/office/infopath/2007/PartnerControls"/>
-    <ds:schemaRef ds:uri="13c90a0b-73bc-4dc0-be5f-28d77b615beb"/>
-    <ds:schemaRef ds:uri="13c93bba-48ce-428c-bfe5-88b42c19b028"/>
+    <ds:schemaRef ds:uri="http://schemas.openxmlformats.org/officeDocument/2006/bibliography"/>
   </ds:schemaRefs>
 </ds:datastoreItem>
 </file>
@@ -26880,14 +28222,6 @@
 </file>
 
 <file path=customXml/itemProps3.xml><?xml version="1.0" encoding="utf-8"?>
-<ds:datastoreItem xmlns:ds="http://schemas.openxmlformats.org/officeDocument/2006/customXml" ds:itemID="{1AF2C25B-FB23-49D7-861B-D97474F002D2}">
-  <ds:schemaRefs>
-    <ds:schemaRef ds:uri="http://schemas.openxmlformats.org/officeDocument/2006/bibliography"/>
-  </ds:schemaRefs>
-</ds:datastoreItem>
-</file>
-
-<file path=customXml/itemProps4.xml><?xml version="1.0" encoding="utf-8"?>
 <ds:datastoreItem xmlns:ds="http://schemas.openxmlformats.org/officeDocument/2006/customXml" ds:itemID="{4B3C6E78-634C-4AE7-B2E1-4D68F5BA9D52}">
   <ds:schemaRefs>
     <ds:schemaRef ds:uri="http://schemas.microsoft.com/office/2006/metadata/contentType"/>
@@ -26904,4 +28238,15 @@
     <ds:schemaRef ds:uri="http://schemas.microsoft.com/internal/obd"/>
   </ds:schemaRefs>
 </ds:datastoreItem>
+</file>
+
+<file path=customXml/itemProps4.xml><?xml version="1.0" encoding="utf-8"?>
+<ds:datastoreItem xmlns:ds="http://schemas.openxmlformats.org/officeDocument/2006/customXml" ds:itemID="{CEECB56F-E1D8-45BF-A0A3-B5258E7263D4}">
+  <ds:schemaRefs>
+    <ds:schemaRef ds:uri="http://schemas.microsoft.com/office/2006/metadata/properties"/>
+    <ds:schemaRef ds:uri="http://schemas.microsoft.com/office/infopath/2007/PartnerControls"/>
+    <ds:schemaRef ds:uri="13c90a0b-73bc-4dc0-be5f-28d77b615beb"/>
+    <ds:schemaRef ds:uri="13c93bba-48ce-428c-bfe5-88b42c19b028"/>
+  </ds:schemaRefs>
+</ds:datastoreItem>
 </file>